--- a/8.资源管理/1.流程制度规范类文件/080104-服务知识管理制度.docx
+++ b/8.资源管理/1.流程制度规范类文件/080104-服务知识管理制度.docx
@@ -1,20 +1,19 @@
 
 <file path=word/document.xml><?xml version="1.0" encoding="utf-8"?>
-<w:document xmlns:wpc="http://schemas.microsoft.com/office/word/2010/wordprocessingCanvas" xmlns:mc="http://schemas.openxmlformats.org/markup-compatibility/2006" xmlns:o="urn:schemas-microsoft-com:office:office" xmlns:r="http://schemas.openxmlformats.org/officeDocument/2006/relationships" xmlns:m="http://schemas.openxmlformats.org/officeDocument/2006/math" xmlns:v="urn:schemas-microsoft-com:vml" xmlns:wp14="http://schemas.microsoft.com/office/word/2010/wordprocessingDrawing" xmlns:wp="http://schemas.openxmlformats.org/drawingml/2006/wordprocessingDrawing" xmlns:w10="urn:schemas-microsoft-com:office:word" xmlns:w="http://schemas.openxmlformats.org/wordprocessingml/2006/main" xmlns:w14="http://schemas.microsoft.com/office/word/2010/wordml" xmlns:w15="http://schemas.microsoft.com/office/word/2012/wordml" xmlns:wne="http://schemas.microsoft.com/office/word/2006/wordml" xmlns:wpg="http://schemas.microsoft.com/office/word/2010/wordprocessingGroup" xmlns:wpi="http://schemas.microsoft.com/office/word/2010/wordprocessingInk" xmlns:wps="http://schemas.microsoft.com/office/word/2010/wordprocessingShape" mc:Ignorable="w14 w15 wp14">
-  <!-- Generated by Aspose.Words for .NET 13.3.0.1 -->
+<w:document xmlns:wpc="http://schemas.microsoft.com/office/word/2010/wordprocessingCanvas" xmlns:mc="http://schemas.openxmlformats.org/markup-compatibility/2006" xmlns:o="urn:schemas-microsoft-com:office:office" xmlns:r="http://schemas.openxmlformats.org/officeDocument/2006/relationships" xmlns:m="http://schemas.openxmlformats.org/officeDocument/2006/math" xmlns:v="urn:schemas-microsoft-com:vml" xmlns:wp14="http://schemas.microsoft.com/office/word/2010/wordprocessingDrawing" xmlns:wp="http://schemas.openxmlformats.org/drawingml/2006/wordprocessingDrawing" xmlns:w="http://schemas.openxmlformats.org/wordprocessingml/2006/main" xmlns:w14="http://schemas.microsoft.com/office/word/2010/wordml" xmlns:w10="urn:schemas-microsoft-com:office:word" xmlns:w15="http://schemas.microsoft.com/office/word/2012/wordml" xmlns:wpg="http://schemas.microsoft.com/office/word/2010/wordprocessingGroup" xmlns:wpi="http://schemas.microsoft.com/office/word/2010/wordprocessingInk" xmlns:wne="http://schemas.microsoft.com/office/word/2006/wordml" xmlns:wps="http://schemas.microsoft.com/office/word/2010/wordprocessingShape" xmlns:wpsCustomData="http://www.wps.cn/officeDocument/2013/wpsCustomData" mc:Ignorable="w14 w15 wp14">
   <w:body>
     <w:p>
       <w:pPr>
-        <w:pStyle w:val="a1"/>
+        <w:pStyle w:val="31"/>
         <w:bidi w:val="0"/>
       </w:pPr>
     </w:p>
     <w:p>
       <w:pPr>
-        <w:pStyle w:val="a1"/>
+        <w:pStyle w:val="31"/>
         <w:bidi w:val="0"/>
       </w:pPr>
-      <w:bookmarkStart w:id="0" w:name="_Toc2874"/>
+      <w:bookmarkStart w:id="0" w:name="_Toc25242"/>
       <w:r>
         <w:t>服务知识管理制度</w:t>
       </w:r>
@@ -22,10 +21,10 @@
     </w:p>
     <w:p>
       <w:pPr>
-        <w:pStyle w:val="a2"/>
+        <w:pStyle w:val="32"/>
         <w:bidi w:val="0"/>
       </w:pPr>
-      <w:bookmarkStart w:id="1" w:name="_Toc1274"/>
+      <w:bookmarkStart w:id="1" w:name="_Toc6252"/>
       <w:r>
         <w:t>江苏云储智能科技有限公司</w:t>
       </w:r>
@@ -34,17 +33,17 @@
     <w:p>
       <w:pPr>
         <w:bidi w:val="0"/>
-        <w:ind w:left="0" w:right="0" w:firstLine="0" w:leftChars="0" w:rightChars="0" w:firstLineChars="0"/>
+        <w:ind w:left="0" w:leftChars="0" w:right="0" w:rightChars="0" w:firstLine="0" w:firstLineChars="0"/>
         <w:jc w:val="center"/>
         <w:rPr>
-          <w:rFonts w:ascii="宋体" w:eastAsia="宋体" w:hAnsi="宋体" w:cs="宋体"/>
+          <w:rFonts w:ascii="宋体" w:hAnsi="宋体" w:eastAsia="宋体" w:cs="宋体"/>
           <w:sz w:val="28"/>
           <w:szCs w:val="28"/>
         </w:rPr>
       </w:pPr>
       <w:r>
         <w:rPr>
-          <w:rFonts w:ascii="宋体" w:eastAsia="宋体" w:hAnsi="宋体" w:cs="宋体" w:hint="eastAsia"/>
+          <w:rFonts w:hint="eastAsia" w:ascii="宋体" w:hAnsi="宋体" w:eastAsia="宋体" w:cs="宋体"/>
           <w:b w:val="0"/>
           <w:bCs w:val="0"/>
           <w:sz w:val="36"/>
@@ -55,7 +54,7 @@
       </w:r>
       <w:r>
         <w:rPr>
-          <w:rFonts w:ascii="宋体" w:eastAsia="宋体" w:hAnsi="宋体" w:cs="宋体" w:hint="eastAsia"/>
+          <w:rFonts w:hint="eastAsia" w:ascii="宋体" w:hAnsi="宋体" w:eastAsia="宋体" w:cs="宋体"/>
           <w:b w:val="0"/>
           <w:bCs w:val="0"/>
           <w:color w:val="333333"/>
@@ -67,7 +66,7 @@
       </w:r>
       <w:r>
         <w:rPr>
-          <w:rFonts w:ascii="宋体" w:eastAsia="宋体" w:hAnsi="宋体" w:cs="宋体"/>
+          <w:rFonts w:ascii="宋体" w:hAnsi="宋体" w:eastAsia="宋体" w:cs="宋体"/>
           <w:spacing w:val="-3"/>
           <w:sz w:val="28"/>
           <w:szCs w:val="28"/>
@@ -77,16 +76,16 @@
     </w:p>
     <w:tbl>
       <w:tblPr>
-        <w:tblStyle w:val="TableNormal0"/>
+        <w:tblStyle w:val="24"/>
         <w:tblW w:w="9071" w:type="dxa"/>
         <w:tblInd w:w="5" w:type="dxa"/>
         <w:tblBorders>
-          <w:top w:val="single" w:sz="4" w:space="0" w:color="000000"/>
-          <w:left w:val="single" w:sz="4" w:space="0" w:color="000000"/>
-          <w:bottom w:val="single" w:sz="4" w:space="0" w:color="000000"/>
-          <w:right w:val="single" w:sz="4" w:space="0" w:color="000000"/>
-          <w:insideH w:val="single" w:sz="4" w:space="0" w:color="000000"/>
-          <w:insideV w:val="single" w:sz="4" w:space="0" w:color="000000"/>
+          <w:top w:val="single" w:color="000000" w:sz="4" w:space="0"/>
+          <w:left w:val="single" w:color="000000" w:sz="4" w:space="0"/>
+          <w:bottom w:val="single" w:color="000000" w:sz="4" w:space="0"/>
+          <w:right w:val="single" w:color="000000" w:sz="4" w:space="0"/>
+          <w:insideH w:val="single" w:color="000000" w:sz="4" w:space="0"/>
+          <w:insideV w:val="single" w:color="000000" w:sz="4" w:space="0"/>
         </w:tblBorders>
         <w:tblLayout w:type="fixed"/>
         <w:tblCellMar>
@@ -105,17 +104,14 @@
       </w:tblGrid>
       <w:tr>
         <w:tblPrEx>
-          <w:tblW w:w="9071" w:type="dxa"/>
-          <w:tblInd w:w="5" w:type="dxa"/>
           <w:tblBorders>
-            <w:top w:val="single" w:sz="4" w:space="0" w:color="000000"/>
-            <w:left w:val="single" w:sz="4" w:space="0" w:color="000000"/>
-            <w:bottom w:val="single" w:sz="4" w:space="0" w:color="000000"/>
-            <w:right w:val="single" w:sz="4" w:space="0" w:color="000000"/>
-            <w:insideH w:val="single" w:sz="4" w:space="0" w:color="000000"/>
-            <w:insideV w:val="single" w:sz="4" w:space="0" w:color="000000"/>
+            <w:top w:val="single" w:color="000000" w:sz="4" w:space="0"/>
+            <w:left w:val="single" w:color="000000" w:sz="4" w:space="0"/>
+            <w:bottom w:val="single" w:color="000000" w:sz="4" w:space="0"/>
+            <w:right w:val="single" w:color="000000" w:sz="4" w:space="0"/>
+            <w:insideH w:val="single" w:color="000000" w:sz="4" w:space="0"/>
+            <w:insideV w:val="single" w:color="000000" w:sz="4" w:space="0"/>
           </w:tblBorders>
-          <w:tblLayout w:type="fixed"/>
           <w:tblCellMar>
             <w:top w:w="0" w:type="dxa"/>
             <w:left w:w="0" w:type="dxa"/>
@@ -124,7 +120,7 @@
           </w:tblCellMar>
         </w:tblPrEx>
         <w:trPr>
-          <w:trHeight w:val="611"/>
+          <w:trHeight w:val="611" w:hRule="atLeast"/>
         </w:trPr>
         <w:tc>
           <w:tcPr>
@@ -135,14 +131,14 @@
               <w:spacing w:before="199" w:line="220" w:lineRule="auto"/>
               <w:ind w:left="296"/>
               <w:rPr>
-                <w:rFonts w:ascii="宋体" w:eastAsia="宋体" w:hAnsi="宋体" w:cs="宋体"/>
+                <w:rFonts w:ascii="宋体" w:hAnsi="宋体" w:eastAsia="宋体" w:cs="宋体"/>
                 <w:sz w:val="21"/>
                 <w:szCs w:val="21"/>
               </w:rPr>
             </w:pPr>
             <w:r>
               <w:rPr>
-                <w:rFonts w:ascii="宋体" w:eastAsia="宋体" w:hAnsi="宋体" w:cs="宋体"/>
+                <w:rFonts w:ascii="宋体" w:hAnsi="宋体" w:eastAsia="宋体" w:cs="宋体"/>
                 <w:spacing w:val="-2"/>
                 <w:sz w:val="21"/>
                 <w:szCs w:val="21"/>
@@ -161,14 +157,14 @@
               <w:spacing w:before="200" w:line="219" w:lineRule="auto"/>
               <w:ind w:left="108"/>
               <w:rPr>
-                <w:rFonts w:ascii="宋体" w:eastAsia="宋体" w:hAnsi="宋体" w:cs="宋体"/>
+                <w:rFonts w:ascii="宋体" w:hAnsi="宋体" w:eastAsia="宋体" w:cs="宋体"/>
                 <w:sz w:val="21"/>
                 <w:szCs w:val="21"/>
               </w:rPr>
             </w:pPr>
             <w:r>
               <w:rPr>
-                <w:rFonts w:ascii="宋体" w:eastAsia="宋体" w:hAnsi="宋体" w:cs="宋体" w:hint="eastAsia"/>
+                <w:rFonts w:hint="eastAsia" w:ascii="宋体" w:hAnsi="宋体" w:eastAsia="宋体" w:cs="宋体"/>
                 <w:sz w:val="21"/>
                 <w:szCs w:val="21"/>
                 <w:lang w:val="en-US" w:eastAsia="zh-CN"/>
@@ -177,7 +173,7 @@
             </w:r>
             <w:r>
               <w:rPr>
-                <w:rFonts w:ascii="宋体" w:eastAsia="宋体" w:hAnsi="宋体" w:cs="宋体"/>
+                <w:rFonts w:ascii="宋体" w:hAnsi="宋体" w:eastAsia="宋体" w:cs="宋体"/>
                 <w:sz w:val="21"/>
                 <w:szCs w:val="21"/>
               </w:rPr>
@@ -185,7 +181,7 @@
             </w:r>
             <w:r>
               <w:rPr>
-                <w:rFonts w:ascii="宋体" w:eastAsia="宋体" w:hAnsi="宋体" w:cs="宋体"/>
+                <w:rFonts w:ascii="宋体" w:hAnsi="宋体" w:eastAsia="宋体" w:cs="宋体"/>
                 <w:spacing w:val="-1"/>
                 <w:sz w:val="21"/>
                 <w:szCs w:val="21"/>
@@ -194,7 +190,7 @@
             </w:r>
             <w:r>
               <w:rPr>
-                <w:rFonts w:ascii="宋体" w:eastAsia="宋体" w:hAnsi="宋体" w:cs="宋体" w:hint="eastAsia"/>
+                <w:rFonts w:hint="eastAsia" w:ascii="宋体" w:hAnsi="宋体" w:eastAsia="宋体" w:cs="宋体"/>
                 <w:spacing w:val="-1"/>
                 <w:sz w:val="21"/>
                 <w:szCs w:val="21"/>
@@ -204,7 +200,7 @@
             </w:r>
             <w:r>
               <w:rPr>
-                <w:rFonts w:ascii="宋体" w:eastAsia="宋体" w:hAnsi="宋体" w:cs="宋体"/>
+                <w:rFonts w:ascii="宋体" w:hAnsi="宋体" w:eastAsia="宋体" w:cs="宋体"/>
                 <w:spacing w:val="-1"/>
                 <w:sz w:val="21"/>
                 <w:szCs w:val="21"/>
@@ -216,9 +212,14 @@
       </w:tr>
       <w:tr>
         <w:tblPrEx>
-          <w:tblW w:w="9071" w:type="dxa"/>
-          <w:tblInd w:w="5" w:type="dxa"/>
-          <w:tblLayout w:type="fixed"/>
+          <w:tblBorders>
+            <w:top w:val="single" w:color="000000" w:sz="4" w:space="0"/>
+            <w:left w:val="single" w:color="000000" w:sz="4" w:space="0"/>
+            <w:bottom w:val="single" w:color="000000" w:sz="4" w:space="0"/>
+            <w:right w:val="single" w:color="000000" w:sz="4" w:space="0"/>
+            <w:insideH w:val="single" w:color="000000" w:sz="4" w:space="0"/>
+            <w:insideV w:val="single" w:color="000000" w:sz="4" w:space="0"/>
+          </w:tblBorders>
           <w:tblCellMar>
             <w:top w:w="0" w:type="dxa"/>
             <w:left w:w="0" w:type="dxa"/>
@@ -227,7 +228,7 @@
           </w:tblCellMar>
         </w:tblPrEx>
         <w:trPr>
-          <w:trHeight w:val="606"/>
+          <w:trHeight w:val="606" w:hRule="atLeast"/>
         </w:trPr>
         <w:tc>
           <w:tcPr>
@@ -238,14 +239,14 @@
               <w:spacing w:before="196" w:line="220" w:lineRule="auto"/>
               <w:ind w:left="506"/>
               <w:rPr>
-                <w:rFonts w:ascii="宋体" w:eastAsia="宋体" w:hAnsi="宋体" w:cs="宋体"/>
+                <w:rFonts w:ascii="宋体" w:hAnsi="宋体" w:eastAsia="宋体" w:cs="宋体"/>
                 <w:sz w:val="21"/>
                 <w:szCs w:val="21"/>
               </w:rPr>
             </w:pPr>
             <w:r>
               <w:rPr>
-                <w:rFonts w:ascii="宋体" w:eastAsia="宋体" w:hAnsi="宋体" w:cs="宋体"/>
+                <w:rFonts w:ascii="宋体" w:hAnsi="宋体" w:eastAsia="宋体" w:cs="宋体"/>
                 <w:spacing w:val="-2"/>
                 <w:sz w:val="21"/>
                 <w:szCs w:val="21"/>
@@ -264,14 +265,14 @@
               <w:spacing w:before="197" w:line="219" w:lineRule="auto"/>
               <w:ind w:left="108"/>
               <w:rPr>
-                <w:rFonts w:ascii="宋体" w:eastAsia="宋体" w:hAnsi="宋体" w:cs="宋体"/>
+                <w:rFonts w:ascii="宋体" w:hAnsi="宋体" w:eastAsia="宋体" w:cs="宋体"/>
                 <w:sz w:val="21"/>
                 <w:szCs w:val="21"/>
               </w:rPr>
             </w:pPr>
             <w:r>
               <w:rPr>
-                <w:rFonts w:ascii="宋体" w:eastAsia="宋体" w:hAnsi="宋体" w:cs="宋体"/>
+                <w:rFonts w:ascii="宋体" w:hAnsi="宋体" w:eastAsia="宋体" w:cs="宋体"/>
                 <w:spacing w:val="-1"/>
                 <w:sz w:val="21"/>
                 <w:szCs w:val="21"/>
@@ -283,9 +284,14 @@
       </w:tr>
       <w:tr>
         <w:tblPrEx>
-          <w:tblW w:w="9071" w:type="dxa"/>
-          <w:tblInd w:w="5" w:type="dxa"/>
-          <w:tblLayout w:type="fixed"/>
+          <w:tblBorders>
+            <w:top w:val="single" w:color="000000" w:sz="4" w:space="0"/>
+            <w:left w:val="single" w:color="000000" w:sz="4" w:space="0"/>
+            <w:bottom w:val="single" w:color="000000" w:sz="4" w:space="0"/>
+            <w:right w:val="single" w:color="000000" w:sz="4" w:space="0"/>
+            <w:insideH w:val="single" w:color="000000" w:sz="4" w:space="0"/>
+            <w:insideV w:val="single" w:color="000000" w:sz="4" w:space="0"/>
+          </w:tblBorders>
           <w:tblCellMar>
             <w:top w:w="0" w:type="dxa"/>
             <w:left w:w="0" w:type="dxa"/>
@@ -294,7 +300,7 @@
           </w:tblCellMar>
         </w:tblPrEx>
         <w:trPr>
-          <w:trHeight w:val="607"/>
+          <w:trHeight w:val="607" w:hRule="atLeast"/>
         </w:trPr>
         <w:tc>
           <w:tcPr>
@@ -305,14 +311,14 @@
               <w:spacing w:before="199" w:line="219" w:lineRule="auto"/>
               <w:ind w:left="506"/>
               <w:rPr>
-                <w:rFonts w:ascii="宋体" w:eastAsia="宋体" w:hAnsi="宋体" w:cs="宋体"/>
+                <w:rFonts w:ascii="宋体" w:hAnsi="宋体" w:eastAsia="宋体" w:cs="宋体"/>
                 <w:sz w:val="21"/>
                 <w:szCs w:val="21"/>
               </w:rPr>
             </w:pPr>
             <w:r>
               <w:rPr>
-                <w:rFonts w:ascii="宋体" w:eastAsia="宋体" w:hAnsi="宋体" w:cs="宋体"/>
+                <w:rFonts w:ascii="宋体" w:hAnsi="宋体" w:eastAsia="宋体" w:cs="宋体"/>
                 <w:spacing w:val="-2"/>
                 <w:sz w:val="21"/>
                 <w:szCs w:val="21"/>
@@ -330,14 +336,14 @@
               <w:spacing w:before="199" w:line="219" w:lineRule="auto"/>
               <w:ind w:left="288"/>
               <w:rPr>
-                <w:rFonts w:ascii="宋体" w:eastAsia="宋体" w:hAnsi="宋体" w:cs="宋体"/>
+                <w:rFonts w:ascii="宋体" w:hAnsi="宋体" w:eastAsia="宋体" w:cs="宋体"/>
                 <w:sz w:val="21"/>
                 <w:szCs w:val="21"/>
               </w:rPr>
             </w:pPr>
             <w:r>
               <w:rPr>
-                <w:rFonts w:ascii="宋体" w:eastAsia="宋体" w:hAnsi="宋体" w:cs="宋体"/>
+                <w:rFonts w:ascii="宋体" w:hAnsi="宋体" w:eastAsia="宋体" w:cs="宋体"/>
                 <w:spacing w:val="-2"/>
                 <w:sz w:val="21"/>
                 <w:szCs w:val="21"/>
@@ -355,14 +361,14 @@
               <w:spacing w:before="199" w:line="219" w:lineRule="auto"/>
               <w:ind w:left="735"/>
               <w:rPr>
-                <w:rFonts w:ascii="宋体" w:eastAsia="宋体" w:hAnsi="宋体" w:cs="宋体"/>
+                <w:rFonts w:ascii="宋体" w:hAnsi="宋体" w:eastAsia="宋体" w:cs="宋体"/>
                 <w:sz w:val="21"/>
                 <w:szCs w:val="21"/>
               </w:rPr>
             </w:pPr>
             <w:r>
               <w:rPr>
-                <w:rFonts w:ascii="宋体" w:eastAsia="宋体" w:hAnsi="宋体" w:cs="宋体"/>
+                <w:rFonts w:ascii="宋体" w:hAnsi="宋体" w:eastAsia="宋体" w:cs="宋体"/>
                 <w:spacing w:val="-2"/>
                 <w:sz w:val="21"/>
                 <w:szCs w:val="21"/>
@@ -380,14 +386,14 @@
               <w:spacing w:before="199" w:line="220" w:lineRule="auto"/>
               <w:ind w:left="575"/>
               <w:rPr>
-                <w:rFonts w:ascii="宋体" w:eastAsia="宋体" w:hAnsi="宋体" w:cs="宋体"/>
+                <w:rFonts w:ascii="宋体" w:hAnsi="宋体" w:eastAsia="宋体" w:cs="宋体"/>
                 <w:sz w:val="21"/>
                 <w:szCs w:val="21"/>
               </w:rPr>
             </w:pPr>
             <w:r>
               <w:rPr>
-                <w:rFonts w:ascii="宋体" w:eastAsia="宋体" w:hAnsi="宋体" w:cs="宋体"/>
+                <w:rFonts w:ascii="宋体" w:hAnsi="宋体" w:eastAsia="宋体" w:cs="宋体"/>
                 <w:spacing w:val="-3"/>
                 <w:sz w:val="21"/>
                 <w:szCs w:val="21"/>
@@ -405,14 +411,14 @@
               <w:spacing w:before="199" w:line="220" w:lineRule="auto"/>
               <w:ind w:left="782"/>
               <w:rPr>
-                <w:rFonts w:ascii="宋体" w:eastAsia="宋体" w:hAnsi="宋体" w:cs="宋体"/>
+                <w:rFonts w:ascii="宋体" w:hAnsi="宋体" w:eastAsia="宋体" w:cs="宋体"/>
                 <w:sz w:val="21"/>
                 <w:szCs w:val="21"/>
               </w:rPr>
             </w:pPr>
             <w:r>
               <w:rPr>
-                <w:rFonts w:ascii="宋体" w:eastAsia="宋体" w:hAnsi="宋体" w:cs="宋体"/>
+                <w:rFonts w:ascii="宋体" w:hAnsi="宋体" w:eastAsia="宋体" w:cs="宋体"/>
                 <w:spacing w:val="-5"/>
                 <w:sz w:val="21"/>
                 <w:szCs w:val="21"/>
@@ -424,9 +430,14 @@
       </w:tr>
       <w:tr>
         <w:tblPrEx>
-          <w:tblW w:w="9071" w:type="dxa"/>
-          <w:tblInd w:w="5" w:type="dxa"/>
-          <w:tblLayout w:type="fixed"/>
+          <w:tblBorders>
+            <w:top w:val="single" w:color="000000" w:sz="4" w:space="0"/>
+            <w:left w:val="single" w:color="000000" w:sz="4" w:space="0"/>
+            <w:bottom w:val="single" w:color="000000" w:sz="4" w:space="0"/>
+            <w:right w:val="single" w:color="000000" w:sz="4" w:space="0"/>
+            <w:insideH w:val="single" w:color="000000" w:sz="4" w:space="0"/>
+            <w:insideV w:val="single" w:color="000000" w:sz="4" w:space="0"/>
+          </w:tblBorders>
           <w:tblCellMar>
             <w:top w:w="0" w:type="dxa"/>
             <w:left w:w="0" w:type="dxa"/>
@@ -435,7 +446,7 @@
           </w:tblCellMar>
         </w:tblPrEx>
         <w:trPr>
-          <w:trHeight w:val="474"/>
+          <w:trHeight w:val="474" w:hRule="atLeast"/>
         </w:trPr>
         <w:tc>
           <w:tcPr>
@@ -446,14 +457,14 @@
               <w:spacing w:before="163" w:line="239" w:lineRule="auto"/>
               <w:ind w:left="709"/>
               <w:rPr>
-                <w:rFonts w:ascii="宋体" w:eastAsia="宋体" w:hAnsi="宋体" w:cs="宋体"/>
+                <w:rFonts w:ascii="宋体" w:hAnsi="宋体" w:eastAsia="宋体" w:cs="宋体"/>
                 <w:sz w:val="21"/>
                 <w:szCs w:val="21"/>
               </w:rPr>
             </w:pPr>
             <w:r>
               <w:rPr>
-                <w:rFonts w:ascii="宋体" w:eastAsia="宋体" w:hAnsi="宋体" w:cs="宋体"/>
+                <w:rFonts w:ascii="宋体" w:hAnsi="宋体" w:eastAsia="宋体" w:cs="宋体"/>
                 <w:spacing w:val="-1"/>
                 <w:sz w:val="21"/>
                 <w:szCs w:val="21"/>
@@ -471,14 +482,14 @@
               <w:spacing w:before="163"/>
               <w:ind w:left="290"/>
               <w:rPr>
-                <w:rFonts w:ascii="宋体" w:eastAsia="宋体" w:hAnsi="宋体" w:cs="宋体"/>
+                <w:rFonts w:ascii="宋体" w:hAnsi="宋体" w:eastAsia="宋体" w:cs="宋体"/>
                 <w:sz w:val="21"/>
                 <w:szCs w:val="21"/>
               </w:rPr>
             </w:pPr>
             <w:r>
               <w:rPr>
-                <w:rFonts w:ascii="宋体" w:eastAsia="宋体" w:hAnsi="宋体" w:cs="宋体"/>
+                <w:rFonts w:ascii="宋体" w:hAnsi="宋体" w:eastAsia="宋体" w:cs="宋体"/>
                 <w:spacing w:val="-2"/>
                 <w:sz w:val="21"/>
                 <w:szCs w:val="21"/>
@@ -496,14 +507,14 @@
               <w:spacing w:before="132" w:line="219" w:lineRule="auto"/>
               <w:ind w:left="743"/>
               <w:rPr>
-                <w:rFonts w:ascii="宋体" w:eastAsia="宋体" w:hAnsi="宋体" w:cs="宋体"/>
+                <w:rFonts w:ascii="宋体" w:hAnsi="宋体" w:eastAsia="宋体" w:cs="宋体"/>
                 <w:sz w:val="21"/>
                 <w:szCs w:val="21"/>
               </w:rPr>
             </w:pPr>
             <w:r>
               <w:rPr>
-                <w:rFonts w:ascii="宋体" w:eastAsia="宋体" w:hAnsi="宋体" w:cs="宋体"/>
+                <w:rFonts w:ascii="宋体" w:hAnsi="宋体" w:eastAsia="宋体" w:cs="宋体"/>
                 <w:spacing w:val="-3"/>
                 <w:sz w:val="21"/>
                 <w:szCs w:val="21"/>
@@ -521,7 +532,7 @@
               <w:spacing w:before="134" w:line="228" w:lineRule="auto"/>
               <w:ind w:left="576"/>
               <w:rPr>
-                <w:rFonts w:ascii="宋体" w:eastAsia="宋体" w:hAnsi="宋体" w:cs="宋体" w:hint="default"/>
+                <w:rFonts w:hint="default" w:ascii="宋体" w:hAnsi="宋体" w:eastAsia="宋体" w:cs="宋体"/>
                 <w:sz w:val="21"/>
                 <w:szCs w:val="21"/>
                 <w:lang w:val="en-US" w:eastAsia="zh-CN"/>
@@ -529,7 +540,7 @@
             </w:pPr>
             <w:r>
               <w:rPr>
-                <w:rFonts w:ascii="宋体" w:eastAsia="宋体" w:hAnsi="宋体" w:cs="宋体" w:hint="eastAsia"/>
+                <w:rFonts w:hint="eastAsia" w:ascii="宋体" w:hAnsi="宋体" w:eastAsia="宋体" w:cs="宋体"/>
                 <w:sz w:val="21"/>
                 <w:szCs w:val="21"/>
                 <w:lang w:val="en-US" w:eastAsia="zh-CN"/>
@@ -547,14 +558,14 @@
               <w:spacing w:before="133" w:line="220" w:lineRule="auto"/>
               <w:ind w:left="672"/>
               <w:rPr>
-                <w:rFonts w:ascii="宋体" w:eastAsia="宋体" w:hAnsi="宋体" w:cs="宋体"/>
+                <w:rFonts w:ascii="宋体" w:hAnsi="宋体" w:eastAsia="宋体" w:cs="宋体"/>
                 <w:sz w:val="21"/>
                 <w:szCs w:val="21"/>
               </w:rPr>
             </w:pPr>
             <w:r>
               <w:rPr>
-                <w:rFonts w:ascii="宋体" w:eastAsia="宋体" w:hAnsi="宋体" w:cs="宋体"/>
+                <w:rFonts w:ascii="宋体" w:hAnsi="宋体" w:eastAsia="宋体" w:cs="宋体"/>
                 <w:spacing w:val="-3"/>
                 <w:sz w:val="21"/>
                 <w:szCs w:val="21"/>
@@ -566,9 +577,14 @@
       </w:tr>
       <w:tr>
         <w:tblPrEx>
-          <w:tblW w:w="9071" w:type="dxa"/>
-          <w:tblInd w:w="5" w:type="dxa"/>
-          <w:tblLayout w:type="fixed"/>
+          <w:tblBorders>
+            <w:top w:val="single" w:color="000000" w:sz="4" w:space="0"/>
+            <w:left w:val="single" w:color="000000" w:sz="4" w:space="0"/>
+            <w:bottom w:val="single" w:color="000000" w:sz="4" w:space="0"/>
+            <w:right w:val="single" w:color="000000" w:sz="4" w:space="0"/>
+            <w:insideH w:val="single" w:color="000000" w:sz="4" w:space="0"/>
+            <w:insideV w:val="single" w:color="000000" w:sz="4" w:space="0"/>
+          </w:tblBorders>
           <w:tblCellMar>
             <w:top w:w="0" w:type="dxa"/>
             <w:left w:w="0" w:type="dxa"/>
@@ -577,7 +593,7 @@
           </w:tblCellMar>
         </w:tblPrEx>
         <w:trPr>
-          <w:trHeight w:val="528"/>
+          <w:trHeight w:val="528" w:hRule="atLeast"/>
         </w:trPr>
         <w:tc>
           <w:tcPr>
@@ -585,7 +601,7 @@
           </w:tcPr>
           <w:p>
             <w:pPr>
-              <w:pStyle w:val="TableText"/>
+              <w:pStyle w:val="25"/>
             </w:pPr>
           </w:p>
         </w:tc>
@@ -595,7 +611,7 @@
           </w:tcPr>
           <w:p>
             <w:pPr>
-              <w:pStyle w:val="TableText"/>
+              <w:pStyle w:val="25"/>
             </w:pPr>
           </w:p>
         </w:tc>
@@ -605,7 +621,7 @@
           </w:tcPr>
           <w:p>
             <w:pPr>
-              <w:pStyle w:val="TableText"/>
+              <w:pStyle w:val="25"/>
             </w:pPr>
           </w:p>
         </w:tc>
@@ -615,7 +631,7 @@
           </w:tcPr>
           <w:p>
             <w:pPr>
-              <w:pStyle w:val="TableText"/>
+              <w:pStyle w:val="25"/>
             </w:pPr>
           </w:p>
         </w:tc>
@@ -625,16 +641,21 @@
           </w:tcPr>
           <w:p>
             <w:pPr>
-              <w:pStyle w:val="TableText"/>
+              <w:pStyle w:val="25"/>
             </w:pPr>
           </w:p>
         </w:tc>
       </w:tr>
       <w:tr>
         <w:tblPrEx>
-          <w:tblW w:w="9071" w:type="dxa"/>
-          <w:tblInd w:w="5" w:type="dxa"/>
-          <w:tblLayout w:type="fixed"/>
+          <w:tblBorders>
+            <w:top w:val="single" w:color="000000" w:sz="4" w:space="0"/>
+            <w:left w:val="single" w:color="000000" w:sz="4" w:space="0"/>
+            <w:bottom w:val="single" w:color="000000" w:sz="4" w:space="0"/>
+            <w:right w:val="single" w:color="000000" w:sz="4" w:space="0"/>
+            <w:insideH w:val="single" w:color="000000" w:sz="4" w:space="0"/>
+            <w:insideV w:val="single" w:color="000000" w:sz="4" w:space="0"/>
+          </w:tblBorders>
           <w:tblCellMar>
             <w:top w:w="0" w:type="dxa"/>
             <w:left w:w="0" w:type="dxa"/>
@@ -643,7 +664,7 @@
           </w:tblCellMar>
         </w:tblPrEx>
         <w:trPr>
-          <w:trHeight w:val="528"/>
+          <w:trHeight w:val="528" w:hRule="atLeast"/>
         </w:trPr>
         <w:tc>
           <w:tcPr>
@@ -651,7 +672,7 @@
           </w:tcPr>
           <w:p>
             <w:pPr>
-              <w:pStyle w:val="TableText"/>
+              <w:pStyle w:val="25"/>
             </w:pPr>
           </w:p>
         </w:tc>
@@ -661,7 +682,7 @@
           </w:tcPr>
           <w:p>
             <w:pPr>
-              <w:pStyle w:val="TableText"/>
+              <w:pStyle w:val="25"/>
             </w:pPr>
           </w:p>
         </w:tc>
@@ -671,7 +692,7 @@
           </w:tcPr>
           <w:p>
             <w:pPr>
-              <w:pStyle w:val="TableText"/>
+              <w:pStyle w:val="25"/>
             </w:pPr>
           </w:p>
         </w:tc>
@@ -681,7 +702,7 @@
           </w:tcPr>
           <w:p>
             <w:pPr>
-              <w:pStyle w:val="TableText"/>
+              <w:pStyle w:val="25"/>
             </w:pPr>
           </w:p>
         </w:tc>
@@ -691,7 +712,7 @@
           </w:tcPr>
           <w:p>
             <w:pPr>
-              <w:pStyle w:val="TableText"/>
+              <w:pStyle w:val="25"/>
             </w:pPr>
           </w:p>
         </w:tc>
@@ -700,7 +721,7 @@
     <w:p>
       <w:pPr>
         <w:rPr>
-          <w:rFonts w:ascii="Verdana" w:eastAsia="Verdana" w:hAnsi="Verdana" w:cs="Verdana"/>
+          <w:rFonts w:ascii="Verdana" w:hAnsi="Verdana" w:eastAsia="Verdana" w:cs="Verdana"/>
           <w:b/>
           <w:bCs/>
           <w:color w:val="333333"/>
@@ -711,7 +732,7 @@
       </w:pPr>
       <w:r>
         <w:rPr>
-          <w:rFonts w:ascii="Verdana" w:eastAsia="Verdana" w:hAnsi="Verdana" w:cs="Verdana"/>
+          <w:rFonts w:ascii="Verdana" w:hAnsi="Verdana" w:eastAsia="Verdana" w:cs="Verdana"/>
           <w:b/>
           <w:bCs/>
           <w:color w:val="333333"/>
@@ -725,7 +746,7 @@
     <w:sdt>
       <w:sdtPr>
         <w:rPr>
-          <w:rFonts w:ascii="宋体" w:eastAsia="宋体" w:hAnsi="宋体" w:cs="Arial"/>
+          <w:rFonts w:ascii="宋体" w:hAnsi="宋体" w:eastAsia="宋体" w:cs="Arial"/>
           <w:snapToGrid w:val="0"/>
           <w:color w:val="000000"/>
           <w:kern w:val="0"/>
@@ -741,7 +762,7 @@
       </w:sdtPr>
       <w:sdtEndPr>
         <w:rPr>
-          <w:rFonts w:ascii="Microsoft JhengHei" w:eastAsia="Microsoft JhengHei" w:hAnsi="Microsoft JhengHei" w:cs="Microsoft JhengHei" w:hint="eastAsia"/>
+          <w:rFonts w:hint="eastAsia" w:ascii="Microsoft JhengHei" w:hAnsi="Microsoft JhengHei" w:eastAsia="Microsoft JhengHei" w:cs="Microsoft JhengHei"/>
           <w:bCs/>
           <w:snapToGrid w:val="0"/>
           <w:color w:val="333333"/>
@@ -756,17 +777,17 @@
         <w:p>
           <w:pPr>
             <w:spacing w:before="0" w:beforeLines="0" w:after="0" w:afterLines="0" w:line="240" w:lineRule="auto"/>
-            <w:ind w:left="0" w:right="0" w:firstLine="0" w:leftChars="0" w:rightChars="0" w:firstLineChars="0"/>
+            <w:ind w:left="0" w:leftChars="0" w:right="0" w:rightChars="0" w:firstLine="0" w:firstLineChars="0"/>
             <w:jc w:val="center"/>
             <w:rPr>
-              <w:rFonts w:ascii="Microsoft JhengHei" w:eastAsia="Microsoft JhengHei" w:hAnsi="Microsoft JhengHei" w:cs="Microsoft JhengHei" w:hint="eastAsia"/>
+              <w:rFonts w:hint="eastAsia" w:ascii="Microsoft JhengHei" w:hAnsi="Microsoft JhengHei" w:eastAsia="Microsoft JhengHei" w:cs="Microsoft JhengHei"/>
               <w:sz w:val="24"/>
               <w:szCs w:val="24"/>
             </w:rPr>
           </w:pPr>
           <w:r>
             <w:rPr>
-              <w:rFonts w:ascii="Microsoft JhengHei" w:eastAsia="Microsoft JhengHei" w:hAnsi="Microsoft JhengHei" w:cs="Microsoft JhengHei" w:hint="eastAsia"/>
+              <w:rFonts w:hint="eastAsia" w:ascii="Microsoft JhengHei" w:hAnsi="Microsoft JhengHei" w:eastAsia="Microsoft JhengHei" w:cs="Microsoft JhengHei"/>
               <w:sz w:val="24"/>
               <w:szCs w:val="24"/>
             </w:rPr>
@@ -775,14 +796,16 @@
         </w:p>
         <w:p>
           <w:pPr>
-            <w:pStyle w:val="TOC1"/>
+            <w:pStyle w:val="16"/>
             <w:tabs>
               <w:tab w:val="right" w:leader="dot" w:pos="8886"/>
             </w:tabs>
           </w:pPr>
-          <w:r>
-            <w:rPr>
-              <w:rFonts w:ascii="Microsoft JhengHei" w:eastAsia="Microsoft JhengHei" w:hAnsi="Microsoft JhengHei" w:cs="Microsoft JhengHei" w:hint="eastAsia"/>
+          <w:bookmarkStart w:id="26" w:name="_GoBack"/>
+          <w:bookmarkEnd w:id="26"/>
+          <w:r>
+            <w:rPr>
+              <w:rFonts w:hint="eastAsia" w:ascii="Microsoft JhengHei" w:hAnsi="Microsoft JhengHei" w:eastAsia="Microsoft JhengHei" w:cs="Microsoft JhengHei"/>
               <w:b/>
               <w:bCs/>
               <w:color w:val="333333"/>
@@ -794,7 +817,7 @@
           </w:r>
           <w:r>
             <w:rPr>
-              <w:rFonts w:ascii="Microsoft JhengHei" w:eastAsia="Microsoft JhengHei" w:hAnsi="Microsoft JhengHei" w:cs="Microsoft JhengHei" w:hint="eastAsia"/>
+              <w:rFonts w:hint="eastAsia" w:ascii="Microsoft JhengHei" w:hAnsi="Microsoft JhengHei" w:eastAsia="Microsoft JhengHei" w:cs="Microsoft JhengHei"/>
               <w:b/>
               <w:bCs/>
               <w:color w:val="333333"/>
@@ -806,7 +829,7 @@
           </w:r>
           <w:r>
             <w:rPr>
-              <w:rFonts w:ascii="Microsoft JhengHei" w:eastAsia="Microsoft JhengHei" w:hAnsi="Microsoft JhengHei" w:cs="Microsoft JhengHei" w:hint="eastAsia"/>
+              <w:rFonts w:hint="eastAsia" w:ascii="Microsoft JhengHei" w:hAnsi="Microsoft JhengHei" w:eastAsia="Microsoft JhengHei" w:cs="Microsoft JhengHei"/>
               <w:b/>
               <w:bCs/>
               <w:color w:val="333333"/>
@@ -818,7 +841,7 @@
           </w:r>
           <w:r>
             <w:rPr>
-              <w:rFonts w:ascii="Microsoft JhengHei" w:eastAsia="Microsoft JhengHei" w:hAnsi="Microsoft JhengHei" w:cs="Microsoft JhengHei" w:hint="eastAsia"/>
+              <w:rFonts w:hint="eastAsia" w:ascii="Microsoft JhengHei" w:hAnsi="Microsoft JhengHei" w:eastAsia="Microsoft JhengHei" w:cs="Microsoft JhengHei"/>
               <w:bCs/>
               <w:color w:val="333333"/>
               <w:spacing w:val="-8"/>
@@ -828,16 +851,16 @@
           </w:r>
           <w:r>
             <w:rPr>
-              <w:rFonts w:ascii="Microsoft JhengHei" w:eastAsia="Microsoft JhengHei" w:hAnsi="Microsoft JhengHei" w:cs="Microsoft JhengHei" w:hint="eastAsia"/>
-              <w:bCs/>
-              <w:spacing w:val="-8"/>
-              <w:szCs w:val="24"/>
-            </w:rPr>
-            <w:instrText xml:space="preserve"> HYPERLINK \l _Toc2874 </w:instrText>
-          </w:r>
-          <w:r>
-            <w:rPr>
-              <w:rFonts w:ascii="Microsoft JhengHei" w:eastAsia="Microsoft JhengHei" w:hAnsi="Microsoft JhengHei" w:cs="Microsoft JhengHei" w:hint="eastAsia"/>
+              <w:rFonts w:hint="eastAsia" w:ascii="Microsoft JhengHei" w:hAnsi="Microsoft JhengHei" w:eastAsia="Microsoft JhengHei" w:cs="Microsoft JhengHei"/>
+              <w:bCs/>
+              <w:spacing w:val="-8"/>
+              <w:szCs w:val="24"/>
+            </w:rPr>
+            <w:instrText xml:space="preserve"> HYPERLINK \l _Toc25242 </w:instrText>
+          </w:r>
+          <w:r>
+            <w:rPr>
+              <w:rFonts w:hint="eastAsia" w:ascii="Microsoft JhengHei" w:hAnsi="Microsoft JhengHei" w:eastAsia="Microsoft JhengHei" w:cs="Microsoft JhengHei"/>
               <w:bCs/>
               <w:spacing w:val="-8"/>
               <w:szCs w:val="24"/>
@@ -854,7 +877,7 @@
             <w:fldChar w:fldCharType="begin"/>
           </w:r>
           <w:r>
-            <w:instrText xml:space="preserve"> PAGEREF _Toc2874 \h </w:instrText>
+            <w:instrText xml:space="preserve"> PAGEREF _Toc25242 \h </w:instrText>
           </w:r>
           <w:r>
             <w:fldChar w:fldCharType="separate"/>
@@ -867,7 +890,7 @@
           </w:r>
           <w:r>
             <w:rPr>
-              <w:rFonts w:ascii="Microsoft JhengHei" w:eastAsia="Microsoft JhengHei" w:hAnsi="Microsoft JhengHei" w:cs="Microsoft JhengHei" w:hint="eastAsia"/>
+              <w:rFonts w:hint="eastAsia" w:ascii="Microsoft JhengHei" w:hAnsi="Microsoft JhengHei" w:eastAsia="Microsoft JhengHei" w:cs="Microsoft JhengHei"/>
               <w:bCs/>
               <w:color w:val="333333"/>
               <w:spacing w:val="-8"/>
@@ -878,14 +901,14 @@
         </w:p>
         <w:p>
           <w:pPr>
-            <w:pStyle w:val="TOC1"/>
+            <w:pStyle w:val="16"/>
             <w:tabs>
               <w:tab w:val="right" w:leader="dot" w:pos="8886"/>
             </w:tabs>
           </w:pPr>
           <w:r>
             <w:rPr>
-              <w:rFonts w:ascii="Microsoft JhengHei" w:eastAsia="Microsoft JhengHei" w:hAnsi="Microsoft JhengHei" w:cs="Microsoft JhengHei" w:hint="eastAsia"/>
+              <w:rFonts w:hint="eastAsia" w:ascii="Microsoft JhengHei" w:hAnsi="Microsoft JhengHei" w:eastAsia="Microsoft JhengHei" w:cs="Microsoft JhengHei"/>
               <w:bCs/>
               <w:color w:val="333333"/>
               <w:spacing w:val="-8"/>
@@ -895,16 +918,16 @@
           </w:r>
           <w:r>
             <w:rPr>
-              <w:rFonts w:ascii="Microsoft JhengHei" w:eastAsia="Microsoft JhengHei" w:hAnsi="Microsoft JhengHei" w:cs="Microsoft JhengHei" w:hint="eastAsia"/>
-              <w:bCs/>
-              <w:spacing w:val="-8"/>
-              <w:szCs w:val="24"/>
-            </w:rPr>
-            <w:instrText xml:space="preserve"> HYPERLINK \l _Toc1274 </w:instrText>
-          </w:r>
-          <w:r>
-            <w:rPr>
-              <w:rFonts w:ascii="Microsoft JhengHei" w:eastAsia="Microsoft JhengHei" w:hAnsi="Microsoft JhengHei" w:cs="Microsoft JhengHei" w:hint="eastAsia"/>
+              <w:rFonts w:hint="eastAsia" w:ascii="Microsoft JhengHei" w:hAnsi="Microsoft JhengHei" w:eastAsia="Microsoft JhengHei" w:cs="Microsoft JhengHei"/>
+              <w:bCs/>
+              <w:spacing w:val="-8"/>
+              <w:szCs w:val="24"/>
+            </w:rPr>
+            <w:instrText xml:space="preserve"> HYPERLINK \l _Toc6252 </w:instrText>
+          </w:r>
+          <w:r>
+            <w:rPr>
+              <w:rFonts w:hint="eastAsia" w:ascii="Microsoft JhengHei" w:hAnsi="Microsoft JhengHei" w:eastAsia="Microsoft JhengHei" w:cs="Microsoft JhengHei"/>
               <w:bCs/>
               <w:spacing w:val="-8"/>
               <w:szCs w:val="24"/>
@@ -921,7 +944,7 @@
             <w:fldChar w:fldCharType="begin"/>
           </w:r>
           <w:r>
-            <w:instrText xml:space="preserve"> PAGEREF _Toc1274 \h </w:instrText>
+            <w:instrText xml:space="preserve"> PAGEREF _Toc6252 \h </w:instrText>
           </w:r>
           <w:r>
             <w:fldChar w:fldCharType="separate"/>
@@ -934,7 +957,7 @@
           </w:r>
           <w:r>
             <w:rPr>
-              <w:rFonts w:ascii="Microsoft JhengHei" w:eastAsia="Microsoft JhengHei" w:hAnsi="Microsoft JhengHei" w:cs="Microsoft JhengHei" w:hint="eastAsia"/>
+              <w:rFonts w:hint="eastAsia" w:ascii="Microsoft JhengHei" w:hAnsi="Microsoft JhengHei" w:eastAsia="Microsoft JhengHei" w:cs="Microsoft JhengHei"/>
               <w:bCs/>
               <w:color w:val="333333"/>
               <w:spacing w:val="-8"/>
@@ -945,14 +968,14 @@
         </w:p>
         <w:p>
           <w:pPr>
-            <w:pStyle w:val="TOC1"/>
+            <w:pStyle w:val="16"/>
             <w:tabs>
               <w:tab w:val="right" w:leader="dot" w:pos="8886"/>
             </w:tabs>
           </w:pPr>
           <w:r>
             <w:rPr>
-              <w:rFonts w:ascii="Microsoft JhengHei" w:eastAsia="Microsoft JhengHei" w:hAnsi="Microsoft JhengHei" w:cs="Microsoft JhengHei" w:hint="eastAsia"/>
+              <w:rFonts w:hint="eastAsia" w:ascii="Microsoft JhengHei" w:hAnsi="Microsoft JhengHei" w:eastAsia="Microsoft JhengHei" w:cs="Microsoft JhengHei"/>
               <w:bCs/>
               <w:color w:val="333333"/>
               <w:spacing w:val="-8"/>
@@ -962,16 +985,16 @@
           </w:r>
           <w:r>
             <w:rPr>
-              <w:rFonts w:ascii="Microsoft JhengHei" w:eastAsia="Microsoft JhengHei" w:hAnsi="Microsoft JhengHei" w:cs="Microsoft JhengHei" w:hint="eastAsia"/>
-              <w:bCs/>
-              <w:spacing w:val="-8"/>
-              <w:szCs w:val="24"/>
-            </w:rPr>
-            <w:instrText xml:space="preserve"> HYPERLINK \l _Toc19998 </w:instrText>
-          </w:r>
-          <w:r>
-            <w:rPr>
-              <w:rFonts w:ascii="Microsoft JhengHei" w:eastAsia="Microsoft JhengHei" w:hAnsi="Microsoft JhengHei" w:cs="Microsoft JhengHei" w:hint="eastAsia"/>
+              <w:rFonts w:hint="eastAsia" w:ascii="Microsoft JhengHei" w:hAnsi="Microsoft JhengHei" w:eastAsia="Microsoft JhengHei" w:cs="Microsoft JhengHei"/>
+              <w:bCs/>
+              <w:spacing w:val="-8"/>
+              <w:szCs w:val="24"/>
+            </w:rPr>
+            <w:instrText xml:space="preserve"> HYPERLINK \l _Toc17865 </w:instrText>
+          </w:r>
+          <w:r>
+            <w:rPr>
+              <w:rFonts w:hint="eastAsia" w:ascii="Microsoft JhengHei" w:hAnsi="Microsoft JhengHei" w:eastAsia="Microsoft JhengHei" w:cs="Microsoft JhengHei"/>
               <w:bCs/>
               <w:spacing w:val="-8"/>
               <w:szCs w:val="24"/>
@@ -997,7 +1020,7 @@
             <w:fldChar w:fldCharType="begin"/>
           </w:r>
           <w:r>
-            <w:instrText xml:space="preserve"> PAGEREF _Toc19998 \h </w:instrText>
+            <w:instrText xml:space="preserve"> PAGEREF _Toc17865 \h </w:instrText>
           </w:r>
           <w:r>
             <w:fldChar w:fldCharType="separate"/>
@@ -1010,7 +1033,7 @@
           </w:r>
           <w:r>
             <w:rPr>
-              <w:rFonts w:ascii="Microsoft JhengHei" w:eastAsia="Microsoft JhengHei" w:hAnsi="Microsoft JhengHei" w:cs="Microsoft JhengHei" w:hint="eastAsia"/>
+              <w:rFonts w:hint="eastAsia" w:ascii="Microsoft JhengHei" w:hAnsi="Microsoft JhengHei" w:eastAsia="Microsoft JhengHei" w:cs="Microsoft JhengHei"/>
               <w:bCs/>
               <w:color w:val="333333"/>
               <w:spacing w:val="-8"/>
@@ -1021,14 +1044,14 @@
         </w:p>
         <w:p>
           <w:pPr>
-            <w:pStyle w:val="TOC2"/>
+            <w:pStyle w:val="17"/>
             <w:tabs>
               <w:tab w:val="right" w:leader="dot" w:pos="8886"/>
             </w:tabs>
           </w:pPr>
           <w:r>
             <w:rPr>
-              <w:rFonts w:ascii="Microsoft JhengHei" w:eastAsia="Microsoft JhengHei" w:hAnsi="Microsoft JhengHei" w:cs="Microsoft JhengHei" w:hint="eastAsia"/>
+              <w:rFonts w:hint="eastAsia" w:ascii="Microsoft JhengHei" w:hAnsi="Microsoft JhengHei" w:eastAsia="Microsoft JhengHei" w:cs="Microsoft JhengHei"/>
               <w:bCs/>
               <w:color w:val="333333"/>
               <w:spacing w:val="-8"/>
@@ -1038,16 +1061,16 @@
           </w:r>
           <w:r>
             <w:rPr>
-              <w:rFonts w:ascii="Microsoft JhengHei" w:eastAsia="Microsoft JhengHei" w:hAnsi="Microsoft JhengHei" w:cs="Microsoft JhengHei" w:hint="eastAsia"/>
-              <w:bCs/>
-              <w:spacing w:val="-8"/>
-              <w:szCs w:val="24"/>
-            </w:rPr>
-            <w:instrText xml:space="preserve"> HYPERLINK \l _Toc29115 </w:instrText>
-          </w:r>
-          <w:r>
-            <w:rPr>
-              <w:rFonts w:ascii="Microsoft JhengHei" w:eastAsia="Microsoft JhengHei" w:hAnsi="Microsoft JhengHei" w:cs="Microsoft JhengHei" w:hint="eastAsia"/>
+              <w:rFonts w:hint="eastAsia" w:ascii="Microsoft JhengHei" w:hAnsi="Microsoft JhengHei" w:eastAsia="Microsoft JhengHei" w:cs="Microsoft JhengHei"/>
+              <w:bCs/>
+              <w:spacing w:val="-8"/>
+              <w:szCs w:val="24"/>
+            </w:rPr>
+            <w:instrText xml:space="preserve"> HYPERLINK \l _Toc14504 </w:instrText>
+          </w:r>
+          <w:r>
+            <w:rPr>
+              <w:rFonts w:hint="eastAsia" w:ascii="Microsoft JhengHei" w:hAnsi="Microsoft JhengHei" w:eastAsia="Microsoft JhengHei" w:cs="Microsoft JhengHei"/>
               <w:bCs/>
               <w:spacing w:val="-8"/>
               <w:szCs w:val="24"/>
@@ -1073,7 +1096,7 @@
             <w:fldChar w:fldCharType="begin"/>
           </w:r>
           <w:r>
-            <w:instrText xml:space="preserve"> PAGEREF _Toc29115 \h </w:instrText>
+            <w:instrText xml:space="preserve"> PAGEREF _Toc14504 \h </w:instrText>
           </w:r>
           <w:r>
             <w:fldChar w:fldCharType="separate"/>
@@ -1086,7 +1109,7 @@
           </w:r>
           <w:r>
             <w:rPr>
-              <w:rFonts w:ascii="Microsoft JhengHei" w:eastAsia="Microsoft JhengHei" w:hAnsi="Microsoft JhengHei" w:cs="Microsoft JhengHei" w:hint="eastAsia"/>
+              <w:rFonts w:hint="eastAsia" w:ascii="Microsoft JhengHei" w:hAnsi="Microsoft JhengHei" w:eastAsia="Microsoft JhengHei" w:cs="Microsoft JhengHei"/>
               <w:bCs/>
               <w:color w:val="333333"/>
               <w:spacing w:val="-8"/>
@@ -1097,14 +1120,14 @@
         </w:p>
         <w:p>
           <w:pPr>
-            <w:pStyle w:val="TOC2"/>
+            <w:pStyle w:val="17"/>
             <w:tabs>
               <w:tab w:val="right" w:leader="dot" w:pos="8886"/>
             </w:tabs>
           </w:pPr>
           <w:r>
             <w:rPr>
-              <w:rFonts w:ascii="Microsoft JhengHei" w:eastAsia="Microsoft JhengHei" w:hAnsi="Microsoft JhengHei" w:cs="Microsoft JhengHei" w:hint="eastAsia"/>
+              <w:rFonts w:hint="eastAsia" w:ascii="Microsoft JhengHei" w:hAnsi="Microsoft JhengHei" w:eastAsia="Microsoft JhengHei" w:cs="Microsoft JhengHei"/>
               <w:bCs/>
               <w:color w:val="333333"/>
               <w:spacing w:val="-8"/>
@@ -1114,16 +1137,16 @@
           </w:r>
           <w:r>
             <w:rPr>
-              <w:rFonts w:ascii="Microsoft JhengHei" w:eastAsia="Microsoft JhengHei" w:hAnsi="Microsoft JhengHei" w:cs="Microsoft JhengHei" w:hint="eastAsia"/>
-              <w:bCs/>
-              <w:spacing w:val="-8"/>
-              <w:szCs w:val="24"/>
-            </w:rPr>
-            <w:instrText xml:space="preserve"> HYPERLINK \l _Toc25405 </w:instrText>
-          </w:r>
-          <w:r>
-            <w:rPr>
-              <w:rFonts w:ascii="Microsoft JhengHei" w:eastAsia="Microsoft JhengHei" w:hAnsi="Microsoft JhengHei" w:cs="Microsoft JhengHei" w:hint="eastAsia"/>
+              <w:rFonts w:hint="eastAsia" w:ascii="Microsoft JhengHei" w:hAnsi="Microsoft JhengHei" w:eastAsia="Microsoft JhengHei" w:cs="Microsoft JhengHei"/>
+              <w:bCs/>
+              <w:spacing w:val="-8"/>
+              <w:szCs w:val="24"/>
+            </w:rPr>
+            <w:instrText xml:space="preserve"> HYPERLINK \l _Toc30934 </w:instrText>
+          </w:r>
+          <w:r>
+            <w:rPr>
+              <w:rFonts w:hint="eastAsia" w:ascii="Microsoft JhengHei" w:hAnsi="Microsoft JhengHei" w:eastAsia="Microsoft JhengHei" w:cs="Microsoft JhengHei"/>
               <w:bCs/>
               <w:spacing w:val="-8"/>
               <w:szCs w:val="24"/>
@@ -1149,7 +1172,7 @@
             <w:fldChar w:fldCharType="begin"/>
           </w:r>
           <w:r>
-            <w:instrText xml:space="preserve"> PAGEREF _Toc25405 \h </w:instrText>
+            <w:instrText xml:space="preserve"> PAGEREF _Toc30934 \h </w:instrText>
           </w:r>
           <w:r>
             <w:fldChar w:fldCharType="separate"/>
@@ -1162,7 +1185,7 @@
           </w:r>
           <w:r>
             <w:rPr>
-              <w:rFonts w:ascii="Microsoft JhengHei" w:eastAsia="Microsoft JhengHei" w:hAnsi="Microsoft JhengHei" w:cs="Microsoft JhengHei" w:hint="eastAsia"/>
+              <w:rFonts w:hint="eastAsia" w:ascii="Microsoft JhengHei" w:hAnsi="Microsoft JhengHei" w:eastAsia="Microsoft JhengHei" w:cs="Microsoft JhengHei"/>
               <w:bCs/>
               <w:color w:val="333333"/>
               <w:spacing w:val="-8"/>
@@ -1173,14 +1196,14 @@
         </w:p>
         <w:p>
           <w:pPr>
-            <w:pStyle w:val="TOC1"/>
+            <w:pStyle w:val="16"/>
             <w:tabs>
               <w:tab w:val="right" w:leader="dot" w:pos="8886"/>
             </w:tabs>
           </w:pPr>
           <w:r>
             <w:rPr>
-              <w:rFonts w:ascii="Microsoft JhengHei" w:eastAsia="Microsoft JhengHei" w:hAnsi="Microsoft JhengHei" w:cs="Microsoft JhengHei" w:hint="eastAsia"/>
+              <w:rFonts w:hint="eastAsia" w:ascii="Microsoft JhengHei" w:hAnsi="Microsoft JhengHei" w:eastAsia="Microsoft JhengHei" w:cs="Microsoft JhengHei"/>
               <w:bCs/>
               <w:color w:val="333333"/>
               <w:spacing w:val="-8"/>
@@ -1190,16 +1213,16 @@
           </w:r>
           <w:r>
             <w:rPr>
-              <w:rFonts w:ascii="Microsoft JhengHei" w:eastAsia="Microsoft JhengHei" w:hAnsi="Microsoft JhengHei" w:cs="Microsoft JhengHei" w:hint="eastAsia"/>
-              <w:bCs/>
-              <w:spacing w:val="-8"/>
-              <w:szCs w:val="24"/>
-            </w:rPr>
-            <w:instrText xml:space="preserve"> HYPERLINK \l _Toc11611 </w:instrText>
-          </w:r>
-          <w:r>
-            <w:rPr>
-              <w:rFonts w:ascii="Microsoft JhengHei" w:eastAsia="Microsoft JhengHei" w:hAnsi="Microsoft JhengHei" w:cs="Microsoft JhengHei" w:hint="eastAsia"/>
+              <w:rFonts w:hint="eastAsia" w:ascii="Microsoft JhengHei" w:hAnsi="Microsoft JhengHei" w:eastAsia="Microsoft JhengHei" w:cs="Microsoft JhengHei"/>
+              <w:bCs/>
+              <w:spacing w:val="-8"/>
+              <w:szCs w:val="24"/>
+            </w:rPr>
+            <w:instrText xml:space="preserve"> HYPERLINK \l _Toc4313 </w:instrText>
+          </w:r>
+          <w:r>
+            <w:rPr>
+              <w:rFonts w:hint="eastAsia" w:ascii="Microsoft JhengHei" w:hAnsi="Microsoft JhengHei" w:eastAsia="Microsoft JhengHei" w:cs="Microsoft JhengHei"/>
               <w:bCs/>
               <w:spacing w:val="-8"/>
               <w:szCs w:val="24"/>
@@ -1225,7 +1248,7 @@
             <w:fldChar w:fldCharType="begin"/>
           </w:r>
           <w:r>
-            <w:instrText xml:space="preserve"> PAGEREF _Toc11611 \h </w:instrText>
+            <w:instrText xml:space="preserve"> PAGEREF _Toc4313 \h </w:instrText>
           </w:r>
           <w:r>
             <w:fldChar w:fldCharType="separate"/>
@@ -1238,7 +1261,7 @@
           </w:r>
           <w:r>
             <w:rPr>
-              <w:rFonts w:ascii="Microsoft JhengHei" w:eastAsia="Microsoft JhengHei" w:hAnsi="Microsoft JhengHei" w:cs="Microsoft JhengHei" w:hint="eastAsia"/>
+              <w:rFonts w:hint="eastAsia" w:ascii="Microsoft JhengHei" w:hAnsi="Microsoft JhengHei" w:eastAsia="Microsoft JhengHei" w:cs="Microsoft JhengHei"/>
               <w:bCs/>
               <w:color w:val="333333"/>
               <w:spacing w:val="-8"/>
@@ -1249,14 +1272,14 @@
         </w:p>
         <w:p>
           <w:pPr>
-            <w:pStyle w:val="TOC1"/>
+            <w:pStyle w:val="16"/>
             <w:tabs>
               <w:tab w:val="right" w:leader="dot" w:pos="8886"/>
             </w:tabs>
           </w:pPr>
           <w:r>
             <w:rPr>
-              <w:rFonts w:ascii="Microsoft JhengHei" w:eastAsia="Microsoft JhengHei" w:hAnsi="Microsoft JhengHei" w:cs="Microsoft JhengHei" w:hint="eastAsia"/>
+              <w:rFonts w:hint="eastAsia" w:ascii="Microsoft JhengHei" w:hAnsi="Microsoft JhengHei" w:eastAsia="Microsoft JhengHei" w:cs="Microsoft JhengHei"/>
               <w:bCs/>
               <w:color w:val="333333"/>
               <w:spacing w:val="-8"/>
@@ -1266,16 +1289,16 @@
           </w:r>
           <w:r>
             <w:rPr>
-              <w:rFonts w:ascii="Microsoft JhengHei" w:eastAsia="Microsoft JhengHei" w:hAnsi="Microsoft JhengHei" w:cs="Microsoft JhengHei" w:hint="eastAsia"/>
-              <w:bCs/>
-              <w:spacing w:val="-8"/>
-              <w:szCs w:val="24"/>
-            </w:rPr>
-            <w:instrText xml:space="preserve"> HYPERLINK \l _Toc6146 </w:instrText>
-          </w:r>
-          <w:r>
-            <w:rPr>
-              <w:rFonts w:ascii="Microsoft JhengHei" w:eastAsia="Microsoft JhengHei" w:hAnsi="Microsoft JhengHei" w:cs="Microsoft JhengHei" w:hint="eastAsia"/>
+              <w:rFonts w:hint="eastAsia" w:ascii="Microsoft JhengHei" w:hAnsi="Microsoft JhengHei" w:eastAsia="Microsoft JhengHei" w:cs="Microsoft JhengHei"/>
+              <w:bCs/>
+              <w:spacing w:val="-8"/>
+              <w:szCs w:val="24"/>
+            </w:rPr>
+            <w:instrText xml:space="preserve"> HYPERLINK \l _Toc5724 </w:instrText>
+          </w:r>
+          <w:r>
+            <w:rPr>
+              <w:rFonts w:hint="eastAsia" w:ascii="Microsoft JhengHei" w:hAnsi="Microsoft JhengHei" w:eastAsia="Microsoft JhengHei" w:cs="Microsoft JhengHei"/>
               <w:bCs/>
               <w:spacing w:val="-8"/>
               <w:szCs w:val="24"/>
@@ -1301,7 +1324,7 @@
             <w:fldChar w:fldCharType="begin"/>
           </w:r>
           <w:r>
-            <w:instrText xml:space="preserve"> PAGEREF _Toc6146 \h </w:instrText>
+            <w:instrText xml:space="preserve"> PAGEREF _Toc5724 \h </w:instrText>
           </w:r>
           <w:r>
             <w:fldChar w:fldCharType="separate"/>
@@ -1314,7 +1337,7 @@
           </w:r>
           <w:r>
             <w:rPr>
-              <w:rFonts w:ascii="Microsoft JhengHei" w:eastAsia="Microsoft JhengHei" w:hAnsi="Microsoft JhengHei" w:cs="Microsoft JhengHei" w:hint="eastAsia"/>
+              <w:rFonts w:hint="eastAsia" w:ascii="Microsoft JhengHei" w:hAnsi="Microsoft JhengHei" w:eastAsia="Microsoft JhengHei" w:cs="Microsoft JhengHei"/>
               <w:bCs/>
               <w:color w:val="333333"/>
               <w:spacing w:val="-8"/>
@@ -1325,14 +1348,14 @@
         </w:p>
         <w:p>
           <w:pPr>
-            <w:pStyle w:val="TOC1"/>
+            <w:pStyle w:val="16"/>
             <w:tabs>
               <w:tab w:val="right" w:leader="dot" w:pos="8886"/>
             </w:tabs>
           </w:pPr>
           <w:r>
             <w:rPr>
-              <w:rFonts w:ascii="Microsoft JhengHei" w:eastAsia="Microsoft JhengHei" w:hAnsi="Microsoft JhengHei" w:cs="Microsoft JhengHei" w:hint="eastAsia"/>
+              <w:rFonts w:hint="eastAsia" w:ascii="Microsoft JhengHei" w:hAnsi="Microsoft JhengHei" w:eastAsia="Microsoft JhengHei" w:cs="Microsoft JhengHei"/>
               <w:bCs/>
               <w:color w:val="333333"/>
               <w:spacing w:val="-8"/>
@@ -1342,16 +1365,16 @@
           </w:r>
           <w:r>
             <w:rPr>
-              <w:rFonts w:ascii="Microsoft JhengHei" w:eastAsia="Microsoft JhengHei" w:hAnsi="Microsoft JhengHei" w:cs="Microsoft JhengHei" w:hint="eastAsia"/>
-              <w:bCs/>
-              <w:spacing w:val="-8"/>
-              <w:szCs w:val="24"/>
-            </w:rPr>
-            <w:instrText xml:space="preserve"> HYPERLINK \l _Toc20021 </w:instrText>
-          </w:r>
-          <w:r>
-            <w:rPr>
-              <w:rFonts w:ascii="Microsoft JhengHei" w:eastAsia="Microsoft JhengHei" w:hAnsi="Microsoft JhengHei" w:cs="Microsoft JhengHei" w:hint="eastAsia"/>
+              <w:rFonts w:hint="eastAsia" w:ascii="Microsoft JhengHei" w:hAnsi="Microsoft JhengHei" w:eastAsia="Microsoft JhengHei" w:cs="Microsoft JhengHei"/>
+              <w:bCs/>
+              <w:spacing w:val="-8"/>
+              <w:szCs w:val="24"/>
+            </w:rPr>
+            <w:instrText xml:space="preserve"> HYPERLINK \l _Toc22431 </w:instrText>
+          </w:r>
+          <w:r>
+            <w:rPr>
+              <w:rFonts w:hint="eastAsia" w:ascii="Microsoft JhengHei" w:hAnsi="Microsoft JhengHei" w:eastAsia="Microsoft JhengHei" w:cs="Microsoft JhengHei"/>
               <w:bCs/>
               <w:spacing w:val="-8"/>
               <w:szCs w:val="24"/>
@@ -1377,7 +1400,7 @@
             <w:fldChar w:fldCharType="begin"/>
           </w:r>
           <w:r>
-            <w:instrText xml:space="preserve"> PAGEREF _Toc20021 \h </w:instrText>
+            <w:instrText xml:space="preserve"> PAGEREF _Toc22431 \h </w:instrText>
           </w:r>
           <w:r>
             <w:fldChar w:fldCharType="separate"/>
@@ -1390,7 +1413,7 @@
           </w:r>
           <w:r>
             <w:rPr>
-              <w:rFonts w:ascii="Microsoft JhengHei" w:eastAsia="Microsoft JhengHei" w:hAnsi="Microsoft JhengHei" w:cs="Microsoft JhengHei" w:hint="eastAsia"/>
+              <w:rFonts w:hint="eastAsia" w:ascii="Microsoft JhengHei" w:hAnsi="Microsoft JhengHei" w:eastAsia="Microsoft JhengHei" w:cs="Microsoft JhengHei"/>
               <w:bCs/>
               <w:color w:val="333333"/>
               <w:spacing w:val="-8"/>
@@ -1401,14 +1424,14 @@
         </w:p>
         <w:p>
           <w:pPr>
-            <w:pStyle w:val="TOC1"/>
+            <w:pStyle w:val="16"/>
             <w:tabs>
               <w:tab w:val="right" w:leader="dot" w:pos="8886"/>
             </w:tabs>
           </w:pPr>
           <w:r>
             <w:rPr>
-              <w:rFonts w:ascii="Microsoft JhengHei" w:eastAsia="Microsoft JhengHei" w:hAnsi="Microsoft JhengHei" w:cs="Microsoft JhengHei" w:hint="eastAsia"/>
+              <w:rFonts w:hint="eastAsia" w:ascii="Microsoft JhengHei" w:hAnsi="Microsoft JhengHei" w:eastAsia="Microsoft JhengHei" w:cs="Microsoft JhengHei"/>
               <w:bCs/>
               <w:color w:val="333333"/>
               <w:spacing w:val="-8"/>
@@ -1418,16 +1441,16 @@
           </w:r>
           <w:r>
             <w:rPr>
-              <w:rFonts w:ascii="Microsoft JhengHei" w:eastAsia="Microsoft JhengHei" w:hAnsi="Microsoft JhengHei" w:cs="Microsoft JhengHei" w:hint="eastAsia"/>
-              <w:bCs/>
-              <w:spacing w:val="-8"/>
-              <w:szCs w:val="24"/>
-            </w:rPr>
-            <w:instrText xml:space="preserve"> HYPERLINK \l _Toc5525 </w:instrText>
-          </w:r>
-          <w:r>
-            <w:rPr>
-              <w:rFonts w:ascii="Microsoft JhengHei" w:eastAsia="Microsoft JhengHei" w:hAnsi="Microsoft JhengHei" w:cs="Microsoft JhengHei" w:hint="eastAsia"/>
+              <w:rFonts w:hint="eastAsia" w:ascii="Microsoft JhengHei" w:hAnsi="Microsoft JhengHei" w:eastAsia="Microsoft JhengHei" w:cs="Microsoft JhengHei"/>
+              <w:bCs/>
+              <w:spacing w:val="-8"/>
+              <w:szCs w:val="24"/>
+            </w:rPr>
+            <w:instrText xml:space="preserve"> HYPERLINK \l _Toc12066 </w:instrText>
+          </w:r>
+          <w:r>
+            <w:rPr>
+              <w:rFonts w:hint="eastAsia" w:ascii="Microsoft JhengHei" w:hAnsi="Microsoft JhengHei" w:eastAsia="Microsoft JhengHei" w:cs="Microsoft JhengHei"/>
               <w:bCs/>
               <w:spacing w:val="-8"/>
               <w:szCs w:val="24"/>
@@ -1453,7 +1476,7 @@
             <w:fldChar w:fldCharType="begin"/>
           </w:r>
           <w:r>
-            <w:instrText xml:space="preserve"> PAGEREF _Toc5525 \h </w:instrText>
+            <w:instrText xml:space="preserve"> PAGEREF _Toc12066 \h </w:instrText>
           </w:r>
           <w:r>
             <w:fldChar w:fldCharType="separate"/>
@@ -1466,7 +1489,7 @@
           </w:r>
           <w:r>
             <w:rPr>
-              <w:rFonts w:ascii="Microsoft JhengHei" w:eastAsia="Microsoft JhengHei" w:hAnsi="Microsoft JhengHei" w:cs="Microsoft JhengHei" w:hint="eastAsia"/>
+              <w:rFonts w:hint="eastAsia" w:ascii="Microsoft JhengHei" w:hAnsi="Microsoft JhengHei" w:eastAsia="Microsoft JhengHei" w:cs="Microsoft JhengHei"/>
               <w:bCs/>
               <w:color w:val="333333"/>
               <w:spacing w:val="-8"/>
@@ -1477,14 +1500,14 @@
         </w:p>
         <w:p>
           <w:pPr>
-            <w:pStyle w:val="TOC2"/>
+            <w:pStyle w:val="17"/>
             <w:tabs>
               <w:tab w:val="right" w:leader="dot" w:pos="8886"/>
             </w:tabs>
           </w:pPr>
           <w:r>
             <w:rPr>
-              <w:rFonts w:ascii="Microsoft JhengHei" w:eastAsia="Microsoft JhengHei" w:hAnsi="Microsoft JhengHei" w:cs="Microsoft JhengHei" w:hint="eastAsia"/>
+              <w:rFonts w:hint="eastAsia" w:ascii="Microsoft JhengHei" w:hAnsi="Microsoft JhengHei" w:eastAsia="Microsoft JhengHei" w:cs="Microsoft JhengHei"/>
               <w:bCs/>
               <w:color w:val="333333"/>
               <w:spacing w:val="-8"/>
@@ -1494,16 +1517,16 @@
           </w:r>
           <w:r>
             <w:rPr>
-              <w:rFonts w:ascii="Microsoft JhengHei" w:eastAsia="Microsoft JhengHei" w:hAnsi="Microsoft JhengHei" w:cs="Microsoft JhengHei" w:hint="eastAsia"/>
-              <w:bCs/>
-              <w:spacing w:val="-8"/>
-              <w:szCs w:val="24"/>
-            </w:rPr>
-            <w:instrText xml:space="preserve"> HYPERLINK \l _Toc23616 </w:instrText>
-          </w:r>
-          <w:r>
-            <w:rPr>
-              <w:rFonts w:ascii="Microsoft JhengHei" w:eastAsia="Microsoft JhengHei" w:hAnsi="Microsoft JhengHei" w:cs="Microsoft JhengHei" w:hint="eastAsia"/>
+              <w:rFonts w:hint="eastAsia" w:ascii="Microsoft JhengHei" w:hAnsi="Microsoft JhengHei" w:eastAsia="Microsoft JhengHei" w:cs="Microsoft JhengHei"/>
+              <w:bCs/>
+              <w:spacing w:val="-8"/>
+              <w:szCs w:val="24"/>
+            </w:rPr>
+            <w:instrText xml:space="preserve"> HYPERLINK \l _Toc25768 </w:instrText>
+          </w:r>
+          <w:r>
+            <w:rPr>
+              <w:rFonts w:hint="eastAsia" w:ascii="Microsoft JhengHei" w:hAnsi="Microsoft JhengHei" w:eastAsia="Microsoft JhengHei" w:cs="Microsoft JhengHei"/>
               <w:bCs/>
               <w:spacing w:val="-8"/>
               <w:szCs w:val="24"/>
@@ -1529,7 +1552,7 @@
             <w:fldChar w:fldCharType="begin"/>
           </w:r>
           <w:r>
-            <w:instrText xml:space="preserve"> PAGEREF _Toc23616 \h </w:instrText>
+            <w:instrText xml:space="preserve"> PAGEREF _Toc25768 \h </w:instrText>
           </w:r>
           <w:r>
             <w:fldChar w:fldCharType="separate"/>
@@ -1542,7 +1565,7 @@
           </w:r>
           <w:r>
             <w:rPr>
-              <w:rFonts w:ascii="Microsoft JhengHei" w:eastAsia="Microsoft JhengHei" w:hAnsi="Microsoft JhengHei" w:cs="Microsoft JhengHei" w:hint="eastAsia"/>
+              <w:rFonts w:hint="eastAsia" w:ascii="Microsoft JhengHei" w:hAnsi="Microsoft JhengHei" w:eastAsia="Microsoft JhengHei" w:cs="Microsoft JhengHei"/>
               <w:bCs/>
               <w:color w:val="333333"/>
               <w:spacing w:val="-8"/>
@@ -1553,14 +1576,14 @@
         </w:p>
         <w:p>
           <w:pPr>
-            <w:pStyle w:val="TOC2"/>
+            <w:pStyle w:val="17"/>
             <w:tabs>
               <w:tab w:val="right" w:leader="dot" w:pos="8886"/>
             </w:tabs>
           </w:pPr>
           <w:r>
             <w:rPr>
-              <w:rFonts w:ascii="Microsoft JhengHei" w:eastAsia="Microsoft JhengHei" w:hAnsi="Microsoft JhengHei" w:cs="Microsoft JhengHei" w:hint="eastAsia"/>
+              <w:rFonts w:hint="eastAsia" w:ascii="Microsoft JhengHei" w:hAnsi="Microsoft JhengHei" w:eastAsia="Microsoft JhengHei" w:cs="Microsoft JhengHei"/>
               <w:bCs/>
               <w:color w:val="333333"/>
               <w:spacing w:val="-8"/>
@@ -1570,16 +1593,16 @@
           </w:r>
           <w:r>
             <w:rPr>
-              <w:rFonts w:ascii="Microsoft JhengHei" w:eastAsia="Microsoft JhengHei" w:hAnsi="Microsoft JhengHei" w:cs="Microsoft JhengHei" w:hint="eastAsia"/>
-              <w:bCs/>
-              <w:spacing w:val="-8"/>
-              <w:szCs w:val="24"/>
-            </w:rPr>
-            <w:instrText xml:space="preserve"> HYPERLINK \l _Toc25036 </w:instrText>
-          </w:r>
-          <w:r>
-            <w:rPr>
-              <w:rFonts w:ascii="Microsoft JhengHei" w:eastAsia="Microsoft JhengHei" w:hAnsi="Microsoft JhengHei" w:cs="Microsoft JhengHei" w:hint="eastAsia"/>
+              <w:rFonts w:hint="eastAsia" w:ascii="Microsoft JhengHei" w:hAnsi="Microsoft JhengHei" w:eastAsia="Microsoft JhengHei" w:cs="Microsoft JhengHei"/>
+              <w:bCs/>
+              <w:spacing w:val="-8"/>
+              <w:szCs w:val="24"/>
+            </w:rPr>
+            <w:instrText xml:space="preserve"> HYPERLINK \l _Toc9751 </w:instrText>
+          </w:r>
+          <w:r>
+            <w:rPr>
+              <w:rFonts w:hint="eastAsia" w:ascii="Microsoft JhengHei" w:hAnsi="Microsoft JhengHei" w:eastAsia="Microsoft JhengHei" w:cs="Microsoft JhengHei"/>
               <w:bCs/>
               <w:spacing w:val="-8"/>
               <w:szCs w:val="24"/>
@@ -1605,7 +1628,7 @@
             <w:fldChar w:fldCharType="begin"/>
           </w:r>
           <w:r>
-            <w:instrText xml:space="preserve"> PAGEREF _Toc25036 \h </w:instrText>
+            <w:instrText xml:space="preserve"> PAGEREF _Toc9751 \h </w:instrText>
           </w:r>
           <w:r>
             <w:fldChar w:fldCharType="separate"/>
@@ -1618,7 +1641,7 @@
           </w:r>
           <w:r>
             <w:rPr>
-              <w:rFonts w:ascii="Microsoft JhengHei" w:eastAsia="Microsoft JhengHei" w:hAnsi="Microsoft JhengHei" w:cs="Microsoft JhengHei" w:hint="eastAsia"/>
+              <w:rFonts w:hint="eastAsia" w:ascii="Microsoft JhengHei" w:hAnsi="Microsoft JhengHei" w:eastAsia="Microsoft JhengHei" w:cs="Microsoft JhengHei"/>
               <w:bCs/>
               <w:color w:val="333333"/>
               <w:spacing w:val="-8"/>
@@ -1629,14 +1652,14 @@
         </w:p>
         <w:p>
           <w:pPr>
-            <w:pStyle w:val="TOC2"/>
+            <w:pStyle w:val="17"/>
             <w:tabs>
               <w:tab w:val="right" w:leader="dot" w:pos="8886"/>
             </w:tabs>
           </w:pPr>
           <w:r>
             <w:rPr>
-              <w:rFonts w:ascii="Microsoft JhengHei" w:eastAsia="Microsoft JhengHei" w:hAnsi="Microsoft JhengHei" w:cs="Microsoft JhengHei" w:hint="eastAsia"/>
+              <w:rFonts w:hint="eastAsia" w:ascii="Microsoft JhengHei" w:hAnsi="Microsoft JhengHei" w:eastAsia="Microsoft JhengHei" w:cs="Microsoft JhengHei"/>
               <w:bCs/>
               <w:color w:val="333333"/>
               <w:spacing w:val="-8"/>
@@ -1646,16 +1669,16 @@
           </w:r>
           <w:r>
             <w:rPr>
-              <w:rFonts w:ascii="Microsoft JhengHei" w:eastAsia="Microsoft JhengHei" w:hAnsi="Microsoft JhengHei" w:cs="Microsoft JhengHei" w:hint="eastAsia"/>
-              <w:bCs/>
-              <w:spacing w:val="-8"/>
-              <w:szCs w:val="24"/>
-            </w:rPr>
-            <w:instrText xml:space="preserve"> HYPERLINK \l _Toc29870 </w:instrText>
-          </w:r>
-          <w:r>
-            <w:rPr>
-              <w:rFonts w:ascii="Microsoft JhengHei" w:eastAsia="Microsoft JhengHei" w:hAnsi="Microsoft JhengHei" w:cs="Microsoft JhengHei" w:hint="eastAsia"/>
+              <w:rFonts w:hint="eastAsia" w:ascii="Microsoft JhengHei" w:hAnsi="Microsoft JhengHei" w:eastAsia="Microsoft JhengHei" w:cs="Microsoft JhengHei"/>
+              <w:bCs/>
+              <w:spacing w:val="-8"/>
+              <w:szCs w:val="24"/>
+            </w:rPr>
+            <w:instrText xml:space="preserve"> HYPERLINK \l _Toc14648 </w:instrText>
+          </w:r>
+          <w:r>
+            <w:rPr>
+              <w:rFonts w:hint="eastAsia" w:ascii="Microsoft JhengHei" w:hAnsi="Microsoft JhengHei" w:eastAsia="Microsoft JhengHei" w:cs="Microsoft JhengHei"/>
               <w:bCs/>
               <w:spacing w:val="-8"/>
               <w:szCs w:val="24"/>
@@ -1681,7 +1704,7 @@
             <w:fldChar w:fldCharType="begin"/>
           </w:r>
           <w:r>
-            <w:instrText xml:space="preserve"> PAGEREF _Toc29870 \h </w:instrText>
+            <w:instrText xml:space="preserve"> PAGEREF _Toc14648 \h </w:instrText>
           </w:r>
           <w:r>
             <w:fldChar w:fldCharType="separate"/>
@@ -1694,7 +1717,7 @@
           </w:r>
           <w:r>
             <w:rPr>
-              <w:rFonts w:ascii="Microsoft JhengHei" w:eastAsia="Microsoft JhengHei" w:hAnsi="Microsoft JhengHei" w:cs="Microsoft JhengHei" w:hint="eastAsia"/>
+              <w:rFonts w:hint="eastAsia" w:ascii="Microsoft JhengHei" w:hAnsi="Microsoft JhengHei" w:eastAsia="Microsoft JhengHei" w:cs="Microsoft JhengHei"/>
               <w:bCs/>
               <w:color w:val="333333"/>
               <w:spacing w:val="-8"/>
@@ -1705,14 +1728,14 @@
         </w:p>
         <w:p>
           <w:pPr>
-            <w:pStyle w:val="TOC2"/>
+            <w:pStyle w:val="17"/>
             <w:tabs>
               <w:tab w:val="right" w:leader="dot" w:pos="8886"/>
             </w:tabs>
           </w:pPr>
           <w:r>
             <w:rPr>
-              <w:rFonts w:ascii="Microsoft JhengHei" w:eastAsia="Microsoft JhengHei" w:hAnsi="Microsoft JhengHei" w:cs="Microsoft JhengHei" w:hint="eastAsia"/>
+              <w:rFonts w:hint="eastAsia" w:ascii="Microsoft JhengHei" w:hAnsi="Microsoft JhengHei" w:eastAsia="Microsoft JhengHei" w:cs="Microsoft JhengHei"/>
               <w:bCs/>
               <w:color w:val="333333"/>
               <w:spacing w:val="-8"/>
@@ -1722,16 +1745,16 @@
           </w:r>
           <w:r>
             <w:rPr>
-              <w:rFonts w:ascii="Microsoft JhengHei" w:eastAsia="Microsoft JhengHei" w:hAnsi="Microsoft JhengHei" w:cs="Microsoft JhengHei" w:hint="eastAsia"/>
-              <w:bCs/>
-              <w:spacing w:val="-8"/>
-              <w:szCs w:val="24"/>
-            </w:rPr>
-            <w:instrText xml:space="preserve"> HYPERLINK \l _Toc231 </w:instrText>
-          </w:r>
-          <w:r>
-            <w:rPr>
-              <w:rFonts w:ascii="Microsoft JhengHei" w:eastAsia="Microsoft JhengHei" w:hAnsi="Microsoft JhengHei" w:cs="Microsoft JhengHei" w:hint="eastAsia"/>
+              <w:rFonts w:hint="eastAsia" w:ascii="Microsoft JhengHei" w:hAnsi="Microsoft JhengHei" w:eastAsia="Microsoft JhengHei" w:cs="Microsoft JhengHei"/>
+              <w:bCs/>
+              <w:spacing w:val="-8"/>
+              <w:szCs w:val="24"/>
+            </w:rPr>
+            <w:instrText xml:space="preserve"> HYPERLINK \l _Toc16697 </w:instrText>
+          </w:r>
+          <w:r>
+            <w:rPr>
+              <w:rFonts w:hint="eastAsia" w:ascii="Microsoft JhengHei" w:hAnsi="Microsoft JhengHei" w:eastAsia="Microsoft JhengHei" w:cs="Microsoft JhengHei"/>
               <w:bCs/>
               <w:spacing w:val="-8"/>
               <w:szCs w:val="24"/>
@@ -1757,7 +1780,7 @@
             <w:fldChar w:fldCharType="begin"/>
           </w:r>
           <w:r>
-            <w:instrText xml:space="preserve"> PAGEREF _Toc231 \h </w:instrText>
+            <w:instrText xml:space="preserve"> PAGEREF _Toc16697 \h </w:instrText>
           </w:r>
           <w:r>
             <w:fldChar w:fldCharType="separate"/>
@@ -1770,7 +1793,7 @@
           </w:r>
           <w:r>
             <w:rPr>
-              <w:rFonts w:ascii="Microsoft JhengHei" w:eastAsia="Microsoft JhengHei" w:hAnsi="Microsoft JhengHei" w:cs="Microsoft JhengHei" w:hint="eastAsia"/>
+              <w:rFonts w:hint="eastAsia" w:ascii="Microsoft JhengHei" w:hAnsi="Microsoft JhengHei" w:eastAsia="Microsoft JhengHei" w:cs="Microsoft JhengHei"/>
               <w:bCs/>
               <w:color w:val="333333"/>
               <w:spacing w:val="-8"/>
@@ -1781,14 +1804,14 @@
         </w:p>
         <w:p>
           <w:pPr>
-            <w:pStyle w:val="TOC2"/>
+            <w:pStyle w:val="17"/>
             <w:tabs>
               <w:tab w:val="right" w:leader="dot" w:pos="8886"/>
             </w:tabs>
           </w:pPr>
           <w:r>
             <w:rPr>
-              <w:rFonts w:ascii="Microsoft JhengHei" w:eastAsia="Microsoft JhengHei" w:hAnsi="Microsoft JhengHei" w:cs="Microsoft JhengHei" w:hint="eastAsia"/>
+              <w:rFonts w:hint="eastAsia" w:ascii="Microsoft JhengHei" w:hAnsi="Microsoft JhengHei" w:eastAsia="Microsoft JhengHei" w:cs="Microsoft JhengHei"/>
               <w:bCs/>
               <w:color w:val="333333"/>
               <w:spacing w:val="-8"/>
@@ -1798,16 +1821,16 @@
           </w:r>
           <w:r>
             <w:rPr>
-              <w:rFonts w:ascii="Microsoft JhengHei" w:eastAsia="Microsoft JhengHei" w:hAnsi="Microsoft JhengHei" w:cs="Microsoft JhengHei" w:hint="eastAsia"/>
-              <w:bCs/>
-              <w:spacing w:val="-8"/>
-              <w:szCs w:val="24"/>
-            </w:rPr>
-            <w:instrText xml:space="preserve"> HYPERLINK \l _Toc16202 </w:instrText>
-          </w:r>
-          <w:r>
-            <w:rPr>
-              <w:rFonts w:ascii="Microsoft JhengHei" w:eastAsia="Microsoft JhengHei" w:hAnsi="Microsoft JhengHei" w:cs="Microsoft JhengHei" w:hint="eastAsia"/>
+              <w:rFonts w:hint="eastAsia" w:ascii="Microsoft JhengHei" w:hAnsi="Microsoft JhengHei" w:eastAsia="Microsoft JhengHei" w:cs="Microsoft JhengHei"/>
+              <w:bCs/>
+              <w:spacing w:val="-8"/>
+              <w:szCs w:val="24"/>
+            </w:rPr>
+            <w:instrText xml:space="preserve"> HYPERLINK \l _Toc19960 </w:instrText>
+          </w:r>
+          <w:r>
+            <w:rPr>
+              <w:rFonts w:hint="eastAsia" w:ascii="Microsoft JhengHei" w:hAnsi="Microsoft JhengHei" w:eastAsia="Microsoft JhengHei" w:cs="Microsoft JhengHei"/>
               <w:bCs/>
               <w:spacing w:val="-8"/>
               <w:szCs w:val="24"/>
@@ -1833,7 +1856,7 @@
             <w:fldChar w:fldCharType="begin"/>
           </w:r>
           <w:r>
-            <w:instrText xml:space="preserve"> PAGEREF _Toc16202 \h </w:instrText>
+            <w:instrText xml:space="preserve"> PAGEREF _Toc19960 \h </w:instrText>
           </w:r>
           <w:r>
             <w:fldChar w:fldCharType="separate"/>
@@ -1846,7 +1869,7 @@
           </w:r>
           <w:r>
             <w:rPr>
-              <w:rFonts w:ascii="Microsoft JhengHei" w:eastAsia="Microsoft JhengHei" w:hAnsi="Microsoft JhengHei" w:cs="Microsoft JhengHei" w:hint="eastAsia"/>
+              <w:rFonts w:hint="eastAsia" w:ascii="Microsoft JhengHei" w:hAnsi="Microsoft JhengHei" w:eastAsia="Microsoft JhengHei" w:cs="Microsoft JhengHei"/>
               <w:bCs/>
               <w:color w:val="333333"/>
               <w:spacing w:val="-8"/>
@@ -1857,14 +1880,14 @@
         </w:p>
         <w:p>
           <w:pPr>
-            <w:pStyle w:val="TOC2"/>
+            <w:pStyle w:val="17"/>
             <w:tabs>
               <w:tab w:val="right" w:leader="dot" w:pos="8886"/>
             </w:tabs>
           </w:pPr>
           <w:r>
             <w:rPr>
-              <w:rFonts w:ascii="Microsoft JhengHei" w:eastAsia="Microsoft JhengHei" w:hAnsi="Microsoft JhengHei" w:cs="Microsoft JhengHei" w:hint="eastAsia"/>
+              <w:rFonts w:hint="eastAsia" w:ascii="Microsoft JhengHei" w:hAnsi="Microsoft JhengHei" w:eastAsia="Microsoft JhengHei" w:cs="Microsoft JhengHei"/>
               <w:bCs/>
               <w:color w:val="333333"/>
               <w:spacing w:val="-8"/>
@@ -1874,16 +1897,16 @@
           </w:r>
           <w:r>
             <w:rPr>
-              <w:rFonts w:ascii="Microsoft JhengHei" w:eastAsia="Microsoft JhengHei" w:hAnsi="Microsoft JhengHei" w:cs="Microsoft JhengHei" w:hint="eastAsia"/>
-              <w:bCs/>
-              <w:spacing w:val="-8"/>
-              <w:szCs w:val="24"/>
-            </w:rPr>
-            <w:instrText xml:space="preserve"> HYPERLINK \l _Toc1512 </w:instrText>
-          </w:r>
-          <w:r>
-            <w:rPr>
-              <w:rFonts w:ascii="Microsoft JhengHei" w:eastAsia="Microsoft JhengHei" w:hAnsi="Microsoft JhengHei" w:cs="Microsoft JhengHei" w:hint="eastAsia"/>
+              <w:rFonts w:hint="eastAsia" w:ascii="Microsoft JhengHei" w:hAnsi="Microsoft JhengHei" w:eastAsia="Microsoft JhengHei" w:cs="Microsoft JhengHei"/>
+              <w:bCs/>
+              <w:spacing w:val="-8"/>
+              <w:szCs w:val="24"/>
+            </w:rPr>
+            <w:instrText xml:space="preserve"> HYPERLINK \l _Toc16044 </w:instrText>
+          </w:r>
+          <w:r>
+            <w:rPr>
+              <w:rFonts w:hint="eastAsia" w:ascii="Microsoft JhengHei" w:hAnsi="Microsoft JhengHei" w:eastAsia="Microsoft JhengHei" w:cs="Microsoft JhengHei"/>
               <w:bCs/>
               <w:spacing w:val="-8"/>
               <w:szCs w:val="24"/>
@@ -1909,7 +1932,7 @@
             <w:fldChar w:fldCharType="begin"/>
           </w:r>
           <w:r>
-            <w:instrText xml:space="preserve"> PAGEREF _Toc1512 \h </w:instrText>
+            <w:instrText xml:space="preserve"> PAGEREF _Toc16044 \h </w:instrText>
           </w:r>
           <w:r>
             <w:fldChar w:fldCharType="separate"/>
@@ -1922,7 +1945,7 @@
           </w:r>
           <w:r>
             <w:rPr>
-              <w:rFonts w:ascii="Microsoft JhengHei" w:eastAsia="Microsoft JhengHei" w:hAnsi="Microsoft JhengHei" w:cs="Microsoft JhengHei" w:hint="eastAsia"/>
+              <w:rFonts w:hint="eastAsia" w:ascii="Microsoft JhengHei" w:hAnsi="Microsoft JhengHei" w:eastAsia="Microsoft JhengHei" w:cs="Microsoft JhengHei"/>
               <w:bCs/>
               <w:color w:val="333333"/>
               <w:spacing w:val="-8"/>
@@ -1933,14 +1956,14 @@
         </w:p>
         <w:p>
           <w:pPr>
-            <w:pStyle w:val="TOC2"/>
+            <w:pStyle w:val="17"/>
             <w:tabs>
               <w:tab w:val="right" w:leader="dot" w:pos="8886"/>
             </w:tabs>
           </w:pPr>
           <w:r>
             <w:rPr>
-              <w:rFonts w:ascii="Microsoft JhengHei" w:eastAsia="Microsoft JhengHei" w:hAnsi="Microsoft JhengHei" w:cs="Microsoft JhengHei" w:hint="eastAsia"/>
+              <w:rFonts w:hint="eastAsia" w:ascii="Microsoft JhengHei" w:hAnsi="Microsoft JhengHei" w:eastAsia="Microsoft JhengHei" w:cs="Microsoft JhengHei"/>
               <w:bCs/>
               <w:color w:val="333333"/>
               <w:spacing w:val="-8"/>
@@ -1950,16 +1973,16 @@
           </w:r>
           <w:r>
             <w:rPr>
-              <w:rFonts w:ascii="Microsoft JhengHei" w:eastAsia="Microsoft JhengHei" w:hAnsi="Microsoft JhengHei" w:cs="Microsoft JhengHei" w:hint="eastAsia"/>
-              <w:bCs/>
-              <w:spacing w:val="-8"/>
-              <w:szCs w:val="24"/>
-            </w:rPr>
-            <w:instrText xml:space="preserve"> HYPERLINK \l _Toc27628 </w:instrText>
-          </w:r>
-          <w:r>
-            <w:rPr>
-              <w:rFonts w:ascii="Microsoft JhengHei" w:eastAsia="Microsoft JhengHei" w:hAnsi="Microsoft JhengHei" w:cs="Microsoft JhengHei" w:hint="eastAsia"/>
+              <w:rFonts w:hint="eastAsia" w:ascii="Microsoft JhengHei" w:hAnsi="Microsoft JhengHei" w:eastAsia="Microsoft JhengHei" w:cs="Microsoft JhengHei"/>
+              <w:bCs/>
+              <w:spacing w:val="-8"/>
+              <w:szCs w:val="24"/>
+            </w:rPr>
+            <w:instrText xml:space="preserve"> HYPERLINK \l _Toc22571 </w:instrText>
+          </w:r>
+          <w:r>
+            <w:rPr>
+              <w:rFonts w:hint="eastAsia" w:ascii="Microsoft JhengHei" w:hAnsi="Microsoft JhengHei" w:eastAsia="Microsoft JhengHei" w:cs="Microsoft JhengHei"/>
               <w:bCs/>
               <w:spacing w:val="-8"/>
               <w:szCs w:val="24"/>
@@ -1985,7 +2008,7 @@
             <w:fldChar w:fldCharType="begin"/>
           </w:r>
           <w:r>
-            <w:instrText xml:space="preserve"> PAGEREF _Toc27628 \h </w:instrText>
+            <w:instrText xml:space="preserve"> PAGEREF _Toc22571 \h </w:instrText>
           </w:r>
           <w:r>
             <w:fldChar w:fldCharType="separate"/>
@@ -1998,7 +2021,7 @@
           </w:r>
           <w:r>
             <w:rPr>
-              <w:rFonts w:ascii="Microsoft JhengHei" w:eastAsia="Microsoft JhengHei" w:hAnsi="Microsoft JhengHei" w:cs="Microsoft JhengHei" w:hint="eastAsia"/>
+              <w:rFonts w:hint="eastAsia" w:ascii="Microsoft JhengHei" w:hAnsi="Microsoft JhengHei" w:eastAsia="Microsoft JhengHei" w:cs="Microsoft JhengHei"/>
               <w:bCs/>
               <w:color w:val="333333"/>
               <w:spacing w:val="-8"/>
@@ -2009,14 +2032,14 @@
         </w:p>
         <w:p>
           <w:pPr>
-            <w:pStyle w:val="TOC2"/>
+            <w:pStyle w:val="17"/>
             <w:tabs>
               <w:tab w:val="right" w:leader="dot" w:pos="8886"/>
             </w:tabs>
           </w:pPr>
           <w:r>
             <w:rPr>
-              <w:rFonts w:ascii="Microsoft JhengHei" w:eastAsia="Microsoft JhengHei" w:hAnsi="Microsoft JhengHei" w:cs="Microsoft JhengHei" w:hint="eastAsia"/>
+              <w:rFonts w:hint="eastAsia" w:ascii="Microsoft JhengHei" w:hAnsi="Microsoft JhengHei" w:eastAsia="Microsoft JhengHei" w:cs="Microsoft JhengHei"/>
               <w:bCs/>
               <w:color w:val="333333"/>
               <w:spacing w:val="-8"/>
@@ -2026,16 +2049,16 @@
           </w:r>
           <w:r>
             <w:rPr>
-              <w:rFonts w:ascii="Microsoft JhengHei" w:eastAsia="Microsoft JhengHei" w:hAnsi="Microsoft JhengHei" w:cs="Microsoft JhengHei" w:hint="eastAsia"/>
-              <w:bCs/>
-              <w:spacing w:val="-8"/>
-              <w:szCs w:val="24"/>
-            </w:rPr>
-            <w:instrText xml:space="preserve"> HYPERLINK \l _Toc3765 </w:instrText>
-          </w:r>
-          <w:r>
-            <w:rPr>
-              <w:rFonts w:ascii="Microsoft JhengHei" w:eastAsia="Microsoft JhengHei" w:hAnsi="Microsoft JhengHei" w:cs="Microsoft JhengHei" w:hint="eastAsia"/>
+              <w:rFonts w:hint="eastAsia" w:ascii="Microsoft JhengHei" w:hAnsi="Microsoft JhengHei" w:eastAsia="Microsoft JhengHei" w:cs="Microsoft JhengHei"/>
+              <w:bCs/>
+              <w:spacing w:val="-8"/>
+              <w:szCs w:val="24"/>
+            </w:rPr>
+            <w:instrText xml:space="preserve"> HYPERLINK \l _Toc30603 </w:instrText>
+          </w:r>
+          <w:r>
+            <w:rPr>
+              <w:rFonts w:hint="eastAsia" w:ascii="Microsoft JhengHei" w:hAnsi="Microsoft JhengHei" w:eastAsia="Microsoft JhengHei" w:cs="Microsoft JhengHei"/>
               <w:bCs/>
               <w:spacing w:val="-8"/>
               <w:szCs w:val="24"/>
@@ -2061,7 +2084,7 @@
             <w:fldChar w:fldCharType="begin"/>
           </w:r>
           <w:r>
-            <w:instrText xml:space="preserve"> PAGEREF _Toc3765 \h </w:instrText>
+            <w:instrText xml:space="preserve"> PAGEREF _Toc30603 \h </w:instrText>
           </w:r>
           <w:r>
             <w:fldChar w:fldCharType="separate"/>
@@ -2074,7 +2097,7 @@
           </w:r>
           <w:r>
             <w:rPr>
-              <w:rFonts w:ascii="Microsoft JhengHei" w:eastAsia="Microsoft JhengHei" w:hAnsi="Microsoft JhengHei" w:cs="Microsoft JhengHei" w:hint="eastAsia"/>
+              <w:rFonts w:hint="eastAsia" w:ascii="Microsoft JhengHei" w:hAnsi="Microsoft JhengHei" w:eastAsia="Microsoft JhengHei" w:cs="Microsoft JhengHei"/>
               <w:bCs/>
               <w:color w:val="333333"/>
               <w:spacing w:val="-8"/>
@@ -2085,14 +2108,14 @@
         </w:p>
         <w:p>
           <w:pPr>
-            <w:pStyle w:val="TOC2"/>
+            <w:pStyle w:val="17"/>
             <w:tabs>
               <w:tab w:val="right" w:leader="dot" w:pos="8886"/>
             </w:tabs>
           </w:pPr>
           <w:r>
             <w:rPr>
-              <w:rFonts w:ascii="Microsoft JhengHei" w:eastAsia="Microsoft JhengHei" w:hAnsi="Microsoft JhengHei" w:cs="Microsoft JhengHei" w:hint="eastAsia"/>
+              <w:rFonts w:hint="eastAsia" w:ascii="Microsoft JhengHei" w:hAnsi="Microsoft JhengHei" w:eastAsia="Microsoft JhengHei" w:cs="Microsoft JhengHei"/>
               <w:bCs/>
               <w:color w:val="333333"/>
               <w:spacing w:val="-8"/>
@@ -2102,16 +2125,16 @@
           </w:r>
           <w:r>
             <w:rPr>
-              <w:rFonts w:ascii="Microsoft JhengHei" w:eastAsia="Microsoft JhengHei" w:hAnsi="Microsoft JhengHei" w:cs="Microsoft JhengHei" w:hint="eastAsia"/>
-              <w:bCs/>
-              <w:spacing w:val="-8"/>
-              <w:szCs w:val="24"/>
-            </w:rPr>
-            <w:instrText xml:space="preserve"> HYPERLINK \l _Toc24712 </w:instrText>
-          </w:r>
-          <w:r>
-            <w:rPr>
-              <w:rFonts w:ascii="Microsoft JhengHei" w:eastAsia="Microsoft JhengHei" w:hAnsi="Microsoft JhengHei" w:cs="Microsoft JhengHei" w:hint="eastAsia"/>
+              <w:rFonts w:hint="eastAsia" w:ascii="Microsoft JhengHei" w:hAnsi="Microsoft JhengHei" w:eastAsia="Microsoft JhengHei" w:cs="Microsoft JhengHei"/>
+              <w:bCs/>
+              <w:spacing w:val="-8"/>
+              <w:szCs w:val="24"/>
+            </w:rPr>
+            <w:instrText xml:space="preserve"> HYPERLINK \l _Toc2500 </w:instrText>
+          </w:r>
+          <w:r>
+            <w:rPr>
+              <w:rFonts w:hint="eastAsia" w:ascii="Microsoft JhengHei" w:hAnsi="Microsoft JhengHei" w:eastAsia="Microsoft JhengHei" w:cs="Microsoft JhengHei"/>
               <w:bCs/>
               <w:spacing w:val="-8"/>
               <w:szCs w:val="24"/>
@@ -2137,7 +2160,7 @@
             <w:fldChar w:fldCharType="begin"/>
           </w:r>
           <w:r>
-            <w:instrText xml:space="preserve"> PAGEREF _Toc24712 \h </w:instrText>
+            <w:instrText xml:space="preserve"> PAGEREF _Toc2500 \h </w:instrText>
           </w:r>
           <w:r>
             <w:fldChar w:fldCharType="separate"/>
@@ -2150,7 +2173,7 @@
           </w:r>
           <w:r>
             <w:rPr>
-              <w:rFonts w:ascii="Microsoft JhengHei" w:eastAsia="Microsoft JhengHei" w:hAnsi="Microsoft JhengHei" w:cs="Microsoft JhengHei" w:hint="eastAsia"/>
+              <w:rFonts w:hint="eastAsia" w:ascii="Microsoft JhengHei" w:hAnsi="Microsoft JhengHei" w:eastAsia="Microsoft JhengHei" w:cs="Microsoft JhengHei"/>
               <w:bCs/>
               <w:color w:val="333333"/>
               <w:spacing w:val="-8"/>
@@ -2161,14 +2184,14 @@
         </w:p>
         <w:p>
           <w:pPr>
-            <w:pStyle w:val="TOC2"/>
+            <w:pStyle w:val="17"/>
             <w:tabs>
               <w:tab w:val="right" w:leader="dot" w:pos="8886"/>
             </w:tabs>
           </w:pPr>
           <w:r>
             <w:rPr>
-              <w:rFonts w:ascii="Microsoft JhengHei" w:eastAsia="Microsoft JhengHei" w:hAnsi="Microsoft JhengHei" w:cs="Microsoft JhengHei" w:hint="eastAsia"/>
+              <w:rFonts w:hint="eastAsia" w:ascii="Microsoft JhengHei" w:hAnsi="Microsoft JhengHei" w:eastAsia="Microsoft JhengHei" w:cs="Microsoft JhengHei"/>
               <w:bCs/>
               <w:color w:val="333333"/>
               <w:spacing w:val="-8"/>
@@ -2178,16 +2201,16 @@
           </w:r>
           <w:r>
             <w:rPr>
-              <w:rFonts w:ascii="Microsoft JhengHei" w:eastAsia="Microsoft JhengHei" w:hAnsi="Microsoft JhengHei" w:cs="Microsoft JhengHei" w:hint="eastAsia"/>
-              <w:bCs/>
-              <w:spacing w:val="-8"/>
-              <w:szCs w:val="24"/>
-            </w:rPr>
-            <w:instrText xml:space="preserve"> HYPERLINK \l _Toc21114 </w:instrText>
-          </w:r>
-          <w:r>
-            <w:rPr>
-              <w:rFonts w:ascii="Microsoft JhengHei" w:eastAsia="Microsoft JhengHei" w:hAnsi="Microsoft JhengHei" w:cs="Microsoft JhengHei" w:hint="eastAsia"/>
+              <w:rFonts w:hint="eastAsia" w:ascii="Microsoft JhengHei" w:hAnsi="Microsoft JhengHei" w:eastAsia="Microsoft JhengHei" w:cs="Microsoft JhengHei"/>
+              <w:bCs/>
+              <w:spacing w:val="-8"/>
+              <w:szCs w:val="24"/>
+            </w:rPr>
+            <w:instrText xml:space="preserve"> HYPERLINK \l _Toc9784 </w:instrText>
+          </w:r>
+          <w:r>
+            <w:rPr>
+              <w:rFonts w:hint="eastAsia" w:ascii="Microsoft JhengHei" w:hAnsi="Microsoft JhengHei" w:eastAsia="Microsoft JhengHei" w:cs="Microsoft JhengHei"/>
               <w:bCs/>
               <w:spacing w:val="-8"/>
               <w:szCs w:val="24"/>
@@ -2213,7 +2236,7 @@
             <w:fldChar w:fldCharType="begin"/>
           </w:r>
           <w:r>
-            <w:instrText xml:space="preserve"> PAGEREF _Toc21114 \h </w:instrText>
+            <w:instrText xml:space="preserve"> PAGEREF _Toc9784 \h </w:instrText>
           </w:r>
           <w:r>
             <w:fldChar w:fldCharType="separate"/>
@@ -2226,7 +2249,7 @@
           </w:r>
           <w:r>
             <w:rPr>
-              <w:rFonts w:ascii="Microsoft JhengHei" w:eastAsia="Microsoft JhengHei" w:hAnsi="Microsoft JhengHei" w:cs="Microsoft JhengHei" w:hint="eastAsia"/>
+              <w:rFonts w:hint="eastAsia" w:ascii="Microsoft JhengHei" w:hAnsi="Microsoft JhengHei" w:eastAsia="Microsoft JhengHei" w:cs="Microsoft JhengHei"/>
               <w:bCs/>
               <w:color w:val="333333"/>
               <w:spacing w:val="-8"/>
@@ -2237,14 +2260,14 @@
         </w:p>
         <w:p>
           <w:pPr>
-            <w:pStyle w:val="TOC2"/>
+            <w:pStyle w:val="17"/>
             <w:tabs>
               <w:tab w:val="right" w:leader="dot" w:pos="8886"/>
             </w:tabs>
           </w:pPr>
           <w:r>
             <w:rPr>
-              <w:rFonts w:ascii="Microsoft JhengHei" w:eastAsia="Microsoft JhengHei" w:hAnsi="Microsoft JhengHei" w:cs="Microsoft JhengHei" w:hint="eastAsia"/>
+              <w:rFonts w:hint="eastAsia" w:ascii="Microsoft JhengHei" w:hAnsi="Microsoft JhengHei" w:eastAsia="Microsoft JhengHei" w:cs="Microsoft JhengHei"/>
               <w:bCs/>
               <w:color w:val="333333"/>
               <w:spacing w:val="-8"/>
@@ -2254,16 +2277,16 @@
           </w:r>
           <w:r>
             <w:rPr>
-              <w:rFonts w:ascii="Microsoft JhengHei" w:eastAsia="Microsoft JhengHei" w:hAnsi="Microsoft JhengHei" w:cs="Microsoft JhengHei" w:hint="eastAsia"/>
-              <w:bCs/>
-              <w:spacing w:val="-8"/>
-              <w:szCs w:val="24"/>
-            </w:rPr>
-            <w:instrText xml:space="preserve"> HYPERLINK \l _Toc17557 </w:instrText>
-          </w:r>
-          <w:r>
-            <w:rPr>
-              <w:rFonts w:ascii="Microsoft JhengHei" w:eastAsia="Microsoft JhengHei" w:hAnsi="Microsoft JhengHei" w:cs="Microsoft JhengHei" w:hint="eastAsia"/>
+              <w:rFonts w:hint="eastAsia" w:ascii="Microsoft JhengHei" w:hAnsi="Microsoft JhengHei" w:eastAsia="Microsoft JhengHei" w:cs="Microsoft JhengHei"/>
+              <w:bCs/>
+              <w:spacing w:val="-8"/>
+              <w:szCs w:val="24"/>
+            </w:rPr>
+            <w:instrText xml:space="preserve"> HYPERLINK \l _Toc10993 </w:instrText>
+          </w:r>
+          <w:r>
+            <w:rPr>
+              <w:rFonts w:hint="eastAsia" w:ascii="Microsoft JhengHei" w:hAnsi="Microsoft JhengHei" w:eastAsia="Microsoft JhengHei" w:cs="Microsoft JhengHei"/>
               <w:bCs/>
               <w:spacing w:val="-8"/>
               <w:szCs w:val="24"/>
@@ -2289,7 +2312,7 @@
             <w:fldChar w:fldCharType="begin"/>
           </w:r>
           <w:r>
-            <w:instrText xml:space="preserve"> PAGEREF _Toc17557 \h </w:instrText>
+            <w:instrText xml:space="preserve"> PAGEREF _Toc10993 \h </w:instrText>
           </w:r>
           <w:r>
             <w:fldChar w:fldCharType="separate"/>
@@ -2302,7 +2325,7 @@
           </w:r>
           <w:r>
             <w:rPr>
-              <w:rFonts w:ascii="Microsoft JhengHei" w:eastAsia="Microsoft JhengHei" w:hAnsi="Microsoft JhengHei" w:cs="Microsoft JhengHei" w:hint="eastAsia"/>
+              <w:rFonts w:hint="eastAsia" w:ascii="Microsoft JhengHei" w:hAnsi="Microsoft JhengHei" w:eastAsia="Microsoft JhengHei" w:cs="Microsoft JhengHei"/>
               <w:bCs/>
               <w:color w:val="333333"/>
               <w:spacing w:val="-8"/>
@@ -2313,14 +2336,14 @@
         </w:p>
         <w:p>
           <w:pPr>
-            <w:pStyle w:val="TOC2"/>
+            <w:pStyle w:val="17"/>
             <w:tabs>
               <w:tab w:val="right" w:leader="dot" w:pos="8886"/>
             </w:tabs>
           </w:pPr>
           <w:r>
             <w:rPr>
-              <w:rFonts w:ascii="Microsoft JhengHei" w:eastAsia="Microsoft JhengHei" w:hAnsi="Microsoft JhengHei" w:cs="Microsoft JhengHei" w:hint="eastAsia"/>
+              <w:rFonts w:hint="eastAsia" w:ascii="Microsoft JhengHei" w:hAnsi="Microsoft JhengHei" w:eastAsia="Microsoft JhengHei" w:cs="Microsoft JhengHei"/>
               <w:bCs/>
               <w:color w:val="333333"/>
               <w:spacing w:val="-8"/>
@@ -2330,16 +2353,16 @@
           </w:r>
           <w:r>
             <w:rPr>
-              <w:rFonts w:ascii="Microsoft JhengHei" w:eastAsia="Microsoft JhengHei" w:hAnsi="Microsoft JhengHei" w:cs="Microsoft JhengHei" w:hint="eastAsia"/>
-              <w:bCs/>
-              <w:spacing w:val="-8"/>
-              <w:szCs w:val="24"/>
-            </w:rPr>
-            <w:instrText xml:space="preserve"> HYPERLINK \l _Toc23518 </w:instrText>
-          </w:r>
-          <w:r>
-            <w:rPr>
-              <w:rFonts w:ascii="Microsoft JhengHei" w:eastAsia="Microsoft JhengHei" w:hAnsi="Microsoft JhengHei" w:cs="Microsoft JhengHei" w:hint="eastAsia"/>
+              <w:rFonts w:hint="eastAsia" w:ascii="Microsoft JhengHei" w:hAnsi="Microsoft JhengHei" w:eastAsia="Microsoft JhengHei" w:cs="Microsoft JhengHei"/>
+              <w:bCs/>
+              <w:spacing w:val="-8"/>
+              <w:szCs w:val="24"/>
+            </w:rPr>
+            <w:instrText xml:space="preserve"> HYPERLINK \l _Toc21558 </w:instrText>
+          </w:r>
+          <w:r>
+            <w:rPr>
+              <w:rFonts w:hint="eastAsia" w:ascii="Microsoft JhengHei" w:hAnsi="Microsoft JhengHei" w:eastAsia="Microsoft JhengHei" w:cs="Microsoft JhengHei"/>
               <w:bCs/>
               <w:spacing w:val="-8"/>
               <w:szCs w:val="24"/>
@@ -2365,7 +2388,7 @@
             <w:fldChar w:fldCharType="begin"/>
           </w:r>
           <w:r>
-            <w:instrText xml:space="preserve"> PAGEREF _Toc23518 \h </w:instrText>
+            <w:instrText xml:space="preserve"> PAGEREF _Toc21558 \h </w:instrText>
           </w:r>
           <w:r>
             <w:fldChar w:fldCharType="separate"/>
@@ -2378,7 +2401,7 @@
           </w:r>
           <w:r>
             <w:rPr>
-              <w:rFonts w:ascii="Microsoft JhengHei" w:eastAsia="Microsoft JhengHei" w:hAnsi="Microsoft JhengHei" w:cs="Microsoft JhengHei" w:hint="eastAsia"/>
+              <w:rFonts w:hint="eastAsia" w:ascii="Microsoft JhengHei" w:hAnsi="Microsoft JhengHei" w:eastAsia="Microsoft JhengHei" w:cs="Microsoft JhengHei"/>
               <w:bCs/>
               <w:color w:val="333333"/>
               <w:spacing w:val="-8"/>
@@ -2389,14 +2412,14 @@
         </w:p>
         <w:p>
           <w:pPr>
-            <w:pStyle w:val="TOC1"/>
+            <w:pStyle w:val="17"/>
             <w:tabs>
               <w:tab w:val="right" w:leader="dot" w:pos="8886"/>
             </w:tabs>
           </w:pPr>
           <w:r>
             <w:rPr>
-              <w:rFonts w:ascii="Microsoft JhengHei" w:eastAsia="Microsoft JhengHei" w:hAnsi="Microsoft JhengHei" w:cs="Microsoft JhengHei" w:hint="eastAsia"/>
+              <w:rFonts w:hint="eastAsia" w:ascii="Microsoft JhengHei" w:hAnsi="Microsoft JhengHei" w:eastAsia="Microsoft JhengHei" w:cs="Microsoft JhengHei"/>
               <w:bCs/>
               <w:color w:val="333333"/>
               <w:spacing w:val="-8"/>
@@ -2406,16 +2429,16 @@
           </w:r>
           <w:r>
             <w:rPr>
-              <w:rFonts w:ascii="Microsoft JhengHei" w:eastAsia="Microsoft JhengHei" w:hAnsi="Microsoft JhengHei" w:cs="Microsoft JhengHei" w:hint="eastAsia"/>
-              <w:bCs/>
-              <w:spacing w:val="-8"/>
-              <w:szCs w:val="24"/>
-            </w:rPr>
-            <w:instrText xml:space="preserve"> HYPERLINK \l _Toc15594 </w:instrText>
-          </w:r>
-          <w:r>
-            <w:rPr>
-              <w:rFonts w:ascii="Microsoft JhengHei" w:eastAsia="Microsoft JhengHei" w:hAnsi="Microsoft JhengHei" w:cs="Microsoft JhengHei" w:hint="eastAsia"/>
+              <w:rFonts w:hint="eastAsia" w:ascii="Microsoft JhengHei" w:hAnsi="Microsoft JhengHei" w:eastAsia="Microsoft JhengHei" w:cs="Microsoft JhengHei"/>
+              <w:bCs/>
+              <w:spacing w:val="-8"/>
+              <w:szCs w:val="24"/>
+            </w:rPr>
+            <w:instrText xml:space="preserve"> HYPERLINK \l _Toc8458 </w:instrText>
+          </w:r>
+          <w:r>
+            <w:rPr>
+              <w:rFonts w:hint="eastAsia" w:ascii="Microsoft JhengHei" w:hAnsi="Microsoft JhengHei" w:eastAsia="Microsoft JhengHei" w:cs="Microsoft JhengHei"/>
               <w:bCs/>
               <w:spacing w:val="-8"/>
               <w:szCs w:val="24"/>
@@ -2426,13 +2449,14 @@
             <w:rPr>
               <w:rFonts w:hint="default"/>
             </w:rPr>
-            <w:t xml:space="preserve">6. </w:t>
+            <w:t xml:space="preserve">5.13. </w:t>
           </w:r>
           <w:r>
             <w:rPr>
               <w:rFonts w:hint="eastAsia"/>
-            </w:rPr>
-            <w:t>考核与奖惩</w:t>
+              <w:lang w:val="en-US" w:eastAsia="zh-CN"/>
+            </w:rPr>
+            <w:t>知识权限管理</w:t>
           </w:r>
           <w:r>
             <w:tab/>
@@ -2441,7 +2465,7 @@
             <w:fldChar w:fldCharType="begin"/>
           </w:r>
           <w:r>
-            <w:instrText xml:space="preserve"> PAGEREF _Toc15594 \h </w:instrText>
+            <w:instrText xml:space="preserve"> PAGEREF _Toc8458 \h </w:instrText>
           </w:r>
           <w:r>
             <w:fldChar w:fldCharType="separate"/>
@@ -2454,7 +2478,7 @@
           </w:r>
           <w:r>
             <w:rPr>
-              <w:rFonts w:ascii="Microsoft JhengHei" w:eastAsia="Microsoft JhengHei" w:hAnsi="Microsoft JhengHei" w:cs="Microsoft JhengHei" w:hint="eastAsia"/>
+              <w:rFonts w:hint="eastAsia" w:ascii="Microsoft JhengHei" w:hAnsi="Microsoft JhengHei" w:eastAsia="Microsoft JhengHei" w:cs="Microsoft JhengHei"/>
               <w:bCs/>
               <w:color w:val="333333"/>
               <w:spacing w:val="-8"/>
@@ -2465,8 +2489,318 @@
         </w:p>
         <w:p>
           <w:pPr>
-            <w:rPr>
-              <w:rFonts w:ascii="Microsoft JhengHei" w:eastAsia="Microsoft JhengHei" w:hAnsi="Microsoft JhengHei" w:cs="Microsoft JhengHei" w:hint="eastAsia"/>
+            <w:pStyle w:val="13"/>
+            <w:tabs>
+              <w:tab w:val="right" w:leader="dot" w:pos="8886"/>
+            </w:tabs>
+          </w:pPr>
+          <w:r>
+            <w:rPr>
+              <w:rFonts w:hint="eastAsia" w:ascii="Microsoft JhengHei" w:hAnsi="Microsoft JhengHei" w:eastAsia="Microsoft JhengHei" w:cs="Microsoft JhengHei"/>
+              <w:bCs/>
+              <w:color w:val="333333"/>
+              <w:spacing w:val="-8"/>
+              <w:szCs w:val="24"/>
+            </w:rPr>
+            <w:fldChar w:fldCharType="begin"/>
+          </w:r>
+          <w:r>
+            <w:rPr>
+              <w:rFonts w:hint="eastAsia" w:ascii="Microsoft JhengHei" w:hAnsi="Microsoft JhengHei" w:eastAsia="Microsoft JhengHei" w:cs="Microsoft JhengHei"/>
+              <w:bCs/>
+              <w:spacing w:val="-8"/>
+              <w:szCs w:val="24"/>
+            </w:rPr>
+            <w:instrText xml:space="preserve"> HYPERLINK \l _Toc21460 </w:instrText>
+          </w:r>
+          <w:r>
+            <w:rPr>
+              <w:rFonts w:hint="eastAsia" w:ascii="Microsoft JhengHei" w:hAnsi="Microsoft JhengHei" w:eastAsia="Microsoft JhengHei" w:cs="Microsoft JhengHei"/>
+              <w:bCs/>
+              <w:spacing w:val="-8"/>
+              <w:szCs w:val="24"/>
+            </w:rPr>
+            <w:fldChar w:fldCharType="separate"/>
+          </w:r>
+          <w:r>
+            <w:rPr>
+              <w:rFonts w:hint="default"/>
+              <w:lang w:val="en-US" w:eastAsia="zh-CN"/>
+            </w:rPr>
+            <w:t xml:space="preserve">5.13.1. </w:t>
+          </w:r>
+          <w:r>
+            <w:rPr>
+              <w:rFonts w:hint="eastAsia"/>
+              <w:lang w:val="en-US" w:eastAsia="zh-CN"/>
+            </w:rPr>
+            <w:t>角色默认权限</w:t>
+          </w:r>
+          <w:r>
+            <w:tab/>
+          </w:r>
+          <w:r>
+            <w:fldChar w:fldCharType="begin"/>
+          </w:r>
+          <w:r>
+            <w:instrText xml:space="preserve"> PAGEREF _Toc21460 \h </w:instrText>
+          </w:r>
+          <w:r>
+            <w:fldChar w:fldCharType="separate"/>
+          </w:r>
+          <w:r>
+            <w:t>8</w:t>
+          </w:r>
+          <w:r>
+            <w:fldChar w:fldCharType="end"/>
+          </w:r>
+          <w:r>
+            <w:rPr>
+              <w:rFonts w:hint="eastAsia" w:ascii="Microsoft JhengHei" w:hAnsi="Microsoft JhengHei" w:eastAsia="Microsoft JhengHei" w:cs="Microsoft JhengHei"/>
+              <w:bCs/>
+              <w:color w:val="333333"/>
+              <w:spacing w:val="-8"/>
+              <w:szCs w:val="24"/>
+            </w:rPr>
+            <w:fldChar w:fldCharType="end"/>
+          </w:r>
+        </w:p>
+        <w:p>
+          <w:pPr>
+            <w:pStyle w:val="13"/>
+            <w:tabs>
+              <w:tab w:val="right" w:leader="dot" w:pos="8886"/>
+            </w:tabs>
+          </w:pPr>
+          <w:r>
+            <w:rPr>
+              <w:rFonts w:hint="eastAsia" w:ascii="Microsoft JhengHei" w:hAnsi="Microsoft JhengHei" w:eastAsia="Microsoft JhengHei" w:cs="Microsoft JhengHei"/>
+              <w:bCs/>
+              <w:color w:val="333333"/>
+              <w:spacing w:val="-8"/>
+              <w:szCs w:val="24"/>
+            </w:rPr>
+            <w:fldChar w:fldCharType="begin"/>
+          </w:r>
+          <w:r>
+            <w:rPr>
+              <w:rFonts w:hint="eastAsia" w:ascii="Microsoft JhengHei" w:hAnsi="Microsoft JhengHei" w:eastAsia="Microsoft JhengHei" w:cs="Microsoft JhengHei"/>
+              <w:bCs/>
+              <w:spacing w:val="-8"/>
+              <w:szCs w:val="24"/>
+            </w:rPr>
+            <w:instrText xml:space="preserve"> HYPERLINK \l _Toc22035 </w:instrText>
+          </w:r>
+          <w:r>
+            <w:rPr>
+              <w:rFonts w:hint="eastAsia" w:ascii="Microsoft JhengHei" w:hAnsi="Microsoft JhengHei" w:eastAsia="Microsoft JhengHei" w:cs="Microsoft JhengHei"/>
+              <w:bCs/>
+              <w:spacing w:val="-8"/>
+              <w:szCs w:val="24"/>
+            </w:rPr>
+            <w:fldChar w:fldCharType="separate"/>
+          </w:r>
+          <w:r>
+            <w:rPr>
+              <w:rFonts w:hint="default"/>
+              <w:lang w:val="en-US" w:eastAsia="zh-CN"/>
+            </w:rPr>
+            <w:t xml:space="preserve">5.13.2. </w:t>
+          </w:r>
+          <w:r>
+            <w:rPr>
+              <w:rFonts w:hint="eastAsia"/>
+              <w:lang w:val="en-US" w:eastAsia="zh-CN"/>
+            </w:rPr>
+            <w:t>保密层级管理</w:t>
+          </w:r>
+          <w:r>
+            <w:tab/>
+          </w:r>
+          <w:r>
+            <w:fldChar w:fldCharType="begin"/>
+          </w:r>
+          <w:r>
+            <w:instrText xml:space="preserve"> PAGEREF _Toc22035 \h </w:instrText>
+          </w:r>
+          <w:r>
+            <w:fldChar w:fldCharType="separate"/>
+          </w:r>
+          <w:r>
+            <w:t>8</w:t>
+          </w:r>
+          <w:r>
+            <w:fldChar w:fldCharType="end"/>
+          </w:r>
+          <w:r>
+            <w:rPr>
+              <w:rFonts w:hint="eastAsia" w:ascii="Microsoft JhengHei" w:hAnsi="Microsoft JhengHei" w:eastAsia="Microsoft JhengHei" w:cs="Microsoft JhengHei"/>
+              <w:bCs/>
+              <w:color w:val="333333"/>
+              <w:spacing w:val="-8"/>
+              <w:szCs w:val="24"/>
+            </w:rPr>
+            <w:fldChar w:fldCharType="end"/>
+          </w:r>
+        </w:p>
+        <w:p>
+          <w:pPr>
+            <w:pStyle w:val="13"/>
+            <w:tabs>
+              <w:tab w:val="right" w:leader="dot" w:pos="8886"/>
+            </w:tabs>
+          </w:pPr>
+          <w:r>
+            <w:rPr>
+              <w:rFonts w:hint="eastAsia" w:ascii="Microsoft JhengHei" w:hAnsi="Microsoft JhengHei" w:eastAsia="Microsoft JhengHei" w:cs="Microsoft JhengHei"/>
+              <w:bCs/>
+              <w:color w:val="333333"/>
+              <w:spacing w:val="-8"/>
+              <w:szCs w:val="24"/>
+            </w:rPr>
+            <w:fldChar w:fldCharType="begin"/>
+          </w:r>
+          <w:r>
+            <w:rPr>
+              <w:rFonts w:hint="eastAsia" w:ascii="Microsoft JhengHei" w:hAnsi="Microsoft JhengHei" w:eastAsia="Microsoft JhengHei" w:cs="Microsoft JhengHei"/>
+              <w:bCs/>
+              <w:spacing w:val="-8"/>
+              <w:szCs w:val="24"/>
+            </w:rPr>
+            <w:instrText xml:space="preserve"> HYPERLINK \l _Toc3122 </w:instrText>
+          </w:r>
+          <w:r>
+            <w:rPr>
+              <w:rFonts w:hint="eastAsia" w:ascii="Microsoft JhengHei" w:hAnsi="Microsoft JhengHei" w:eastAsia="Microsoft JhengHei" w:cs="Microsoft JhengHei"/>
+              <w:bCs/>
+              <w:spacing w:val="-8"/>
+              <w:szCs w:val="24"/>
+            </w:rPr>
+            <w:fldChar w:fldCharType="separate"/>
+          </w:r>
+          <w:r>
+            <w:rPr>
+              <w:rFonts w:hint="default"/>
+              <w:lang w:val="en-US" w:eastAsia="zh-CN"/>
+            </w:rPr>
+            <w:t xml:space="preserve">5.13.3. </w:t>
+          </w:r>
+          <w:r>
+            <w:rPr>
+              <w:rFonts w:hint="eastAsia"/>
+              <w:lang w:val="en-US" w:eastAsia="zh-CN"/>
+            </w:rPr>
+            <w:t>访问审计</w:t>
+          </w:r>
+          <w:r>
+            <w:tab/>
+          </w:r>
+          <w:r>
+            <w:fldChar w:fldCharType="begin"/>
+          </w:r>
+          <w:r>
+            <w:instrText xml:space="preserve"> PAGEREF _Toc3122 \h </w:instrText>
+          </w:r>
+          <w:r>
+            <w:fldChar w:fldCharType="separate"/>
+          </w:r>
+          <w:r>
+            <w:t>8</w:t>
+          </w:r>
+          <w:r>
+            <w:fldChar w:fldCharType="end"/>
+          </w:r>
+          <w:r>
+            <w:rPr>
+              <w:rFonts w:hint="eastAsia" w:ascii="Microsoft JhengHei" w:hAnsi="Microsoft JhengHei" w:eastAsia="Microsoft JhengHei" w:cs="Microsoft JhengHei"/>
+              <w:bCs/>
+              <w:color w:val="333333"/>
+              <w:spacing w:val="-8"/>
+              <w:szCs w:val="24"/>
+            </w:rPr>
+            <w:fldChar w:fldCharType="end"/>
+          </w:r>
+        </w:p>
+        <w:p>
+          <w:pPr>
+            <w:pStyle w:val="16"/>
+            <w:tabs>
+              <w:tab w:val="right" w:leader="dot" w:pos="8886"/>
+            </w:tabs>
+          </w:pPr>
+          <w:r>
+            <w:rPr>
+              <w:rFonts w:hint="eastAsia" w:ascii="Microsoft JhengHei" w:hAnsi="Microsoft JhengHei" w:eastAsia="Microsoft JhengHei" w:cs="Microsoft JhengHei"/>
+              <w:bCs/>
+              <w:color w:val="333333"/>
+              <w:spacing w:val="-8"/>
+              <w:szCs w:val="24"/>
+            </w:rPr>
+            <w:fldChar w:fldCharType="begin"/>
+          </w:r>
+          <w:r>
+            <w:rPr>
+              <w:rFonts w:hint="eastAsia" w:ascii="Microsoft JhengHei" w:hAnsi="Microsoft JhengHei" w:eastAsia="Microsoft JhengHei" w:cs="Microsoft JhengHei"/>
+              <w:bCs/>
+              <w:spacing w:val="-8"/>
+              <w:szCs w:val="24"/>
+            </w:rPr>
+            <w:instrText xml:space="preserve"> HYPERLINK \l _Toc19757 </w:instrText>
+          </w:r>
+          <w:r>
+            <w:rPr>
+              <w:rFonts w:hint="eastAsia" w:ascii="Microsoft JhengHei" w:hAnsi="Microsoft JhengHei" w:eastAsia="Microsoft JhengHei" w:cs="Microsoft JhengHei"/>
+              <w:bCs/>
+              <w:spacing w:val="-8"/>
+              <w:szCs w:val="24"/>
+            </w:rPr>
+            <w:fldChar w:fldCharType="separate"/>
+          </w:r>
+          <w:r>
+            <w:rPr>
+              <w:rFonts w:hint="default"/>
+            </w:rPr>
+            <w:t xml:space="preserve">6. </w:t>
+          </w:r>
+          <w:r>
+            <w:rPr>
+              <w:rFonts w:hint="eastAsia"/>
+            </w:rPr>
+            <w:t>考核与奖惩</w:t>
+          </w:r>
+          <w:r>
+            <w:tab/>
+          </w:r>
+          <w:r>
+            <w:fldChar w:fldCharType="begin"/>
+          </w:r>
+          <w:r>
+            <w:instrText xml:space="preserve"> PAGEREF _Toc19757 \h </w:instrText>
+          </w:r>
+          <w:r>
+            <w:fldChar w:fldCharType="separate"/>
+          </w:r>
+          <w:r>
+            <w:t>8</w:t>
+          </w:r>
+          <w:r>
+            <w:fldChar w:fldCharType="end"/>
+          </w:r>
+          <w:r>
+            <w:rPr>
+              <w:rFonts w:hint="eastAsia" w:ascii="Microsoft JhengHei" w:hAnsi="Microsoft JhengHei" w:eastAsia="Microsoft JhengHei" w:cs="Microsoft JhengHei"/>
+              <w:bCs/>
+              <w:color w:val="333333"/>
+              <w:spacing w:val="-8"/>
+              <w:szCs w:val="24"/>
+            </w:rPr>
+            <w:fldChar w:fldCharType="end"/>
+          </w:r>
+        </w:p>
+        <w:p>
+          <w:pPr>
+            <w:rPr>
+              <w:rFonts w:hint="eastAsia" w:ascii="Microsoft JhengHei" w:hAnsi="Microsoft JhengHei" w:eastAsia="Microsoft JhengHei" w:cs="Microsoft JhengHei"/>
               <w:bCs/>
               <w:snapToGrid w:val="0"/>
               <w:color w:val="333333"/>
@@ -2479,7 +2813,7 @@
           </w:pPr>
           <w:r>
             <w:rPr>
-              <w:rFonts w:ascii="Microsoft JhengHei" w:eastAsia="Microsoft JhengHei" w:hAnsi="Microsoft JhengHei" w:cs="Microsoft JhengHei" w:hint="eastAsia"/>
+              <w:rFonts w:hint="eastAsia" w:ascii="Microsoft JhengHei" w:hAnsi="Microsoft JhengHei" w:eastAsia="Microsoft JhengHei" w:cs="Microsoft JhengHei"/>
               <w:bCs/>
               <w:color w:val="333333"/>
               <w:spacing w:val="-8"/>
@@ -2493,7 +2827,7 @@
     <w:p>
       <w:pPr>
         <w:rPr>
-          <w:rFonts w:ascii="宋体" w:eastAsia="宋体" w:hAnsi="宋体" w:cs="宋体" w:hint="eastAsia"/>
+          <w:rFonts w:hint="eastAsia" w:ascii="宋体" w:hAnsi="宋体" w:eastAsia="宋体" w:cs="宋体"/>
           <w:bCs/>
           <w:snapToGrid w:val="0"/>
           <w:color w:val="333333"/>
@@ -2506,7 +2840,7 @@
       </w:pPr>
       <w:r>
         <w:rPr>
-          <w:rFonts w:ascii="宋体" w:eastAsia="宋体" w:hAnsi="宋体" w:cs="宋体" w:hint="eastAsia"/>
+          <w:rFonts w:hint="eastAsia" w:ascii="宋体" w:hAnsi="宋体" w:eastAsia="宋体" w:cs="宋体"/>
           <w:bCs/>
           <w:snapToGrid w:val="0"/>
           <w:color w:val="333333"/>
@@ -2521,13 +2855,13 @@
     </w:p>
     <w:p>
       <w:pPr>
-        <w:pStyle w:val="1"/>
+        <w:pStyle w:val="26"/>
         <w:bidi w:val="0"/>
         <w:rPr>
           <w:rFonts w:hint="eastAsia"/>
         </w:rPr>
       </w:pPr>
-      <w:bookmarkStart w:id="2" w:name="_Toc19998"/>
+      <w:bookmarkStart w:id="2" w:name="_Toc17865"/>
       <w:r>
         <w:rPr>
           <w:rFonts w:hint="eastAsia"/>
@@ -2538,13 +2872,13 @@
     </w:p>
     <w:p>
       <w:pPr>
-        <w:pStyle w:val="2"/>
+        <w:pStyle w:val="28"/>
         <w:bidi w:val="0"/>
         <w:rPr>
           <w:rFonts w:hint="eastAsia"/>
         </w:rPr>
       </w:pPr>
-      <w:bookmarkStart w:id="3" w:name="_Toc29115"/>
+      <w:bookmarkStart w:id="3" w:name="_Toc14504"/>
       <w:r>
         <w:rPr>
           <w:rFonts w:hint="eastAsia"/>
@@ -2555,7 +2889,7 @@
     </w:p>
     <w:p>
       <w:pPr>
-        <w:pStyle w:val="a"/>
+        <w:pStyle w:val="27"/>
         <w:bidi w:val="0"/>
         <w:rPr>
           <w:rFonts w:hint="eastAsia"/>
@@ -2570,13 +2904,13 @@
     </w:p>
     <w:p>
       <w:pPr>
-        <w:pStyle w:val="2"/>
+        <w:pStyle w:val="28"/>
         <w:bidi w:val="0"/>
         <w:rPr>
           <w:rFonts w:hint="eastAsia"/>
         </w:rPr>
       </w:pPr>
-      <w:bookmarkStart w:id="4" w:name="_Toc25405"/>
+      <w:bookmarkStart w:id="4" w:name="_Toc30934"/>
       <w:r>
         <w:rPr>
           <w:rFonts w:hint="eastAsia"/>
@@ -2587,7 +2921,7 @@
     </w:p>
     <w:p>
       <w:pPr>
-        <w:pStyle w:val="a"/>
+        <w:pStyle w:val="27"/>
         <w:bidi w:val="0"/>
         <w:rPr>
           <w:rFonts w:hint="eastAsia"/>
@@ -2641,13 +2975,13 @@
     </w:p>
     <w:p>
       <w:pPr>
-        <w:pStyle w:val="1"/>
+        <w:pStyle w:val="26"/>
         <w:bidi w:val="0"/>
         <w:rPr>
           <w:rFonts w:hint="eastAsia"/>
         </w:rPr>
       </w:pPr>
-      <w:bookmarkStart w:id="5" w:name="_Toc11611"/>
+      <w:bookmarkStart w:id="5" w:name="_Toc4313"/>
       <w:r>
         <w:rPr>
           <w:rFonts w:hint="eastAsia"/>
@@ -2658,13 +2992,13 @@
     </w:p>
     <w:p>
       <w:pPr>
-        <w:pStyle w:val="a3"/>
+        <w:pStyle w:val="39"/>
         <w:numPr>
           <w:ilvl w:val="0"/>
           <w:numId w:val="2"/>
         </w:numPr>
         <w:bidi w:val="0"/>
-        <w:ind w:left="425" w:hanging="425" w:leftChars="0" w:firstLineChars="0"/>
+        <w:ind w:left="425" w:leftChars="0" w:hanging="425" w:firstLineChars="0"/>
         <w:rPr>
           <w:rFonts w:hint="eastAsia"/>
         </w:rPr>
@@ -2686,13 +3020,13 @@
     </w:p>
     <w:p>
       <w:pPr>
-        <w:pStyle w:val="a3"/>
+        <w:pStyle w:val="39"/>
         <w:numPr>
           <w:ilvl w:val="0"/>
           <w:numId w:val="2"/>
         </w:numPr>
         <w:bidi w:val="0"/>
-        <w:ind w:left="425" w:hanging="425" w:leftChars="0" w:firstLineChars="0"/>
+        <w:ind w:left="425" w:leftChars="0" w:hanging="425" w:firstLineChars="0"/>
         <w:rPr>
           <w:rFonts w:hint="eastAsia"/>
         </w:rPr>
@@ -2727,13 +3061,13 @@
     </w:p>
     <w:p>
       <w:pPr>
-        <w:pStyle w:val="a3"/>
+        <w:pStyle w:val="39"/>
         <w:numPr>
           <w:ilvl w:val="0"/>
           <w:numId w:val="2"/>
         </w:numPr>
         <w:bidi w:val="0"/>
-        <w:ind w:left="425" w:hanging="425" w:leftChars="0" w:firstLineChars="0"/>
+        <w:ind w:left="425" w:leftChars="0" w:hanging="425" w:firstLineChars="0"/>
         <w:rPr>
           <w:rFonts w:hint="eastAsia"/>
         </w:rPr>
@@ -2755,13 +3089,13 @@
     </w:p>
     <w:p>
       <w:pPr>
-        <w:pStyle w:val="1"/>
+        <w:pStyle w:val="26"/>
         <w:bidi w:val="0"/>
         <w:rPr>
           <w:rFonts w:hint="eastAsia"/>
         </w:rPr>
       </w:pPr>
-      <w:bookmarkStart w:id="6" w:name="_Toc6146"/>
+      <w:bookmarkStart w:id="6" w:name="_Toc5724"/>
       <w:r>
         <w:rPr>
           <w:rFonts w:hint="eastAsia"/>
@@ -2772,13 +3106,13 @@
     </w:p>
     <w:p>
       <w:pPr>
-        <w:pStyle w:val="a3"/>
+        <w:pStyle w:val="39"/>
         <w:numPr>
           <w:ilvl w:val="0"/>
           <w:numId w:val="3"/>
         </w:numPr>
         <w:bidi w:val="0"/>
-        <w:ind w:left="425" w:hanging="425" w:leftChars="0" w:firstLineChars="0"/>
+        <w:ind w:left="425" w:leftChars="0" w:hanging="425" w:firstLineChars="0"/>
         <w:rPr>
           <w:rFonts w:hint="eastAsia"/>
         </w:rPr>
@@ -2792,13 +3126,13 @@
     </w:p>
     <w:p>
       <w:pPr>
-        <w:pStyle w:val="a3"/>
+        <w:pStyle w:val="39"/>
         <w:numPr>
           <w:ilvl w:val="0"/>
           <w:numId w:val="3"/>
         </w:numPr>
         <w:bidi w:val="0"/>
-        <w:ind w:left="425" w:hanging="425" w:leftChars="0" w:firstLineChars="0"/>
+        <w:ind w:left="425" w:leftChars="0" w:hanging="425" w:firstLineChars="0"/>
         <w:rPr>
           <w:rFonts w:hint="eastAsia"/>
           <w:lang w:val="en-US" w:eastAsia="zh-CN"/>
@@ -2834,13 +3168,13 @@
     </w:p>
     <w:p>
       <w:pPr>
-        <w:pStyle w:val="a3"/>
+        <w:pStyle w:val="39"/>
         <w:numPr>
           <w:ilvl w:val="0"/>
           <w:numId w:val="3"/>
         </w:numPr>
         <w:bidi w:val="0"/>
-        <w:ind w:left="425" w:hanging="425" w:leftChars="0" w:firstLineChars="0"/>
+        <w:ind w:left="425" w:leftChars="0" w:hanging="425" w:firstLineChars="0"/>
         <w:rPr>
           <w:rFonts w:hint="eastAsia"/>
         </w:rPr>
@@ -2861,29 +3195,27 @@
     </w:p>
     <w:p>
       <w:pPr>
-        <w:pStyle w:val="1"/>
+        <w:pStyle w:val="26"/>
         <w:bidi w:val="0"/>
         <w:rPr>
           <w:rFonts w:hint="eastAsia"/>
         </w:rPr>
       </w:pPr>
-      <w:bookmarkStart w:id="7" w:name="_GoBack"/>
+      <w:bookmarkStart w:id="7" w:name="_Toc22431"/>
+      <w:r>
+        <w:rPr>
+          <w:rFonts w:hint="eastAsia"/>
+        </w:rPr>
+        <w:t>知识的分类</w:t>
+      </w:r>
       <w:bookmarkEnd w:id="7"/>
-      <w:bookmarkStart w:id="8" w:name="_Toc20021"/>
-      <w:r>
-        <w:rPr>
-          <w:rFonts w:hint="eastAsia"/>
-        </w:rPr>
-        <w:t>知识的分类</w:t>
-      </w:r>
-      <w:bookmarkEnd w:id="8"/>
     </w:p>
     <w:p>
       <w:pPr>
-        <w:pStyle w:val="BodyText"/>
+        <w:pStyle w:val="12"/>
         <w:spacing w:before="217" w:line="188" w:lineRule="auto"/>
         <w:rPr>
-          <w:rFonts w:ascii="宋体" w:eastAsia="宋体" w:hAnsi="宋体" w:cs="宋体" w:hint="eastAsia"/>
+          <w:rFonts w:hint="eastAsia" w:ascii="宋体" w:hAnsi="宋体" w:eastAsia="宋体" w:cs="宋体"/>
           <w:color w:val="333333"/>
           <w:spacing w:val="3"/>
           <w:sz w:val="24"/>
@@ -2892,7 +3224,7 @@
       </w:pPr>
       <w:r>
         <w:rPr>
-          <w:rFonts w:ascii="宋体" w:eastAsia="宋体" w:hAnsi="宋体" w:cs="宋体" w:hint="eastAsia"/>
+          <w:rFonts w:hint="eastAsia" w:ascii="宋体" w:hAnsi="宋体" w:eastAsia="宋体" w:cs="宋体"/>
           <w:color w:val="333333"/>
           <w:spacing w:val="4"/>
           <w:sz w:val="24"/>
@@ -2903,7 +3235,7 @@
       </w:r>
       <w:r>
         <w:rPr>
-          <w:rFonts w:ascii="宋体" w:eastAsia="宋体" w:hAnsi="宋体" w:cs="宋体" w:hint="eastAsia"/>
+          <w:rFonts w:hint="eastAsia" w:ascii="宋体" w:hAnsi="宋体" w:eastAsia="宋体" w:cs="宋体"/>
           <w:color w:val="333333"/>
           <w:spacing w:val="4"/>
           <w:sz w:val="24"/>
@@ -2913,7 +3245,7 @@
       </w:r>
       <w:r>
         <w:rPr>
-          <w:rFonts w:ascii="宋体" w:eastAsia="宋体" w:hAnsi="宋体" w:cs="宋体" w:hint="eastAsia"/>
+          <w:rFonts w:hint="eastAsia" w:ascii="宋体" w:hAnsi="宋体" w:eastAsia="宋体" w:cs="宋体"/>
           <w:color w:val="333333"/>
           <w:spacing w:val="3"/>
           <w:sz w:val="24"/>
@@ -2925,7 +3257,7 @@
     <w:p>
       <w:pPr>
         <w:rPr>
-          <w:rFonts w:ascii="宋体" w:eastAsia="宋体" w:hAnsi="宋体" w:cs="宋体" w:hint="eastAsia"/>
+          <w:rFonts w:hint="eastAsia" w:ascii="宋体" w:hAnsi="宋体" w:eastAsia="宋体" w:cs="宋体"/>
           <w:color w:val="333333"/>
           <w:spacing w:val="3"/>
           <w:sz w:val="24"/>
@@ -2934,7 +3266,7 @@
       </w:pPr>
       <w:r>
         <w:rPr>
-          <w:rFonts w:ascii="宋体" w:eastAsia="宋体" w:hAnsi="宋体" w:cs="宋体" w:hint="eastAsia"/>
+          <w:rFonts w:hint="eastAsia" w:ascii="宋体" w:hAnsi="宋体" w:eastAsia="宋体" w:cs="宋体"/>
           <w:color w:val="333333"/>
           <w:spacing w:val="3"/>
           <w:sz w:val="24"/>
@@ -2945,16 +3277,16 @@
     </w:p>
     <w:tbl>
       <w:tblPr>
-        <w:tblStyle w:val="TableNormal0"/>
+        <w:tblStyle w:val="24"/>
         <w:tblW w:w="8824" w:type="dxa"/>
         <w:jc w:val="center"/>
         <w:tblBorders>
-          <w:top w:val="single" w:sz="4" w:space="0" w:color="auto"/>
-          <w:left w:val="single" w:sz="4" w:space="0" w:color="auto"/>
-          <w:bottom w:val="single" w:sz="4" w:space="0" w:color="auto"/>
-          <w:right w:val="single" w:sz="4" w:space="0" w:color="auto"/>
-          <w:insideH w:val="single" w:sz="4" w:space="0" w:color="auto"/>
-          <w:insideV w:val="single" w:sz="4" w:space="0" w:color="auto"/>
+          <w:top w:val="single" w:color="auto" w:sz="4" w:space="0"/>
+          <w:left w:val="single" w:color="auto" w:sz="4" w:space="0"/>
+          <w:bottom w:val="single" w:color="auto" w:sz="4" w:space="0"/>
+          <w:right w:val="single" w:color="auto" w:sz="4" w:space="0"/>
+          <w:insideH w:val="single" w:color="auto" w:sz="4" w:space="0"/>
+          <w:insideV w:val="single" w:color="auto" w:sz="4" w:space="0"/>
         </w:tblBorders>
         <w:shd w:val="clear" w:color="auto" w:fill="auto"/>
         <w:tblLayout w:type="fixed"/>
@@ -2972,18 +3304,14 @@
       </w:tblGrid>
       <w:tr>
         <w:tblPrEx>
-          <w:tblW w:w="8824" w:type="dxa"/>
-          <w:jc w:val="center"/>
           <w:tblBorders>
-            <w:top w:val="single" w:sz="4" w:space="0" w:color="auto"/>
-            <w:left w:val="single" w:sz="4" w:space="0" w:color="auto"/>
-            <w:bottom w:val="single" w:sz="4" w:space="0" w:color="auto"/>
-            <w:right w:val="single" w:sz="4" w:space="0" w:color="auto"/>
-            <w:insideH w:val="single" w:sz="4" w:space="0" w:color="auto"/>
-            <w:insideV w:val="single" w:sz="4" w:space="0" w:color="auto"/>
+            <w:top w:val="single" w:color="auto" w:sz="4" w:space="0"/>
+            <w:left w:val="single" w:color="auto" w:sz="4" w:space="0"/>
+            <w:bottom w:val="single" w:color="auto" w:sz="4" w:space="0"/>
+            <w:right w:val="single" w:color="auto" w:sz="4" w:space="0"/>
+            <w:insideH w:val="single" w:color="auto" w:sz="4" w:space="0"/>
+            <w:insideV w:val="single" w:color="auto" w:sz="4" w:space="0"/>
           </w:tblBorders>
-          <w:shd w:val="clear" w:color="auto" w:fill="auto"/>
-          <w:tblLayout w:type="fixed"/>
           <w:tblCellMar>
             <w:top w:w="0" w:type="dxa"/>
             <w:left w:w="0" w:type="dxa"/>
@@ -2992,7 +3320,7 @@
           </w:tblCellMar>
         </w:tblPrEx>
         <w:trPr>
-          <w:trHeight w:val="786"/>
+          <w:trHeight w:val="786" w:hRule="atLeast"/>
           <w:jc w:val="center"/>
         </w:trPr>
         <w:tc>
@@ -3002,18 +3330,18 @@
           </w:tcPr>
           <w:p>
             <w:pPr>
-              <w:pStyle w:val="TableText"/>
+              <w:pStyle w:val="25"/>
               <w:spacing w:before="151" w:line="230" w:lineRule="auto"/>
               <w:ind w:left="197" w:right="305" w:firstLine="3"/>
               <w:rPr>
-                <w:rFonts w:ascii="宋体" w:eastAsia="宋体" w:hAnsi="宋体" w:cs="宋体" w:hint="eastAsia"/>
-                <w:sz w:val="24"/>
-                <w:szCs w:val="24"/>
-              </w:rPr>
-            </w:pPr>
-            <w:r>
-              <w:rPr>
-                <w:rFonts w:ascii="宋体" w:eastAsia="宋体" w:hAnsi="宋体" w:cs="宋体" w:hint="eastAsia"/>
+                <w:rFonts w:hint="eastAsia" w:ascii="宋体" w:hAnsi="宋体" w:eastAsia="宋体" w:cs="宋体"/>
+                <w:sz w:val="24"/>
+                <w:szCs w:val="24"/>
+              </w:rPr>
+            </w:pPr>
+            <w:r>
+              <w:rPr>
+                <w:rFonts w:hint="eastAsia" w:ascii="宋体" w:hAnsi="宋体" w:eastAsia="宋体" w:cs="宋体"/>
                 <w:b/>
                 <w:bCs/>
                 <w:color w:val="333333"/>
@@ -3025,7 +3353,7 @@
             </w:r>
             <w:r>
               <w:rPr>
-                <w:rFonts w:ascii="宋体" w:eastAsia="宋体" w:hAnsi="宋体" w:cs="宋体" w:hint="eastAsia"/>
+                <w:rFonts w:hint="eastAsia" w:ascii="宋体" w:hAnsi="宋体" w:eastAsia="宋体" w:cs="宋体"/>
                 <w:b/>
                 <w:bCs/>
                 <w:color w:val="333333"/>
@@ -3044,18 +3372,18 @@
           </w:tcPr>
           <w:p>
             <w:pPr>
-              <w:pStyle w:val="TableText"/>
+              <w:pStyle w:val="25"/>
               <w:spacing w:before="151" w:line="230" w:lineRule="auto"/>
               <w:ind w:left="191" w:right="304" w:firstLine="4"/>
               <w:rPr>
-                <w:rFonts w:ascii="宋体" w:eastAsia="宋体" w:hAnsi="宋体" w:cs="宋体" w:hint="eastAsia"/>
-                <w:sz w:val="24"/>
-                <w:szCs w:val="24"/>
-              </w:rPr>
-            </w:pPr>
-            <w:r>
-              <w:rPr>
-                <w:rFonts w:ascii="宋体" w:eastAsia="宋体" w:hAnsi="宋体" w:cs="宋体" w:hint="eastAsia"/>
+                <w:rFonts w:hint="eastAsia" w:ascii="宋体" w:hAnsi="宋体" w:eastAsia="宋体" w:cs="宋体"/>
+                <w:sz w:val="24"/>
+                <w:szCs w:val="24"/>
+              </w:rPr>
+            </w:pPr>
+            <w:r>
+              <w:rPr>
+                <w:rFonts w:hint="eastAsia" w:ascii="宋体" w:hAnsi="宋体" w:eastAsia="宋体" w:cs="宋体"/>
                 <w:b/>
                 <w:bCs/>
                 <w:color w:val="333333"/>
@@ -3067,7 +3395,7 @@
             </w:r>
             <w:r>
               <w:rPr>
-                <w:rFonts w:ascii="宋体" w:eastAsia="宋体" w:hAnsi="宋体" w:cs="宋体" w:hint="eastAsia"/>
+                <w:rFonts w:hint="eastAsia" w:ascii="宋体" w:hAnsi="宋体" w:eastAsia="宋体" w:cs="宋体"/>
                 <w:b/>
                 <w:bCs/>
                 <w:color w:val="333333"/>
@@ -3086,18 +3414,18 @@
           </w:tcPr>
           <w:p>
             <w:pPr>
-              <w:pStyle w:val="TableText"/>
+              <w:pStyle w:val="25"/>
               <w:spacing w:before="299" w:line="187" w:lineRule="auto"/>
               <w:ind w:left="193"/>
               <w:rPr>
-                <w:rFonts w:ascii="宋体" w:eastAsia="宋体" w:hAnsi="宋体" w:cs="宋体" w:hint="eastAsia"/>
-                <w:sz w:val="24"/>
-                <w:szCs w:val="24"/>
-              </w:rPr>
-            </w:pPr>
-            <w:r>
-              <w:rPr>
-                <w:rFonts w:ascii="宋体" w:eastAsia="宋体" w:hAnsi="宋体" w:cs="宋体" w:hint="eastAsia"/>
+                <w:rFonts w:hint="eastAsia" w:ascii="宋体" w:hAnsi="宋体" w:eastAsia="宋体" w:cs="宋体"/>
+                <w:sz w:val="24"/>
+                <w:szCs w:val="24"/>
+              </w:rPr>
+            </w:pPr>
+            <w:r>
+              <w:rPr>
+                <w:rFonts w:hint="eastAsia" w:ascii="宋体" w:hAnsi="宋体" w:eastAsia="宋体" w:cs="宋体"/>
                 <w:b/>
                 <w:bCs/>
                 <w:color w:val="333333"/>
@@ -3112,10 +3440,15 @@
       </w:tr>
       <w:tr>
         <w:tblPrEx>
-          <w:tblW w:w="8824" w:type="dxa"/>
-          <w:jc w:val="center"/>
+          <w:tblBorders>
+            <w:top w:val="single" w:color="auto" w:sz="4" w:space="0"/>
+            <w:left w:val="single" w:color="auto" w:sz="4" w:space="0"/>
+            <w:bottom w:val="single" w:color="auto" w:sz="4" w:space="0"/>
+            <w:right w:val="single" w:color="auto" w:sz="4" w:space="0"/>
+            <w:insideH w:val="single" w:color="auto" w:sz="4" w:space="0"/>
+            <w:insideV w:val="single" w:color="auto" w:sz="4" w:space="0"/>
+          </w:tblBorders>
           <w:shd w:val="clear" w:color="auto" w:fill="auto"/>
-          <w:tblLayout w:type="fixed"/>
           <w:tblCellMar>
             <w:top w:w="0" w:type="dxa"/>
             <w:left w:w="0" w:type="dxa"/>
@@ -3124,7 +3457,7 @@
           </w:tblCellMar>
         </w:tblPrEx>
         <w:trPr>
-          <w:trHeight w:val="1078"/>
+          <w:trHeight w:val="1078" w:hRule="atLeast"/>
           <w:jc w:val="center"/>
         </w:trPr>
         <w:tc>
@@ -3135,18 +3468,18 @@
           </w:tcPr>
           <w:p>
             <w:pPr>
-              <w:pStyle w:val="TableText"/>
+              <w:pStyle w:val="25"/>
               <w:spacing w:before="144" w:line="186" w:lineRule="auto"/>
               <w:ind w:left="197"/>
               <w:rPr>
-                <w:rFonts w:ascii="宋体" w:eastAsia="宋体" w:hAnsi="宋体" w:cs="宋体" w:hint="eastAsia"/>
-                <w:sz w:val="24"/>
-                <w:szCs w:val="24"/>
-              </w:rPr>
-            </w:pPr>
-            <w:r>
-              <w:rPr>
-                <w:rFonts w:ascii="宋体" w:eastAsia="宋体" w:hAnsi="宋体" w:cs="宋体" w:hint="eastAsia"/>
+                <w:rFonts w:hint="eastAsia" w:ascii="宋体" w:hAnsi="宋体" w:eastAsia="宋体" w:cs="宋体"/>
+                <w:sz w:val="24"/>
+                <w:szCs w:val="24"/>
+              </w:rPr>
+            </w:pPr>
+            <w:r>
+              <w:rPr>
+                <w:rFonts w:hint="eastAsia" w:ascii="宋体" w:hAnsi="宋体" w:eastAsia="宋体" w:cs="宋体"/>
                 <w:b/>
                 <w:bCs/>
                 <w:color w:val="333333"/>
@@ -3159,18 +3492,18 @@
           </w:p>
           <w:p>
             <w:pPr>
-              <w:pStyle w:val="TableText"/>
+              <w:pStyle w:val="25"/>
               <w:spacing w:before="46" w:line="187" w:lineRule="auto"/>
               <w:ind w:left="197"/>
               <w:rPr>
-                <w:rFonts w:ascii="宋体" w:eastAsia="宋体" w:hAnsi="宋体" w:cs="宋体" w:hint="eastAsia"/>
-                <w:sz w:val="24"/>
-                <w:szCs w:val="24"/>
-              </w:rPr>
-            </w:pPr>
-            <w:r>
-              <w:rPr>
-                <w:rFonts w:ascii="宋体" w:eastAsia="宋体" w:hAnsi="宋体" w:cs="宋体" w:hint="eastAsia"/>
+                <w:rFonts w:hint="eastAsia" w:ascii="宋体" w:hAnsi="宋体" w:eastAsia="宋体" w:cs="宋体"/>
+                <w:sz w:val="24"/>
+                <w:szCs w:val="24"/>
+              </w:rPr>
+            </w:pPr>
+            <w:r>
+              <w:rPr>
+                <w:rFonts w:hint="eastAsia" w:ascii="宋体" w:hAnsi="宋体" w:eastAsia="宋体" w:cs="宋体"/>
                 <w:b/>
                 <w:bCs/>
                 <w:color w:val="333333"/>
@@ -3183,18 +3516,18 @@
           </w:p>
           <w:p>
             <w:pPr>
-              <w:pStyle w:val="TableText"/>
+              <w:pStyle w:val="25"/>
               <w:spacing w:before="46" w:line="187" w:lineRule="auto"/>
               <w:ind w:left="197"/>
               <w:rPr>
-                <w:rFonts w:ascii="宋体" w:eastAsia="宋体" w:hAnsi="宋体" w:cs="宋体" w:hint="eastAsia"/>
-                <w:sz w:val="24"/>
-                <w:szCs w:val="24"/>
-              </w:rPr>
-            </w:pPr>
-            <w:r>
-              <w:rPr>
-                <w:rFonts w:ascii="宋体" w:eastAsia="宋体" w:hAnsi="宋体" w:cs="宋体" w:hint="eastAsia"/>
+                <w:rFonts w:hint="eastAsia" w:ascii="宋体" w:hAnsi="宋体" w:eastAsia="宋体" w:cs="宋体"/>
+                <w:sz w:val="24"/>
+                <w:szCs w:val="24"/>
+              </w:rPr>
+            </w:pPr>
+            <w:r>
+              <w:rPr>
+                <w:rFonts w:hint="eastAsia" w:ascii="宋体" w:hAnsi="宋体" w:eastAsia="宋体" w:cs="宋体"/>
                 <w:b/>
                 <w:bCs/>
                 <w:color w:val="333333"/>
@@ -3215,12 +3548,12 @@
           </w:tcPr>
           <w:p>
             <w:pPr>
-              <w:pStyle w:val="TableText"/>
+              <w:pStyle w:val="25"/>
               <w:spacing w:before="44" w:line="188" w:lineRule="auto"/>
-              <w:ind w:left="0" w:right="0" w:firstLine="0" w:leftChars="0" w:rightChars="0" w:firstLineChars="0"/>
+              <w:ind w:left="0" w:leftChars="0" w:right="0" w:rightChars="0" w:firstLine="0" w:firstLineChars="0"/>
               <w:jc w:val="center"/>
               <w:rPr>
-                <w:rFonts w:ascii="宋体" w:eastAsia="宋体" w:hAnsi="宋体" w:cs="宋体" w:hint="default"/>
+                <w:rFonts w:hint="default" w:ascii="宋体" w:hAnsi="宋体" w:eastAsia="宋体" w:cs="宋体"/>
                 <w:sz w:val="24"/>
                 <w:szCs w:val="24"/>
                 <w:lang w:val="en-US" w:eastAsia="zh-CN"/>
@@ -3228,7 +3561,7 @@
             </w:pPr>
             <w:r>
               <w:rPr>
-                <w:rFonts w:cs="宋体" w:hint="eastAsia"/>
+                <w:rFonts w:hint="eastAsia" w:cs="宋体"/>
                 <w:color w:val="333333"/>
                 <w:spacing w:val="3"/>
                 <w:sz w:val="24"/>
@@ -3246,18 +3579,18 @@
           </w:tcPr>
           <w:p>
             <w:pPr>
-              <w:pStyle w:val="TableText"/>
+              <w:pStyle w:val="25"/>
               <w:spacing w:before="291" w:line="229" w:lineRule="auto"/>
               <w:ind w:left="193" w:right="375" w:hanging="1"/>
               <w:rPr>
-                <w:rFonts w:ascii="宋体" w:eastAsia="宋体" w:hAnsi="宋体" w:cs="宋体" w:hint="eastAsia"/>
-                <w:sz w:val="24"/>
-                <w:szCs w:val="24"/>
-              </w:rPr>
-            </w:pPr>
-            <w:r>
-              <w:rPr>
-                <w:rFonts w:ascii="宋体" w:eastAsia="宋体" w:hAnsi="宋体" w:cs="宋体" w:hint="eastAsia"/>
+                <w:rFonts w:hint="eastAsia" w:ascii="宋体" w:hAnsi="宋体" w:eastAsia="宋体" w:cs="宋体"/>
+                <w:sz w:val="24"/>
+                <w:szCs w:val="24"/>
+              </w:rPr>
+            </w:pPr>
+            <w:r>
+              <w:rPr>
+                <w:rFonts w:hint="eastAsia" w:ascii="宋体" w:hAnsi="宋体" w:eastAsia="宋体" w:cs="宋体"/>
                 <w:color w:val="333333"/>
                 <w:spacing w:val="5"/>
                 <w:sz w:val="24"/>
@@ -3267,7 +3600,7 @@
             </w:r>
             <w:r>
               <w:rPr>
-                <w:rFonts w:ascii="宋体" w:eastAsia="宋体" w:hAnsi="宋体" w:cs="宋体" w:hint="eastAsia"/>
+                <w:rFonts w:hint="eastAsia" w:ascii="宋体" w:hAnsi="宋体" w:eastAsia="宋体" w:cs="宋体"/>
                 <w:color w:val="333333"/>
                 <w:spacing w:val="-1"/>
                 <w:sz w:val="24"/>
@@ -3280,10 +3613,14 @@
       </w:tr>
       <w:tr>
         <w:tblPrEx>
-          <w:tblW w:w="8824" w:type="dxa"/>
-          <w:jc w:val="center"/>
-          <w:shd w:val="clear" w:color="auto" w:fill="auto"/>
-          <w:tblLayout w:type="fixed"/>
+          <w:tblBorders>
+            <w:top w:val="single" w:color="auto" w:sz="4" w:space="0"/>
+            <w:left w:val="single" w:color="auto" w:sz="4" w:space="0"/>
+            <w:bottom w:val="single" w:color="auto" w:sz="4" w:space="0"/>
+            <w:right w:val="single" w:color="auto" w:sz="4" w:space="0"/>
+            <w:insideH w:val="single" w:color="auto" w:sz="4" w:space="0"/>
+            <w:insideV w:val="single" w:color="auto" w:sz="4" w:space="0"/>
+          </w:tblBorders>
           <w:tblCellMar>
             <w:top w:w="0" w:type="dxa"/>
             <w:left w:w="0" w:type="dxa"/>
@@ -3292,19 +3629,19 @@
           </w:tblCellMar>
         </w:tblPrEx>
         <w:trPr>
-          <w:trHeight w:val="1078"/>
+          <w:trHeight w:val="1078" w:hRule="atLeast"/>
           <w:jc w:val="center"/>
         </w:trPr>
         <w:tc>
           <w:tcPr>
             <w:tcW w:w="906" w:type="dxa"/>
-            <w:vMerge/>
+            <w:vMerge w:val="continue"/>
             <w:shd w:val="clear" w:color="auto" w:fill="auto"/>
           </w:tcPr>
           <w:p>
             <w:pPr>
               <w:rPr>
-                <w:rFonts w:ascii="宋体" w:eastAsia="宋体" w:hAnsi="宋体" w:cs="宋体" w:hint="eastAsia"/>
+                <w:rFonts w:hint="eastAsia" w:ascii="宋体" w:hAnsi="宋体" w:eastAsia="宋体" w:cs="宋体"/>
                 <w:sz w:val="24"/>
                 <w:szCs w:val="24"/>
               </w:rPr>
@@ -3314,16 +3651,16 @@
         <w:tc>
           <w:tcPr>
             <w:tcW w:w="899" w:type="dxa"/>
-            <w:vMerge/>
+            <w:vMerge w:val="continue"/>
             <w:shd w:val="clear" w:color="auto" w:fill="auto"/>
           </w:tcPr>
           <w:p>
             <w:pPr>
-              <w:pStyle w:val="TableText"/>
+              <w:pStyle w:val="25"/>
               <w:spacing w:before="44" w:line="188" w:lineRule="auto"/>
               <w:ind w:left="192"/>
               <w:rPr>
-                <w:rFonts w:ascii="宋体" w:eastAsia="宋体" w:hAnsi="宋体" w:cs="宋体" w:hint="eastAsia"/>
+                <w:rFonts w:hint="eastAsia" w:ascii="宋体" w:hAnsi="宋体" w:eastAsia="宋体" w:cs="宋体"/>
                 <w:sz w:val="24"/>
                 <w:szCs w:val="24"/>
               </w:rPr>
@@ -3339,26 +3676,26 @@
             <w:pPr>
               <w:spacing w:line="362" w:lineRule="auto"/>
               <w:rPr>
-                <w:rFonts w:ascii="宋体" w:eastAsia="宋体" w:hAnsi="宋体" w:cs="宋体" w:hint="eastAsia"/>
-                <w:sz w:val="24"/>
-                <w:szCs w:val="24"/>
-              </w:rPr>
-            </w:pPr>
-          </w:p>
-          <w:p>
-            <w:pPr>
-              <w:pStyle w:val="TableText"/>
+                <w:rFonts w:hint="eastAsia" w:ascii="宋体" w:hAnsi="宋体" w:eastAsia="宋体" w:cs="宋体"/>
+                <w:sz w:val="24"/>
+                <w:szCs w:val="24"/>
+              </w:rPr>
+            </w:pPr>
+          </w:p>
+          <w:p>
+            <w:pPr>
+              <w:pStyle w:val="25"/>
               <w:spacing w:before="81" w:line="187" w:lineRule="auto"/>
               <w:ind w:left="192"/>
               <w:rPr>
-                <w:rFonts w:ascii="宋体" w:eastAsia="宋体" w:hAnsi="宋体" w:cs="宋体" w:hint="eastAsia"/>
-                <w:sz w:val="24"/>
-                <w:szCs w:val="24"/>
-              </w:rPr>
-            </w:pPr>
-            <w:r>
-              <w:rPr>
-                <w:rFonts w:ascii="宋体" w:eastAsia="宋体" w:hAnsi="宋体" w:cs="宋体" w:hint="eastAsia"/>
+                <w:rFonts w:hint="eastAsia" w:ascii="宋体" w:hAnsi="宋体" w:eastAsia="宋体" w:cs="宋体"/>
+                <w:sz w:val="24"/>
+                <w:szCs w:val="24"/>
+              </w:rPr>
+            </w:pPr>
+            <w:r>
+              <w:rPr>
+                <w:rFonts w:hint="eastAsia" w:ascii="宋体" w:hAnsi="宋体" w:eastAsia="宋体" w:cs="宋体"/>
                 <w:color w:val="333333"/>
                 <w:spacing w:val="3"/>
                 <w:sz w:val="24"/>
@@ -3371,10 +3708,14 @@
       </w:tr>
       <w:tr>
         <w:tblPrEx>
-          <w:tblW w:w="8824" w:type="dxa"/>
-          <w:jc w:val="center"/>
-          <w:shd w:val="clear" w:color="auto" w:fill="auto"/>
-          <w:tblLayout w:type="fixed"/>
+          <w:tblBorders>
+            <w:top w:val="single" w:color="auto" w:sz="4" w:space="0"/>
+            <w:left w:val="single" w:color="auto" w:sz="4" w:space="0"/>
+            <w:bottom w:val="single" w:color="auto" w:sz="4" w:space="0"/>
+            <w:right w:val="single" w:color="auto" w:sz="4" w:space="0"/>
+            <w:insideH w:val="single" w:color="auto" w:sz="4" w:space="0"/>
+            <w:insideV w:val="single" w:color="auto" w:sz="4" w:space="0"/>
+          </w:tblBorders>
           <w:tblCellMar>
             <w:top w:w="0" w:type="dxa"/>
             <w:left w:w="0" w:type="dxa"/>
@@ -3383,7 +3724,7 @@
           </w:tblCellMar>
         </w:tblPrEx>
         <w:trPr>
-          <w:trHeight w:val="779"/>
+          <w:trHeight w:val="779" w:hRule="atLeast"/>
           <w:jc w:val="center"/>
         </w:trPr>
         <w:tc>
@@ -3394,18 +3735,18 @@
           </w:tcPr>
           <w:p>
             <w:pPr>
-              <w:pStyle w:val="TableText"/>
+              <w:pStyle w:val="25"/>
               <w:spacing w:before="149" w:line="228" w:lineRule="auto"/>
               <w:ind w:left="196" w:right="305" w:hanging="1"/>
               <w:rPr>
-                <w:rFonts w:ascii="宋体" w:eastAsia="宋体" w:hAnsi="宋体" w:cs="宋体" w:hint="eastAsia"/>
-                <w:sz w:val="24"/>
-                <w:szCs w:val="24"/>
-              </w:rPr>
-            </w:pPr>
-            <w:r>
-              <w:rPr>
-                <w:rFonts w:ascii="宋体" w:eastAsia="宋体" w:hAnsi="宋体" w:cs="宋体" w:hint="eastAsia"/>
+                <w:rFonts w:hint="eastAsia" w:ascii="宋体" w:hAnsi="宋体" w:eastAsia="宋体" w:cs="宋体"/>
+                <w:sz w:val="24"/>
+                <w:szCs w:val="24"/>
+              </w:rPr>
+            </w:pPr>
+            <w:r>
+              <w:rPr>
+                <w:rFonts w:hint="eastAsia" w:ascii="宋体" w:hAnsi="宋体" w:eastAsia="宋体" w:cs="宋体"/>
                 <w:b/>
                 <w:bCs/>
                 <w:color w:val="333333"/>
@@ -3417,7 +3758,7 @@
             </w:r>
             <w:r>
               <w:rPr>
-                <w:rFonts w:ascii="宋体" w:eastAsia="宋体" w:hAnsi="宋体" w:cs="宋体" w:hint="eastAsia"/>
+                <w:rFonts w:hint="eastAsia" w:ascii="宋体" w:hAnsi="宋体" w:eastAsia="宋体" w:cs="宋体"/>
                 <w:b/>
                 <w:bCs/>
                 <w:color w:val="333333"/>
@@ -3436,18 +3777,18 @@
           </w:tcPr>
           <w:p>
             <w:pPr>
-              <w:pStyle w:val="TableText"/>
+              <w:pStyle w:val="25"/>
               <w:spacing w:before="149" w:line="228" w:lineRule="auto"/>
               <w:ind w:left="192" w:right="304" w:firstLine="13"/>
               <w:rPr>
-                <w:rFonts w:ascii="宋体" w:eastAsia="宋体" w:hAnsi="宋体" w:cs="宋体" w:hint="eastAsia"/>
-                <w:sz w:val="24"/>
-                <w:szCs w:val="24"/>
-              </w:rPr>
-            </w:pPr>
-            <w:r>
-              <w:rPr>
-                <w:rFonts w:ascii="宋体" w:eastAsia="宋体" w:hAnsi="宋体" w:cs="宋体" w:hint="eastAsia"/>
+                <w:rFonts w:hint="eastAsia" w:ascii="宋体" w:hAnsi="宋体" w:eastAsia="宋体" w:cs="宋体"/>
+                <w:sz w:val="24"/>
+                <w:szCs w:val="24"/>
+              </w:rPr>
+            </w:pPr>
+            <w:r>
+              <w:rPr>
+                <w:rFonts w:hint="eastAsia" w:ascii="宋体" w:hAnsi="宋体" w:eastAsia="宋体" w:cs="宋体"/>
                 <w:color w:val="333333"/>
                 <w:spacing w:val="-4"/>
                 <w:sz w:val="24"/>
@@ -3457,7 +3798,7 @@
             </w:r>
             <w:r>
               <w:rPr>
-                <w:rFonts w:ascii="宋体" w:eastAsia="宋体" w:hAnsi="宋体" w:cs="宋体" w:hint="eastAsia"/>
+                <w:rFonts w:hint="eastAsia" w:ascii="宋体" w:hAnsi="宋体" w:eastAsia="宋体" w:cs="宋体"/>
                 <w:color w:val="333333"/>
                 <w:spacing w:val="3"/>
                 <w:sz w:val="24"/>
@@ -3474,18 +3815,18 @@
           </w:tcPr>
           <w:p>
             <w:pPr>
-              <w:pStyle w:val="TableText"/>
+              <w:pStyle w:val="25"/>
               <w:spacing w:before="146" w:line="229" w:lineRule="auto"/>
               <w:ind w:left="192" w:right="375"/>
               <w:rPr>
-                <w:rFonts w:ascii="宋体" w:eastAsia="宋体" w:hAnsi="宋体" w:cs="宋体" w:hint="eastAsia"/>
-                <w:sz w:val="24"/>
-                <w:szCs w:val="24"/>
-              </w:rPr>
-            </w:pPr>
-            <w:r>
-              <w:rPr>
-                <w:rFonts w:ascii="宋体" w:eastAsia="宋体" w:hAnsi="宋体" w:cs="宋体" w:hint="eastAsia"/>
+                <w:rFonts w:hint="eastAsia" w:ascii="宋体" w:hAnsi="宋体" w:eastAsia="宋体" w:cs="宋体"/>
+                <w:sz w:val="24"/>
+                <w:szCs w:val="24"/>
+              </w:rPr>
+            </w:pPr>
+            <w:r>
+              <w:rPr>
+                <w:rFonts w:hint="eastAsia" w:ascii="宋体" w:hAnsi="宋体" w:eastAsia="宋体" w:cs="宋体"/>
                 <w:color w:val="333333"/>
                 <w:spacing w:val="5"/>
                 <w:sz w:val="24"/>
@@ -3495,7 +3836,7 @@
             </w:r>
             <w:r>
               <w:rPr>
-                <w:rFonts w:ascii="宋体" w:eastAsia="宋体" w:hAnsi="宋体" w:cs="宋体" w:hint="eastAsia"/>
+                <w:rFonts w:hint="eastAsia" w:ascii="宋体" w:hAnsi="宋体" w:eastAsia="宋体" w:cs="宋体"/>
                 <w:color w:val="333333"/>
                 <w:spacing w:val="-4"/>
                 <w:sz w:val="24"/>
@@ -3508,10 +3849,15 @@
       </w:tr>
       <w:tr>
         <w:tblPrEx>
-          <w:tblW w:w="8824" w:type="dxa"/>
-          <w:jc w:val="center"/>
+          <w:tblBorders>
+            <w:top w:val="single" w:color="auto" w:sz="4" w:space="0"/>
+            <w:left w:val="single" w:color="auto" w:sz="4" w:space="0"/>
+            <w:bottom w:val="single" w:color="auto" w:sz="4" w:space="0"/>
+            <w:right w:val="single" w:color="auto" w:sz="4" w:space="0"/>
+            <w:insideH w:val="single" w:color="auto" w:sz="4" w:space="0"/>
+            <w:insideV w:val="single" w:color="auto" w:sz="4" w:space="0"/>
+          </w:tblBorders>
           <w:shd w:val="clear" w:color="auto" w:fill="auto"/>
-          <w:tblLayout w:type="fixed"/>
           <w:tblCellMar>
             <w:top w:w="0" w:type="dxa"/>
             <w:left w:w="0" w:type="dxa"/>
@@ -3520,19 +3866,19 @@
           </w:tblCellMar>
         </w:tblPrEx>
         <w:trPr>
-          <w:trHeight w:val="779"/>
+          <w:trHeight w:val="779" w:hRule="atLeast"/>
           <w:jc w:val="center"/>
         </w:trPr>
         <w:tc>
           <w:tcPr>
             <w:tcW w:w="906" w:type="dxa"/>
-            <w:vMerge/>
+            <w:vMerge w:val="continue"/>
             <w:shd w:val="clear" w:color="auto" w:fill="auto"/>
           </w:tcPr>
           <w:p>
             <w:pPr>
               <w:rPr>
-                <w:rFonts w:ascii="宋体" w:eastAsia="宋体" w:hAnsi="宋体" w:cs="宋体" w:hint="eastAsia"/>
+                <w:rFonts w:hint="eastAsia" w:ascii="宋体" w:hAnsi="宋体" w:eastAsia="宋体" w:cs="宋体"/>
                 <w:sz w:val="24"/>
                 <w:szCs w:val="24"/>
               </w:rPr>
@@ -3546,18 +3892,18 @@
           </w:tcPr>
           <w:p>
             <w:pPr>
-              <w:pStyle w:val="TableText"/>
+              <w:pStyle w:val="25"/>
               <w:spacing w:before="149" w:line="228" w:lineRule="auto"/>
               <w:ind w:left="192" w:right="304" w:firstLine="1"/>
               <w:rPr>
-                <w:rFonts w:ascii="宋体" w:eastAsia="宋体" w:hAnsi="宋体" w:cs="宋体" w:hint="eastAsia"/>
-                <w:sz w:val="24"/>
-                <w:szCs w:val="24"/>
-              </w:rPr>
-            </w:pPr>
-            <w:r>
-              <w:rPr>
-                <w:rFonts w:ascii="宋体" w:eastAsia="宋体" w:hAnsi="宋体" w:cs="宋体" w:hint="eastAsia"/>
+                <w:rFonts w:hint="eastAsia" w:ascii="宋体" w:hAnsi="宋体" w:eastAsia="宋体" w:cs="宋体"/>
+                <w:sz w:val="24"/>
+                <w:szCs w:val="24"/>
+              </w:rPr>
+            </w:pPr>
+            <w:r>
+              <w:rPr>
+                <w:rFonts w:hint="eastAsia" w:ascii="宋体" w:hAnsi="宋体" w:eastAsia="宋体" w:cs="宋体"/>
                 <w:color w:val="333333"/>
                 <w:spacing w:val="2"/>
                 <w:sz w:val="24"/>
@@ -3567,7 +3913,7 @@
             </w:r>
             <w:r>
               <w:rPr>
-                <w:rFonts w:ascii="宋体" w:eastAsia="宋体" w:hAnsi="宋体" w:cs="宋体" w:hint="eastAsia"/>
+                <w:rFonts w:hint="eastAsia" w:ascii="宋体" w:hAnsi="宋体" w:eastAsia="宋体" w:cs="宋体"/>
                 <w:color w:val="333333"/>
                 <w:spacing w:val="3"/>
                 <w:sz w:val="24"/>
@@ -3584,18 +3930,18 @@
           </w:tcPr>
           <w:p>
             <w:pPr>
-              <w:pStyle w:val="TableText"/>
+              <w:pStyle w:val="25"/>
               <w:spacing w:before="148" w:line="227" w:lineRule="auto"/>
               <w:ind w:left="192" w:right="325"/>
               <w:rPr>
-                <w:rFonts w:ascii="宋体" w:eastAsia="宋体" w:hAnsi="宋体" w:cs="宋体" w:hint="eastAsia"/>
-                <w:sz w:val="24"/>
-                <w:szCs w:val="24"/>
-              </w:rPr>
-            </w:pPr>
-            <w:r>
-              <w:rPr>
-                <w:rFonts w:ascii="宋体" w:eastAsia="宋体" w:hAnsi="宋体" w:cs="宋体" w:hint="eastAsia"/>
+                <w:rFonts w:hint="eastAsia" w:ascii="宋体" w:hAnsi="宋体" w:eastAsia="宋体" w:cs="宋体"/>
+                <w:sz w:val="24"/>
+                <w:szCs w:val="24"/>
+              </w:rPr>
+            </w:pPr>
+            <w:r>
+              <w:rPr>
+                <w:rFonts w:hint="eastAsia" w:ascii="宋体" w:hAnsi="宋体" w:eastAsia="宋体" w:cs="宋体"/>
                 <w:color w:val="333333"/>
                 <w:sz w:val="24"/>
                 <w:szCs w:val="24"/>
@@ -3604,7 +3950,7 @@
             </w:r>
             <w:r>
               <w:rPr>
-                <w:rFonts w:ascii="宋体" w:eastAsia="宋体" w:hAnsi="宋体" w:cs="宋体" w:hint="eastAsia"/>
+                <w:rFonts w:hint="eastAsia" w:ascii="宋体" w:hAnsi="宋体" w:eastAsia="宋体" w:cs="宋体"/>
                 <w:color w:val="333333"/>
                 <w:spacing w:val="24"/>
                 <w:sz w:val="24"/>
@@ -3614,7 +3960,7 @@
             </w:r>
             <w:r>
               <w:rPr>
-                <w:rFonts w:ascii="宋体" w:eastAsia="宋体" w:hAnsi="宋体" w:cs="宋体" w:hint="eastAsia"/>
+                <w:rFonts w:hint="eastAsia" w:ascii="宋体" w:hAnsi="宋体" w:eastAsia="宋体" w:cs="宋体"/>
                 <w:color w:val="333333"/>
                 <w:sz w:val="24"/>
                 <w:szCs w:val="24"/>
@@ -3623,7 +3969,7 @@
             </w:r>
             <w:r>
               <w:rPr>
-                <w:rFonts w:ascii="宋体" w:eastAsia="宋体" w:hAnsi="宋体" w:cs="宋体" w:hint="eastAsia"/>
+                <w:rFonts w:hint="eastAsia" w:ascii="宋体" w:hAnsi="宋体" w:eastAsia="宋体" w:cs="宋体"/>
                 <w:color w:val="333333"/>
                 <w:spacing w:val="-9"/>
                 <w:sz w:val="24"/>
@@ -3636,10 +3982,14 @@
       </w:tr>
       <w:tr>
         <w:tblPrEx>
-          <w:tblW w:w="8824" w:type="dxa"/>
-          <w:jc w:val="center"/>
-          <w:shd w:val="clear" w:color="auto" w:fill="auto"/>
-          <w:tblLayout w:type="fixed"/>
+          <w:tblBorders>
+            <w:top w:val="single" w:color="auto" w:sz="4" w:space="0"/>
+            <w:left w:val="single" w:color="auto" w:sz="4" w:space="0"/>
+            <w:bottom w:val="single" w:color="auto" w:sz="4" w:space="0"/>
+            <w:right w:val="single" w:color="auto" w:sz="4" w:space="0"/>
+            <w:insideH w:val="single" w:color="auto" w:sz="4" w:space="0"/>
+            <w:insideV w:val="single" w:color="auto" w:sz="4" w:space="0"/>
+          </w:tblBorders>
           <w:tblCellMar>
             <w:top w:w="0" w:type="dxa"/>
             <w:left w:w="0" w:type="dxa"/>
@@ -3648,19 +3998,19 @@
           </w:tblCellMar>
         </w:tblPrEx>
         <w:trPr>
-          <w:trHeight w:val="779"/>
+          <w:trHeight w:val="779" w:hRule="atLeast"/>
           <w:jc w:val="center"/>
         </w:trPr>
         <w:tc>
           <w:tcPr>
             <w:tcW w:w="906" w:type="dxa"/>
-            <w:vMerge/>
+            <w:vMerge w:val="continue"/>
             <w:shd w:val="clear" w:color="auto" w:fill="auto"/>
           </w:tcPr>
           <w:p>
             <w:pPr>
               <w:rPr>
-                <w:rFonts w:ascii="宋体" w:eastAsia="宋体" w:hAnsi="宋体" w:cs="宋体" w:hint="eastAsia"/>
+                <w:rFonts w:hint="eastAsia" w:ascii="宋体" w:hAnsi="宋体" w:eastAsia="宋体" w:cs="宋体"/>
                 <w:sz w:val="24"/>
                 <w:szCs w:val="24"/>
               </w:rPr>
@@ -3674,18 +4024,18 @@
           </w:tcPr>
           <w:p>
             <w:pPr>
-              <w:pStyle w:val="TableText"/>
+              <w:pStyle w:val="25"/>
               <w:spacing w:before="152" w:line="227" w:lineRule="auto"/>
               <w:ind w:left="191" w:right="304"/>
               <w:rPr>
-                <w:rFonts w:ascii="宋体" w:eastAsia="宋体" w:hAnsi="宋体" w:cs="宋体" w:hint="eastAsia"/>
-                <w:sz w:val="24"/>
-                <w:szCs w:val="24"/>
-              </w:rPr>
-            </w:pPr>
-            <w:r>
-              <w:rPr>
-                <w:rFonts w:ascii="宋体" w:eastAsia="宋体" w:hAnsi="宋体" w:cs="宋体" w:hint="eastAsia"/>
+                <w:rFonts w:hint="eastAsia" w:ascii="宋体" w:hAnsi="宋体" w:eastAsia="宋体" w:cs="宋体"/>
+                <w:sz w:val="24"/>
+                <w:szCs w:val="24"/>
+              </w:rPr>
+            </w:pPr>
+            <w:r>
+              <w:rPr>
+                <w:rFonts w:hint="eastAsia" w:ascii="宋体" w:hAnsi="宋体" w:eastAsia="宋体" w:cs="宋体"/>
                 <w:color w:val="333333"/>
                 <w:spacing w:val="4"/>
                 <w:sz w:val="24"/>
@@ -3695,7 +4045,7 @@
             </w:r>
             <w:r>
               <w:rPr>
-                <w:rFonts w:ascii="宋体" w:eastAsia="宋体" w:hAnsi="宋体" w:cs="宋体" w:hint="eastAsia"/>
+                <w:rFonts w:hint="eastAsia" w:ascii="宋体" w:hAnsi="宋体" w:eastAsia="宋体" w:cs="宋体"/>
                 <w:color w:val="333333"/>
                 <w:spacing w:val="3"/>
                 <w:sz w:val="24"/>
@@ -3712,18 +4062,18 @@
           </w:tcPr>
           <w:p>
             <w:pPr>
-              <w:pStyle w:val="TableText"/>
+              <w:pStyle w:val="25"/>
               <w:spacing w:before="299" w:line="188" w:lineRule="auto"/>
               <w:ind w:left="192"/>
               <w:rPr>
-                <w:rFonts w:ascii="宋体" w:eastAsia="宋体" w:hAnsi="宋体" w:cs="宋体" w:hint="eastAsia"/>
-                <w:sz w:val="24"/>
-                <w:szCs w:val="24"/>
-              </w:rPr>
-            </w:pPr>
-            <w:r>
-              <w:rPr>
-                <w:rFonts w:ascii="宋体" w:eastAsia="宋体" w:hAnsi="宋体" w:cs="宋体" w:hint="eastAsia"/>
+                <w:rFonts w:hint="eastAsia" w:ascii="宋体" w:hAnsi="宋体" w:eastAsia="宋体" w:cs="宋体"/>
+                <w:sz w:val="24"/>
+                <w:szCs w:val="24"/>
+              </w:rPr>
+            </w:pPr>
+            <w:r>
+              <w:rPr>
+                <w:rFonts w:hint="eastAsia" w:ascii="宋体" w:hAnsi="宋体" w:eastAsia="宋体" w:cs="宋体"/>
                 <w:color w:val="333333"/>
                 <w:spacing w:val="4"/>
                 <w:sz w:val="24"/>
@@ -3733,7 +4083,7 @@
             </w:r>
             <w:r>
               <w:rPr>
-                <w:rFonts w:ascii="宋体" w:eastAsia="宋体" w:hAnsi="宋体" w:cs="宋体" w:hint="eastAsia"/>
+                <w:rFonts w:hint="eastAsia" w:ascii="宋体" w:hAnsi="宋体" w:eastAsia="宋体" w:cs="宋体"/>
                 <w:color w:val="333333"/>
                 <w:spacing w:val="3"/>
                 <w:sz w:val="24"/>
@@ -3746,10 +4096,15 @@
       </w:tr>
       <w:tr>
         <w:tblPrEx>
-          <w:tblW w:w="8824" w:type="dxa"/>
-          <w:jc w:val="center"/>
+          <w:tblBorders>
+            <w:top w:val="single" w:color="auto" w:sz="4" w:space="0"/>
+            <w:left w:val="single" w:color="auto" w:sz="4" w:space="0"/>
+            <w:bottom w:val="single" w:color="auto" w:sz="4" w:space="0"/>
+            <w:right w:val="single" w:color="auto" w:sz="4" w:space="0"/>
+            <w:insideH w:val="single" w:color="auto" w:sz="4" w:space="0"/>
+            <w:insideV w:val="single" w:color="auto" w:sz="4" w:space="0"/>
+          </w:tblBorders>
           <w:shd w:val="clear" w:color="auto" w:fill="auto"/>
-          <w:tblLayout w:type="fixed"/>
           <w:tblCellMar>
             <w:top w:w="0" w:type="dxa"/>
             <w:left w:w="0" w:type="dxa"/>
@@ -3758,19 +4113,19 @@
           </w:tblCellMar>
         </w:tblPrEx>
         <w:trPr>
-          <w:trHeight w:val="779"/>
+          <w:trHeight w:val="779" w:hRule="atLeast"/>
           <w:jc w:val="center"/>
         </w:trPr>
         <w:tc>
           <w:tcPr>
             <w:tcW w:w="906" w:type="dxa"/>
-            <w:vMerge/>
+            <w:vMerge w:val="continue"/>
             <w:shd w:val="clear" w:color="auto" w:fill="auto"/>
           </w:tcPr>
           <w:p>
             <w:pPr>
               <w:rPr>
-                <w:rFonts w:ascii="宋体" w:eastAsia="宋体" w:hAnsi="宋体" w:cs="宋体" w:hint="eastAsia"/>
+                <w:rFonts w:hint="eastAsia" w:ascii="宋体" w:hAnsi="宋体" w:eastAsia="宋体" w:cs="宋体"/>
                 <w:sz w:val="24"/>
                 <w:szCs w:val="24"/>
               </w:rPr>
@@ -3784,18 +4139,18 @@
           </w:tcPr>
           <w:p>
             <w:pPr>
-              <w:pStyle w:val="TableText"/>
+              <w:pStyle w:val="25"/>
               <w:spacing w:before="155" w:line="226" w:lineRule="auto"/>
               <w:ind w:left="192" w:right="304"/>
               <w:rPr>
-                <w:rFonts w:ascii="宋体" w:eastAsia="宋体" w:hAnsi="宋体" w:cs="宋体" w:hint="eastAsia"/>
-                <w:sz w:val="24"/>
-                <w:szCs w:val="24"/>
-              </w:rPr>
-            </w:pPr>
-            <w:r>
-              <w:rPr>
-                <w:rFonts w:ascii="宋体" w:eastAsia="宋体" w:hAnsi="宋体" w:cs="宋体" w:hint="eastAsia"/>
+                <w:rFonts w:hint="eastAsia" w:ascii="宋体" w:hAnsi="宋体" w:eastAsia="宋体" w:cs="宋体"/>
+                <w:sz w:val="24"/>
+                <w:szCs w:val="24"/>
+              </w:rPr>
+            </w:pPr>
+            <w:r>
+              <w:rPr>
+                <w:rFonts w:hint="eastAsia" w:ascii="宋体" w:hAnsi="宋体" w:eastAsia="宋体" w:cs="宋体"/>
                 <w:color w:val="333333"/>
                 <w:spacing w:val="3"/>
                 <w:sz w:val="24"/>
@@ -3812,18 +4167,18 @@
           </w:tcPr>
           <w:p>
             <w:pPr>
-              <w:pStyle w:val="TableText"/>
+              <w:pStyle w:val="25"/>
               <w:spacing w:before="300" w:line="186" w:lineRule="auto"/>
               <w:ind w:left="192"/>
               <w:rPr>
-                <w:rFonts w:ascii="宋体" w:eastAsia="宋体" w:hAnsi="宋体" w:cs="宋体" w:hint="eastAsia"/>
-                <w:sz w:val="24"/>
-                <w:szCs w:val="24"/>
-              </w:rPr>
-            </w:pPr>
-            <w:r>
-              <w:rPr>
-                <w:rFonts w:ascii="宋体" w:eastAsia="宋体" w:hAnsi="宋体" w:cs="宋体" w:hint="eastAsia"/>
+                <w:rFonts w:hint="eastAsia" w:ascii="宋体" w:hAnsi="宋体" w:eastAsia="宋体" w:cs="宋体"/>
+                <w:sz w:val="24"/>
+                <w:szCs w:val="24"/>
+              </w:rPr>
+            </w:pPr>
+            <w:r>
+              <w:rPr>
+                <w:rFonts w:hint="eastAsia" w:ascii="宋体" w:hAnsi="宋体" w:eastAsia="宋体" w:cs="宋体"/>
                 <w:color w:val="333333"/>
                 <w:spacing w:val="4"/>
                 <w:sz w:val="24"/>
@@ -3833,7 +4188,7 @@
             </w:r>
             <w:r>
               <w:rPr>
-                <w:rFonts w:ascii="宋体" w:eastAsia="宋体" w:hAnsi="宋体" w:cs="宋体" w:hint="eastAsia"/>
+                <w:rFonts w:hint="eastAsia" w:ascii="宋体" w:hAnsi="宋体" w:eastAsia="宋体" w:cs="宋体"/>
                 <w:color w:val="333333"/>
                 <w:sz w:val="24"/>
                 <w:szCs w:val="24"/>
@@ -3842,7 +4197,7 @@
             </w:r>
             <w:r>
               <w:rPr>
-                <w:rFonts w:ascii="宋体" w:eastAsia="宋体" w:hAnsi="宋体" w:cs="宋体" w:hint="eastAsia"/>
+                <w:rFonts w:hint="eastAsia" w:ascii="宋体" w:hAnsi="宋体" w:eastAsia="宋体" w:cs="宋体"/>
                 <w:color w:val="333333"/>
                 <w:spacing w:val="4"/>
                 <w:sz w:val="24"/>
@@ -3852,7 +4207,7 @@
             </w:r>
             <w:r>
               <w:rPr>
-                <w:rFonts w:ascii="宋体" w:eastAsia="宋体" w:hAnsi="宋体" w:cs="宋体" w:hint="eastAsia"/>
+                <w:rFonts w:hint="eastAsia" w:ascii="宋体" w:hAnsi="宋体" w:eastAsia="宋体" w:cs="宋体"/>
                 <w:color w:val="333333"/>
                 <w:spacing w:val="3"/>
                 <w:sz w:val="24"/>
@@ -3865,10 +4220,14 @@
       </w:tr>
       <w:tr>
         <w:tblPrEx>
-          <w:tblW w:w="8824" w:type="dxa"/>
-          <w:jc w:val="center"/>
-          <w:shd w:val="clear" w:color="auto" w:fill="auto"/>
-          <w:tblLayout w:type="fixed"/>
+          <w:tblBorders>
+            <w:top w:val="single" w:color="auto" w:sz="4" w:space="0"/>
+            <w:left w:val="single" w:color="auto" w:sz="4" w:space="0"/>
+            <w:bottom w:val="single" w:color="auto" w:sz="4" w:space="0"/>
+            <w:right w:val="single" w:color="auto" w:sz="4" w:space="0"/>
+            <w:insideH w:val="single" w:color="auto" w:sz="4" w:space="0"/>
+            <w:insideV w:val="single" w:color="auto" w:sz="4" w:space="0"/>
+          </w:tblBorders>
           <w:tblCellMar>
             <w:top w:w="0" w:type="dxa"/>
             <w:left w:w="0" w:type="dxa"/>
@@ -3877,7 +4236,7 @@
           </w:tblCellMar>
         </w:tblPrEx>
         <w:trPr>
-          <w:trHeight w:val="1079"/>
+          <w:trHeight w:val="1079" w:hRule="atLeast"/>
           <w:jc w:val="center"/>
         </w:trPr>
         <w:tc>
@@ -3888,18 +4247,18 @@
           </w:tcPr>
           <w:p>
             <w:pPr>
-              <w:pStyle w:val="TableText"/>
+              <w:pStyle w:val="25"/>
               <w:spacing w:before="303" w:line="232" w:lineRule="auto"/>
               <w:ind w:left="197" w:right="305"/>
               <w:rPr>
-                <w:rFonts w:ascii="宋体" w:eastAsia="宋体" w:hAnsi="宋体" w:cs="宋体" w:hint="eastAsia"/>
-                <w:sz w:val="24"/>
-                <w:szCs w:val="24"/>
-              </w:rPr>
-            </w:pPr>
-            <w:r>
-              <w:rPr>
-                <w:rFonts w:ascii="宋体" w:eastAsia="宋体" w:hAnsi="宋体" w:cs="宋体" w:hint="eastAsia"/>
+                <w:rFonts w:hint="eastAsia" w:ascii="宋体" w:hAnsi="宋体" w:eastAsia="宋体" w:cs="宋体"/>
+                <w:sz w:val="24"/>
+                <w:szCs w:val="24"/>
+              </w:rPr>
+            </w:pPr>
+            <w:r>
+              <w:rPr>
+                <w:rFonts w:hint="eastAsia" w:ascii="宋体" w:hAnsi="宋体" w:eastAsia="宋体" w:cs="宋体"/>
                 <w:b/>
                 <w:bCs/>
                 <w:color w:val="333333"/>
@@ -3918,18 +4277,18 @@
           </w:tcPr>
           <w:p>
             <w:pPr>
-              <w:pStyle w:val="TableText"/>
+              <w:pStyle w:val="25"/>
               <w:spacing w:before="155" w:line="186" w:lineRule="auto"/>
               <w:ind w:left="192"/>
               <w:rPr>
-                <w:rFonts w:ascii="宋体" w:eastAsia="宋体" w:hAnsi="宋体" w:cs="宋体" w:hint="eastAsia"/>
-                <w:sz w:val="24"/>
-                <w:szCs w:val="24"/>
-              </w:rPr>
-            </w:pPr>
-            <w:r>
-              <w:rPr>
-                <w:rFonts w:ascii="宋体" w:eastAsia="宋体" w:hAnsi="宋体" w:cs="宋体" w:hint="eastAsia"/>
+                <w:rFonts w:hint="eastAsia" w:ascii="宋体" w:hAnsi="宋体" w:eastAsia="宋体" w:cs="宋体"/>
+                <w:sz w:val="24"/>
+                <w:szCs w:val="24"/>
+              </w:rPr>
+            </w:pPr>
+            <w:r>
+              <w:rPr>
+                <w:rFonts w:hint="eastAsia" w:ascii="宋体" w:hAnsi="宋体" w:eastAsia="宋体" w:cs="宋体"/>
                 <w:color w:val="333333"/>
                 <w:spacing w:val="3"/>
                 <w:sz w:val="24"/>
@@ -3940,18 +4299,18 @@
           </w:p>
           <w:p>
             <w:pPr>
-              <w:pStyle w:val="TableText"/>
+              <w:pStyle w:val="25"/>
               <w:spacing w:before="46" w:line="187" w:lineRule="auto"/>
               <w:ind w:left="193"/>
               <w:rPr>
-                <w:rFonts w:ascii="宋体" w:eastAsia="宋体" w:hAnsi="宋体" w:cs="宋体" w:hint="eastAsia"/>
-                <w:sz w:val="24"/>
-                <w:szCs w:val="24"/>
-              </w:rPr>
-            </w:pPr>
-            <w:r>
-              <w:rPr>
-                <w:rFonts w:ascii="宋体" w:eastAsia="宋体" w:hAnsi="宋体" w:cs="宋体" w:hint="eastAsia"/>
+                <w:rFonts w:hint="eastAsia" w:ascii="宋体" w:hAnsi="宋体" w:eastAsia="宋体" w:cs="宋体"/>
+                <w:sz w:val="24"/>
+                <w:szCs w:val="24"/>
+              </w:rPr>
+            </w:pPr>
+            <w:r>
+              <w:rPr>
+                <w:rFonts w:hint="eastAsia" w:ascii="宋体" w:hAnsi="宋体" w:eastAsia="宋体" w:cs="宋体"/>
                 <w:color w:val="333333"/>
                 <w:spacing w:val="3"/>
                 <w:sz w:val="24"/>
@@ -3962,18 +4321,18 @@
           </w:p>
           <w:p>
             <w:pPr>
-              <w:pStyle w:val="TableText"/>
+              <w:pStyle w:val="25"/>
               <w:spacing w:before="47" w:line="186" w:lineRule="auto"/>
               <w:ind w:left="192"/>
               <w:rPr>
-                <w:rFonts w:ascii="宋体" w:eastAsia="宋体" w:hAnsi="宋体" w:cs="宋体" w:hint="eastAsia"/>
-                <w:sz w:val="24"/>
-                <w:szCs w:val="24"/>
-              </w:rPr>
-            </w:pPr>
-            <w:r>
-              <w:rPr>
-                <w:rFonts w:ascii="宋体" w:eastAsia="宋体" w:hAnsi="宋体" w:cs="宋体" w:hint="eastAsia"/>
+                <w:rFonts w:hint="eastAsia" w:ascii="宋体" w:hAnsi="宋体" w:eastAsia="宋体" w:cs="宋体"/>
+                <w:sz w:val="24"/>
+                <w:szCs w:val="24"/>
+              </w:rPr>
+            </w:pPr>
+            <w:r>
+              <w:rPr>
+                <w:rFonts w:hint="eastAsia" w:ascii="宋体" w:hAnsi="宋体" w:eastAsia="宋体" w:cs="宋体"/>
                 <w:color w:val="333333"/>
                 <w:spacing w:val="3"/>
                 <w:sz w:val="24"/>
@@ -3990,18 +4349,18 @@
           </w:tcPr>
           <w:p>
             <w:pPr>
-              <w:pStyle w:val="TableText"/>
+              <w:pStyle w:val="25"/>
               <w:spacing w:before="303" w:line="204" w:lineRule="auto"/>
               <w:ind w:left="222" w:right="412" w:hanging="30"/>
               <w:rPr>
-                <w:rFonts w:ascii="宋体" w:eastAsia="宋体" w:hAnsi="宋体" w:cs="宋体" w:hint="eastAsia"/>
-                <w:sz w:val="24"/>
-                <w:szCs w:val="24"/>
-              </w:rPr>
-            </w:pPr>
-            <w:r>
-              <w:rPr>
-                <w:rFonts w:ascii="宋体" w:eastAsia="宋体" w:hAnsi="宋体" w:cs="宋体" w:hint="eastAsia"/>
+                <w:rFonts w:hint="eastAsia" w:ascii="宋体" w:hAnsi="宋体" w:eastAsia="宋体" w:cs="宋体"/>
+                <w:sz w:val="24"/>
+                <w:szCs w:val="24"/>
+              </w:rPr>
+            </w:pPr>
+            <w:r>
+              <w:rPr>
+                <w:rFonts w:hint="eastAsia" w:ascii="宋体" w:hAnsi="宋体" w:eastAsia="宋体" w:cs="宋体"/>
                 <w:color w:val="333333"/>
                 <w:spacing w:val="5"/>
                 <w:sz w:val="24"/>
@@ -4011,7 +4370,7 @@
             </w:r>
             <w:r>
               <w:rPr>
-                <w:rFonts w:ascii="宋体" w:eastAsia="宋体" w:hAnsi="宋体" w:cs="宋体" w:hint="eastAsia"/>
+                <w:rFonts w:hint="eastAsia" w:ascii="宋体" w:hAnsi="宋体" w:eastAsia="宋体" w:cs="宋体"/>
                 <w:color w:val="333333"/>
                 <w:sz w:val="24"/>
                 <w:szCs w:val="24"/>
@@ -4020,7 +4379,7 @@
             </w:r>
             <w:r>
               <w:rPr>
-                <w:rFonts w:ascii="宋体" w:eastAsia="宋体" w:hAnsi="宋体" w:cs="宋体" w:hint="eastAsia"/>
+                <w:rFonts w:hint="eastAsia" w:ascii="宋体" w:hAnsi="宋体" w:eastAsia="宋体" w:cs="宋体"/>
                 <w:color w:val="333333"/>
                 <w:spacing w:val="5"/>
                 <w:sz w:val="24"/>
@@ -4030,7 +4389,7 @@
             </w:r>
             <w:r>
               <w:rPr>
-                <w:rFonts w:ascii="宋体" w:eastAsia="宋体" w:hAnsi="宋体" w:cs="宋体" w:hint="eastAsia"/>
+                <w:rFonts w:hint="eastAsia" w:ascii="宋体" w:hAnsi="宋体" w:eastAsia="宋体" w:cs="宋体"/>
                 <w:color w:val="333333"/>
                 <w:sz w:val="24"/>
                 <w:szCs w:val="24"/>
@@ -4039,7 +4398,7 @@
             </w:r>
             <w:r>
               <w:rPr>
-                <w:rFonts w:ascii="宋体" w:eastAsia="宋体" w:hAnsi="宋体" w:cs="宋体" w:hint="eastAsia"/>
+                <w:rFonts w:hint="eastAsia" w:ascii="宋体" w:hAnsi="宋体" w:eastAsia="宋体" w:cs="宋体"/>
                 <w:color w:val="333333"/>
                 <w:spacing w:val="5"/>
                 <w:sz w:val="24"/>
@@ -4049,7 +4408,7 @@
             </w:r>
             <w:r>
               <w:rPr>
-                <w:rFonts w:ascii="宋体" w:eastAsia="宋体" w:hAnsi="宋体" w:cs="宋体" w:hint="eastAsia"/>
+                <w:rFonts w:hint="eastAsia" w:ascii="宋体" w:hAnsi="宋体" w:eastAsia="宋体" w:cs="宋体"/>
                 <w:color w:val="333333"/>
                 <w:sz w:val="24"/>
                 <w:szCs w:val="24"/>
@@ -4058,7 +4417,7 @@
             </w:r>
             <w:r>
               <w:rPr>
-                <w:rFonts w:ascii="宋体" w:eastAsia="宋体" w:hAnsi="宋体" w:cs="宋体" w:hint="eastAsia"/>
+                <w:rFonts w:hint="eastAsia" w:ascii="宋体" w:hAnsi="宋体" w:eastAsia="宋体" w:cs="宋体"/>
                 <w:color w:val="333333"/>
                 <w:spacing w:val="5"/>
                 <w:sz w:val="24"/>
@@ -4068,7 +4427,7 @@
             </w:r>
             <w:r>
               <w:rPr>
-                <w:rFonts w:ascii="宋体" w:eastAsia="宋体" w:hAnsi="宋体" w:cs="宋体" w:hint="eastAsia"/>
+                <w:rFonts w:hint="eastAsia" w:ascii="宋体" w:hAnsi="宋体" w:eastAsia="宋体" w:cs="宋体"/>
                 <w:color w:val="333333"/>
                 <w:sz w:val="24"/>
                 <w:szCs w:val="24"/>
@@ -4077,7 +4436,7 @@
             </w:r>
             <w:r>
               <w:rPr>
-                <w:rFonts w:ascii="宋体" w:eastAsia="宋体" w:hAnsi="宋体" w:cs="宋体" w:hint="eastAsia"/>
+                <w:rFonts w:hint="eastAsia" w:ascii="宋体" w:hAnsi="宋体" w:eastAsia="宋体" w:cs="宋体"/>
                 <w:color w:val="333333"/>
                 <w:spacing w:val="5"/>
                 <w:sz w:val="24"/>
@@ -4087,7 +4446,7 @@
             </w:r>
             <w:r>
               <w:rPr>
-                <w:rFonts w:ascii="宋体" w:eastAsia="宋体" w:hAnsi="宋体" w:cs="宋体" w:hint="eastAsia"/>
+                <w:rFonts w:hint="eastAsia" w:ascii="宋体" w:hAnsi="宋体" w:eastAsia="宋体" w:cs="宋体"/>
                 <w:color w:val="333333"/>
                 <w:sz w:val="24"/>
                 <w:szCs w:val="24"/>
@@ -4099,10 +4458,14 @@
       </w:tr>
       <w:tr>
         <w:tblPrEx>
-          <w:tblW w:w="8824" w:type="dxa"/>
-          <w:jc w:val="center"/>
-          <w:shd w:val="clear" w:color="auto" w:fill="auto"/>
-          <w:tblLayout w:type="fixed"/>
+          <w:tblBorders>
+            <w:top w:val="single" w:color="auto" w:sz="4" w:space="0"/>
+            <w:left w:val="single" w:color="auto" w:sz="4" w:space="0"/>
+            <w:bottom w:val="single" w:color="auto" w:sz="4" w:space="0"/>
+            <w:right w:val="single" w:color="auto" w:sz="4" w:space="0"/>
+            <w:insideH w:val="single" w:color="auto" w:sz="4" w:space="0"/>
+            <w:insideV w:val="single" w:color="auto" w:sz="4" w:space="0"/>
+          </w:tblBorders>
           <w:tblCellMar>
             <w:top w:w="0" w:type="dxa"/>
             <w:left w:w="0" w:type="dxa"/>
@@ -4111,19 +4474,19 @@
           </w:tblCellMar>
         </w:tblPrEx>
         <w:trPr>
-          <w:trHeight w:val="1086"/>
+          <w:trHeight w:val="1086" w:hRule="atLeast"/>
           <w:jc w:val="center"/>
         </w:trPr>
         <w:tc>
           <w:tcPr>
             <w:tcW w:w="906" w:type="dxa"/>
-            <w:vMerge/>
+            <w:vMerge w:val="continue"/>
             <w:shd w:val="clear" w:color="auto" w:fill="auto"/>
           </w:tcPr>
           <w:p>
             <w:pPr>
               <w:rPr>
-                <w:rFonts w:ascii="宋体" w:eastAsia="宋体" w:hAnsi="宋体" w:cs="宋体" w:hint="eastAsia"/>
+                <w:rFonts w:hint="eastAsia" w:ascii="宋体" w:hAnsi="宋体" w:eastAsia="宋体" w:cs="宋体"/>
                 <w:sz w:val="24"/>
                 <w:szCs w:val="24"/>
               </w:rPr>
@@ -4137,18 +4500,18 @@
           </w:tcPr>
           <w:p>
             <w:pPr>
-              <w:pStyle w:val="TableText"/>
+              <w:pStyle w:val="25"/>
               <w:spacing w:before="155" w:line="187" w:lineRule="auto"/>
               <w:ind w:left="190"/>
               <w:rPr>
-                <w:rFonts w:ascii="宋体" w:eastAsia="宋体" w:hAnsi="宋体" w:cs="宋体" w:hint="eastAsia"/>
-                <w:sz w:val="24"/>
-                <w:szCs w:val="24"/>
-              </w:rPr>
-            </w:pPr>
-            <w:r>
-              <w:rPr>
-                <w:rFonts w:ascii="宋体" w:eastAsia="宋体" w:hAnsi="宋体" w:cs="宋体" w:hint="eastAsia"/>
+                <w:rFonts w:hint="eastAsia" w:ascii="宋体" w:hAnsi="宋体" w:eastAsia="宋体" w:cs="宋体"/>
+                <w:sz w:val="24"/>
+                <w:szCs w:val="24"/>
+              </w:rPr>
+            </w:pPr>
+            <w:r>
+              <w:rPr>
+                <w:rFonts w:hint="eastAsia" w:ascii="宋体" w:hAnsi="宋体" w:eastAsia="宋体" w:cs="宋体"/>
                 <w:color w:val="333333"/>
                 <w:spacing w:val="4"/>
                 <w:sz w:val="24"/>
@@ -4159,18 +4522,18 @@
           </w:p>
           <w:p>
             <w:pPr>
-              <w:pStyle w:val="TableText"/>
+              <w:pStyle w:val="25"/>
               <w:spacing w:before="46" w:line="187" w:lineRule="auto"/>
               <w:ind w:left="193"/>
               <w:rPr>
-                <w:rFonts w:ascii="宋体" w:eastAsia="宋体" w:hAnsi="宋体" w:cs="宋体" w:hint="eastAsia"/>
-                <w:sz w:val="24"/>
-                <w:szCs w:val="24"/>
-              </w:rPr>
-            </w:pPr>
-            <w:r>
-              <w:rPr>
-                <w:rFonts w:ascii="宋体" w:eastAsia="宋体" w:hAnsi="宋体" w:cs="宋体" w:hint="eastAsia"/>
+                <w:rFonts w:hint="eastAsia" w:ascii="宋体" w:hAnsi="宋体" w:eastAsia="宋体" w:cs="宋体"/>
+                <w:sz w:val="24"/>
+                <w:szCs w:val="24"/>
+              </w:rPr>
+            </w:pPr>
+            <w:r>
+              <w:rPr>
+                <w:rFonts w:hint="eastAsia" w:ascii="宋体" w:hAnsi="宋体" w:eastAsia="宋体" w:cs="宋体"/>
                 <w:color w:val="333333"/>
                 <w:spacing w:val="3"/>
                 <w:sz w:val="24"/>
@@ -4181,18 +4544,18 @@
           </w:p>
           <w:p>
             <w:pPr>
-              <w:pStyle w:val="TableText"/>
+              <w:pStyle w:val="25"/>
               <w:spacing w:before="47" w:line="186" w:lineRule="auto"/>
               <w:ind w:left="192"/>
               <w:rPr>
-                <w:rFonts w:ascii="宋体" w:eastAsia="宋体" w:hAnsi="宋体" w:cs="宋体" w:hint="eastAsia"/>
-                <w:sz w:val="24"/>
-                <w:szCs w:val="24"/>
-              </w:rPr>
-            </w:pPr>
-            <w:r>
-              <w:rPr>
-                <w:rFonts w:ascii="宋体" w:eastAsia="宋体" w:hAnsi="宋体" w:cs="宋体" w:hint="eastAsia"/>
+                <w:rFonts w:hint="eastAsia" w:ascii="宋体" w:hAnsi="宋体" w:eastAsia="宋体" w:cs="宋体"/>
+                <w:sz w:val="24"/>
+                <w:szCs w:val="24"/>
+              </w:rPr>
+            </w:pPr>
+            <w:r>
+              <w:rPr>
+                <w:rFonts w:hint="eastAsia" w:ascii="宋体" w:hAnsi="宋体" w:eastAsia="宋体" w:cs="宋体"/>
                 <w:color w:val="333333"/>
                 <w:spacing w:val="3"/>
                 <w:sz w:val="24"/>
@@ -4209,18 +4572,18 @@
           </w:tcPr>
           <w:p>
             <w:pPr>
-              <w:pStyle w:val="TableText"/>
+              <w:pStyle w:val="25"/>
               <w:spacing w:before="305" w:line="231" w:lineRule="auto"/>
               <w:ind w:left="193" w:right="416" w:hanging="1"/>
               <w:rPr>
-                <w:rFonts w:ascii="宋体" w:eastAsia="宋体" w:hAnsi="宋体" w:cs="宋体" w:hint="eastAsia"/>
-                <w:sz w:val="24"/>
-                <w:szCs w:val="24"/>
-              </w:rPr>
-            </w:pPr>
-            <w:r>
-              <w:rPr>
-                <w:rFonts w:ascii="宋体" w:eastAsia="宋体" w:hAnsi="宋体" w:cs="宋体" w:hint="eastAsia"/>
+                <w:rFonts w:hint="eastAsia" w:ascii="宋体" w:hAnsi="宋体" w:eastAsia="宋体" w:cs="宋体"/>
+                <w:sz w:val="24"/>
+                <w:szCs w:val="24"/>
+              </w:rPr>
+            </w:pPr>
+            <w:r>
+              <w:rPr>
+                <w:rFonts w:hint="eastAsia" w:ascii="宋体" w:hAnsi="宋体" w:eastAsia="宋体" w:cs="宋体"/>
                 <w:color w:val="333333"/>
                 <w:spacing w:val="4"/>
                 <w:sz w:val="24"/>
@@ -4230,7 +4593,7 @@
             </w:r>
             <w:r>
               <w:rPr>
-                <w:rFonts w:ascii="宋体" w:eastAsia="宋体" w:hAnsi="宋体" w:cs="宋体" w:hint="eastAsia"/>
+                <w:rFonts w:hint="eastAsia" w:ascii="宋体" w:hAnsi="宋体" w:eastAsia="宋体" w:cs="宋体"/>
                 <w:color w:val="333333"/>
                 <w:spacing w:val="3"/>
                 <w:sz w:val="24"/>
@@ -4240,7 +4603,7 @@
             </w:r>
             <w:r>
               <w:rPr>
-                <w:rFonts w:ascii="宋体" w:eastAsia="宋体" w:hAnsi="宋体" w:cs="宋体" w:hint="eastAsia"/>
+                <w:rFonts w:hint="eastAsia" w:ascii="宋体" w:hAnsi="宋体" w:eastAsia="宋体" w:cs="宋体"/>
                 <w:color w:val="333333"/>
                 <w:spacing w:val="-1"/>
                 <w:sz w:val="24"/>
@@ -4254,7 +4617,7 @@
     </w:tbl>
     <w:p>
       <w:pPr>
-        <w:pStyle w:val="a"/>
+        <w:pStyle w:val="27"/>
         <w:bidi w:val="0"/>
         <w:rPr>
           <w:rFonts w:hint="eastAsia"/>
@@ -4269,24 +4632,63 @@
     </w:p>
     <w:p>
       <w:pPr>
-        <w:pStyle w:val="1"/>
+        <w:pStyle w:val="26"/>
         <w:bidi w:val="0"/>
         <w:rPr>
           <w:rFonts w:hint="eastAsia"/>
         </w:rPr>
       </w:pPr>
-      <w:bookmarkStart w:id="9" w:name="_Toc5525"/>
+      <w:bookmarkStart w:id="8" w:name="_Toc12066"/>
       <w:r>
         <w:rPr>
           <w:rFonts w:hint="eastAsia"/>
         </w:rPr>
         <w:t>服务知识生命周期管理流程</w:t>
+      </w:r>
+      <w:bookmarkEnd w:id="8"/>
+    </w:p>
+    <w:p>
+      <w:pPr>
+        <w:pStyle w:val="27"/>
+        <w:bidi w:val="0"/>
+        <w:rPr>
+          <w:rFonts w:hint="eastAsia"/>
+        </w:rPr>
+      </w:pPr>
+      <w:r>
+        <w:rPr>
+          <w:rFonts w:hint="eastAsia"/>
+          <w:lang w:val="en-US" w:eastAsia="zh-CN"/>
+        </w:rPr>
+        <w:t>服务</w:t>
+      </w:r>
+      <w:r>
+        <w:rPr>
+          <w:rFonts w:hint="eastAsia"/>
+        </w:rPr>
+        <w:t>知识生命周期包含以下十二个组成部分，确保知识从产生到消亡的每一个环节都得到有效管理</w:t>
+      </w:r>
+    </w:p>
+    <w:p>
+      <w:pPr>
+        <w:pStyle w:val="28"/>
+        <w:bidi w:val="0"/>
+        <w:rPr>
+          <w:rFonts w:hint="eastAsia"/>
+        </w:rPr>
+      </w:pPr>
+      <w:bookmarkStart w:id="9" w:name="_Toc25768"/>
+      <w:r>
+        <w:rPr>
+          <w:rFonts w:hint="eastAsia"/>
+        </w:rPr>
+        <w:t>知识的识别与收集</w:t>
       </w:r>
       <w:bookmarkEnd w:id="9"/>
     </w:p>
     <w:p>
       <w:pPr>
-        <w:pStyle w:val="a"/>
+        <w:pStyle w:val="27"/>
         <w:bidi w:val="0"/>
         <w:rPr>
           <w:rFonts w:hint="eastAsia"/>
@@ -4295,58 +4697,19 @@
       <w:r>
         <w:rPr>
           <w:rFonts w:hint="eastAsia"/>
-          <w:lang w:val="en-US" w:eastAsia="zh-CN"/>
-        </w:rPr>
-        <w:t>服务</w:t>
-      </w:r>
-      <w:r>
-        <w:rPr>
-          <w:rFonts w:hint="eastAsia"/>
-        </w:rPr>
-        <w:t>知识生命周期包含以下十二个组成部分，确保知识从产生到消亡的每一个环节都得到有效管理</w:t>
+        </w:rPr>
+        <w:t>服务人员在日常工作中应主动识别可复用的知识，来源包括但不限于：</w:t>
       </w:r>
     </w:p>
     <w:p>
       <w:pPr>
-        <w:pStyle w:val="2"/>
-        <w:bidi w:val="0"/>
-        <w:rPr>
-          <w:rFonts w:hint="eastAsia"/>
-        </w:rPr>
-      </w:pPr>
-      <w:bookmarkStart w:id="10" w:name="_Toc23616"/>
-      <w:r>
-        <w:rPr>
-          <w:rFonts w:hint="eastAsia"/>
-        </w:rPr>
-        <w:t>知识的识别与收集</w:t>
-      </w:r>
-      <w:bookmarkEnd w:id="10"/>
-    </w:p>
-    <w:p>
-      <w:pPr>
-        <w:pStyle w:val="a"/>
-        <w:bidi w:val="0"/>
-        <w:rPr>
-          <w:rFonts w:hint="eastAsia"/>
-        </w:rPr>
-      </w:pPr>
-      <w:r>
-        <w:rPr>
-          <w:rFonts w:hint="eastAsia"/>
-        </w:rPr>
-        <w:t>服务人员在日常工作中应主动识别可复用的知识，来源包括但不限于：</w:t>
-      </w:r>
-    </w:p>
-    <w:p>
-      <w:pPr>
-        <w:pStyle w:val="a3"/>
+        <w:pStyle w:val="39"/>
         <w:numPr>
           <w:ilvl w:val="0"/>
           <w:numId w:val="4"/>
         </w:numPr>
         <w:bidi w:val="0"/>
-        <w:ind w:left="425" w:hanging="425" w:leftChars="0" w:firstLineChars="0"/>
+        <w:ind w:left="425" w:leftChars="0" w:hanging="425" w:firstLineChars="0"/>
         <w:rPr>
           <w:rFonts w:hint="eastAsia"/>
         </w:rPr>
@@ -4360,13 +4723,13 @@
     </w:p>
     <w:p>
       <w:pPr>
-        <w:pStyle w:val="a3"/>
+        <w:pStyle w:val="39"/>
         <w:numPr>
           <w:ilvl w:val="0"/>
           <w:numId w:val="4"/>
         </w:numPr>
         <w:bidi w:val="0"/>
-        <w:ind w:left="425" w:hanging="425" w:leftChars="0" w:firstLineChars="0"/>
+        <w:ind w:left="425" w:leftChars="0" w:hanging="425" w:firstLineChars="0"/>
         <w:rPr>
           <w:rFonts w:hint="eastAsia"/>
         </w:rPr>
@@ -4380,13 +4743,13 @@
     </w:p>
     <w:p>
       <w:pPr>
-        <w:pStyle w:val="a3"/>
+        <w:pStyle w:val="39"/>
         <w:numPr>
           <w:ilvl w:val="0"/>
           <w:numId w:val="4"/>
         </w:numPr>
         <w:bidi w:val="0"/>
-        <w:ind w:left="425" w:hanging="425" w:leftChars="0" w:firstLineChars="0"/>
+        <w:ind w:left="425" w:leftChars="0" w:hanging="425" w:firstLineChars="0"/>
         <w:rPr>
           <w:rFonts w:hint="eastAsia"/>
         </w:rPr>
@@ -4400,13 +4763,13 @@
     </w:p>
     <w:p>
       <w:pPr>
-        <w:pStyle w:val="a3"/>
+        <w:pStyle w:val="39"/>
         <w:numPr>
           <w:ilvl w:val="0"/>
           <w:numId w:val="4"/>
         </w:numPr>
         <w:bidi w:val="0"/>
-        <w:ind w:left="425" w:hanging="425" w:leftChars="0" w:firstLineChars="0"/>
+        <w:ind w:left="425" w:leftChars="0" w:hanging="425" w:firstLineChars="0"/>
         <w:rPr>
           <w:rFonts w:hint="eastAsia"/>
         </w:rPr>
@@ -4420,13 +4783,13 @@
     </w:p>
     <w:p>
       <w:pPr>
-        <w:pStyle w:val="a3"/>
+        <w:pStyle w:val="39"/>
         <w:numPr>
           <w:ilvl w:val="0"/>
           <w:numId w:val="4"/>
         </w:numPr>
         <w:bidi w:val="0"/>
-        <w:ind w:left="425" w:hanging="425" w:leftChars="0" w:firstLineChars="0"/>
+        <w:ind w:left="425" w:leftChars="0" w:hanging="425" w:firstLineChars="0"/>
         <w:rPr>
           <w:rFonts w:hint="eastAsia"/>
         </w:rPr>
@@ -4440,24 +4803,58 @@
     </w:p>
     <w:p>
       <w:pPr>
-        <w:pStyle w:val="2"/>
+        <w:pStyle w:val="28"/>
         <w:bidi w:val="0"/>
         <w:rPr>
           <w:rFonts w:hint="eastAsia"/>
         </w:rPr>
       </w:pPr>
-      <w:bookmarkStart w:id="11" w:name="_Toc25036"/>
+      <w:bookmarkStart w:id="10" w:name="_Toc9751"/>
       <w:r>
         <w:rPr>
           <w:rFonts w:hint="eastAsia"/>
         </w:rPr>
         <w:t>知识的发起</w:t>
+      </w:r>
+      <w:bookmarkEnd w:id="10"/>
+    </w:p>
+    <w:p>
+      <w:pPr>
+        <w:pStyle w:val="27"/>
+        <w:bidi w:val="0"/>
+        <w:rPr>
+          <w:rFonts w:hint="eastAsia"/>
+          <w:lang w:val="en-US" w:eastAsia="zh-CN"/>
+        </w:rPr>
+      </w:pPr>
+      <w:r>
+        <w:rPr>
+          <w:rFonts w:hint="eastAsia"/>
+          <w:lang w:val="en-US" w:eastAsia="zh-CN"/>
+        </w:rPr>
+        <w:t>知识的创建由服务知识管管理员发起。发起人应初步判断知识的价值与复用性，并填写知识草稿。</w:t>
+      </w:r>
+    </w:p>
+    <w:p>
+      <w:pPr>
+        <w:pStyle w:val="28"/>
+        <w:bidi w:val="0"/>
+        <w:rPr>
+          <w:rFonts w:hint="eastAsia"/>
+        </w:rPr>
+      </w:pPr>
+      <w:bookmarkStart w:id="11" w:name="_Toc14648"/>
+      <w:r>
+        <w:rPr>
+          <w:rFonts w:hint="eastAsia"/>
+        </w:rPr>
+        <w:t>知识的来源</w:t>
       </w:r>
       <w:bookmarkEnd w:id="11"/>
     </w:p>
     <w:p>
       <w:pPr>
-        <w:pStyle w:val="a"/>
+        <w:pStyle w:val="27"/>
         <w:bidi w:val="0"/>
         <w:rPr>
           <w:rFonts w:hint="eastAsia"/>
@@ -4469,29 +4866,29 @@
           <w:rFonts w:hint="eastAsia"/>
           <w:lang w:val="en-US" w:eastAsia="zh-CN"/>
         </w:rPr>
-        <w:t>知识的创建由服务知识管管理员发起。发起人应初步判断知识的价值与复用性，并填写知识草稿。</w:t>
+        <w:t>所有知识必须注明可靠来源（如关联的事件单号、问题单号、变更单号或参考文档链接），以确保其真实性和可追溯性。</w:t>
       </w:r>
     </w:p>
     <w:p>
       <w:pPr>
-        <w:pStyle w:val="2"/>
+        <w:pStyle w:val="28"/>
         <w:bidi w:val="0"/>
         <w:rPr>
           <w:rFonts w:hint="eastAsia"/>
         </w:rPr>
       </w:pPr>
-      <w:bookmarkStart w:id="12" w:name="_Toc29870"/>
-      <w:r>
-        <w:rPr>
-          <w:rFonts w:hint="eastAsia"/>
-        </w:rPr>
-        <w:t>知识的来源</w:t>
+      <w:bookmarkStart w:id="12" w:name="_Toc16697"/>
+      <w:r>
+        <w:rPr>
+          <w:rFonts w:hint="eastAsia"/>
+        </w:rPr>
+        <w:t>知识的加工整理</w:t>
       </w:r>
       <w:bookmarkEnd w:id="12"/>
     </w:p>
     <w:p>
       <w:pPr>
-        <w:pStyle w:val="a"/>
+        <w:pStyle w:val="27"/>
         <w:bidi w:val="0"/>
         <w:rPr>
           <w:rFonts w:hint="eastAsia"/>
@@ -4503,29 +4900,29 @@
           <w:rFonts w:hint="eastAsia"/>
           <w:lang w:val="en-US" w:eastAsia="zh-CN"/>
         </w:rPr>
-        <w:t>所有知识必须注明可靠来源（如关联的事件单号、问题单号、变更单号或参考文档链接），以确保其真实性和可追溯性。</w:t>
+        <w:t>知识发起人需对原始信息进行加工，形成标准化的知识条目。格式应包含：问题现象、根本原因、解决步骤、所需工具、预防措施等，力求清晰、准确、易于理解。</w:t>
       </w:r>
     </w:p>
     <w:p>
       <w:pPr>
-        <w:pStyle w:val="2"/>
+        <w:pStyle w:val="28"/>
         <w:bidi w:val="0"/>
         <w:rPr>
           <w:rFonts w:hint="eastAsia"/>
         </w:rPr>
       </w:pPr>
-      <w:bookmarkStart w:id="13" w:name="_Toc231"/>
-      <w:r>
-        <w:rPr>
-          <w:rFonts w:hint="eastAsia"/>
-        </w:rPr>
-        <w:t>知识的加工整理</w:t>
+      <w:bookmarkStart w:id="13" w:name="_Toc19960"/>
+      <w:r>
+        <w:rPr>
+          <w:rFonts w:hint="eastAsia"/>
+        </w:rPr>
+        <w:t>知识的提交</w:t>
       </w:r>
       <w:bookmarkEnd w:id="13"/>
     </w:p>
     <w:p>
       <w:pPr>
-        <w:pStyle w:val="a"/>
+        <w:pStyle w:val="27"/>
         <w:bidi w:val="0"/>
         <w:rPr>
           <w:rFonts w:hint="eastAsia"/>
@@ -4537,29 +4934,29 @@
           <w:rFonts w:hint="eastAsia"/>
           <w:lang w:val="en-US" w:eastAsia="zh-CN"/>
         </w:rPr>
-        <w:t>知识发起人需对原始信息进行加工，形成标准化的知识条目。格式应包含：问题现象、根本原因、解决步骤、所需工具、预防措施等，力求清晰、准确、易于理解。</w:t>
+        <w:t>加工整理后的知识，通过知识库系统的“提交”功能，进入待审核流程。提交时需填写完整属性，如标题、分类、关键字、适用环境等。</w:t>
       </w:r>
     </w:p>
     <w:p>
       <w:pPr>
-        <w:pStyle w:val="2"/>
+        <w:pStyle w:val="28"/>
         <w:bidi w:val="0"/>
         <w:rPr>
           <w:rFonts w:hint="eastAsia"/>
         </w:rPr>
       </w:pPr>
-      <w:bookmarkStart w:id="14" w:name="_Toc16202"/>
-      <w:r>
-        <w:rPr>
-          <w:rFonts w:hint="eastAsia"/>
-        </w:rPr>
-        <w:t>知识的提交</w:t>
+      <w:bookmarkStart w:id="14" w:name="_Toc16044"/>
+      <w:r>
+        <w:rPr>
+          <w:rFonts w:hint="eastAsia"/>
+        </w:rPr>
+        <w:t>知识的分类</w:t>
       </w:r>
       <w:bookmarkEnd w:id="14"/>
     </w:p>
     <w:p>
       <w:pPr>
-        <w:pStyle w:val="a"/>
+        <w:pStyle w:val="27"/>
         <w:bidi w:val="0"/>
         <w:rPr>
           <w:rFonts w:hint="eastAsia"/>
@@ -4571,144 +4968,110 @@
           <w:rFonts w:hint="eastAsia"/>
           <w:lang w:val="en-US" w:eastAsia="zh-CN"/>
         </w:rPr>
-        <w:t>加工整理后的知识，通过知识库系统的“提交”功能，进入待审核流程。提交时需填写完整属性，如标题、分类、关键字、适用环境等。</w:t>
+        <w:t>知识提交人必须根据第4章规定的分类体系，为知识选择准确的一级和二级分类标签，便于后续检索和统计。</w:t>
       </w:r>
     </w:p>
     <w:p>
       <w:pPr>
-        <w:pStyle w:val="2"/>
+        <w:pStyle w:val="28"/>
         <w:bidi w:val="0"/>
         <w:rPr>
           <w:rFonts w:hint="eastAsia"/>
         </w:rPr>
       </w:pPr>
-      <w:bookmarkStart w:id="15" w:name="_Toc1512"/>
-      <w:r>
-        <w:rPr>
-          <w:rFonts w:hint="eastAsia"/>
-        </w:rPr>
-        <w:t>知识的分类</w:t>
+      <w:bookmarkStart w:id="15" w:name="_Toc22571"/>
+      <w:r>
+        <w:rPr>
+          <w:rFonts w:hint="eastAsia"/>
+        </w:rPr>
+        <w:t>知识点审核</w:t>
       </w:r>
       <w:bookmarkEnd w:id="15"/>
     </w:p>
     <w:p>
       <w:pPr>
-        <w:pStyle w:val="a"/>
+        <w:pStyle w:val="27"/>
         <w:bidi w:val="0"/>
         <w:rPr>
           <w:rFonts w:hint="eastAsia"/>
+        </w:rPr>
+      </w:pPr>
+      <w:r>
+        <w:rPr>
+          <w:rFonts w:hint="eastAsia"/>
+        </w:rPr>
+        <w:t>知识提交后，</w:t>
+      </w:r>
+      <w:r>
+        <w:rPr>
+          <w:rFonts w:hint="eastAsia"/>
           <w:lang w:val="en-US" w:eastAsia="zh-CN"/>
         </w:rPr>
-      </w:pPr>
-      <w:r>
-        <w:rPr>
-          <w:rFonts w:hint="eastAsia"/>
-          <w:lang w:val="en-US" w:eastAsia="zh-CN"/>
-        </w:rPr>
-        <w:t>知识提交人必须根据第4章规定的分类体系，为知识选择准确的一级和二级分类标签，便于后续检索和统计。</w:t>
+        <w:t>服务知识经理审核</w:t>
+      </w:r>
+      <w:r>
+        <w:rPr>
+          <w:rFonts w:hint="eastAsia"/>
+        </w:rPr>
+        <w:t>。</w:t>
       </w:r>
     </w:p>
     <w:p>
       <w:pPr>
-        <w:pStyle w:val="2"/>
+        <w:pStyle w:val="27"/>
         <w:bidi w:val="0"/>
         <w:rPr>
           <w:rFonts w:hint="eastAsia"/>
         </w:rPr>
       </w:pPr>
-      <w:bookmarkStart w:id="16" w:name="_Toc27628"/>
-      <w:r>
-        <w:rPr>
-          <w:rFonts w:hint="eastAsia"/>
-        </w:rPr>
-        <w:t>知识点审核</w:t>
+      <w:r>
+        <w:rPr>
+          <w:rFonts w:hint="eastAsia"/>
+        </w:rPr>
+        <w:t>审核人需从准确性、完整性、规范性、合规性和保密性等方面进行评审。</w:t>
+      </w:r>
+    </w:p>
+    <w:p>
+      <w:pPr>
+        <w:pStyle w:val="27"/>
+        <w:bidi w:val="0"/>
+        <w:rPr>
+          <w:rFonts w:hint="eastAsia"/>
+        </w:rPr>
+      </w:pPr>
+      <w:r>
+        <w:rPr>
+          <w:rFonts w:hint="eastAsia"/>
+        </w:rPr>
+        <w:t>审核结果分为：批准、驳回（需注明理由）、退回修改。</w:t>
+      </w:r>
+    </w:p>
+    <w:p>
+      <w:pPr>
+        <w:pStyle w:val="28"/>
+        <w:bidi w:val="0"/>
+        <w:rPr>
+          <w:rFonts w:hint="eastAsia"/>
+        </w:rPr>
+      </w:pPr>
+      <w:bookmarkStart w:id="16" w:name="_Toc30603"/>
+      <w:r>
+        <w:rPr>
+          <w:rFonts w:hint="eastAsia"/>
+        </w:rPr>
+        <w:t>知识发布及有效性管理</w:t>
       </w:r>
       <w:bookmarkEnd w:id="16"/>
     </w:p>
     <w:p>
       <w:pPr>
-        <w:pStyle w:val="a"/>
-        <w:bidi w:val="0"/>
-        <w:rPr>
-          <w:rFonts w:hint="eastAsia"/>
-        </w:rPr>
-      </w:pPr>
-      <w:r>
-        <w:rPr>
-          <w:rFonts w:hint="eastAsia"/>
-        </w:rPr>
-        <w:t>知识提交后，</w:t>
-      </w:r>
-      <w:r>
-        <w:rPr>
-          <w:rFonts w:hint="eastAsia"/>
-          <w:lang w:val="en-US" w:eastAsia="zh-CN"/>
-        </w:rPr>
-        <w:t>服务知识经理审核</w:t>
-      </w:r>
-      <w:r>
-        <w:rPr>
-          <w:rFonts w:hint="eastAsia"/>
-        </w:rPr>
-        <w:t>。</w:t>
-      </w:r>
-    </w:p>
-    <w:p>
-      <w:pPr>
-        <w:pStyle w:val="a"/>
-        <w:bidi w:val="0"/>
-        <w:rPr>
-          <w:rFonts w:hint="eastAsia"/>
-        </w:rPr>
-      </w:pPr>
-      <w:r>
-        <w:rPr>
-          <w:rFonts w:hint="eastAsia"/>
-        </w:rPr>
-        <w:t>审核人需从准确性、完整性、规范性、合规性和保密性等方面进行评审。</w:t>
-      </w:r>
-    </w:p>
-    <w:p>
-      <w:pPr>
-        <w:pStyle w:val="a"/>
-        <w:bidi w:val="0"/>
-        <w:rPr>
-          <w:rFonts w:hint="eastAsia"/>
-        </w:rPr>
-      </w:pPr>
-      <w:r>
-        <w:rPr>
-          <w:rFonts w:hint="eastAsia"/>
-        </w:rPr>
-        <w:t>审核结果分为：批准、驳回（需注明理由）、退回修改。</w:t>
-      </w:r>
-    </w:p>
-    <w:p>
-      <w:pPr>
-        <w:pStyle w:val="2"/>
-        <w:bidi w:val="0"/>
-        <w:rPr>
-          <w:rFonts w:hint="eastAsia"/>
-        </w:rPr>
-      </w:pPr>
-      <w:bookmarkStart w:id="17" w:name="_Toc3765"/>
-      <w:r>
-        <w:rPr>
-          <w:rFonts w:hint="eastAsia"/>
-        </w:rPr>
-        <w:t>知识发布及有效性管理</w:t>
-      </w:r>
-      <w:bookmarkEnd w:id="17"/>
-    </w:p>
-    <w:p>
-      <w:pPr>
-        <w:pStyle w:val="a3"/>
+        <w:pStyle w:val="39"/>
         <w:numPr>
           <w:ilvl w:val="0"/>
           <w:numId w:val="5"/>
         </w:numPr>
         <w:bidi w:val="0"/>
-        <w:ind w:left="425" w:hanging="425" w:leftChars="0" w:firstLineChars="0"/>
+        <w:ind w:left="425" w:leftChars="0" w:hanging="425" w:firstLineChars="0"/>
         <w:rPr>
           <w:rFonts w:hint="eastAsia"/>
         </w:rPr>
@@ -4735,13 +5098,13 @@
     </w:p>
     <w:p>
       <w:pPr>
-        <w:pStyle w:val="a3"/>
+        <w:pStyle w:val="39"/>
         <w:numPr>
           <w:ilvl w:val="0"/>
           <w:numId w:val="5"/>
         </w:numPr>
         <w:bidi w:val="0"/>
-        <w:ind w:left="425" w:hanging="425" w:leftChars="0" w:firstLineChars="0"/>
+        <w:ind w:left="425" w:leftChars="0" w:hanging="425" w:firstLineChars="0"/>
         <w:rPr>
           <w:rFonts w:hint="eastAsia"/>
         </w:rPr>
@@ -4755,30 +5118,30 @@
     </w:p>
     <w:p>
       <w:pPr>
-        <w:pStyle w:val="2"/>
+        <w:pStyle w:val="28"/>
         <w:bidi w:val="0"/>
         <w:rPr>
           <w:rFonts w:hint="eastAsia"/>
         </w:rPr>
       </w:pPr>
-      <w:bookmarkStart w:id="18" w:name="_Toc24712"/>
+      <w:bookmarkStart w:id="17" w:name="_Toc2500"/>
       <w:r>
         <w:rPr>
           <w:rFonts w:hint="eastAsia"/>
         </w:rPr>
         <w:t>知识传播</w:t>
       </w:r>
-      <w:bookmarkEnd w:id="18"/>
+      <w:bookmarkEnd w:id="17"/>
     </w:p>
     <w:p>
       <w:pPr>
-        <w:pStyle w:val="a3"/>
+        <w:pStyle w:val="39"/>
         <w:numPr>
           <w:ilvl w:val="0"/>
           <w:numId w:val="6"/>
         </w:numPr>
         <w:bidi w:val="0"/>
-        <w:ind w:left="425" w:hanging="425" w:leftChars="0" w:firstLineChars="0"/>
+        <w:ind w:left="425" w:leftChars="0" w:hanging="425" w:firstLineChars="0"/>
         <w:rPr>
           <w:rFonts w:hint="eastAsia"/>
         </w:rPr>
@@ -4792,13 +5155,13 @@
     </w:p>
     <w:p>
       <w:pPr>
-        <w:pStyle w:val="a3"/>
+        <w:pStyle w:val="39"/>
         <w:numPr>
           <w:ilvl w:val="0"/>
           <w:numId w:val="6"/>
         </w:numPr>
         <w:bidi w:val="0"/>
-        <w:ind w:left="425" w:hanging="425" w:leftChars="0" w:firstLineChars="0"/>
+        <w:ind w:left="425" w:leftChars="0" w:hanging="425" w:firstLineChars="0"/>
         <w:rPr>
           <w:rFonts w:hint="eastAsia"/>
         </w:rPr>
@@ -4812,30 +5175,30 @@
     </w:p>
     <w:p>
       <w:pPr>
-        <w:pStyle w:val="2"/>
+        <w:pStyle w:val="28"/>
         <w:bidi w:val="0"/>
         <w:rPr>
           <w:rFonts w:hint="eastAsia"/>
         </w:rPr>
       </w:pPr>
-      <w:bookmarkStart w:id="19" w:name="_Toc21114"/>
+      <w:bookmarkStart w:id="18" w:name="_Toc9784"/>
       <w:r>
         <w:rPr>
           <w:rFonts w:hint="eastAsia"/>
         </w:rPr>
         <w:t>知识共享</w:t>
       </w:r>
-      <w:bookmarkEnd w:id="19"/>
+      <w:bookmarkEnd w:id="18"/>
     </w:p>
     <w:p>
       <w:pPr>
-        <w:pStyle w:val="a3"/>
+        <w:pStyle w:val="39"/>
         <w:numPr>
           <w:ilvl w:val="0"/>
           <w:numId w:val="7"/>
         </w:numPr>
         <w:bidi w:val="0"/>
-        <w:ind w:left="425" w:hanging="425" w:leftChars="0" w:firstLineChars="0"/>
+        <w:ind w:left="425" w:leftChars="0" w:hanging="425" w:firstLineChars="0"/>
         <w:rPr>
           <w:rFonts w:hint="eastAsia"/>
         </w:rPr>
@@ -4849,13 +5212,13 @@
     </w:p>
     <w:p>
       <w:pPr>
-        <w:pStyle w:val="a3"/>
+        <w:pStyle w:val="39"/>
         <w:numPr>
           <w:ilvl w:val="0"/>
           <w:numId w:val="7"/>
         </w:numPr>
         <w:bidi w:val="0"/>
-        <w:ind w:left="425" w:hanging="425" w:leftChars="0" w:firstLineChars="0"/>
+        <w:ind w:left="425" w:leftChars="0" w:hanging="425" w:firstLineChars="0"/>
         <w:rPr>
           <w:rFonts w:hint="eastAsia"/>
         </w:rPr>
@@ -4869,30 +5232,30 @@
     </w:p>
     <w:p>
       <w:pPr>
-        <w:pStyle w:val="2"/>
+        <w:pStyle w:val="28"/>
         <w:bidi w:val="0"/>
         <w:rPr>
           <w:rFonts w:hint="eastAsia"/>
         </w:rPr>
       </w:pPr>
-      <w:bookmarkStart w:id="20" w:name="_Toc17557"/>
+      <w:bookmarkStart w:id="19" w:name="_Toc10993"/>
       <w:r>
         <w:rPr>
           <w:rFonts w:hint="eastAsia"/>
         </w:rPr>
         <w:t>知识更新</w:t>
       </w:r>
-      <w:bookmarkEnd w:id="20"/>
+      <w:bookmarkEnd w:id="19"/>
     </w:p>
     <w:p>
       <w:pPr>
-        <w:pStyle w:val="a3"/>
+        <w:pStyle w:val="39"/>
         <w:numPr>
           <w:ilvl w:val="0"/>
           <w:numId w:val="8"/>
         </w:numPr>
         <w:bidi w:val="0"/>
-        <w:ind w:left="425" w:hanging="425" w:leftChars="0" w:firstLineChars="0"/>
+        <w:ind w:left="425" w:leftChars="0" w:hanging="425" w:firstLineChars="0"/>
         <w:rPr>
           <w:rFonts w:hint="eastAsia"/>
         </w:rPr>
@@ -4913,13 +5276,13 @@
     </w:p>
     <w:p>
       <w:pPr>
-        <w:pStyle w:val="a3"/>
+        <w:pStyle w:val="39"/>
         <w:numPr>
           <w:ilvl w:val="0"/>
           <w:numId w:val="8"/>
         </w:numPr>
         <w:bidi w:val="0"/>
-        <w:ind w:left="425" w:hanging="425" w:leftChars="0" w:firstLineChars="0"/>
+        <w:ind w:left="425" w:leftChars="0" w:hanging="425" w:firstLineChars="0"/>
         <w:rPr>
           <w:rFonts w:hint="eastAsia"/>
         </w:rPr>
@@ -4933,30 +5296,30 @@
     </w:p>
     <w:p>
       <w:pPr>
-        <w:pStyle w:val="2"/>
+        <w:pStyle w:val="28"/>
         <w:bidi w:val="0"/>
         <w:rPr>
           <w:rFonts w:hint="eastAsia"/>
         </w:rPr>
       </w:pPr>
-      <w:bookmarkStart w:id="21" w:name="_Toc23518"/>
+      <w:bookmarkStart w:id="20" w:name="_Toc21558"/>
       <w:r>
         <w:rPr>
           <w:rFonts w:hint="eastAsia"/>
         </w:rPr>
         <w:t>知识版本管理</w:t>
       </w:r>
-      <w:bookmarkEnd w:id="21"/>
+      <w:bookmarkEnd w:id="20"/>
     </w:p>
     <w:p>
       <w:pPr>
-        <w:pStyle w:val="a3"/>
+        <w:pStyle w:val="39"/>
         <w:numPr>
           <w:ilvl w:val="0"/>
           <w:numId w:val="9"/>
         </w:numPr>
         <w:bidi w:val="0"/>
-        <w:ind w:left="425" w:hanging="425" w:leftChars="0" w:firstLineChars="0"/>
+        <w:ind w:left="425" w:leftChars="0" w:hanging="425" w:firstLineChars="0"/>
         <w:rPr>
           <w:rFonts w:hint="eastAsia"/>
         </w:rPr>
@@ -4990,13 +5353,13 @@
     </w:p>
     <w:p>
       <w:pPr>
-        <w:pStyle w:val="a3"/>
+        <w:pStyle w:val="39"/>
         <w:numPr>
           <w:ilvl w:val="0"/>
           <w:numId w:val="9"/>
         </w:numPr>
         <w:bidi w:val="0"/>
-        <w:ind w:left="425" w:hanging="425" w:leftChars="0" w:firstLineChars="0"/>
+        <w:ind w:left="425" w:leftChars="0" w:hanging="425" w:firstLineChars="0"/>
         <w:rPr>
           <w:rFonts w:hint="eastAsia"/>
         </w:rPr>
@@ -5010,33 +5373,2095 @@
     </w:p>
     <w:p>
       <w:pPr>
-        <w:pStyle w:val="1"/>
+        <w:pStyle w:val="28"/>
         <w:bidi w:val="0"/>
         <w:rPr>
           <w:rFonts w:hint="eastAsia"/>
         </w:rPr>
       </w:pPr>
-      <w:bookmarkStart w:id="22" w:name="_Toc15594"/>
-      <w:r>
-        <w:rPr>
-          <w:rFonts w:hint="eastAsia"/>
-        </w:rPr>
-        <w:t>考核与奖惩</w:t>
+      <w:bookmarkStart w:id="21" w:name="_Toc8458"/>
+      <w:r>
+        <w:rPr>
+          <w:rFonts w:hint="eastAsia"/>
+          <w:lang w:val="en-US" w:eastAsia="zh-CN"/>
+        </w:rPr>
+        <w:t>知识权限管理</w:t>
+      </w:r>
+      <w:bookmarkEnd w:id="21"/>
+    </w:p>
+    <w:p>
+      <w:pPr>
+        <w:pStyle w:val="27"/>
+        <w:bidi w:val="0"/>
+      </w:pPr>
+      <w:r>
+        <w:t>为保障知识资产的安全性与合规性，防止敏感信息泄露，对知识库实行基于角色的权限控制。</w:t>
+      </w:r>
+    </w:p>
+    <w:p>
+      <w:pPr>
+        <w:pStyle w:val="29"/>
+        <w:bidi w:val="0"/>
+        <w:rPr>
+          <w:rFonts w:hint="eastAsia"/>
+          <w:lang w:val="en-US" w:eastAsia="zh-CN"/>
+        </w:rPr>
+      </w:pPr>
+      <w:bookmarkStart w:id="22" w:name="_Toc21460"/>
+      <w:r>
+        <w:rPr>
+          <w:rFonts w:hint="eastAsia"/>
+          <w:lang w:val="en-US" w:eastAsia="zh-CN"/>
+        </w:rPr>
+        <w:t>角色默认权限</w:t>
       </w:r>
       <w:bookmarkEnd w:id="22"/>
     </w:p>
     <w:tbl>
       <w:tblPr>
-        <w:tblStyle w:val="TableNormal0"/>
+        <w:tblW w:w="9102" w:type="dxa"/>
+        <w:jc w:val="center"/>
+        <w:tblBorders>
+          <w:top w:val="none" w:color="auto" w:sz="0" w:space="0"/>
+          <w:left w:val="none" w:color="auto" w:sz="0" w:space="0"/>
+          <w:bottom w:val="none" w:color="auto" w:sz="0" w:space="0"/>
+          <w:right w:val="none" w:color="auto" w:sz="0" w:space="0"/>
+          <w:insideH w:val="none" w:color="auto" w:sz="0" w:space="0"/>
+          <w:insideV w:val="none" w:color="auto" w:sz="0" w:space="0"/>
+        </w:tblBorders>
+        <w:shd w:val="clear" w:color="auto" w:fill="auto"/>
+        <w:tblLayout w:type="autofit"/>
+        <w:tblCellMar>
+          <w:top w:w="15" w:type="dxa"/>
+          <w:left w:w="15" w:type="dxa"/>
+          <w:bottom w:w="15" w:type="dxa"/>
+          <w:right w:w="15" w:type="dxa"/>
+        </w:tblCellMar>
+      </w:tblPr>
+      <w:tblGrid>
+        <w:gridCol w:w="2014"/>
+        <w:gridCol w:w="1896"/>
+        <w:gridCol w:w="1043"/>
+        <w:gridCol w:w="1961"/>
+        <w:gridCol w:w="975"/>
+        <w:gridCol w:w="1213"/>
+      </w:tblGrid>
+      <w:tr>
+        <w:tblPrEx>
+          <w:tblBorders>
+            <w:top w:val="none" w:color="auto" w:sz="0" w:space="0"/>
+            <w:left w:val="none" w:color="auto" w:sz="0" w:space="0"/>
+            <w:bottom w:val="none" w:color="auto" w:sz="0" w:space="0"/>
+            <w:right w:val="none" w:color="auto" w:sz="0" w:space="0"/>
+            <w:insideH w:val="none" w:color="auto" w:sz="0" w:space="0"/>
+            <w:insideV w:val="none" w:color="auto" w:sz="0" w:space="0"/>
+          </w:tblBorders>
+          <w:tblCellMar>
+            <w:top w:w="15" w:type="dxa"/>
+            <w:left w:w="15" w:type="dxa"/>
+            <w:bottom w:w="15" w:type="dxa"/>
+            <w:right w:w="15" w:type="dxa"/>
+          </w:tblCellMar>
+        </w:tblPrEx>
+        <w:trPr>
+          <w:trHeight w:val="0" w:hRule="atLeast"/>
+          <w:tblHeader/>
+          <w:jc w:val="center"/>
+        </w:trPr>
+        <w:tc>
+          <w:tcPr>
+            <w:tcW w:w="2014" w:type="dxa"/>
+            <w:tcBorders>
+              <w:top w:val="single" w:color="auto" w:sz="12" w:space="0"/>
+              <w:left w:val="single" w:color="auto" w:sz="12" w:space="0"/>
+              <w:bottom w:val="nil"/>
+              <w:right w:val="nil"/>
+            </w:tcBorders>
+            <w:shd w:val="clear" w:color="auto" w:fill="auto"/>
+            <w:noWrap w:val="0"/>
+            <w:tcMar>
+              <w:top w:w="120" w:type="dxa"/>
+              <w:left w:w="-1" w:type="dxa"/>
+              <w:bottom w:w="120" w:type="dxa"/>
+              <w:right w:w="192" w:type="dxa"/>
+            </w:tcMar>
+            <w:vAlign w:val="center"/>
+          </w:tcPr>
+          <w:p>
+            <w:pPr>
+              <w:keepNext w:val="0"/>
+              <w:keepLines w:val="0"/>
+              <w:widowControl/>
+              <w:suppressLineNumbers w:val="0"/>
+              <w:snapToGrid w:val="0"/>
+              <w:spacing w:line="240" w:lineRule="auto"/>
+              <w:ind w:left="0" w:leftChars="0" w:right="0" w:rightChars="0" w:firstLine="0" w:firstLineChars="0"/>
+              <w:jc w:val="center"/>
+              <w:rPr>
+                <w:rFonts w:ascii="Segoe UI" w:hAnsi="Segoe UI" w:eastAsia="Segoe UI" w:cs="Segoe UI"/>
+                <w:b/>
+                <w:i w:val="0"/>
+                <w:iCs w:val="0"/>
+                <w:caps w:val="0"/>
+                <w:color w:val="0F1115"/>
+                <w:spacing w:val="0"/>
+                <w:sz w:val="18"/>
+                <w:szCs w:val="18"/>
+              </w:rPr>
+            </w:pPr>
+            <w:r>
+              <w:rPr>
+                <w:rFonts w:hint="default" w:ascii="Segoe UI" w:hAnsi="Segoe UI" w:eastAsia="Segoe UI" w:cs="Segoe UI"/>
+                <w:b/>
+                <w:i w:val="0"/>
+                <w:iCs w:val="0"/>
+                <w:caps w:val="0"/>
+                <w:snapToGrid w:val="0"/>
+                <w:color w:val="000000"/>
+                <w:spacing w:val="0"/>
+                <w:kern w:val="0"/>
+                <w:sz w:val="18"/>
+                <w:szCs w:val="18"/>
+                <w:bdr w:val="none" w:color="auto" w:sz="0" w:space="0"/>
+                <w:lang w:val="en-US" w:eastAsia="zh-CN" w:bidi="ar"/>
+              </w:rPr>
+              <w:t>角色</w:t>
+            </w:r>
+          </w:p>
+        </w:tc>
+        <w:tc>
+          <w:tcPr>
+            <w:tcW w:w="1896" w:type="dxa"/>
+            <w:tcBorders>
+              <w:top w:val="single" w:color="auto" w:sz="12" w:space="0"/>
+              <w:left w:val="single" w:color="auto" w:sz="4" w:space="0"/>
+              <w:bottom w:val="nil"/>
+              <w:right w:val="nil"/>
+            </w:tcBorders>
+            <w:shd w:val="clear" w:color="auto" w:fill="auto"/>
+            <w:noWrap w:val="0"/>
+            <w:tcMar>
+              <w:top w:w="120" w:type="dxa"/>
+              <w:left w:w="192" w:type="dxa"/>
+              <w:bottom w:w="120" w:type="dxa"/>
+              <w:right w:w="192" w:type="dxa"/>
+            </w:tcMar>
+            <w:vAlign w:val="center"/>
+          </w:tcPr>
+          <w:p>
+            <w:pPr>
+              <w:keepNext w:val="0"/>
+              <w:keepLines w:val="0"/>
+              <w:widowControl/>
+              <w:suppressLineNumbers w:val="0"/>
+              <w:snapToGrid w:val="0"/>
+              <w:spacing w:line="240" w:lineRule="auto"/>
+              <w:ind w:left="0" w:leftChars="0" w:right="0" w:rightChars="0" w:firstLine="0" w:firstLineChars="0"/>
+              <w:jc w:val="center"/>
+              <w:rPr>
+                <w:rFonts w:hint="default" w:ascii="Segoe UI" w:hAnsi="Segoe UI" w:eastAsia="Segoe UI" w:cs="Segoe UI"/>
+                <w:b/>
+                <w:i w:val="0"/>
+                <w:iCs w:val="0"/>
+                <w:caps w:val="0"/>
+                <w:color w:val="0F1115"/>
+                <w:spacing w:val="0"/>
+                <w:sz w:val="18"/>
+                <w:szCs w:val="18"/>
+              </w:rPr>
+            </w:pPr>
+            <w:r>
+              <w:rPr>
+                <w:rFonts w:hint="default" w:ascii="Segoe UI" w:hAnsi="Segoe UI" w:eastAsia="Segoe UI" w:cs="Segoe UI"/>
+                <w:b/>
+                <w:i w:val="0"/>
+                <w:iCs w:val="0"/>
+                <w:caps w:val="0"/>
+                <w:snapToGrid w:val="0"/>
+                <w:color w:val="000000"/>
+                <w:spacing w:val="0"/>
+                <w:kern w:val="0"/>
+                <w:sz w:val="18"/>
+                <w:szCs w:val="18"/>
+                <w:bdr w:val="none" w:color="auto" w:sz="0" w:space="0"/>
+                <w:lang w:val="en-US" w:eastAsia="zh-CN" w:bidi="ar"/>
+              </w:rPr>
+              <w:t>查看</w:t>
+            </w:r>
+          </w:p>
+        </w:tc>
+        <w:tc>
+          <w:tcPr>
+            <w:tcW w:w="1043" w:type="dxa"/>
+            <w:tcBorders>
+              <w:top w:val="single" w:color="auto" w:sz="12" w:space="0"/>
+              <w:left w:val="single" w:color="auto" w:sz="4" w:space="0"/>
+              <w:bottom w:val="nil"/>
+              <w:right w:val="nil"/>
+            </w:tcBorders>
+            <w:shd w:val="clear" w:color="auto" w:fill="auto"/>
+            <w:noWrap w:val="0"/>
+            <w:tcMar>
+              <w:top w:w="120" w:type="dxa"/>
+              <w:left w:w="192" w:type="dxa"/>
+              <w:bottom w:w="120" w:type="dxa"/>
+              <w:right w:w="192" w:type="dxa"/>
+            </w:tcMar>
+            <w:vAlign w:val="center"/>
+          </w:tcPr>
+          <w:p>
+            <w:pPr>
+              <w:keepNext w:val="0"/>
+              <w:keepLines w:val="0"/>
+              <w:widowControl/>
+              <w:suppressLineNumbers w:val="0"/>
+              <w:snapToGrid w:val="0"/>
+              <w:spacing w:line="240" w:lineRule="auto"/>
+              <w:ind w:left="0" w:leftChars="0" w:right="0" w:rightChars="0" w:firstLine="0" w:firstLineChars="0"/>
+              <w:jc w:val="center"/>
+              <w:rPr>
+                <w:rFonts w:hint="default" w:ascii="Segoe UI" w:hAnsi="Segoe UI" w:eastAsia="Segoe UI" w:cs="Segoe UI"/>
+                <w:b/>
+                <w:i w:val="0"/>
+                <w:iCs w:val="0"/>
+                <w:caps w:val="0"/>
+                <w:color w:val="0F1115"/>
+                <w:spacing w:val="0"/>
+                <w:sz w:val="18"/>
+                <w:szCs w:val="18"/>
+              </w:rPr>
+            </w:pPr>
+            <w:r>
+              <w:rPr>
+                <w:rFonts w:hint="default" w:ascii="Segoe UI" w:hAnsi="Segoe UI" w:eastAsia="Segoe UI" w:cs="Segoe UI"/>
+                <w:b/>
+                <w:i w:val="0"/>
+                <w:iCs w:val="0"/>
+                <w:caps w:val="0"/>
+                <w:snapToGrid w:val="0"/>
+                <w:color w:val="000000"/>
+                <w:spacing w:val="0"/>
+                <w:kern w:val="0"/>
+                <w:sz w:val="18"/>
+                <w:szCs w:val="18"/>
+                <w:bdr w:val="none" w:color="auto" w:sz="0" w:space="0"/>
+                <w:lang w:val="en-US" w:eastAsia="zh-CN" w:bidi="ar"/>
+              </w:rPr>
+              <w:t>创建</w:t>
+            </w:r>
+          </w:p>
+        </w:tc>
+        <w:tc>
+          <w:tcPr>
+            <w:tcW w:w="1961" w:type="dxa"/>
+            <w:tcBorders>
+              <w:top w:val="single" w:color="auto" w:sz="12" w:space="0"/>
+              <w:left w:val="single" w:color="auto" w:sz="4" w:space="0"/>
+              <w:bottom w:val="nil"/>
+              <w:right w:val="nil"/>
+            </w:tcBorders>
+            <w:shd w:val="clear" w:color="auto" w:fill="auto"/>
+            <w:noWrap w:val="0"/>
+            <w:tcMar>
+              <w:top w:w="120" w:type="dxa"/>
+              <w:left w:w="192" w:type="dxa"/>
+              <w:bottom w:w="120" w:type="dxa"/>
+              <w:right w:w="192" w:type="dxa"/>
+            </w:tcMar>
+            <w:vAlign w:val="center"/>
+          </w:tcPr>
+          <w:p>
+            <w:pPr>
+              <w:keepNext w:val="0"/>
+              <w:keepLines w:val="0"/>
+              <w:widowControl/>
+              <w:suppressLineNumbers w:val="0"/>
+              <w:snapToGrid w:val="0"/>
+              <w:spacing w:line="240" w:lineRule="auto"/>
+              <w:ind w:left="0" w:leftChars="0" w:right="0" w:rightChars="0" w:firstLine="0" w:firstLineChars="0"/>
+              <w:jc w:val="center"/>
+              <w:rPr>
+                <w:rFonts w:hint="default" w:ascii="Segoe UI" w:hAnsi="Segoe UI" w:eastAsia="Segoe UI" w:cs="Segoe UI"/>
+                <w:b/>
+                <w:i w:val="0"/>
+                <w:iCs w:val="0"/>
+                <w:caps w:val="0"/>
+                <w:color w:val="0F1115"/>
+                <w:spacing w:val="0"/>
+                <w:sz w:val="18"/>
+                <w:szCs w:val="18"/>
+              </w:rPr>
+            </w:pPr>
+            <w:r>
+              <w:rPr>
+                <w:rFonts w:hint="default" w:ascii="Segoe UI" w:hAnsi="Segoe UI" w:eastAsia="Segoe UI" w:cs="Segoe UI"/>
+                <w:b/>
+                <w:i w:val="0"/>
+                <w:iCs w:val="0"/>
+                <w:caps w:val="0"/>
+                <w:snapToGrid w:val="0"/>
+                <w:color w:val="000000"/>
+                <w:spacing w:val="0"/>
+                <w:kern w:val="0"/>
+                <w:sz w:val="18"/>
+                <w:szCs w:val="18"/>
+                <w:bdr w:val="none" w:color="auto" w:sz="0" w:space="0"/>
+                <w:lang w:val="en-US" w:eastAsia="zh-CN" w:bidi="ar"/>
+              </w:rPr>
+              <w:t>编辑/更新</w:t>
+            </w:r>
+          </w:p>
+        </w:tc>
+        <w:tc>
+          <w:tcPr>
+            <w:tcW w:w="975" w:type="dxa"/>
+            <w:tcBorders>
+              <w:top w:val="single" w:color="auto" w:sz="12" w:space="0"/>
+              <w:left w:val="single" w:color="auto" w:sz="4" w:space="0"/>
+              <w:bottom w:val="nil"/>
+              <w:right w:val="nil"/>
+            </w:tcBorders>
+            <w:shd w:val="clear" w:color="auto" w:fill="auto"/>
+            <w:noWrap w:val="0"/>
+            <w:tcMar>
+              <w:top w:w="120" w:type="dxa"/>
+              <w:left w:w="192" w:type="dxa"/>
+              <w:bottom w:w="120" w:type="dxa"/>
+              <w:right w:w="192" w:type="dxa"/>
+            </w:tcMar>
+            <w:vAlign w:val="center"/>
+          </w:tcPr>
+          <w:p>
+            <w:pPr>
+              <w:keepNext w:val="0"/>
+              <w:keepLines w:val="0"/>
+              <w:widowControl/>
+              <w:suppressLineNumbers w:val="0"/>
+              <w:snapToGrid w:val="0"/>
+              <w:spacing w:line="240" w:lineRule="auto"/>
+              <w:ind w:left="0" w:leftChars="0" w:right="0" w:rightChars="0" w:firstLine="0" w:firstLineChars="0"/>
+              <w:jc w:val="center"/>
+              <w:rPr>
+                <w:rFonts w:hint="default" w:ascii="Segoe UI" w:hAnsi="Segoe UI" w:eastAsia="Segoe UI" w:cs="Segoe UI"/>
+                <w:b/>
+                <w:i w:val="0"/>
+                <w:iCs w:val="0"/>
+                <w:caps w:val="0"/>
+                <w:color w:val="0F1115"/>
+                <w:spacing w:val="0"/>
+                <w:sz w:val="18"/>
+                <w:szCs w:val="18"/>
+              </w:rPr>
+            </w:pPr>
+            <w:r>
+              <w:rPr>
+                <w:rFonts w:hint="default" w:ascii="Segoe UI" w:hAnsi="Segoe UI" w:eastAsia="Segoe UI" w:cs="Segoe UI"/>
+                <w:b/>
+                <w:i w:val="0"/>
+                <w:iCs w:val="0"/>
+                <w:caps w:val="0"/>
+                <w:snapToGrid w:val="0"/>
+                <w:color w:val="000000"/>
+                <w:spacing w:val="0"/>
+                <w:kern w:val="0"/>
+                <w:sz w:val="18"/>
+                <w:szCs w:val="18"/>
+                <w:bdr w:val="none" w:color="auto" w:sz="0" w:space="0"/>
+                <w:lang w:val="en-US" w:eastAsia="zh-CN" w:bidi="ar"/>
+              </w:rPr>
+              <w:t>审核发布</w:t>
+            </w:r>
+          </w:p>
+        </w:tc>
+        <w:tc>
+          <w:tcPr>
+            <w:tcW w:w="1213" w:type="dxa"/>
+            <w:tcBorders>
+              <w:top w:val="single" w:color="auto" w:sz="12" w:space="0"/>
+              <w:left w:val="single" w:color="auto" w:sz="4" w:space="0"/>
+              <w:bottom w:val="nil"/>
+              <w:right w:val="single" w:color="auto" w:sz="12" w:space="0"/>
+            </w:tcBorders>
+            <w:shd w:val="clear" w:color="auto" w:fill="auto"/>
+            <w:noWrap w:val="0"/>
+            <w:tcMar>
+              <w:top w:w="120" w:type="dxa"/>
+              <w:left w:w="192" w:type="dxa"/>
+              <w:bottom w:w="120" w:type="dxa"/>
+              <w:right w:w="192" w:type="dxa"/>
+            </w:tcMar>
+            <w:vAlign w:val="center"/>
+          </w:tcPr>
+          <w:p>
+            <w:pPr>
+              <w:keepNext w:val="0"/>
+              <w:keepLines w:val="0"/>
+              <w:widowControl/>
+              <w:suppressLineNumbers w:val="0"/>
+              <w:snapToGrid w:val="0"/>
+              <w:spacing w:line="240" w:lineRule="auto"/>
+              <w:ind w:left="0" w:leftChars="0" w:right="0" w:rightChars="0" w:firstLine="0" w:firstLineChars="0"/>
+              <w:jc w:val="center"/>
+              <w:rPr>
+                <w:rFonts w:hint="default" w:ascii="Segoe UI" w:hAnsi="Segoe UI" w:eastAsia="Segoe UI" w:cs="Segoe UI"/>
+                <w:b/>
+                <w:i w:val="0"/>
+                <w:iCs w:val="0"/>
+                <w:caps w:val="0"/>
+                <w:color w:val="0F1115"/>
+                <w:spacing w:val="0"/>
+                <w:sz w:val="18"/>
+                <w:szCs w:val="18"/>
+              </w:rPr>
+            </w:pPr>
+            <w:r>
+              <w:rPr>
+                <w:rFonts w:hint="default" w:ascii="Segoe UI" w:hAnsi="Segoe UI" w:eastAsia="Segoe UI" w:cs="Segoe UI"/>
+                <w:b/>
+                <w:i w:val="0"/>
+                <w:iCs w:val="0"/>
+                <w:caps w:val="0"/>
+                <w:snapToGrid w:val="0"/>
+                <w:color w:val="000000"/>
+                <w:spacing w:val="0"/>
+                <w:kern w:val="0"/>
+                <w:sz w:val="18"/>
+                <w:szCs w:val="18"/>
+                <w:bdr w:val="none" w:color="auto" w:sz="0" w:space="0"/>
+                <w:lang w:val="en-US" w:eastAsia="zh-CN" w:bidi="ar"/>
+              </w:rPr>
+              <w:t>归档/删除</w:t>
+            </w:r>
+          </w:p>
+        </w:tc>
+      </w:tr>
+      <w:tr>
+        <w:tblPrEx>
+          <w:tblBorders>
+            <w:top w:val="none" w:color="auto" w:sz="0" w:space="0"/>
+            <w:left w:val="none" w:color="auto" w:sz="0" w:space="0"/>
+            <w:bottom w:val="none" w:color="auto" w:sz="0" w:space="0"/>
+            <w:right w:val="none" w:color="auto" w:sz="0" w:space="0"/>
+            <w:insideH w:val="none" w:color="auto" w:sz="0" w:space="0"/>
+            <w:insideV w:val="none" w:color="auto" w:sz="0" w:space="0"/>
+          </w:tblBorders>
+          <w:tblCellMar>
+            <w:top w:w="15" w:type="dxa"/>
+            <w:left w:w="15" w:type="dxa"/>
+            <w:bottom w:w="15" w:type="dxa"/>
+            <w:right w:w="15" w:type="dxa"/>
+          </w:tblCellMar>
+        </w:tblPrEx>
+        <w:trPr>
+          <w:trHeight w:val="0" w:hRule="atLeast"/>
+          <w:jc w:val="center"/>
+        </w:trPr>
+        <w:tc>
+          <w:tcPr>
+            <w:tcW w:w="2014" w:type="dxa"/>
+            <w:tcBorders>
+              <w:top w:val="single" w:color="auto" w:sz="4" w:space="0"/>
+              <w:left w:val="single" w:color="auto" w:sz="12" w:space="0"/>
+              <w:bottom w:val="nil"/>
+              <w:right w:val="nil"/>
+            </w:tcBorders>
+            <w:shd w:val="clear" w:color="auto" w:fill="auto"/>
+            <w:noWrap w:val="0"/>
+            <w:tcMar>
+              <w:top w:w="120" w:type="dxa"/>
+              <w:left w:w="-1" w:type="dxa"/>
+              <w:bottom w:w="120" w:type="dxa"/>
+              <w:right w:w="192" w:type="dxa"/>
+            </w:tcMar>
+            <w:vAlign w:val="center"/>
+          </w:tcPr>
+          <w:p>
+            <w:pPr>
+              <w:keepNext w:val="0"/>
+              <w:keepLines w:val="0"/>
+              <w:widowControl/>
+              <w:suppressLineNumbers w:val="0"/>
+              <w:snapToGrid w:val="0"/>
+              <w:spacing w:line="240" w:lineRule="auto"/>
+              <w:ind w:left="0" w:leftChars="0" w:right="0" w:rightChars="0" w:firstLine="0" w:firstLineChars="0"/>
+              <w:jc w:val="center"/>
+              <w:rPr>
+                <w:rFonts w:hint="default" w:ascii="Segoe UI" w:hAnsi="Segoe UI" w:eastAsia="宋体" w:cs="Segoe UI"/>
+                <w:i w:val="0"/>
+                <w:iCs w:val="0"/>
+                <w:caps w:val="0"/>
+                <w:color w:val="0F1115"/>
+                <w:spacing w:val="0"/>
+                <w:sz w:val="18"/>
+                <w:szCs w:val="18"/>
+                <w:lang w:val="en-US" w:eastAsia="zh-CN"/>
+              </w:rPr>
+            </w:pPr>
+            <w:r>
+              <w:rPr>
+                <w:rFonts w:hint="eastAsia" w:ascii="Segoe UI" w:hAnsi="Segoe UI" w:eastAsia="宋体" w:cs="Segoe UI"/>
+                <w:i w:val="0"/>
+                <w:iCs w:val="0"/>
+                <w:caps w:val="0"/>
+                <w:color w:val="0F1115"/>
+                <w:spacing w:val="0"/>
+                <w:sz w:val="18"/>
+                <w:szCs w:val="18"/>
+                <w:lang w:val="en-US" w:eastAsia="zh-CN"/>
+              </w:rPr>
+              <w:t>运维工程师</w:t>
+            </w:r>
+          </w:p>
+        </w:tc>
+        <w:tc>
+          <w:tcPr>
+            <w:tcW w:w="1896" w:type="dxa"/>
+            <w:tcBorders>
+              <w:top w:val="single" w:color="auto" w:sz="4" w:space="0"/>
+              <w:left w:val="single" w:color="auto" w:sz="4" w:space="0"/>
+              <w:bottom w:val="nil"/>
+              <w:right w:val="nil"/>
+            </w:tcBorders>
+            <w:shd w:val="clear" w:color="auto" w:fill="auto"/>
+            <w:noWrap w:val="0"/>
+            <w:tcMar>
+              <w:top w:w="120" w:type="dxa"/>
+              <w:left w:w="192" w:type="dxa"/>
+              <w:bottom w:w="120" w:type="dxa"/>
+              <w:right w:w="192" w:type="dxa"/>
+            </w:tcMar>
+            <w:vAlign w:val="center"/>
+          </w:tcPr>
+          <w:p>
+            <w:pPr>
+              <w:keepNext w:val="0"/>
+              <w:keepLines w:val="0"/>
+              <w:widowControl/>
+              <w:suppressLineNumbers w:val="0"/>
+              <w:snapToGrid w:val="0"/>
+              <w:spacing w:line="240" w:lineRule="auto"/>
+              <w:ind w:left="0" w:leftChars="0" w:right="0" w:rightChars="0" w:firstLine="0" w:firstLineChars="0"/>
+              <w:jc w:val="center"/>
+              <w:rPr>
+                <w:rFonts w:hint="default" w:ascii="Segoe UI" w:hAnsi="Segoe UI" w:eastAsia="Segoe UI" w:cs="Segoe UI"/>
+                <w:i w:val="0"/>
+                <w:iCs w:val="0"/>
+                <w:caps w:val="0"/>
+                <w:color w:val="0F1115"/>
+                <w:spacing w:val="0"/>
+                <w:sz w:val="18"/>
+                <w:szCs w:val="18"/>
+                <w:lang w:val="en-US"/>
+              </w:rPr>
+            </w:pPr>
+            <w:r>
+              <w:rPr>
+                <w:rFonts w:hint="eastAsia" w:ascii="Segoe UI" w:hAnsi="Segoe UI" w:eastAsia="Segoe UI" w:cs="Segoe UI"/>
+                <w:i w:val="0"/>
+                <w:iCs w:val="0"/>
+                <w:caps w:val="0"/>
+                <w:snapToGrid w:val="0"/>
+                <w:color w:val="000000"/>
+                <w:spacing w:val="0"/>
+                <w:kern w:val="0"/>
+                <w:sz w:val="18"/>
+                <w:szCs w:val="18"/>
+                <w:bdr w:val="none" w:color="auto" w:sz="0" w:space="0"/>
+                <w:lang w:val="en-US" w:eastAsia="zh-CN" w:bidi="ar"/>
+              </w:rPr>
+              <w:t>已发布知识</w:t>
+            </w:r>
+          </w:p>
+        </w:tc>
+        <w:tc>
+          <w:tcPr>
+            <w:tcW w:w="1043" w:type="dxa"/>
+            <w:tcBorders>
+              <w:top w:val="single" w:color="auto" w:sz="4" w:space="0"/>
+              <w:left w:val="single" w:color="auto" w:sz="4" w:space="0"/>
+              <w:bottom w:val="nil"/>
+              <w:right w:val="nil"/>
+            </w:tcBorders>
+            <w:shd w:val="clear" w:color="auto" w:fill="auto"/>
+            <w:noWrap w:val="0"/>
+            <w:tcMar>
+              <w:top w:w="120" w:type="dxa"/>
+              <w:left w:w="192" w:type="dxa"/>
+              <w:bottom w:w="120" w:type="dxa"/>
+              <w:right w:w="192" w:type="dxa"/>
+            </w:tcMar>
+            <w:vAlign w:val="center"/>
+          </w:tcPr>
+          <w:p>
+            <w:pPr>
+              <w:keepNext w:val="0"/>
+              <w:keepLines w:val="0"/>
+              <w:widowControl/>
+              <w:suppressLineNumbers w:val="0"/>
+              <w:snapToGrid w:val="0"/>
+              <w:spacing w:line="240" w:lineRule="auto"/>
+              <w:ind w:left="0" w:leftChars="0" w:right="0" w:rightChars="0" w:firstLine="0" w:firstLineChars="0"/>
+              <w:jc w:val="center"/>
+              <w:rPr>
+                <w:rFonts w:hint="eastAsia" w:ascii="Segoe UI" w:hAnsi="Segoe UI" w:eastAsia="宋体" w:cs="Segoe UI"/>
+                <w:i w:val="0"/>
+                <w:iCs w:val="0"/>
+                <w:caps w:val="0"/>
+                <w:color w:val="0F1115"/>
+                <w:spacing w:val="0"/>
+                <w:sz w:val="18"/>
+                <w:szCs w:val="18"/>
+                <w:lang w:val="en-US" w:eastAsia="zh-CN"/>
+              </w:rPr>
+            </w:pPr>
+            <w:r>
+              <w:rPr>
+                <w:rFonts w:hint="eastAsia" w:ascii="Segoe UI" w:hAnsi="Segoe UI" w:eastAsia="宋体" w:cs="Segoe UI"/>
+                <w:i w:val="0"/>
+                <w:iCs w:val="0"/>
+                <w:caps w:val="0"/>
+                <w:color w:val="0F1115"/>
+                <w:spacing w:val="0"/>
+                <w:sz w:val="18"/>
+                <w:szCs w:val="18"/>
+                <w:lang w:val="en-US" w:eastAsia="zh-CN"/>
+              </w:rPr>
+              <w:t>是</w:t>
+            </w:r>
+          </w:p>
+        </w:tc>
+        <w:tc>
+          <w:tcPr>
+            <w:tcW w:w="1961" w:type="dxa"/>
+            <w:tcBorders>
+              <w:top w:val="single" w:color="auto" w:sz="4" w:space="0"/>
+              <w:left w:val="single" w:color="auto" w:sz="4" w:space="0"/>
+              <w:bottom w:val="nil"/>
+              <w:right w:val="nil"/>
+            </w:tcBorders>
+            <w:shd w:val="clear" w:color="auto" w:fill="auto"/>
+            <w:noWrap w:val="0"/>
+            <w:tcMar>
+              <w:top w:w="120" w:type="dxa"/>
+              <w:left w:w="192" w:type="dxa"/>
+              <w:bottom w:w="120" w:type="dxa"/>
+              <w:right w:w="192" w:type="dxa"/>
+            </w:tcMar>
+            <w:vAlign w:val="center"/>
+          </w:tcPr>
+          <w:p>
+            <w:pPr>
+              <w:keepNext w:val="0"/>
+              <w:keepLines w:val="0"/>
+              <w:widowControl/>
+              <w:suppressLineNumbers w:val="0"/>
+              <w:snapToGrid w:val="0"/>
+              <w:spacing w:line="240" w:lineRule="auto"/>
+              <w:ind w:left="0" w:leftChars="0" w:right="0" w:rightChars="0" w:firstLine="0" w:firstLineChars="0"/>
+              <w:jc w:val="center"/>
+              <w:rPr>
+                <w:rFonts w:hint="default" w:ascii="Segoe UI" w:hAnsi="Segoe UI" w:eastAsia="Segoe UI" w:cs="Segoe UI"/>
+                <w:i w:val="0"/>
+                <w:iCs w:val="0"/>
+                <w:caps w:val="0"/>
+                <w:color w:val="0F1115"/>
+                <w:spacing w:val="0"/>
+                <w:sz w:val="18"/>
+                <w:szCs w:val="18"/>
+              </w:rPr>
+            </w:pPr>
+            <w:r>
+              <w:rPr>
+                <w:rFonts w:hint="default" w:ascii="Segoe UI" w:hAnsi="Segoe UI" w:eastAsia="Segoe UI" w:cs="Segoe UI"/>
+                <w:i w:val="0"/>
+                <w:iCs w:val="0"/>
+                <w:caps w:val="0"/>
+                <w:snapToGrid w:val="0"/>
+                <w:color w:val="000000"/>
+                <w:spacing w:val="0"/>
+                <w:kern w:val="0"/>
+                <w:sz w:val="18"/>
+                <w:szCs w:val="18"/>
+                <w:bdr w:val="none" w:color="auto" w:sz="0" w:space="0"/>
+                <w:lang w:val="en-US" w:eastAsia="zh-CN" w:bidi="ar"/>
+              </w:rPr>
+              <w:t>仅限自己创建的草稿或知识</w:t>
+            </w:r>
+          </w:p>
+        </w:tc>
+        <w:tc>
+          <w:tcPr>
+            <w:tcW w:w="975" w:type="dxa"/>
+            <w:tcBorders>
+              <w:top w:val="single" w:color="auto" w:sz="4" w:space="0"/>
+              <w:left w:val="single" w:color="auto" w:sz="4" w:space="0"/>
+              <w:bottom w:val="nil"/>
+              <w:right w:val="nil"/>
+            </w:tcBorders>
+            <w:shd w:val="clear" w:color="auto" w:fill="auto"/>
+            <w:noWrap w:val="0"/>
+            <w:tcMar>
+              <w:top w:w="120" w:type="dxa"/>
+              <w:left w:w="192" w:type="dxa"/>
+              <w:bottom w:w="120" w:type="dxa"/>
+              <w:right w:w="192" w:type="dxa"/>
+            </w:tcMar>
+            <w:vAlign w:val="center"/>
+          </w:tcPr>
+          <w:p>
+            <w:pPr>
+              <w:keepNext w:val="0"/>
+              <w:keepLines w:val="0"/>
+              <w:widowControl/>
+              <w:suppressLineNumbers w:val="0"/>
+              <w:snapToGrid w:val="0"/>
+              <w:spacing w:line="240" w:lineRule="auto"/>
+              <w:ind w:left="0" w:leftChars="0" w:right="0" w:rightChars="0" w:firstLine="0" w:firstLineChars="0"/>
+              <w:jc w:val="center"/>
+              <w:rPr>
+                <w:rFonts w:hint="default" w:ascii="Segoe UI" w:hAnsi="Segoe UI" w:eastAsia="Segoe UI" w:cs="Segoe UI"/>
+                <w:i w:val="0"/>
+                <w:iCs w:val="0"/>
+                <w:caps w:val="0"/>
+                <w:color w:val="0F1115"/>
+                <w:spacing w:val="0"/>
+                <w:sz w:val="18"/>
+                <w:szCs w:val="18"/>
+              </w:rPr>
+            </w:pPr>
+            <w:r>
+              <w:rPr>
+                <w:rFonts w:hint="eastAsia" w:ascii="Segoe UI" w:hAnsi="Segoe UI" w:eastAsia="宋体" w:cs="Segoe UI"/>
+                <w:i w:val="0"/>
+                <w:iCs w:val="0"/>
+                <w:caps w:val="0"/>
+                <w:color w:val="0F1115"/>
+                <w:spacing w:val="0"/>
+                <w:sz w:val="18"/>
+                <w:szCs w:val="18"/>
+                <w:lang w:val="en-US" w:eastAsia="zh-CN"/>
+              </w:rPr>
+              <w:t>否</w:t>
+            </w:r>
+          </w:p>
+        </w:tc>
+        <w:tc>
+          <w:tcPr>
+            <w:tcW w:w="1213" w:type="dxa"/>
+            <w:tcBorders>
+              <w:top w:val="single" w:color="auto" w:sz="4" w:space="0"/>
+              <w:left w:val="single" w:color="auto" w:sz="4" w:space="0"/>
+              <w:bottom w:val="nil"/>
+              <w:right w:val="single" w:color="auto" w:sz="12" w:space="0"/>
+            </w:tcBorders>
+            <w:shd w:val="clear" w:color="auto" w:fill="auto"/>
+            <w:noWrap w:val="0"/>
+            <w:tcMar>
+              <w:top w:w="120" w:type="dxa"/>
+              <w:left w:w="192" w:type="dxa"/>
+              <w:bottom w:w="120" w:type="dxa"/>
+              <w:right w:w="-1" w:type="dxa"/>
+            </w:tcMar>
+            <w:vAlign w:val="center"/>
+          </w:tcPr>
+          <w:p>
+            <w:pPr>
+              <w:keepNext w:val="0"/>
+              <w:keepLines w:val="0"/>
+              <w:widowControl/>
+              <w:suppressLineNumbers w:val="0"/>
+              <w:snapToGrid w:val="0"/>
+              <w:spacing w:line="240" w:lineRule="auto"/>
+              <w:ind w:left="0" w:leftChars="0" w:right="0" w:rightChars="0" w:firstLine="0" w:firstLineChars="0"/>
+              <w:jc w:val="center"/>
+              <w:rPr>
+                <w:rFonts w:hint="default" w:ascii="Segoe UI" w:hAnsi="Segoe UI" w:eastAsia="Segoe UI" w:cs="Segoe UI"/>
+                <w:i w:val="0"/>
+                <w:iCs w:val="0"/>
+                <w:caps w:val="0"/>
+                <w:color w:val="0F1115"/>
+                <w:spacing w:val="0"/>
+                <w:sz w:val="18"/>
+                <w:szCs w:val="18"/>
+              </w:rPr>
+            </w:pPr>
+            <w:r>
+              <w:rPr>
+                <w:rFonts w:hint="eastAsia" w:ascii="Segoe UI" w:hAnsi="Segoe UI" w:eastAsia="宋体" w:cs="Segoe UI"/>
+                <w:i w:val="0"/>
+                <w:iCs w:val="0"/>
+                <w:caps w:val="0"/>
+                <w:color w:val="0F1115"/>
+                <w:spacing w:val="0"/>
+                <w:sz w:val="18"/>
+                <w:szCs w:val="18"/>
+                <w:lang w:val="en-US" w:eastAsia="zh-CN"/>
+              </w:rPr>
+              <w:t>否</w:t>
+            </w:r>
+          </w:p>
+        </w:tc>
+      </w:tr>
+      <w:tr>
+        <w:tblPrEx>
+          <w:tblBorders>
+            <w:top w:val="none" w:color="auto" w:sz="0" w:space="0"/>
+            <w:left w:val="none" w:color="auto" w:sz="0" w:space="0"/>
+            <w:bottom w:val="none" w:color="auto" w:sz="0" w:space="0"/>
+            <w:right w:val="none" w:color="auto" w:sz="0" w:space="0"/>
+            <w:insideH w:val="none" w:color="auto" w:sz="0" w:space="0"/>
+            <w:insideV w:val="none" w:color="auto" w:sz="0" w:space="0"/>
+          </w:tblBorders>
+          <w:shd w:val="clear" w:color="auto" w:fill="auto"/>
+          <w:tblCellMar>
+            <w:top w:w="15" w:type="dxa"/>
+            <w:left w:w="15" w:type="dxa"/>
+            <w:bottom w:w="15" w:type="dxa"/>
+            <w:right w:w="15" w:type="dxa"/>
+          </w:tblCellMar>
+        </w:tblPrEx>
+        <w:trPr>
+          <w:trHeight w:val="0" w:hRule="atLeast"/>
+          <w:jc w:val="center"/>
+        </w:trPr>
+        <w:tc>
+          <w:tcPr>
+            <w:tcW w:w="2014" w:type="dxa"/>
+            <w:tcBorders>
+              <w:top w:val="single" w:color="auto" w:sz="4" w:space="0"/>
+              <w:left w:val="single" w:color="auto" w:sz="12" w:space="0"/>
+              <w:bottom w:val="nil"/>
+              <w:right w:val="nil"/>
+            </w:tcBorders>
+            <w:shd w:val="clear" w:color="auto" w:fill="auto"/>
+            <w:noWrap w:val="0"/>
+            <w:tcMar>
+              <w:top w:w="120" w:type="dxa"/>
+              <w:left w:w="-1" w:type="dxa"/>
+              <w:bottom w:w="120" w:type="dxa"/>
+              <w:right w:w="192" w:type="dxa"/>
+            </w:tcMar>
+            <w:vAlign w:val="center"/>
+          </w:tcPr>
+          <w:p>
+            <w:pPr>
+              <w:keepNext w:val="0"/>
+              <w:keepLines w:val="0"/>
+              <w:widowControl/>
+              <w:suppressLineNumbers w:val="0"/>
+              <w:snapToGrid w:val="0"/>
+              <w:spacing w:line="240" w:lineRule="auto"/>
+              <w:ind w:left="0" w:leftChars="0" w:right="0" w:rightChars="0" w:firstLine="0" w:firstLineChars="0"/>
+              <w:jc w:val="center"/>
+              <w:rPr>
+                <w:rFonts w:hint="default" w:ascii="Segoe UI" w:hAnsi="Segoe UI" w:eastAsia="Segoe UI" w:cs="Segoe UI"/>
+                <w:i w:val="0"/>
+                <w:iCs w:val="0"/>
+                <w:caps w:val="0"/>
+                <w:color w:val="0F1115"/>
+                <w:spacing w:val="0"/>
+                <w:sz w:val="18"/>
+                <w:szCs w:val="18"/>
+              </w:rPr>
+            </w:pPr>
+            <w:r>
+              <w:rPr>
+                <w:rFonts w:hint="default" w:ascii="Segoe UI" w:hAnsi="Segoe UI" w:eastAsia="Segoe UI" w:cs="Segoe UI"/>
+                <w:i w:val="0"/>
+                <w:iCs w:val="0"/>
+                <w:caps w:val="0"/>
+                <w:snapToGrid w:val="0"/>
+                <w:color w:val="000000"/>
+                <w:spacing w:val="0"/>
+                <w:kern w:val="0"/>
+                <w:sz w:val="18"/>
+                <w:szCs w:val="18"/>
+                <w:bdr w:val="none" w:color="auto" w:sz="0" w:space="0"/>
+                <w:lang w:val="en-US" w:eastAsia="zh-CN" w:bidi="ar"/>
+              </w:rPr>
+              <w:t>服务知识管理员</w:t>
+            </w:r>
+          </w:p>
+        </w:tc>
+        <w:tc>
+          <w:tcPr>
+            <w:tcW w:w="1896" w:type="dxa"/>
+            <w:tcBorders>
+              <w:top w:val="single" w:color="auto" w:sz="4" w:space="0"/>
+              <w:left w:val="single" w:color="auto" w:sz="4" w:space="0"/>
+              <w:bottom w:val="nil"/>
+              <w:right w:val="nil"/>
+            </w:tcBorders>
+            <w:shd w:val="clear" w:color="auto" w:fill="auto"/>
+            <w:noWrap w:val="0"/>
+            <w:tcMar>
+              <w:top w:w="120" w:type="dxa"/>
+              <w:left w:w="192" w:type="dxa"/>
+              <w:bottom w:w="120" w:type="dxa"/>
+              <w:right w:w="192" w:type="dxa"/>
+            </w:tcMar>
+            <w:vAlign w:val="center"/>
+          </w:tcPr>
+          <w:p>
+            <w:pPr>
+              <w:keepNext w:val="0"/>
+              <w:keepLines w:val="0"/>
+              <w:widowControl/>
+              <w:suppressLineNumbers w:val="0"/>
+              <w:snapToGrid w:val="0"/>
+              <w:spacing w:line="240" w:lineRule="auto"/>
+              <w:ind w:left="0" w:leftChars="0" w:right="0" w:rightChars="0" w:firstLine="0" w:firstLineChars="0"/>
+              <w:jc w:val="center"/>
+              <w:rPr>
+                <w:rFonts w:hint="default" w:ascii="Segoe UI" w:hAnsi="Segoe UI" w:eastAsia="Segoe UI" w:cs="Segoe UI"/>
+                <w:i w:val="0"/>
+                <w:iCs w:val="0"/>
+                <w:caps w:val="0"/>
+                <w:color w:val="0F1115"/>
+                <w:spacing w:val="0"/>
+                <w:sz w:val="18"/>
+                <w:szCs w:val="18"/>
+                <w:lang w:val="en-US"/>
+              </w:rPr>
+            </w:pPr>
+            <w:r>
+              <w:rPr>
+                <w:rFonts w:hint="eastAsia" w:ascii="Segoe UI" w:hAnsi="Segoe UI" w:eastAsia="Segoe UI" w:cs="Segoe UI"/>
+                <w:i w:val="0"/>
+                <w:iCs w:val="0"/>
+                <w:caps w:val="0"/>
+                <w:snapToGrid w:val="0"/>
+                <w:color w:val="000000"/>
+                <w:spacing w:val="0"/>
+                <w:kern w:val="0"/>
+                <w:sz w:val="18"/>
+                <w:szCs w:val="18"/>
+                <w:bdr w:val="none" w:color="auto" w:sz="0" w:space="0"/>
+                <w:lang w:val="en-US" w:eastAsia="zh-CN" w:bidi="ar"/>
+              </w:rPr>
+              <w:t>全部知识</w:t>
+            </w:r>
+          </w:p>
+        </w:tc>
+        <w:tc>
+          <w:tcPr>
+            <w:tcW w:w="1043" w:type="dxa"/>
+            <w:tcBorders>
+              <w:top w:val="single" w:color="auto" w:sz="4" w:space="0"/>
+              <w:left w:val="single" w:color="auto" w:sz="4" w:space="0"/>
+              <w:bottom w:val="nil"/>
+              <w:right w:val="nil"/>
+            </w:tcBorders>
+            <w:shd w:val="clear" w:color="auto" w:fill="auto"/>
+            <w:noWrap w:val="0"/>
+            <w:tcMar>
+              <w:top w:w="120" w:type="dxa"/>
+              <w:left w:w="192" w:type="dxa"/>
+              <w:bottom w:w="120" w:type="dxa"/>
+              <w:right w:w="192" w:type="dxa"/>
+            </w:tcMar>
+            <w:vAlign w:val="center"/>
+          </w:tcPr>
+          <w:p>
+            <w:pPr>
+              <w:keepNext w:val="0"/>
+              <w:keepLines w:val="0"/>
+              <w:widowControl/>
+              <w:suppressLineNumbers w:val="0"/>
+              <w:snapToGrid w:val="0"/>
+              <w:spacing w:line="240" w:lineRule="auto"/>
+              <w:ind w:left="0" w:leftChars="0" w:right="0" w:rightChars="0" w:firstLine="0" w:firstLineChars="0"/>
+              <w:jc w:val="center"/>
+              <w:rPr>
+                <w:rFonts w:hint="eastAsia" w:ascii="Segoe UI" w:hAnsi="Segoe UI" w:eastAsia="宋体" w:cs="Segoe UI"/>
+                <w:i w:val="0"/>
+                <w:iCs w:val="0"/>
+                <w:caps w:val="0"/>
+                <w:color w:val="0F1115"/>
+                <w:spacing w:val="0"/>
+                <w:sz w:val="18"/>
+                <w:szCs w:val="18"/>
+                <w:lang w:val="en-US" w:eastAsia="zh-CN"/>
+              </w:rPr>
+            </w:pPr>
+            <w:r>
+              <w:rPr>
+                <w:rFonts w:hint="eastAsia" w:ascii="Segoe UI" w:hAnsi="Segoe UI" w:eastAsia="宋体" w:cs="Segoe UI"/>
+                <w:i w:val="0"/>
+                <w:iCs w:val="0"/>
+                <w:caps w:val="0"/>
+                <w:color w:val="0F1115"/>
+                <w:spacing w:val="0"/>
+                <w:sz w:val="18"/>
+                <w:szCs w:val="18"/>
+                <w:lang w:val="en-US" w:eastAsia="zh-CN"/>
+              </w:rPr>
+              <w:t>是</w:t>
+            </w:r>
+          </w:p>
+        </w:tc>
+        <w:tc>
+          <w:tcPr>
+            <w:tcW w:w="1961" w:type="dxa"/>
+            <w:tcBorders>
+              <w:top w:val="single" w:color="auto" w:sz="4" w:space="0"/>
+              <w:left w:val="single" w:color="auto" w:sz="4" w:space="0"/>
+              <w:bottom w:val="nil"/>
+              <w:right w:val="nil"/>
+            </w:tcBorders>
+            <w:shd w:val="clear" w:color="auto" w:fill="auto"/>
+            <w:noWrap w:val="0"/>
+            <w:tcMar>
+              <w:top w:w="120" w:type="dxa"/>
+              <w:left w:w="192" w:type="dxa"/>
+              <w:bottom w:w="120" w:type="dxa"/>
+              <w:right w:w="192" w:type="dxa"/>
+            </w:tcMar>
+            <w:vAlign w:val="center"/>
+          </w:tcPr>
+          <w:p>
+            <w:pPr>
+              <w:keepNext w:val="0"/>
+              <w:keepLines w:val="0"/>
+              <w:widowControl/>
+              <w:suppressLineNumbers w:val="0"/>
+              <w:snapToGrid w:val="0"/>
+              <w:spacing w:line="240" w:lineRule="auto"/>
+              <w:ind w:left="0" w:leftChars="0" w:right="0" w:rightChars="0" w:firstLine="0" w:firstLineChars="0"/>
+              <w:jc w:val="center"/>
+              <w:rPr>
+                <w:rFonts w:hint="default" w:ascii="Segoe UI" w:hAnsi="Segoe UI" w:eastAsia="Segoe UI" w:cs="Segoe UI"/>
+                <w:i w:val="0"/>
+                <w:iCs w:val="0"/>
+                <w:caps w:val="0"/>
+                <w:color w:val="0F1115"/>
+                <w:spacing w:val="0"/>
+                <w:sz w:val="18"/>
+                <w:szCs w:val="18"/>
+              </w:rPr>
+            </w:pPr>
+            <w:r>
+              <w:rPr>
+                <w:rFonts w:hint="eastAsia" w:ascii="Segoe UI" w:hAnsi="Segoe UI" w:eastAsia="Segoe UI" w:cs="Segoe UI"/>
+                <w:i w:val="0"/>
+                <w:iCs w:val="0"/>
+                <w:caps w:val="0"/>
+                <w:snapToGrid w:val="0"/>
+                <w:color w:val="000000"/>
+                <w:spacing w:val="0"/>
+                <w:kern w:val="0"/>
+                <w:sz w:val="18"/>
+                <w:szCs w:val="18"/>
+                <w:lang w:val="en-US" w:eastAsia="zh-CN" w:bidi="ar"/>
+              </w:rPr>
+              <w:t>全部知识</w:t>
+            </w:r>
+          </w:p>
+        </w:tc>
+        <w:tc>
+          <w:tcPr>
+            <w:tcW w:w="975" w:type="dxa"/>
+            <w:tcBorders>
+              <w:top w:val="single" w:color="auto" w:sz="4" w:space="0"/>
+              <w:left w:val="single" w:color="auto" w:sz="4" w:space="0"/>
+              <w:bottom w:val="nil"/>
+              <w:right w:val="nil"/>
+            </w:tcBorders>
+            <w:shd w:val="clear" w:color="auto" w:fill="auto"/>
+            <w:noWrap w:val="0"/>
+            <w:tcMar>
+              <w:top w:w="120" w:type="dxa"/>
+              <w:left w:w="192" w:type="dxa"/>
+              <w:bottom w:w="120" w:type="dxa"/>
+              <w:right w:w="192" w:type="dxa"/>
+            </w:tcMar>
+            <w:vAlign w:val="center"/>
+          </w:tcPr>
+          <w:p>
+            <w:pPr>
+              <w:keepNext w:val="0"/>
+              <w:keepLines w:val="0"/>
+              <w:widowControl/>
+              <w:suppressLineNumbers w:val="0"/>
+              <w:snapToGrid w:val="0"/>
+              <w:spacing w:line="240" w:lineRule="auto"/>
+              <w:ind w:left="0" w:leftChars="0" w:right="0" w:rightChars="0" w:firstLine="0" w:firstLineChars="0"/>
+              <w:jc w:val="center"/>
+              <w:rPr>
+                <w:rFonts w:hint="default" w:ascii="Segoe UI" w:hAnsi="Segoe UI" w:eastAsia="Segoe UI" w:cs="Segoe UI"/>
+                <w:i w:val="0"/>
+                <w:iCs w:val="0"/>
+                <w:caps w:val="0"/>
+                <w:color w:val="0F1115"/>
+                <w:spacing w:val="0"/>
+                <w:sz w:val="18"/>
+                <w:szCs w:val="18"/>
+              </w:rPr>
+            </w:pPr>
+            <w:r>
+              <w:rPr>
+                <w:rFonts w:hint="eastAsia" w:ascii="Segoe UI" w:hAnsi="Segoe UI" w:eastAsia="宋体" w:cs="Segoe UI"/>
+                <w:i w:val="0"/>
+                <w:iCs w:val="0"/>
+                <w:caps w:val="0"/>
+                <w:color w:val="0F1115"/>
+                <w:spacing w:val="0"/>
+                <w:sz w:val="18"/>
+                <w:szCs w:val="18"/>
+                <w:lang w:val="en-US" w:eastAsia="zh-CN"/>
+              </w:rPr>
+              <w:t>否</w:t>
+            </w:r>
+          </w:p>
+        </w:tc>
+        <w:tc>
+          <w:tcPr>
+            <w:tcW w:w="1213" w:type="dxa"/>
+            <w:tcBorders>
+              <w:top w:val="single" w:color="auto" w:sz="4" w:space="0"/>
+              <w:left w:val="single" w:color="auto" w:sz="4" w:space="0"/>
+              <w:bottom w:val="nil"/>
+              <w:right w:val="single" w:color="auto" w:sz="12" w:space="0"/>
+            </w:tcBorders>
+            <w:shd w:val="clear" w:color="auto" w:fill="auto"/>
+            <w:noWrap w:val="0"/>
+            <w:tcMar>
+              <w:top w:w="120" w:type="dxa"/>
+              <w:left w:w="192" w:type="dxa"/>
+              <w:bottom w:w="120" w:type="dxa"/>
+              <w:right w:w="-1" w:type="dxa"/>
+            </w:tcMar>
+            <w:vAlign w:val="center"/>
+          </w:tcPr>
+          <w:p>
+            <w:pPr>
+              <w:keepNext w:val="0"/>
+              <w:keepLines w:val="0"/>
+              <w:widowControl/>
+              <w:suppressLineNumbers w:val="0"/>
+              <w:snapToGrid w:val="0"/>
+              <w:spacing w:line="240" w:lineRule="auto"/>
+              <w:ind w:left="0" w:leftChars="0" w:right="0" w:rightChars="0" w:firstLine="0" w:firstLineChars="0"/>
+              <w:jc w:val="center"/>
+              <w:rPr>
+                <w:rFonts w:hint="default" w:ascii="Segoe UI" w:hAnsi="Segoe UI" w:eastAsia="Segoe UI" w:cs="Segoe UI"/>
+                <w:i w:val="0"/>
+                <w:iCs w:val="0"/>
+                <w:caps w:val="0"/>
+                <w:color w:val="0F1115"/>
+                <w:spacing w:val="0"/>
+                <w:sz w:val="18"/>
+                <w:szCs w:val="18"/>
+              </w:rPr>
+            </w:pPr>
+            <w:r>
+              <w:rPr>
+                <w:rFonts w:hint="default" w:ascii="Segoe UI" w:hAnsi="Segoe UI" w:eastAsia="Segoe UI" w:cs="Segoe UI"/>
+                <w:i w:val="0"/>
+                <w:iCs w:val="0"/>
+                <w:caps w:val="0"/>
+                <w:snapToGrid w:val="0"/>
+                <w:color w:val="000000"/>
+                <w:spacing w:val="0"/>
+                <w:kern w:val="0"/>
+                <w:sz w:val="18"/>
+                <w:szCs w:val="18"/>
+                <w:bdr w:val="none" w:color="auto" w:sz="0" w:space="0"/>
+                <w:lang w:val="en-US" w:eastAsia="zh-CN" w:bidi="ar"/>
+              </w:rPr>
+              <w:t>仅归档</w:t>
+            </w:r>
+          </w:p>
+        </w:tc>
+      </w:tr>
+      <w:tr>
+        <w:tblPrEx>
+          <w:tblBorders>
+            <w:top w:val="none" w:color="auto" w:sz="0" w:space="0"/>
+            <w:left w:val="none" w:color="auto" w:sz="0" w:space="0"/>
+            <w:bottom w:val="none" w:color="auto" w:sz="0" w:space="0"/>
+            <w:right w:val="none" w:color="auto" w:sz="0" w:space="0"/>
+            <w:insideH w:val="none" w:color="auto" w:sz="0" w:space="0"/>
+            <w:insideV w:val="none" w:color="auto" w:sz="0" w:space="0"/>
+          </w:tblBorders>
+          <w:shd w:val="clear" w:color="auto" w:fill="auto"/>
+          <w:tblCellMar>
+            <w:top w:w="15" w:type="dxa"/>
+            <w:left w:w="15" w:type="dxa"/>
+            <w:bottom w:w="15" w:type="dxa"/>
+            <w:right w:w="15" w:type="dxa"/>
+          </w:tblCellMar>
+        </w:tblPrEx>
+        <w:trPr>
+          <w:trHeight w:val="0" w:hRule="atLeast"/>
+          <w:jc w:val="center"/>
+        </w:trPr>
+        <w:tc>
+          <w:tcPr>
+            <w:tcW w:w="2014" w:type="dxa"/>
+            <w:tcBorders>
+              <w:top w:val="single" w:color="auto" w:sz="4" w:space="0"/>
+              <w:left w:val="single" w:color="auto" w:sz="12" w:space="0"/>
+              <w:bottom w:val="nil"/>
+              <w:right w:val="nil"/>
+            </w:tcBorders>
+            <w:shd w:val="clear" w:color="auto" w:fill="auto"/>
+            <w:noWrap w:val="0"/>
+            <w:tcMar>
+              <w:top w:w="120" w:type="dxa"/>
+              <w:left w:w="-1" w:type="dxa"/>
+              <w:bottom w:w="120" w:type="dxa"/>
+              <w:right w:w="192" w:type="dxa"/>
+            </w:tcMar>
+            <w:vAlign w:val="center"/>
+          </w:tcPr>
+          <w:p>
+            <w:pPr>
+              <w:keepNext w:val="0"/>
+              <w:keepLines w:val="0"/>
+              <w:widowControl/>
+              <w:suppressLineNumbers w:val="0"/>
+              <w:snapToGrid w:val="0"/>
+              <w:spacing w:line="240" w:lineRule="auto"/>
+              <w:ind w:left="0" w:leftChars="0" w:right="0" w:rightChars="0" w:firstLine="0" w:firstLineChars="0"/>
+              <w:jc w:val="center"/>
+              <w:rPr>
+                <w:rFonts w:hint="default" w:ascii="Segoe UI" w:hAnsi="Segoe UI" w:eastAsia="Segoe UI" w:cs="Segoe UI"/>
+                <w:i w:val="0"/>
+                <w:iCs w:val="0"/>
+                <w:caps w:val="0"/>
+                <w:color w:val="0F1115"/>
+                <w:spacing w:val="0"/>
+                <w:sz w:val="18"/>
+                <w:szCs w:val="18"/>
+              </w:rPr>
+            </w:pPr>
+            <w:r>
+              <w:rPr>
+                <w:rFonts w:hint="default" w:ascii="Segoe UI" w:hAnsi="Segoe UI" w:eastAsia="Segoe UI" w:cs="Segoe UI"/>
+                <w:i w:val="0"/>
+                <w:iCs w:val="0"/>
+                <w:caps w:val="0"/>
+                <w:snapToGrid w:val="0"/>
+                <w:color w:val="000000"/>
+                <w:spacing w:val="0"/>
+                <w:kern w:val="0"/>
+                <w:sz w:val="18"/>
+                <w:szCs w:val="18"/>
+                <w:bdr w:val="none" w:color="auto" w:sz="0" w:space="0"/>
+                <w:lang w:val="en-US" w:eastAsia="zh-CN" w:bidi="ar"/>
+              </w:rPr>
+              <w:t>服务知识经理</w:t>
+            </w:r>
+          </w:p>
+        </w:tc>
+        <w:tc>
+          <w:tcPr>
+            <w:tcW w:w="1896" w:type="dxa"/>
+            <w:tcBorders>
+              <w:top w:val="single" w:color="auto" w:sz="4" w:space="0"/>
+              <w:left w:val="single" w:color="auto" w:sz="4" w:space="0"/>
+              <w:bottom w:val="nil"/>
+              <w:right w:val="nil"/>
+            </w:tcBorders>
+            <w:shd w:val="clear" w:color="auto" w:fill="auto"/>
+            <w:noWrap w:val="0"/>
+            <w:tcMar>
+              <w:top w:w="120" w:type="dxa"/>
+              <w:left w:w="192" w:type="dxa"/>
+              <w:bottom w:w="120" w:type="dxa"/>
+              <w:right w:w="192" w:type="dxa"/>
+            </w:tcMar>
+            <w:vAlign w:val="center"/>
+          </w:tcPr>
+          <w:p>
+            <w:pPr>
+              <w:keepNext w:val="0"/>
+              <w:keepLines w:val="0"/>
+              <w:widowControl/>
+              <w:suppressLineNumbers w:val="0"/>
+              <w:snapToGrid w:val="0"/>
+              <w:spacing w:line="240" w:lineRule="auto"/>
+              <w:ind w:left="0" w:leftChars="0" w:right="0" w:rightChars="0" w:firstLine="0" w:firstLineChars="0"/>
+              <w:jc w:val="center"/>
+              <w:rPr>
+                <w:rFonts w:hint="default" w:ascii="Segoe UI" w:hAnsi="Segoe UI" w:eastAsia="Segoe UI" w:cs="Segoe UI"/>
+                <w:i w:val="0"/>
+                <w:iCs w:val="0"/>
+                <w:caps w:val="0"/>
+                <w:color w:val="0F1115"/>
+                <w:spacing w:val="0"/>
+                <w:sz w:val="18"/>
+                <w:szCs w:val="18"/>
+                <w:lang w:val="en-US"/>
+              </w:rPr>
+            </w:pPr>
+            <w:r>
+              <w:rPr>
+                <w:rFonts w:hint="eastAsia" w:ascii="Segoe UI" w:hAnsi="Segoe UI" w:eastAsia="Segoe UI" w:cs="Segoe UI"/>
+                <w:i w:val="0"/>
+                <w:iCs w:val="0"/>
+                <w:caps w:val="0"/>
+                <w:snapToGrid w:val="0"/>
+                <w:color w:val="000000"/>
+                <w:spacing w:val="0"/>
+                <w:kern w:val="0"/>
+                <w:sz w:val="18"/>
+                <w:szCs w:val="18"/>
+                <w:bdr w:val="none" w:color="auto" w:sz="0" w:space="0"/>
+                <w:lang w:val="en-US" w:eastAsia="zh-CN" w:bidi="ar"/>
+              </w:rPr>
+              <w:t>全部知识</w:t>
+            </w:r>
+          </w:p>
+        </w:tc>
+        <w:tc>
+          <w:tcPr>
+            <w:tcW w:w="1043" w:type="dxa"/>
+            <w:tcBorders>
+              <w:top w:val="single" w:color="auto" w:sz="4" w:space="0"/>
+              <w:left w:val="single" w:color="auto" w:sz="4" w:space="0"/>
+              <w:bottom w:val="nil"/>
+              <w:right w:val="nil"/>
+            </w:tcBorders>
+            <w:shd w:val="clear" w:color="auto" w:fill="auto"/>
+            <w:noWrap w:val="0"/>
+            <w:tcMar>
+              <w:top w:w="120" w:type="dxa"/>
+              <w:left w:w="192" w:type="dxa"/>
+              <w:bottom w:w="120" w:type="dxa"/>
+              <w:right w:w="192" w:type="dxa"/>
+            </w:tcMar>
+            <w:vAlign w:val="center"/>
+          </w:tcPr>
+          <w:p>
+            <w:pPr>
+              <w:keepNext w:val="0"/>
+              <w:keepLines w:val="0"/>
+              <w:widowControl/>
+              <w:suppressLineNumbers w:val="0"/>
+              <w:snapToGrid w:val="0"/>
+              <w:spacing w:line="240" w:lineRule="auto"/>
+              <w:ind w:left="0" w:leftChars="0" w:right="0" w:rightChars="0" w:firstLine="0" w:firstLineChars="0"/>
+              <w:jc w:val="center"/>
+              <w:rPr>
+                <w:rFonts w:hint="eastAsia" w:ascii="Segoe UI" w:hAnsi="Segoe UI" w:eastAsia="宋体" w:cs="Segoe UI"/>
+                <w:i w:val="0"/>
+                <w:iCs w:val="0"/>
+                <w:caps w:val="0"/>
+                <w:color w:val="0F1115"/>
+                <w:spacing w:val="0"/>
+                <w:sz w:val="18"/>
+                <w:szCs w:val="18"/>
+                <w:lang w:val="en-US" w:eastAsia="zh-CN"/>
+              </w:rPr>
+            </w:pPr>
+            <w:r>
+              <w:rPr>
+                <w:rFonts w:hint="eastAsia" w:ascii="Segoe UI" w:hAnsi="Segoe UI" w:eastAsia="宋体" w:cs="Segoe UI"/>
+                <w:i w:val="0"/>
+                <w:iCs w:val="0"/>
+                <w:caps w:val="0"/>
+                <w:color w:val="0F1115"/>
+                <w:spacing w:val="0"/>
+                <w:sz w:val="18"/>
+                <w:szCs w:val="18"/>
+                <w:lang w:val="en-US" w:eastAsia="zh-CN"/>
+              </w:rPr>
+              <w:t>是</w:t>
+            </w:r>
+          </w:p>
+        </w:tc>
+        <w:tc>
+          <w:tcPr>
+            <w:tcW w:w="1961" w:type="dxa"/>
+            <w:tcBorders>
+              <w:top w:val="single" w:color="auto" w:sz="4" w:space="0"/>
+              <w:left w:val="single" w:color="auto" w:sz="4" w:space="0"/>
+              <w:bottom w:val="nil"/>
+              <w:right w:val="nil"/>
+            </w:tcBorders>
+            <w:shd w:val="clear" w:color="auto" w:fill="auto"/>
+            <w:noWrap w:val="0"/>
+            <w:tcMar>
+              <w:top w:w="120" w:type="dxa"/>
+              <w:left w:w="192" w:type="dxa"/>
+              <w:bottom w:w="120" w:type="dxa"/>
+              <w:right w:w="192" w:type="dxa"/>
+            </w:tcMar>
+            <w:vAlign w:val="center"/>
+          </w:tcPr>
+          <w:p>
+            <w:pPr>
+              <w:keepNext w:val="0"/>
+              <w:keepLines w:val="0"/>
+              <w:widowControl/>
+              <w:suppressLineNumbers w:val="0"/>
+              <w:snapToGrid w:val="0"/>
+              <w:spacing w:line="240" w:lineRule="auto"/>
+              <w:ind w:left="0" w:leftChars="0" w:right="0" w:rightChars="0" w:firstLine="0" w:firstLineChars="0"/>
+              <w:jc w:val="center"/>
+              <w:rPr>
+                <w:rFonts w:hint="default" w:ascii="Segoe UI" w:hAnsi="Segoe UI" w:eastAsia="Segoe UI" w:cs="Segoe UI"/>
+                <w:i w:val="0"/>
+                <w:iCs w:val="0"/>
+                <w:caps w:val="0"/>
+                <w:color w:val="0F1115"/>
+                <w:spacing w:val="0"/>
+                <w:sz w:val="18"/>
+                <w:szCs w:val="18"/>
+              </w:rPr>
+            </w:pPr>
+            <w:r>
+              <w:rPr>
+                <w:rFonts w:hint="eastAsia" w:ascii="Segoe UI" w:hAnsi="Segoe UI" w:eastAsia="Segoe UI" w:cs="Segoe UI"/>
+                <w:i w:val="0"/>
+                <w:iCs w:val="0"/>
+                <w:caps w:val="0"/>
+                <w:snapToGrid w:val="0"/>
+                <w:color w:val="000000"/>
+                <w:spacing w:val="0"/>
+                <w:kern w:val="0"/>
+                <w:sz w:val="18"/>
+                <w:szCs w:val="18"/>
+                <w:lang w:val="en-US" w:eastAsia="zh-CN" w:bidi="ar"/>
+              </w:rPr>
+              <w:t>全部知识</w:t>
+            </w:r>
+          </w:p>
+        </w:tc>
+        <w:tc>
+          <w:tcPr>
+            <w:tcW w:w="975" w:type="dxa"/>
+            <w:tcBorders>
+              <w:top w:val="single" w:color="auto" w:sz="4" w:space="0"/>
+              <w:left w:val="single" w:color="auto" w:sz="4" w:space="0"/>
+              <w:bottom w:val="nil"/>
+              <w:right w:val="nil"/>
+            </w:tcBorders>
+            <w:shd w:val="clear" w:color="auto" w:fill="auto"/>
+            <w:noWrap w:val="0"/>
+            <w:tcMar>
+              <w:top w:w="120" w:type="dxa"/>
+              <w:left w:w="192" w:type="dxa"/>
+              <w:bottom w:w="120" w:type="dxa"/>
+              <w:right w:w="192" w:type="dxa"/>
+            </w:tcMar>
+            <w:vAlign w:val="center"/>
+          </w:tcPr>
+          <w:p>
+            <w:pPr>
+              <w:keepNext w:val="0"/>
+              <w:keepLines w:val="0"/>
+              <w:widowControl/>
+              <w:suppressLineNumbers w:val="0"/>
+              <w:snapToGrid w:val="0"/>
+              <w:spacing w:line="240" w:lineRule="auto"/>
+              <w:ind w:left="0" w:leftChars="0" w:right="0" w:rightChars="0" w:firstLine="0" w:firstLineChars="0"/>
+              <w:jc w:val="center"/>
+              <w:rPr>
+                <w:rFonts w:hint="default" w:ascii="Segoe UI" w:hAnsi="Segoe UI" w:eastAsia="Segoe UI" w:cs="Segoe UI"/>
+                <w:i w:val="0"/>
+                <w:iCs w:val="0"/>
+                <w:caps w:val="0"/>
+                <w:color w:val="0F1115"/>
+                <w:spacing w:val="0"/>
+                <w:sz w:val="18"/>
+                <w:szCs w:val="18"/>
+              </w:rPr>
+            </w:pPr>
+            <w:r>
+              <w:rPr>
+                <w:rFonts w:hint="eastAsia" w:ascii="Segoe UI" w:hAnsi="Segoe UI" w:eastAsia="宋体" w:cs="Segoe UI"/>
+                <w:i w:val="0"/>
+                <w:iCs w:val="0"/>
+                <w:caps w:val="0"/>
+                <w:color w:val="0F1115"/>
+                <w:spacing w:val="0"/>
+                <w:sz w:val="18"/>
+                <w:szCs w:val="18"/>
+                <w:lang w:val="en-US" w:eastAsia="zh-CN"/>
+              </w:rPr>
+              <w:t>是</w:t>
+            </w:r>
+          </w:p>
+        </w:tc>
+        <w:tc>
+          <w:tcPr>
+            <w:tcW w:w="1213" w:type="dxa"/>
+            <w:tcBorders>
+              <w:top w:val="single" w:color="auto" w:sz="4" w:space="0"/>
+              <w:left w:val="single" w:color="auto" w:sz="4" w:space="0"/>
+              <w:bottom w:val="nil"/>
+              <w:right w:val="single" w:color="auto" w:sz="12" w:space="0"/>
+            </w:tcBorders>
+            <w:shd w:val="clear" w:color="auto" w:fill="auto"/>
+            <w:noWrap w:val="0"/>
+            <w:tcMar>
+              <w:top w:w="120" w:type="dxa"/>
+              <w:left w:w="192" w:type="dxa"/>
+              <w:bottom w:w="120" w:type="dxa"/>
+              <w:right w:w="-1" w:type="dxa"/>
+            </w:tcMar>
+            <w:vAlign w:val="center"/>
+          </w:tcPr>
+          <w:p>
+            <w:pPr>
+              <w:keepNext w:val="0"/>
+              <w:keepLines w:val="0"/>
+              <w:widowControl/>
+              <w:suppressLineNumbers w:val="0"/>
+              <w:snapToGrid w:val="0"/>
+              <w:spacing w:line="240" w:lineRule="auto"/>
+              <w:ind w:left="0" w:leftChars="0" w:right="0" w:rightChars="0" w:firstLine="0" w:firstLineChars="0"/>
+              <w:jc w:val="center"/>
+              <w:rPr>
+                <w:rFonts w:hint="default" w:ascii="Segoe UI" w:hAnsi="Segoe UI" w:eastAsia="Segoe UI" w:cs="Segoe UI"/>
+                <w:i w:val="0"/>
+                <w:iCs w:val="0"/>
+                <w:caps w:val="0"/>
+                <w:color w:val="0F1115"/>
+                <w:spacing w:val="0"/>
+                <w:sz w:val="18"/>
+                <w:szCs w:val="18"/>
+              </w:rPr>
+            </w:pPr>
+            <w:r>
+              <w:rPr>
+                <w:rFonts w:hint="eastAsia" w:ascii="Segoe UI" w:hAnsi="Segoe UI" w:eastAsia="宋体" w:cs="Segoe UI"/>
+                <w:i w:val="0"/>
+                <w:iCs w:val="0"/>
+                <w:caps w:val="0"/>
+                <w:color w:val="0F1115"/>
+                <w:spacing w:val="0"/>
+                <w:sz w:val="18"/>
+                <w:szCs w:val="18"/>
+                <w:lang w:val="en-US" w:eastAsia="zh-CN"/>
+              </w:rPr>
+              <w:t>是</w:t>
+            </w:r>
+          </w:p>
+        </w:tc>
+      </w:tr>
+      <w:tr>
+        <w:tblPrEx>
+          <w:tblBorders>
+            <w:top w:val="none" w:color="auto" w:sz="0" w:space="0"/>
+            <w:left w:val="none" w:color="auto" w:sz="0" w:space="0"/>
+            <w:bottom w:val="none" w:color="auto" w:sz="0" w:space="0"/>
+            <w:right w:val="none" w:color="auto" w:sz="0" w:space="0"/>
+            <w:insideH w:val="none" w:color="auto" w:sz="0" w:space="0"/>
+            <w:insideV w:val="none" w:color="auto" w:sz="0" w:space="0"/>
+          </w:tblBorders>
+          <w:tblCellMar>
+            <w:top w:w="15" w:type="dxa"/>
+            <w:left w:w="15" w:type="dxa"/>
+            <w:bottom w:w="15" w:type="dxa"/>
+            <w:right w:w="15" w:type="dxa"/>
+          </w:tblCellMar>
+        </w:tblPrEx>
+        <w:trPr>
+          <w:trHeight w:val="0" w:hRule="atLeast"/>
+          <w:jc w:val="center"/>
+        </w:trPr>
+        <w:tc>
+          <w:tcPr>
+            <w:tcW w:w="2014" w:type="dxa"/>
+            <w:tcBorders>
+              <w:top w:val="single" w:color="auto" w:sz="4" w:space="0"/>
+              <w:left w:val="single" w:color="auto" w:sz="12" w:space="0"/>
+              <w:bottom w:val="single" w:color="auto" w:sz="12" w:space="0"/>
+              <w:right w:val="nil"/>
+            </w:tcBorders>
+            <w:shd w:val="clear" w:color="auto" w:fill="auto"/>
+            <w:noWrap w:val="0"/>
+            <w:tcMar>
+              <w:top w:w="120" w:type="dxa"/>
+              <w:left w:w="-1" w:type="dxa"/>
+              <w:bottom w:w="120" w:type="dxa"/>
+              <w:right w:w="192" w:type="dxa"/>
+            </w:tcMar>
+            <w:vAlign w:val="center"/>
+          </w:tcPr>
+          <w:p>
+            <w:pPr>
+              <w:keepNext w:val="0"/>
+              <w:keepLines w:val="0"/>
+              <w:widowControl/>
+              <w:suppressLineNumbers w:val="0"/>
+              <w:snapToGrid w:val="0"/>
+              <w:spacing w:line="240" w:lineRule="auto"/>
+              <w:ind w:left="0" w:leftChars="0" w:right="0" w:rightChars="0" w:firstLine="0" w:firstLineChars="0"/>
+              <w:jc w:val="center"/>
+              <w:rPr>
+                <w:rFonts w:hint="default" w:ascii="Segoe UI" w:hAnsi="Segoe UI" w:eastAsia="Segoe UI" w:cs="Segoe UI"/>
+                <w:i w:val="0"/>
+                <w:iCs w:val="0"/>
+                <w:caps w:val="0"/>
+                <w:color w:val="0F1115"/>
+                <w:spacing w:val="0"/>
+                <w:sz w:val="18"/>
+                <w:szCs w:val="18"/>
+              </w:rPr>
+            </w:pPr>
+            <w:r>
+              <w:rPr>
+                <w:rFonts w:hint="default" w:ascii="Segoe UI" w:hAnsi="Segoe UI" w:eastAsia="Segoe UI" w:cs="Segoe UI"/>
+                <w:i w:val="0"/>
+                <w:iCs w:val="0"/>
+                <w:caps w:val="0"/>
+                <w:snapToGrid w:val="0"/>
+                <w:color w:val="000000"/>
+                <w:spacing w:val="0"/>
+                <w:kern w:val="0"/>
+                <w:sz w:val="18"/>
+                <w:szCs w:val="18"/>
+                <w:bdr w:val="none" w:color="auto" w:sz="0" w:space="0"/>
+                <w:lang w:val="en-US" w:eastAsia="zh-CN" w:bidi="ar"/>
+              </w:rPr>
+              <w:t>其他部门人员</w:t>
+            </w:r>
+          </w:p>
+        </w:tc>
+        <w:tc>
+          <w:tcPr>
+            <w:tcW w:w="1896" w:type="dxa"/>
+            <w:tcBorders>
+              <w:top w:val="single" w:color="auto" w:sz="4" w:space="0"/>
+              <w:left w:val="single" w:color="auto" w:sz="4" w:space="0"/>
+              <w:bottom w:val="single" w:color="auto" w:sz="12" w:space="0"/>
+              <w:right w:val="nil"/>
+            </w:tcBorders>
+            <w:shd w:val="clear" w:color="auto" w:fill="auto"/>
+            <w:noWrap w:val="0"/>
+            <w:tcMar>
+              <w:top w:w="120" w:type="dxa"/>
+              <w:left w:w="192" w:type="dxa"/>
+              <w:bottom w:w="120" w:type="dxa"/>
+              <w:right w:w="192" w:type="dxa"/>
+            </w:tcMar>
+            <w:vAlign w:val="center"/>
+          </w:tcPr>
+          <w:p>
+            <w:pPr>
+              <w:keepNext w:val="0"/>
+              <w:keepLines w:val="0"/>
+              <w:widowControl/>
+              <w:suppressLineNumbers w:val="0"/>
+              <w:snapToGrid w:val="0"/>
+              <w:spacing w:line="240" w:lineRule="auto"/>
+              <w:ind w:left="0" w:leftChars="0" w:right="0" w:rightChars="0" w:firstLine="0" w:firstLineChars="0"/>
+              <w:jc w:val="center"/>
+              <w:rPr>
+                <w:rFonts w:hint="default" w:ascii="Segoe UI" w:hAnsi="Segoe UI" w:eastAsia="宋体" w:cs="Segoe UI"/>
+                <w:i w:val="0"/>
+                <w:iCs w:val="0"/>
+                <w:caps w:val="0"/>
+                <w:color w:val="0F1115"/>
+                <w:spacing w:val="0"/>
+                <w:sz w:val="18"/>
+                <w:szCs w:val="18"/>
+                <w:lang w:val="en-US" w:eastAsia="zh-CN"/>
+              </w:rPr>
+            </w:pPr>
+            <w:r>
+              <w:rPr>
+                <w:rFonts w:hint="eastAsia" w:ascii="Segoe UI" w:hAnsi="Segoe UI" w:eastAsia="宋体" w:cs="Segoe UI"/>
+                <w:i w:val="0"/>
+                <w:iCs w:val="0"/>
+                <w:caps w:val="0"/>
+                <w:color w:val="0F1115"/>
+                <w:spacing w:val="0"/>
+                <w:sz w:val="18"/>
+                <w:szCs w:val="18"/>
+                <w:lang w:val="en-US" w:eastAsia="zh-CN"/>
+              </w:rPr>
+              <w:t>已授权知识</w:t>
+            </w:r>
+          </w:p>
+        </w:tc>
+        <w:tc>
+          <w:tcPr>
+            <w:tcW w:w="1043" w:type="dxa"/>
+            <w:tcBorders>
+              <w:top w:val="single" w:color="auto" w:sz="4" w:space="0"/>
+              <w:left w:val="single" w:color="auto" w:sz="4" w:space="0"/>
+              <w:bottom w:val="single" w:color="auto" w:sz="12" w:space="0"/>
+              <w:right w:val="nil"/>
+            </w:tcBorders>
+            <w:shd w:val="clear" w:color="auto" w:fill="auto"/>
+            <w:noWrap w:val="0"/>
+            <w:tcMar>
+              <w:top w:w="120" w:type="dxa"/>
+              <w:left w:w="192" w:type="dxa"/>
+              <w:bottom w:w="120" w:type="dxa"/>
+              <w:right w:w="192" w:type="dxa"/>
+            </w:tcMar>
+            <w:vAlign w:val="center"/>
+          </w:tcPr>
+          <w:p>
+            <w:pPr>
+              <w:keepNext w:val="0"/>
+              <w:keepLines w:val="0"/>
+              <w:widowControl/>
+              <w:suppressLineNumbers w:val="0"/>
+              <w:snapToGrid w:val="0"/>
+              <w:spacing w:line="240" w:lineRule="auto"/>
+              <w:ind w:left="0" w:leftChars="0" w:right="0" w:rightChars="0" w:firstLine="0" w:firstLineChars="0"/>
+              <w:jc w:val="center"/>
+              <w:rPr>
+                <w:rFonts w:hint="eastAsia" w:ascii="Segoe UI" w:hAnsi="Segoe UI" w:eastAsia="宋体" w:cs="Segoe UI"/>
+                <w:i w:val="0"/>
+                <w:iCs w:val="0"/>
+                <w:caps w:val="0"/>
+                <w:color w:val="0F1115"/>
+                <w:spacing w:val="0"/>
+                <w:sz w:val="18"/>
+                <w:szCs w:val="18"/>
+                <w:lang w:val="en-US" w:eastAsia="zh-CN"/>
+              </w:rPr>
+            </w:pPr>
+            <w:r>
+              <w:rPr>
+                <w:rFonts w:hint="eastAsia" w:ascii="Segoe UI" w:hAnsi="Segoe UI" w:eastAsia="宋体" w:cs="Segoe UI"/>
+                <w:i w:val="0"/>
+                <w:iCs w:val="0"/>
+                <w:caps w:val="0"/>
+                <w:color w:val="0F1115"/>
+                <w:spacing w:val="0"/>
+                <w:sz w:val="18"/>
+                <w:szCs w:val="18"/>
+                <w:lang w:val="en-US" w:eastAsia="zh-CN"/>
+              </w:rPr>
+              <w:t>否</w:t>
+            </w:r>
+          </w:p>
+        </w:tc>
+        <w:tc>
+          <w:tcPr>
+            <w:tcW w:w="1961" w:type="dxa"/>
+            <w:tcBorders>
+              <w:top w:val="single" w:color="auto" w:sz="4" w:space="0"/>
+              <w:left w:val="single" w:color="auto" w:sz="4" w:space="0"/>
+              <w:bottom w:val="single" w:color="auto" w:sz="12" w:space="0"/>
+              <w:right w:val="nil"/>
+            </w:tcBorders>
+            <w:shd w:val="clear" w:color="auto" w:fill="auto"/>
+            <w:noWrap w:val="0"/>
+            <w:tcMar>
+              <w:top w:w="120" w:type="dxa"/>
+              <w:left w:w="192" w:type="dxa"/>
+              <w:bottom w:w="120" w:type="dxa"/>
+              <w:right w:w="192" w:type="dxa"/>
+            </w:tcMar>
+            <w:vAlign w:val="center"/>
+          </w:tcPr>
+          <w:p>
+            <w:pPr>
+              <w:keepNext w:val="0"/>
+              <w:keepLines w:val="0"/>
+              <w:widowControl/>
+              <w:suppressLineNumbers w:val="0"/>
+              <w:snapToGrid w:val="0"/>
+              <w:spacing w:line="240" w:lineRule="auto"/>
+              <w:ind w:left="0" w:leftChars="0" w:right="0" w:rightChars="0" w:firstLine="0" w:firstLineChars="0"/>
+              <w:jc w:val="center"/>
+              <w:rPr>
+                <w:rFonts w:hint="eastAsia" w:ascii="Segoe UI" w:hAnsi="Segoe UI" w:eastAsia="宋体" w:cs="Segoe UI"/>
+                <w:i w:val="0"/>
+                <w:iCs w:val="0"/>
+                <w:caps w:val="0"/>
+                <w:color w:val="0F1115"/>
+                <w:spacing w:val="0"/>
+                <w:sz w:val="18"/>
+                <w:szCs w:val="18"/>
+                <w:lang w:val="en-US" w:eastAsia="zh-CN"/>
+              </w:rPr>
+            </w:pPr>
+            <w:r>
+              <w:rPr>
+                <w:rFonts w:hint="eastAsia" w:ascii="Segoe UI" w:hAnsi="Segoe UI" w:eastAsia="宋体" w:cs="Segoe UI"/>
+                <w:i w:val="0"/>
+                <w:iCs w:val="0"/>
+                <w:caps w:val="0"/>
+                <w:color w:val="0F1115"/>
+                <w:spacing w:val="0"/>
+                <w:sz w:val="18"/>
+                <w:szCs w:val="18"/>
+                <w:lang w:val="en-US" w:eastAsia="zh-CN"/>
+              </w:rPr>
+              <w:t>否</w:t>
+            </w:r>
+          </w:p>
+        </w:tc>
+        <w:tc>
+          <w:tcPr>
+            <w:tcW w:w="975" w:type="dxa"/>
+            <w:tcBorders>
+              <w:top w:val="single" w:color="auto" w:sz="4" w:space="0"/>
+              <w:left w:val="single" w:color="auto" w:sz="4" w:space="0"/>
+              <w:bottom w:val="single" w:color="auto" w:sz="12" w:space="0"/>
+              <w:right w:val="nil"/>
+            </w:tcBorders>
+            <w:shd w:val="clear" w:color="auto" w:fill="auto"/>
+            <w:noWrap w:val="0"/>
+            <w:tcMar>
+              <w:top w:w="120" w:type="dxa"/>
+              <w:left w:w="192" w:type="dxa"/>
+              <w:bottom w:w="120" w:type="dxa"/>
+              <w:right w:w="192" w:type="dxa"/>
+            </w:tcMar>
+            <w:vAlign w:val="center"/>
+          </w:tcPr>
+          <w:p>
+            <w:pPr>
+              <w:keepNext w:val="0"/>
+              <w:keepLines w:val="0"/>
+              <w:widowControl/>
+              <w:suppressLineNumbers w:val="0"/>
+              <w:snapToGrid w:val="0"/>
+              <w:spacing w:line="240" w:lineRule="auto"/>
+              <w:ind w:left="0" w:leftChars="0" w:right="0" w:rightChars="0" w:firstLine="0" w:firstLineChars="0"/>
+              <w:jc w:val="center"/>
+              <w:rPr>
+                <w:rFonts w:hint="default" w:ascii="Segoe UI" w:hAnsi="Segoe UI" w:eastAsia="Segoe UI" w:cs="Segoe UI"/>
+                <w:i w:val="0"/>
+                <w:iCs w:val="0"/>
+                <w:caps w:val="0"/>
+                <w:color w:val="0F1115"/>
+                <w:spacing w:val="0"/>
+                <w:sz w:val="18"/>
+                <w:szCs w:val="18"/>
+              </w:rPr>
+            </w:pPr>
+            <w:r>
+              <w:rPr>
+                <w:rFonts w:hint="eastAsia" w:ascii="Segoe UI" w:hAnsi="Segoe UI" w:eastAsia="宋体" w:cs="Segoe UI"/>
+                <w:i w:val="0"/>
+                <w:iCs w:val="0"/>
+                <w:caps w:val="0"/>
+                <w:color w:val="0F1115"/>
+                <w:spacing w:val="0"/>
+                <w:sz w:val="18"/>
+                <w:szCs w:val="18"/>
+                <w:lang w:val="en-US" w:eastAsia="zh-CN"/>
+              </w:rPr>
+              <w:t>否</w:t>
+            </w:r>
+          </w:p>
+        </w:tc>
+        <w:tc>
+          <w:tcPr>
+            <w:tcW w:w="1213" w:type="dxa"/>
+            <w:tcBorders>
+              <w:top w:val="single" w:color="auto" w:sz="4" w:space="0"/>
+              <w:left w:val="single" w:color="auto" w:sz="4" w:space="0"/>
+              <w:bottom w:val="single" w:color="auto" w:sz="12" w:space="0"/>
+              <w:right w:val="single" w:color="auto" w:sz="12" w:space="0"/>
+            </w:tcBorders>
+            <w:shd w:val="clear" w:color="auto" w:fill="auto"/>
+            <w:noWrap w:val="0"/>
+            <w:tcMar>
+              <w:top w:w="120" w:type="dxa"/>
+              <w:left w:w="192" w:type="dxa"/>
+              <w:bottom w:w="120" w:type="dxa"/>
+              <w:right w:w="-1" w:type="dxa"/>
+            </w:tcMar>
+            <w:vAlign w:val="center"/>
+          </w:tcPr>
+          <w:p>
+            <w:pPr>
+              <w:keepNext w:val="0"/>
+              <w:keepLines w:val="0"/>
+              <w:widowControl/>
+              <w:suppressLineNumbers w:val="0"/>
+              <w:snapToGrid w:val="0"/>
+              <w:spacing w:line="240" w:lineRule="auto"/>
+              <w:ind w:left="0" w:leftChars="0" w:right="0" w:rightChars="0" w:firstLine="0" w:firstLineChars="0"/>
+              <w:jc w:val="center"/>
+              <w:rPr>
+                <w:rFonts w:hint="default" w:ascii="Segoe UI" w:hAnsi="Segoe UI" w:eastAsia="Segoe UI" w:cs="Segoe UI"/>
+                <w:i w:val="0"/>
+                <w:iCs w:val="0"/>
+                <w:caps w:val="0"/>
+                <w:color w:val="0F1115"/>
+                <w:spacing w:val="0"/>
+                <w:sz w:val="18"/>
+                <w:szCs w:val="18"/>
+              </w:rPr>
+            </w:pPr>
+            <w:r>
+              <w:rPr>
+                <w:rFonts w:hint="eastAsia" w:ascii="Segoe UI" w:hAnsi="Segoe UI" w:eastAsia="宋体" w:cs="Segoe UI"/>
+                <w:i w:val="0"/>
+                <w:iCs w:val="0"/>
+                <w:caps w:val="0"/>
+                <w:color w:val="0F1115"/>
+                <w:spacing w:val="0"/>
+                <w:sz w:val="18"/>
+                <w:szCs w:val="18"/>
+                <w:lang w:val="en-US" w:eastAsia="zh-CN"/>
+              </w:rPr>
+              <w:t>否</w:t>
+            </w:r>
+          </w:p>
+        </w:tc>
+      </w:tr>
+    </w:tbl>
+    <w:p>
+      <w:pPr>
+        <w:pStyle w:val="29"/>
+        <w:bidi w:val="0"/>
+        <w:rPr>
+          <w:rFonts w:hint="eastAsia"/>
+          <w:lang w:val="en-US" w:eastAsia="zh-CN"/>
+        </w:rPr>
+      </w:pPr>
+      <w:bookmarkStart w:id="23" w:name="_Toc22035"/>
+      <w:r>
+        <w:rPr>
+          <w:rFonts w:hint="eastAsia"/>
+          <w:lang w:val="en-US" w:eastAsia="zh-CN"/>
+        </w:rPr>
+        <w:t>保密层级管理</w:t>
+      </w:r>
+      <w:bookmarkEnd w:id="23"/>
+    </w:p>
+    <w:p>
+      <w:pPr>
+        <w:pStyle w:val="27"/>
+        <w:rPr>
+          <w:rFonts w:hint="eastAsia"/>
+          <w:lang w:val="en-US" w:eastAsia="zh-CN"/>
+        </w:rPr>
+      </w:pPr>
+      <w:r>
+        <w:rPr>
+          <w:rFonts w:hint="eastAsia"/>
+          <w:lang w:val="en-US" w:eastAsia="zh-CN"/>
+        </w:rPr>
+        <w:t>知识条目可根据敏感程度分为三个密级：</w:t>
+      </w:r>
+    </w:p>
+    <w:p>
+      <w:pPr>
+        <w:pStyle w:val="27"/>
+        <w:rPr>
+          <w:rFonts w:hint="eastAsia"/>
+          <w:lang w:val="en-US" w:eastAsia="zh-CN"/>
+        </w:rPr>
+      </w:pPr>
+      <w:r>
+        <w:rPr>
+          <w:rFonts w:hint="eastAsia"/>
+          <w:lang w:val="en-US" w:eastAsia="zh-CN"/>
+        </w:rPr>
+        <w:t>公开级：全员可见，可对外分享。</w:t>
+      </w:r>
+    </w:p>
+    <w:p>
+      <w:pPr>
+        <w:pStyle w:val="27"/>
+        <w:rPr>
+          <w:rFonts w:hint="eastAsia"/>
+          <w:lang w:val="en-US" w:eastAsia="zh-CN"/>
+        </w:rPr>
+      </w:pPr>
+      <w:r>
+        <w:rPr>
+          <w:rFonts w:hint="eastAsia"/>
+          <w:lang w:val="en-US" w:eastAsia="zh-CN"/>
+        </w:rPr>
+        <w:t>内部级：仅运维及相关部门人员可见，未经许可不得外传。</w:t>
+      </w:r>
+    </w:p>
+    <w:p>
+      <w:pPr>
+        <w:pStyle w:val="27"/>
+        <w:rPr>
+          <w:rFonts w:hint="eastAsia"/>
+          <w:lang w:val="en-US" w:eastAsia="zh-CN"/>
+        </w:rPr>
+      </w:pPr>
+      <w:r>
+        <w:rPr>
+          <w:rFonts w:hint="eastAsia"/>
+          <w:lang w:val="en-US" w:eastAsia="zh-CN"/>
+        </w:rPr>
+        <w:t>机密级：仅知识经理、部门负责人及指定人员可见，查阅需留存日志记录。</w:t>
+      </w:r>
+    </w:p>
+    <w:p>
+      <w:pPr>
+        <w:pStyle w:val="29"/>
+        <w:bidi w:val="0"/>
+        <w:rPr>
+          <w:rFonts w:hint="default"/>
+          <w:lang w:val="en-US" w:eastAsia="zh-CN"/>
+        </w:rPr>
+      </w:pPr>
+      <w:bookmarkStart w:id="24" w:name="_Toc3122"/>
+      <w:r>
+        <w:rPr>
+          <w:rFonts w:hint="eastAsia"/>
+          <w:lang w:val="en-US" w:eastAsia="zh-CN"/>
+        </w:rPr>
+        <w:t>访问审计</w:t>
+      </w:r>
+      <w:bookmarkEnd w:id="24"/>
+    </w:p>
+    <w:p>
+      <w:pPr>
+        <w:pStyle w:val="27"/>
+        <w:rPr>
+          <w:rFonts w:hint="default"/>
+          <w:lang w:val="en-US" w:eastAsia="zh-CN"/>
+        </w:rPr>
+      </w:pPr>
+      <w:r>
+        <w:rPr>
+          <w:rFonts w:hint="eastAsia"/>
+          <w:lang w:val="en-US" w:eastAsia="zh-CN"/>
+        </w:rPr>
+        <w:t>服务知识</w:t>
+      </w:r>
+      <w:r>
+        <w:rPr>
+          <w:rFonts w:hint="default"/>
+          <w:lang w:val="en-US" w:eastAsia="zh-CN"/>
+        </w:rPr>
+        <w:t>应记录所有用户的查看、下载、编辑、删除等操作日志，保存期限不少于180天。服务知识经理每季度对机密级知识的访问日志进行抽查审计。</w:t>
+      </w:r>
+    </w:p>
+    <w:p>
+      <w:pPr>
+        <w:pStyle w:val="26"/>
+        <w:bidi w:val="0"/>
+        <w:rPr>
+          <w:rFonts w:hint="eastAsia"/>
+        </w:rPr>
+      </w:pPr>
+      <w:bookmarkStart w:id="25" w:name="_Toc19757"/>
+      <w:r>
+        <w:rPr>
+          <w:rFonts w:hint="eastAsia"/>
+        </w:rPr>
+        <w:t>考核与奖惩</w:t>
+      </w:r>
+      <w:bookmarkEnd w:id="25"/>
+    </w:p>
+    <w:tbl>
+      <w:tblPr>
+        <w:tblStyle w:val="24"/>
         <w:tblW w:w="8070" w:type="dxa"/>
         <w:tblInd w:w="13" w:type="dxa"/>
         <w:tblBorders>
-          <w:top w:val="single" w:sz="4" w:space="0" w:color="000000"/>
-          <w:left w:val="single" w:sz="4" w:space="0" w:color="000000"/>
-          <w:bottom w:val="single" w:sz="4" w:space="0" w:color="000000"/>
-          <w:right w:val="single" w:sz="4" w:space="0" w:color="000000"/>
-          <w:insideH w:val="single" w:sz="4" w:space="0" w:color="000000"/>
-          <w:insideV w:val="single" w:sz="4" w:space="0" w:color="000000"/>
+          <w:top w:val="single" w:color="000000" w:sz="4" w:space="0"/>
+          <w:left w:val="single" w:color="000000" w:sz="4" w:space="0"/>
+          <w:bottom w:val="single" w:color="000000" w:sz="4" w:space="0"/>
+          <w:right w:val="single" w:color="000000" w:sz="4" w:space="0"/>
+          <w:insideH w:val="single" w:color="000000" w:sz="4" w:space="0"/>
+          <w:insideV w:val="single" w:color="000000" w:sz="4" w:space="0"/>
         </w:tblBorders>
         <w:tblLayout w:type="fixed"/>
         <w:tblCellMar>
@@ -5055,26 +7480,17 @@
       </w:tblGrid>
       <w:tr>
         <w:tblPrEx>
-          <w:tblW w:w="8070" w:type="dxa"/>
-          <w:tblInd w:w="13" w:type="dxa"/>
           <w:tblBorders>
-            <w:top w:val="single" w:sz="4" w:space="0" w:color="000000"/>
-            <w:left w:val="single" w:sz="4" w:space="0" w:color="000000"/>
-            <w:bottom w:val="single" w:sz="4" w:space="0" w:color="000000"/>
-            <w:right w:val="single" w:sz="4" w:space="0" w:color="000000"/>
-            <w:insideH w:val="single" w:sz="4" w:space="0" w:color="000000"/>
-            <w:insideV w:val="single" w:sz="4" w:space="0" w:color="000000"/>
+            <w:top w:val="single" w:color="000000" w:sz="4" w:space="0"/>
+            <w:left w:val="single" w:color="000000" w:sz="4" w:space="0"/>
+            <w:bottom w:val="single" w:color="000000" w:sz="4" w:space="0"/>
+            <w:right w:val="single" w:color="000000" w:sz="4" w:space="0"/>
+            <w:insideH w:val="single" w:color="000000" w:sz="4" w:space="0"/>
+            <w:insideV w:val="single" w:color="000000" w:sz="4" w:space="0"/>
           </w:tblBorders>
-          <w:tblLayout w:type="fixed"/>
-          <w:tblCellMar>
-            <w:top w:w="0" w:type="dxa"/>
-            <w:left w:w="0" w:type="dxa"/>
-            <w:bottom w:w="0" w:type="dxa"/>
-            <w:right w:w="0" w:type="dxa"/>
-          </w:tblCellMar>
         </w:tblPrEx>
         <w:trPr>
-          <w:trHeight w:val="252"/>
+          <w:trHeight w:val="252" w:hRule="atLeast"/>
         </w:trPr>
         <w:tc>
           <w:tcPr>
@@ -5098,10 +7514,10 @@
               <w:adjustRightInd w:val="0"/>
               <w:snapToGrid w:val="0"/>
               <w:spacing w:before="205" w:line="221" w:lineRule="auto"/>
-              <w:ind w:left="0" w:right="0" w:firstLine="0" w:leftChars="0" w:rightChars="0" w:firstLineChars="0"/>
+              <w:ind w:left="0" w:leftChars="0" w:right="0" w:rightChars="0" w:firstLine="0" w:firstLineChars="0"/>
               <w:jc w:val="center"/>
               <w:rPr>
-                <w:rFonts w:ascii="宋体" w:eastAsia="宋体" w:hAnsi="宋体" w:cs="宋体" w:hint="eastAsia"/>
+                <w:rFonts w:hint="eastAsia" w:ascii="宋体" w:hAnsi="宋体" w:eastAsia="宋体" w:cs="宋体"/>
                 <w:b/>
                 <w:bCs/>
                 <w:snapToGrid w:val="0"/>
@@ -5115,7 +7531,7 @@
             </w:pPr>
             <w:r>
               <w:rPr>
-                <w:rFonts w:ascii="宋体" w:eastAsia="宋体" w:hAnsi="宋体" w:cs="宋体"/>
+                <w:rFonts w:ascii="宋体" w:hAnsi="宋体" w:eastAsia="宋体" w:cs="宋体"/>
                 <w:b/>
                 <w:bCs/>
                 <w:spacing w:val="-7"/>
@@ -5148,10 +7564,10 @@
               <w:adjustRightInd w:val="0"/>
               <w:snapToGrid w:val="0"/>
               <w:spacing w:before="205" w:line="221" w:lineRule="auto"/>
-              <w:ind w:left="0" w:right="0" w:firstLine="0" w:leftChars="0" w:rightChars="0" w:firstLineChars="0"/>
+              <w:ind w:left="0" w:leftChars="0" w:right="0" w:rightChars="0" w:firstLine="0" w:firstLineChars="0"/>
               <w:jc w:val="center"/>
               <w:rPr>
-                <w:rFonts w:ascii="宋体" w:eastAsia="宋体" w:hAnsi="宋体" w:cs="宋体" w:hint="default"/>
+                <w:rFonts w:hint="default" w:ascii="宋体" w:hAnsi="宋体" w:eastAsia="宋体" w:cs="宋体"/>
                 <w:b/>
                 <w:bCs/>
                 <w:snapToGrid w:val="0"/>
@@ -5165,7 +7581,7 @@
             </w:pPr>
             <w:r>
               <w:rPr>
-                <w:rFonts w:ascii="宋体" w:eastAsia="宋体" w:hAnsi="宋体" w:cs="宋体"/>
+                <w:rFonts w:ascii="宋体" w:hAnsi="宋体" w:eastAsia="宋体" w:cs="宋体"/>
                 <w:b/>
                 <w:bCs/>
                 <w:spacing w:val="-7"/>
@@ -5198,10 +7614,10 @@
               <w:adjustRightInd w:val="0"/>
               <w:snapToGrid w:val="0"/>
               <w:spacing w:before="205" w:line="221" w:lineRule="auto"/>
-              <w:ind w:left="0" w:right="0" w:firstLine="0" w:leftChars="0" w:rightChars="0" w:firstLineChars="0"/>
+              <w:ind w:left="0" w:leftChars="0" w:right="0" w:rightChars="0" w:firstLine="0" w:firstLineChars="0"/>
               <w:jc w:val="center"/>
               <w:rPr>
-                <w:rFonts w:ascii="宋体" w:eastAsia="宋体" w:hAnsi="宋体" w:cs="宋体" w:hint="default"/>
+                <w:rFonts w:hint="default" w:ascii="宋体" w:hAnsi="宋体" w:eastAsia="宋体" w:cs="宋体"/>
                 <w:b/>
                 <w:bCs/>
                 <w:snapToGrid w:val="0"/>
@@ -5215,7 +7631,7 @@
             </w:pPr>
             <w:r>
               <w:rPr>
-                <w:rFonts w:ascii="宋体" w:eastAsia="宋体" w:hAnsi="宋体" w:cs="宋体"/>
+                <w:rFonts w:ascii="宋体" w:hAnsi="宋体" w:eastAsia="宋体" w:cs="宋体"/>
                 <w:b/>
                 <w:bCs/>
                 <w:spacing w:val="-7"/>
@@ -5248,10 +7664,10 @@
               <w:adjustRightInd w:val="0"/>
               <w:snapToGrid w:val="0"/>
               <w:spacing w:before="205" w:line="221" w:lineRule="auto"/>
-              <w:ind w:left="0" w:right="0" w:firstLine="0" w:leftChars="0" w:rightChars="0" w:firstLineChars="0"/>
+              <w:ind w:left="0" w:leftChars="0" w:right="0" w:rightChars="0" w:firstLine="0" w:firstLineChars="0"/>
               <w:jc w:val="center"/>
               <w:rPr>
-                <w:rFonts w:ascii="宋体" w:eastAsia="宋体" w:hAnsi="宋体" w:cs="宋体" w:hint="eastAsia"/>
+                <w:rFonts w:hint="eastAsia" w:ascii="宋体" w:hAnsi="宋体" w:eastAsia="宋体" w:cs="宋体"/>
                 <w:b/>
                 <w:bCs/>
                 <w:snapToGrid w:val="0"/>
@@ -5265,7 +7681,7 @@
             </w:pPr>
             <w:r>
               <w:rPr>
-                <w:rFonts w:ascii="宋体" w:eastAsia="宋体" w:hAnsi="宋体" w:cs="宋体" w:hint="eastAsia"/>
+                <w:rFonts w:hint="eastAsia" w:ascii="宋体" w:hAnsi="宋体" w:eastAsia="宋体" w:cs="宋体"/>
                 <w:b/>
                 <w:bCs/>
                 <w:spacing w:val="-7"/>
@@ -5299,10 +7715,10 @@
               <w:adjustRightInd w:val="0"/>
               <w:snapToGrid w:val="0"/>
               <w:spacing w:before="205" w:line="221" w:lineRule="auto"/>
-              <w:ind w:left="0" w:right="0" w:firstLine="0" w:leftChars="0" w:rightChars="0" w:firstLineChars="0"/>
+              <w:ind w:left="0" w:leftChars="0" w:right="0" w:rightChars="0" w:firstLine="0" w:firstLineChars="0"/>
               <w:jc w:val="center"/>
               <w:rPr>
-                <w:rFonts w:ascii="宋体" w:eastAsia="宋体" w:hAnsi="宋体" w:cs="宋体" w:hint="default"/>
+                <w:rFonts w:hint="default" w:ascii="宋体" w:hAnsi="宋体" w:eastAsia="宋体" w:cs="宋体"/>
                 <w:b/>
                 <w:bCs/>
                 <w:snapToGrid w:val="0"/>
@@ -5316,7 +7732,7 @@
             </w:pPr>
             <w:r>
               <w:rPr>
-                <w:rFonts w:ascii="宋体" w:hAnsi="宋体" w:cs="宋体" w:hint="eastAsia"/>
+                <w:rFonts w:hint="eastAsia" w:ascii="宋体" w:hAnsi="宋体" w:cs="宋体"/>
                 <w:b/>
                 <w:bCs/>
                 <w:spacing w:val="-7"/>
@@ -5331,9 +7747,14 @@
       </w:tr>
       <w:tr>
         <w:tblPrEx>
-          <w:tblW w:w="8070" w:type="dxa"/>
-          <w:tblInd w:w="13" w:type="dxa"/>
-          <w:tblLayout w:type="fixed"/>
+          <w:tblBorders>
+            <w:top w:val="single" w:color="000000" w:sz="4" w:space="0"/>
+            <w:left w:val="single" w:color="000000" w:sz="4" w:space="0"/>
+            <w:bottom w:val="single" w:color="000000" w:sz="4" w:space="0"/>
+            <w:right w:val="single" w:color="000000" w:sz="4" w:space="0"/>
+            <w:insideH w:val="single" w:color="000000" w:sz="4" w:space="0"/>
+            <w:insideV w:val="single" w:color="000000" w:sz="4" w:space="0"/>
+          </w:tblBorders>
           <w:tblCellMar>
             <w:top w:w="0" w:type="dxa"/>
             <w:left w:w="0" w:type="dxa"/>
@@ -5342,7 +7763,7 @@
           </w:tblCellMar>
         </w:tblPrEx>
         <w:trPr>
-          <w:trHeight w:val="276"/>
+          <w:trHeight w:val="276" w:hRule="atLeast"/>
         </w:trPr>
         <w:tc>
           <w:tcPr>
@@ -5350,12 +7771,12 @@
           </w:tcPr>
           <w:p>
             <w:pPr>
-              <w:pStyle w:val="TableText"/>
+              <w:pStyle w:val="25"/>
               <w:spacing w:before="149" w:line="220" w:lineRule="auto"/>
-              <w:ind w:left="0" w:right="0" w:firstLine="0" w:leftChars="0" w:rightChars="0" w:firstLineChars="0"/>
+              <w:ind w:left="0" w:leftChars="0" w:right="0" w:rightChars="0" w:firstLine="0" w:firstLineChars="0"/>
               <w:jc w:val="center"/>
               <w:rPr>
-                <w:rFonts w:eastAsia="宋体" w:hint="eastAsia"/>
+                <w:rFonts w:hint="eastAsia" w:eastAsia="宋体"/>
                 <w:b w:val="0"/>
                 <w:bCs w:val="0"/>
                 <w:spacing w:val="-2"/>
@@ -5384,9 +7805,9 @@
           </w:tcPr>
           <w:p>
             <w:pPr>
-              <w:pStyle w:val="TableText"/>
+              <w:pStyle w:val="25"/>
               <w:spacing w:before="149" w:line="220" w:lineRule="auto"/>
-              <w:ind w:left="0" w:right="0" w:firstLine="0" w:leftChars="0" w:rightChars="0" w:firstLineChars="0"/>
+              <w:ind w:left="0" w:leftChars="0" w:right="0" w:rightChars="0" w:firstLine="0" w:firstLineChars="0"/>
               <w:jc w:val="center"/>
               <w:rPr>
                 <w:b w:val="0"/>
@@ -5413,9 +7834,9 @@
           </w:tcPr>
           <w:p>
             <w:pPr>
-              <w:pStyle w:val="TableText"/>
+              <w:pStyle w:val="25"/>
               <w:spacing w:before="149" w:line="220" w:lineRule="auto"/>
-              <w:ind w:left="0" w:right="0" w:firstLine="0" w:leftChars="0" w:rightChars="0" w:firstLineChars="0"/>
+              <w:ind w:left="0" w:leftChars="0" w:right="0" w:rightChars="0" w:firstLine="0" w:firstLineChars="0"/>
               <w:jc w:val="center"/>
               <w:rPr>
                 <w:b w:val="0"/>
@@ -5454,9 +7875,9 @@
           </w:tcPr>
           <w:p>
             <w:pPr>
-              <w:pStyle w:val="TableText"/>
+              <w:pStyle w:val="25"/>
               <w:spacing w:before="149" w:line="220" w:lineRule="auto"/>
-              <w:ind w:left="0" w:right="0" w:firstLine="0" w:leftChars="0" w:rightChars="0" w:firstLineChars="0"/>
+              <w:ind w:left="0" w:leftChars="0" w:right="0" w:rightChars="0" w:firstLine="0" w:firstLineChars="0"/>
               <w:jc w:val="center"/>
               <w:rPr>
                 <w:b w:val="0"/>
@@ -5483,12 +7904,12 @@
           </w:tcPr>
           <w:p>
             <w:pPr>
-              <w:pStyle w:val="TableText"/>
+              <w:pStyle w:val="25"/>
               <w:spacing w:before="149" w:line="220" w:lineRule="auto"/>
-              <w:ind w:left="0" w:right="0" w:firstLine="0" w:leftChars="0" w:rightChars="0" w:firstLineChars="0"/>
+              <w:ind w:left="0" w:leftChars="0" w:right="0" w:rightChars="0" w:firstLine="0" w:firstLineChars="0"/>
               <w:jc w:val="center"/>
               <w:rPr>
-                <w:rFonts w:eastAsia="宋体" w:hint="default"/>
+                <w:rFonts w:hint="default" w:eastAsia="宋体"/>
                 <w:b w:val="0"/>
                 <w:bCs w:val="0"/>
                 <w:spacing w:val="-2"/>
@@ -5515,27 +7936,77 @@
     </w:tbl>
     <w:p>
       <w:pPr>
-        <w:pStyle w:val="BodyText"/>
+        <w:pStyle w:val="12"/>
         <w:spacing w:before="218" w:line="187" w:lineRule="auto"/>
         <w:rPr>
-          <w:rFonts w:ascii="宋体" w:eastAsia="宋体" w:hAnsi="宋体" w:cs="宋体" w:hint="eastAsia"/>
+          <w:rFonts w:hint="eastAsia" w:ascii="宋体" w:hAnsi="宋体" w:eastAsia="宋体" w:cs="宋体"/>
           <w:sz w:val="24"/>
           <w:szCs w:val="24"/>
         </w:rPr>
       </w:pPr>
     </w:p>
     <w:sectPr>
-      <w:headerReference w:type="default" r:id="rId4"/>
+      <w:headerReference r:id="rId5" w:type="default"/>
       <w:pgSz w:w="11900" w:h="16839"/>
       <w:pgMar w:top="1240" w:right="1474" w:bottom="1099" w:left="1540" w:header="0" w:footer="0" w:gutter="0"/>
-      <w:cols w:num="1" w:space="720"/>
+      <w:cols w:space="720" w:num="1"/>
     </w:sectPr>
   </w:body>
 </w:document>
 </file>
 
+<file path=word/endnotes.xml><?xml version="1.0" encoding="utf-8"?>
+<w:endnotes xmlns:wpc="http://schemas.microsoft.com/office/word/2010/wordprocessingCanvas" xmlns:mc="http://schemas.openxmlformats.org/markup-compatibility/2006" xmlns:o="urn:schemas-microsoft-com:office:office" xmlns:r="http://schemas.openxmlformats.org/officeDocument/2006/relationships" xmlns:m="http://schemas.openxmlformats.org/officeDocument/2006/math" xmlns:v="urn:schemas-microsoft-com:vml" xmlns:wp14="http://schemas.microsoft.com/office/word/2010/wordprocessingDrawing" xmlns:wp="http://schemas.openxmlformats.org/drawingml/2006/wordprocessingDrawing" xmlns:w="http://schemas.openxmlformats.org/wordprocessingml/2006/main" xmlns:w14="http://schemas.microsoft.com/office/word/2010/wordml" xmlns:w15="http://schemas.microsoft.com/office/word/2012/wordml" xmlns:w10="urn:schemas-microsoft-com:office:word" xmlns:wpg="http://schemas.microsoft.com/office/word/2010/wordprocessingGroup" xmlns:wpi="http://schemas.microsoft.com/office/word/2010/wordprocessingInk" xmlns:wne="http://schemas.microsoft.com/office/word/2006/wordml" xmlns:wps="http://schemas.microsoft.com/office/word/2010/wordprocessingShape" xmlns:wpsCustomData="http://www.wps.cn/officeDocument/2013/wpsCustomData" mc:Ignorable="w14 w15 wp14">
+  <w:endnote w:type="separator" w:id="0">
+    <w:p>
+      <w:pPr>
+        <w:spacing w:line="240" w:lineRule="auto"/>
+      </w:pPr>
+      <w:r>
+        <w:separator/>
+      </w:r>
+    </w:p>
+  </w:endnote>
+  <w:endnote w:type="continuationSeparator" w:id="1">
+    <w:p>
+      <w:pPr>
+        <w:spacing w:line="240" w:lineRule="auto"/>
+      </w:pPr>
+      <w:r>
+        <w:continuationSeparator/>
+      </w:r>
+    </w:p>
+  </w:endnote>
+</w:endnotes>
+</file>
+
+<file path=word/footnotes.xml><?xml version="1.0" encoding="utf-8"?>
+<w:footnotes xmlns:wpc="http://schemas.microsoft.com/office/word/2010/wordprocessingCanvas" xmlns:mc="http://schemas.openxmlformats.org/markup-compatibility/2006" xmlns:o="urn:schemas-microsoft-com:office:office" xmlns:r="http://schemas.openxmlformats.org/officeDocument/2006/relationships" xmlns:m="http://schemas.openxmlformats.org/officeDocument/2006/math" xmlns:v="urn:schemas-microsoft-com:vml" xmlns:wp14="http://schemas.microsoft.com/office/word/2010/wordprocessingDrawing" xmlns:wp="http://schemas.openxmlformats.org/drawingml/2006/wordprocessingDrawing" xmlns:w="http://schemas.openxmlformats.org/wordprocessingml/2006/main" xmlns:w14="http://schemas.microsoft.com/office/word/2010/wordml" xmlns:w15="http://schemas.microsoft.com/office/word/2012/wordml" xmlns:w10="urn:schemas-microsoft-com:office:word" xmlns:wpg="http://schemas.microsoft.com/office/word/2010/wordprocessingGroup" xmlns:wpi="http://schemas.microsoft.com/office/word/2010/wordprocessingInk" xmlns:wne="http://schemas.microsoft.com/office/word/2006/wordml" xmlns:wps="http://schemas.microsoft.com/office/word/2010/wordprocessingShape" xmlns:wpsCustomData="http://www.wps.cn/officeDocument/2013/wpsCustomData" mc:Ignorable="w14 w15 wp14">
+  <w:footnote w:type="separator" w:id="0">
+    <w:p>
+      <w:pPr>
+        <w:spacing w:line="360" w:lineRule="auto"/>
+      </w:pPr>
+      <w:r>
+        <w:separator/>
+      </w:r>
+    </w:p>
+  </w:footnote>
+  <w:footnote w:type="continuationSeparator" w:id="1">
+    <w:p>
+      <w:pPr>
+        <w:spacing w:line="360" w:lineRule="auto"/>
+      </w:pPr>
+      <w:r>
+        <w:continuationSeparator/>
+      </w:r>
+    </w:p>
+  </w:footnote>
+</w:footnotes>
+</file>
+
 <file path=word/header1.xml><?xml version="1.0" encoding="utf-8"?>
-<w:hdr xmlns:wpc="http://schemas.microsoft.com/office/word/2010/wordprocessingCanvas" xmlns:mc="http://schemas.openxmlformats.org/markup-compatibility/2006" xmlns:o="urn:schemas-microsoft-com:office:office" xmlns:r="http://schemas.openxmlformats.org/officeDocument/2006/relationships" xmlns:m="http://schemas.openxmlformats.org/officeDocument/2006/math" xmlns:v="urn:schemas-microsoft-com:vml" xmlns:wp14="http://schemas.microsoft.com/office/word/2010/wordprocessingDrawing" xmlns:wp="http://schemas.openxmlformats.org/drawingml/2006/wordprocessingDrawing" xmlns:w10="urn:schemas-microsoft-com:office:word" xmlns:w="http://schemas.openxmlformats.org/wordprocessingml/2006/main" xmlns:w14="http://schemas.microsoft.com/office/word/2010/wordml" xmlns:w15="http://schemas.microsoft.com/office/word/2012/wordml" xmlns:wne="http://schemas.microsoft.com/office/word/2006/wordml" xmlns:wpg="http://schemas.microsoft.com/office/word/2010/wordprocessingGroup" xmlns:wpi="http://schemas.microsoft.com/office/word/2010/wordprocessingInk" xmlns:wps="http://schemas.microsoft.com/office/word/2010/wordprocessingShape" mc:Ignorable="w14 w15 wp14">
+<w:hdr xmlns:wpc="http://schemas.microsoft.com/office/word/2010/wordprocessingCanvas" xmlns:mc="http://schemas.openxmlformats.org/markup-compatibility/2006" xmlns:o="urn:schemas-microsoft-com:office:office" xmlns:r="http://schemas.openxmlformats.org/officeDocument/2006/relationships" xmlns:m="http://schemas.openxmlformats.org/officeDocument/2006/math" xmlns:v="urn:schemas-microsoft-com:vml" xmlns:wp14="http://schemas.microsoft.com/office/word/2010/wordprocessingDrawing" xmlns:wp="http://schemas.openxmlformats.org/drawingml/2006/wordprocessingDrawing" xmlns:w10="urn:schemas-microsoft-com:office:word" xmlns:w="http://schemas.openxmlformats.org/wordprocessingml/2006/main" xmlns:w14="http://schemas.microsoft.com/office/word/2010/wordml" xmlns:w15="http://schemas.microsoft.com/office/word/2012/wordml" xmlns:wpg="http://schemas.microsoft.com/office/word/2010/wordprocessingGroup" xmlns:wpi="http://schemas.microsoft.com/office/word/2010/wordprocessingInk" xmlns:wne="http://schemas.microsoft.com/office/word/2006/wordml" xmlns:wps="http://schemas.microsoft.com/office/word/2010/wordprocessingShape" xmlns:wpsCustomData="http://www.wps.cn/officeDocument/2013/wpsCustomData" mc:Ignorable="w14 w15 wp14">
   <w:p>
     <w:pPr>
       <w:spacing w:line="14" w:lineRule="auto"/>
@@ -5549,15 +8020,15 @@
 </file>
 
 <file path=word/numbering.xml><?xml version="1.0" encoding="utf-8"?>
-<w:numbering xmlns:wpc="http://schemas.microsoft.com/office/word/2010/wordprocessingCanvas" xmlns:mc="http://schemas.openxmlformats.org/markup-compatibility/2006" xmlns:o="urn:schemas-microsoft-com:office:office" xmlns:r="http://schemas.openxmlformats.org/officeDocument/2006/relationships" xmlns:m="http://schemas.openxmlformats.org/officeDocument/2006/math" xmlns:v="urn:schemas-microsoft-com:vml" xmlns:wp14="http://schemas.microsoft.com/office/word/2010/wordprocessingDrawing" xmlns:wp="http://schemas.openxmlformats.org/drawingml/2006/wordprocessingDrawing" xmlns:w10="urn:schemas-microsoft-com:office:word" xmlns:w="http://schemas.openxmlformats.org/wordprocessingml/2006/main" xmlns:w14="http://schemas.microsoft.com/office/word/2010/wordml" xmlns:w15="http://schemas.microsoft.com/office/word/2012/wordml" xmlns:wne="http://schemas.microsoft.com/office/word/2006/wordml" xmlns:wpg="http://schemas.microsoft.com/office/word/2010/wordprocessingGroup" xmlns:wpi="http://schemas.microsoft.com/office/word/2010/wordprocessingInk" xmlns:wps="http://schemas.microsoft.com/office/word/2010/wordprocessingShape" mc:Ignorable="w14 w15 wp14">
+<w:numbering xmlns:wpc="http://schemas.microsoft.com/office/word/2010/wordprocessingCanvas" xmlns:mc="http://schemas.openxmlformats.org/markup-compatibility/2006" xmlns:o="urn:schemas-microsoft-com:office:office" xmlns:r="http://schemas.openxmlformats.org/officeDocument/2006/relationships" xmlns:m="http://schemas.openxmlformats.org/officeDocument/2006/math" xmlns:v="urn:schemas-microsoft-com:vml" xmlns:wp14="http://schemas.microsoft.com/office/word/2010/wordprocessingDrawing" xmlns:wp="http://schemas.openxmlformats.org/drawingml/2006/wordprocessingDrawing" xmlns:w10="urn:schemas-microsoft-com:office:word" xmlns:w="http://schemas.openxmlformats.org/wordprocessingml/2006/main" xmlns:w14="http://schemas.microsoft.com/office/word/2010/wordml" xmlns:wpg="http://schemas.microsoft.com/office/word/2010/wordprocessingGroup" xmlns:wpi="http://schemas.microsoft.com/office/word/2010/wordprocessingInk" xmlns:wne="http://schemas.microsoft.com/office/word/2006/wordml" xmlns:wps="http://schemas.microsoft.com/office/word/2010/wordprocessingShape" xmlns:wpsCustomData="http://www.wps.cn/officeDocument/2013/wpsCustomData" mc:Ignorable="w14 wp14">
   <w:abstractNum w:abstractNumId="0">
     <w:nsid w:val="8E964DCE"/>
     <w:multiLevelType w:val="multilevel"/>
     <w:tmpl w:val="8E964DCE"/>
-    <w:lvl w:ilvl="0">
+    <w:lvl w:ilvl="0" w:tentative="0">
       <w:start w:val="1"/>
       <w:numFmt w:val="decimal"/>
-      <w:pStyle w:val="Heading1"/>
+      <w:pStyle w:val="2"/>
       <w:lvlText w:val="%1."/>
       <w:lvlJc w:val="left"/>
       <w:pPr>
@@ -5567,10 +8038,10 @@
         <w:rFonts w:hint="default"/>
       </w:rPr>
     </w:lvl>
-    <w:lvl w:ilvl="1">
+    <w:lvl w:ilvl="1" w:tentative="0">
       <w:start w:val="1"/>
       <w:numFmt w:val="decimal"/>
-      <w:pStyle w:val="Heading2"/>
+      <w:pStyle w:val="3"/>
       <w:lvlText w:val="%1.%2."/>
       <w:lvlJc w:val="left"/>
       <w:pPr>
@@ -5580,10 +8051,10 @@
         <w:rFonts w:hint="default"/>
       </w:rPr>
     </w:lvl>
-    <w:lvl w:ilvl="2">
+    <w:lvl w:ilvl="2" w:tentative="0">
       <w:start w:val="1"/>
       <w:numFmt w:val="decimal"/>
-      <w:pStyle w:val="Heading3"/>
+      <w:pStyle w:val="4"/>
       <w:lvlText w:val="%1.%2.%3."/>
       <w:lvlJc w:val="left"/>
       <w:pPr>
@@ -5593,10 +8064,10 @@
         <w:rFonts w:hint="default"/>
       </w:rPr>
     </w:lvl>
-    <w:lvl w:ilvl="3">
+    <w:lvl w:ilvl="3" w:tentative="0">
       <w:start w:val="1"/>
       <w:numFmt w:val="decimal"/>
-      <w:pStyle w:val="Heading4"/>
+      <w:pStyle w:val="5"/>
       <w:lvlText w:val="%1.%2.%3.%4."/>
       <w:lvlJc w:val="left"/>
       <w:pPr>
@@ -5606,10 +8077,10 @@
         <w:rFonts w:hint="default"/>
       </w:rPr>
     </w:lvl>
-    <w:lvl w:ilvl="4">
+    <w:lvl w:ilvl="4" w:tentative="0">
       <w:start w:val="1"/>
       <w:numFmt w:val="decimal"/>
-      <w:pStyle w:val="Heading5"/>
+      <w:pStyle w:val="6"/>
       <w:lvlText w:val="%1.%2.%3.%4.%5."/>
       <w:lvlJc w:val="left"/>
       <w:pPr>
@@ -5619,10 +8090,10 @@
         <w:rFonts w:hint="default"/>
       </w:rPr>
     </w:lvl>
-    <w:lvl w:ilvl="5">
+    <w:lvl w:ilvl="5" w:tentative="0">
       <w:start w:val="1"/>
       <w:numFmt w:val="decimal"/>
-      <w:pStyle w:val="Heading6"/>
+      <w:pStyle w:val="7"/>
       <w:lvlText w:val="%1.%2.%3.%4.%5.%6."/>
       <w:lvlJc w:val="left"/>
       <w:pPr>
@@ -5632,10 +8103,10 @@
         <w:rFonts w:hint="default"/>
       </w:rPr>
     </w:lvl>
-    <w:lvl w:ilvl="6">
+    <w:lvl w:ilvl="6" w:tentative="0">
       <w:start w:val="1"/>
       <w:numFmt w:val="decimal"/>
-      <w:pStyle w:val="Heading7"/>
+      <w:pStyle w:val="8"/>
       <w:lvlText w:val="%1.%2.%3.%4.%5.%6.%7."/>
       <w:lvlJc w:val="left"/>
       <w:pPr>
@@ -5645,10 +8116,10 @@
         <w:rFonts w:hint="default"/>
       </w:rPr>
     </w:lvl>
-    <w:lvl w:ilvl="7">
+    <w:lvl w:ilvl="7" w:tentative="0">
       <w:start w:val="1"/>
       <w:numFmt w:val="decimal"/>
-      <w:pStyle w:val="Heading8"/>
+      <w:pStyle w:val="9"/>
       <w:lvlText w:val="%1.%2.%3.%4.%5.%6.%7.%8."/>
       <w:lvlJc w:val="left"/>
       <w:pPr>
@@ -5658,10 +8129,10 @@
         <w:rFonts w:hint="default"/>
       </w:rPr>
     </w:lvl>
-    <w:lvl w:ilvl="8">
+    <w:lvl w:ilvl="8" w:tentative="0">
       <w:start w:val="1"/>
       <w:numFmt w:val="decimal"/>
-      <w:pStyle w:val="Heading9"/>
+      <w:pStyle w:val="10"/>
       <w:lvlText w:val="%1.%2.%3.%4.%5.%6.%7.%8.%9."/>
       <w:lvlJc w:val="left"/>
       <w:pPr>
@@ -5676,7 +8147,7 @@
     <w:nsid w:val="9A6FC7EA"/>
     <w:multiLevelType w:val="singleLevel"/>
     <w:tmpl w:val="9A6FC7EA"/>
-    <w:lvl w:ilvl="0">
+    <w:lvl w:ilvl="0" w:tentative="0">
       <w:start w:val="1"/>
       <w:numFmt w:val="decimal"/>
       <w:lvlText w:val="%1."/>
@@ -5693,7 +8164,7 @@
     <w:nsid w:val="D3AD173C"/>
     <w:multiLevelType w:val="singleLevel"/>
     <w:tmpl w:val="D3AD173C"/>
-    <w:lvl w:ilvl="0">
+    <w:lvl w:ilvl="0" w:tentative="0">
       <w:start w:val="1"/>
       <w:numFmt w:val="decimal"/>
       <w:lvlText w:val="%1."/>
@@ -5710,7 +8181,7 @@
     <w:nsid w:val="D8897F1A"/>
     <w:multiLevelType w:val="singleLevel"/>
     <w:tmpl w:val="D8897F1A"/>
-    <w:lvl w:ilvl="0">
+    <w:lvl w:ilvl="0" w:tentative="0">
       <w:start w:val="1"/>
       <w:numFmt w:val="decimal"/>
       <w:lvlText w:val="%1."/>
@@ -5727,7 +8198,7 @@
     <w:nsid w:val="EE11DCCF"/>
     <w:multiLevelType w:val="singleLevel"/>
     <w:tmpl w:val="EE11DCCF"/>
-    <w:lvl w:ilvl="0">
+    <w:lvl w:ilvl="0" w:tentative="0">
       <w:start w:val="1"/>
       <w:numFmt w:val="decimal"/>
       <w:lvlText w:val="%1."/>
@@ -5744,7 +8215,7 @@
     <w:nsid w:val="FA3AAD5D"/>
     <w:multiLevelType w:val="singleLevel"/>
     <w:tmpl w:val="FA3AAD5D"/>
-    <w:lvl w:ilvl="0">
+    <w:lvl w:ilvl="0" w:tentative="0">
       <w:start w:val="1"/>
       <w:numFmt w:val="decimal"/>
       <w:lvlText w:val="%1."/>
@@ -5761,7 +8232,7 @@
     <w:nsid w:val="3F6E6AB2"/>
     <w:multiLevelType w:val="singleLevel"/>
     <w:tmpl w:val="3F6E6AB2"/>
-    <w:lvl w:ilvl="0">
+    <w:lvl w:ilvl="0" w:tentative="0">
       <w:start w:val="1"/>
       <w:numFmt w:val="decimal"/>
       <w:lvlText w:val="%1."/>
@@ -5778,7 +8249,7 @@
     <w:nsid w:val="50D9247F"/>
     <w:multiLevelType w:val="singleLevel"/>
     <w:tmpl w:val="50D9247F"/>
-    <w:lvl w:ilvl="0">
+    <w:lvl w:ilvl="0" w:tentative="0">
       <w:start w:val="1"/>
       <w:numFmt w:val="decimal"/>
       <w:lvlText w:val="%1."/>
@@ -5795,7 +8266,7 @@
     <w:nsid w:val="7A2EA0CE"/>
     <w:multiLevelType w:val="singleLevel"/>
     <w:tmpl w:val="7A2EA0CE"/>
-    <w:lvl w:ilvl="0">
+    <w:lvl w:ilvl="0" w:tentative="0">
       <w:start w:val="1"/>
       <w:numFmt w:val="decimal"/>
       <w:lvlText w:val="%1."/>
@@ -5839,267 +8310,269 @@
 </file>
 
 <file path=word/styles.xml><?xml version="1.0" encoding="utf-8"?>
-<w:styles xmlns:mc="http://schemas.openxmlformats.org/markup-compatibility/2006" xmlns:r="http://schemas.openxmlformats.org/officeDocument/2006/relationships" xmlns:w="http://schemas.openxmlformats.org/wordprocessingml/2006/main" xmlns:w14="http://schemas.microsoft.com/office/word/2010/wordml" xmlns:w15="http://schemas.microsoft.com/office/word/2012/wordml" mc:Ignorable="w14 w15">
+<w:styles xmlns:mc="http://schemas.openxmlformats.org/markup-compatibility/2006" xmlns:o="urn:schemas-microsoft-com:office:office" xmlns:r="http://schemas.openxmlformats.org/officeDocument/2006/relationships" xmlns:m="http://schemas.openxmlformats.org/officeDocument/2006/math" xmlns:v="urn:schemas-microsoft-com:vml" xmlns:w="http://schemas.openxmlformats.org/wordprocessingml/2006/main" xmlns:w14="http://schemas.microsoft.com/office/word/2010/wordml" xmlns:w10="urn:schemas-microsoft-com:office:word" xmlns:sl="http://schemas.openxmlformats.org/schemaLibrary/2006/main" xmlns:wpsCustomData="http://www.wps.cn/officeDocument/2013/wpsCustomData" mc:Ignorable="w14">
   <w:docDefaults>
     <w:rPrDefault>
       <w:rPr>
-        <w:rFonts w:ascii="Arial" w:eastAsia="Arial" w:hAnsi="Arial" w:cs="Arial"/>
+        <w:rFonts w:ascii="Times New Roman" w:hAnsi="Times New Roman" w:eastAsia="宋体" w:cs="Times New Roman"/>
       </w:rPr>
     </w:rPrDefault>
     <w:pPrDefault/>
   </w:docDefaults>
-  <w:latentStyles w:defLockedState="0" w:defUIPriority="99" w:defSemiHidden="1" w:defUnhideWhenUsed="1" w:defQFormat="0" w:count="260">
-    <w:lsdException w:name="Normal" w:semiHidden="0" w:uiPriority="0" w:unhideWhenUsed="0" w:qFormat="1"/>
-    <w:lsdException w:name="heading 1" w:semiHidden="0" w:uiPriority="0" w:unhideWhenUsed="0" w:qFormat="1"/>
-    <w:lsdException w:name="heading 2" w:semiHidden="0" w:uiPriority="0" w:qFormat="1"/>
-    <w:lsdException w:name="heading 3" w:uiPriority="0" w:qFormat="1"/>
-    <w:lsdException w:name="heading 4" w:semiHidden="0" w:uiPriority="0" w:qFormat="1"/>
-    <w:lsdException w:name="heading 5" w:uiPriority="0" w:qFormat="1"/>
-    <w:lsdException w:name="heading 6" w:uiPriority="0" w:qFormat="1"/>
-    <w:lsdException w:name="heading 7" w:uiPriority="0" w:qFormat="1"/>
-    <w:lsdException w:name="heading 8" w:uiPriority="0" w:qFormat="1"/>
-    <w:lsdException w:name="heading 9" w:uiPriority="0" w:qFormat="1"/>
-    <w:lsdException w:name="index 1" w:semiHidden="0" w:uiPriority="0" w:unhideWhenUsed="0"/>
-    <w:lsdException w:name="index 2" w:semiHidden="0" w:uiPriority="0" w:unhideWhenUsed="0"/>
-    <w:lsdException w:name="index 3" w:semiHidden="0" w:uiPriority="0" w:unhideWhenUsed="0"/>
-    <w:lsdException w:name="index 4" w:semiHidden="0" w:uiPriority="0" w:unhideWhenUsed="0"/>
-    <w:lsdException w:name="index 5" w:semiHidden="0" w:uiPriority="0" w:unhideWhenUsed="0"/>
-    <w:lsdException w:name="index 6" w:semiHidden="0" w:uiPriority="0" w:unhideWhenUsed="0"/>
-    <w:lsdException w:name="index 7" w:semiHidden="0" w:uiPriority="0" w:unhideWhenUsed="0"/>
-    <w:lsdException w:name="index 8" w:semiHidden="0" w:uiPriority="0" w:unhideWhenUsed="0"/>
-    <w:lsdException w:name="index 9" w:semiHidden="0" w:uiPriority="0" w:unhideWhenUsed="0"/>
-    <w:lsdException w:name="toc 1" w:semiHidden="0" w:uiPriority="0" w:unhideWhenUsed="0" w:qFormat="1"/>
-    <w:lsdException w:name="toc 2" w:semiHidden="0" w:uiPriority="0" w:unhideWhenUsed="0" w:qFormat="1"/>
-    <w:lsdException w:name="toc 3" w:semiHidden="0" w:uiPriority="0" w:unhideWhenUsed="0" w:qFormat="1"/>
-    <w:lsdException w:name="toc 4" w:semiHidden="0" w:uiPriority="0" w:unhideWhenUsed="0"/>
-    <w:lsdException w:name="toc 5" w:semiHidden="0" w:uiPriority="0" w:unhideWhenUsed="0"/>
-    <w:lsdException w:name="toc 6" w:semiHidden="0" w:uiPriority="0" w:unhideWhenUsed="0"/>
-    <w:lsdException w:name="toc 7" w:semiHidden="0" w:uiPriority="0" w:unhideWhenUsed="0"/>
-    <w:lsdException w:name="toc 8" w:semiHidden="0" w:uiPriority="0" w:unhideWhenUsed="0"/>
-    <w:lsdException w:name="toc 9" w:semiHidden="0" w:uiPriority="0" w:unhideWhenUsed="0"/>
-    <w:lsdException w:name="Normal Indent" w:semiHidden="0" w:uiPriority="0" w:unhideWhenUsed="0"/>
-    <w:lsdException w:name="footnote text" w:semiHidden="0" w:uiPriority="0" w:unhideWhenUsed="0"/>
-    <w:lsdException w:name="annotation text" w:semiHidden="0" w:uiPriority="0" w:unhideWhenUsed="0" w:qFormat="1"/>
-    <w:lsdException w:name="header" w:semiHidden="0" w:uiPriority="0" w:unhideWhenUsed="0" w:qFormat="1"/>
-    <w:lsdException w:name="footer" w:semiHidden="0" w:uiPriority="0" w:unhideWhenUsed="0" w:qFormat="1"/>
-    <w:lsdException w:name="index heading" w:semiHidden="0" w:uiPriority="0" w:unhideWhenUsed="0"/>
-    <w:lsdException w:name="caption" w:uiPriority="0" w:qFormat="1"/>
-    <w:lsdException w:name="table of figures" w:semiHidden="0" w:uiPriority="0" w:unhideWhenUsed="0"/>
-    <w:lsdException w:name="envelope address" w:semiHidden="0" w:uiPriority="0" w:unhideWhenUsed="0"/>
-    <w:lsdException w:name="envelope return" w:semiHidden="0" w:uiPriority="0" w:unhideWhenUsed="0"/>
-    <w:lsdException w:name="footnote reference" w:semiHidden="0" w:uiPriority="0" w:unhideWhenUsed="0"/>
-    <w:lsdException w:name="annotation reference" w:semiHidden="0" w:uiPriority="0" w:unhideWhenUsed="0"/>
-    <w:lsdException w:name="line number" w:semiHidden="0" w:uiPriority="0" w:unhideWhenUsed="0"/>
-    <w:lsdException w:name="page number" w:semiHidden="0" w:uiPriority="0" w:unhideWhenUsed="0"/>
-    <w:lsdException w:name="endnote reference" w:semiHidden="0" w:uiPriority="0" w:unhideWhenUsed="0"/>
-    <w:lsdException w:name="endnote text" w:semiHidden="0" w:uiPriority="0" w:unhideWhenUsed="0"/>
-    <w:lsdException w:name="table of authorities" w:semiHidden="0" w:uiPriority="0" w:unhideWhenUsed="0"/>
-    <w:lsdException w:name="macro" w:semiHidden="0" w:uiPriority="0" w:unhideWhenUsed="0"/>
-    <w:lsdException w:name="toa heading" w:semiHidden="0" w:uiPriority="0" w:unhideWhenUsed="0"/>
-    <w:lsdException w:name="List" w:semiHidden="0" w:uiPriority="0" w:unhideWhenUsed="0"/>
-    <w:lsdException w:name="List Bullet" w:semiHidden="0" w:uiPriority="0" w:unhideWhenUsed="0"/>
-    <w:lsdException w:name="List Number" w:semiHidden="0" w:uiPriority="0" w:unhideWhenUsed="0"/>
-    <w:lsdException w:name="List 2" w:semiHidden="0" w:uiPriority="0" w:unhideWhenUsed="0"/>
-    <w:lsdException w:name="List 3" w:semiHidden="0" w:uiPriority="0" w:unhideWhenUsed="0"/>
-    <w:lsdException w:name="List 4" w:semiHidden="0" w:uiPriority="0" w:unhideWhenUsed="0"/>
-    <w:lsdException w:name="List 5" w:semiHidden="0" w:uiPriority="0" w:unhideWhenUsed="0"/>
-    <w:lsdException w:name="List Bullet 2" w:semiHidden="0" w:uiPriority="0" w:unhideWhenUsed="0"/>
-    <w:lsdException w:name="List Bullet 3" w:semiHidden="0" w:uiPriority="0" w:unhideWhenUsed="0"/>
-    <w:lsdException w:name="List Bullet 4" w:semiHidden="0" w:uiPriority="0" w:unhideWhenUsed="0"/>
-    <w:lsdException w:name="List Bullet 5" w:semiHidden="0" w:uiPriority="0" w:unhideWhenUsed="0"/>
-    <w:lsdException w:name="List Number 2" w:semiHidden="0" w:uiPriority="0" w:unhideWhenUsed="0"/>
-    <w:lsdException w:name="List Number 3" w:semiHidden="0" w:uiPriority="0" w:unhideWhenUsed="0"/>
-    <w:lsdException w:name="List Number 4" w:semiHidden="0" w:uiPriority="0" w:unhideWhenUsed="0"/>
-    <w:lsdException w:name="List Number 5" w:semiHidden="0" w:uiPriority="0" w:unhideWhenUsed="0"/>
-    <w:lsdException w:name="Title" w:semiHidden="0" w:uiPriority="0" w:unhideWhenUsed="0" w:qFormat="1"/>
-    <w:lsdException w:name="Closing" w:semiHidden="0" w:uiPriority="0" w:unhideWhenUsed="0"/>
-    <w:lsdException w:name="Signature" w:semiHidden="0" w:uiPriority="0" w:unhideWhenUsed="0"/>
-    <w:lsdException w:name="Default Paragraph Font" w:uiPriority="0" w:unhideWhenUsed="0" w:qFormat="1"/>
-    <w:lsdException w:name="Body Text" w:uiPriority="0" w:unhideWhenUsed="0" w:qFormat="1"/>
-    <w:lsdException w:name="Body Text Indent" w:semiHidden="0" w:uiPriority="0" w:unhideWhenUsed="0"/>
-    <w:lsdException w:name="List Continue" w:semiHidden="0" w:uiPriority="0" w:unhideWhenUsed="0"/>
-    <w:lsdException w:name="List Continue 2" w:semiHidden="0" w:uiPriority="0" w:unhideWhenUsed="0"/>
-    <w:lsdException w:name="List Continue 3" w:semiHidden="0" w:uiPriority="0" w:unhideWhenUsed="0"/>
-    <w:lsdException w:name="List Continue 4" w:semiHidden="0" w:uiPriority="0" w:unhideWhenUsed="0"/>
-    <w:lsdException w:name="List Continue 5" w:semiHidden="0" w:uiPriority="0" w:unhideWhenUsed="0"/>
-    <w:lsdException w:name="Message Header" w:semiHidden="0" w:uiPriority="0" w:unhideWhenUsed="0"/>
-    <w:lsdException w:name="Subtitle" w:semiHidden="0" w:uiPriority="0" w:unhideWhenUsed="0" w:qFormat="1"/>
-    <w:lsdException w:name="Salutation" w:semiHidden="0" w:uiPriority="0" w:unhideWhenUsed="0"/>
-    <w:lsdException w:name="Date" w:semiHidden="0" w:uiPriority="0" w:unhideWhenUsed="0"/>
-    <w:lsdException w:name="Body Text First Indent" w:semiHidden="0" w:uiPriority="0" w:unhideWhenUsed="0"/>
-    <w:lsdException w:name="Body Text First Indent 2" w:semiHidden="0" w:uiPriority="0" w:unhideWhenUsed="0"/>
-    <w:lsdException w:name="Body Text 2" w:semiHidden="0" w:uiPriority="0" w:unhideWhenUsed="0"/>
-    <w:lsdException w:name="Body Text 3" w:semiHidden="0" w:uiPriority="0" w:unhideWhenUsed="0"/>
-    <w:lsdException w:name="Body Text Indent 2" w:semiHidden="0" w:uiPriority="0" w:unhideWhenUsed="0"/>
-    <w:lsdException w:name="Body Text Indent 3" w:semiHidden="0" w:uiPriority="0" w:unhideWhenUsed="0"/>
-    <w:lsdException w:name="Block Text" w:semiHidden="0" w:uiPriority="0" w:unhideWhenUsed="0"/>
-    <w:lsdException w:name="Hyperlink" w:semiHidden="0" w:uiPriority="0" w:unhideWhenUsed="0"/>
-    <w:lsdException w:name="FollowedHyperlink" w:semiHidden="0" w:uiPriority="0" w:unhideWhenUsed="0"/>
-    <w:lsdException w:name="Strong" w:semiHidden="0" w:uiPriority="0" w:unhideWhenUsed="0" w:qFormat="1"/>
-    <w:lsdException w:name="Emphasis" w:semiHidden="0" w:uiPriority="0" w:unhideWhenUsed="0" w:qFormat="1"/>
-    <w:lsdException w:name="Document Map" w:semiHidden="0" w:uiPriority="0" w:unhideWhenUsed="0"/>
-    <w:lsdException w:name="Plain Text" w:semiHidden="0" w:uiPriority="0" w:unhideWhenUsed="0"/>
-    <w:lsdException w:name="E-mail Signature" w:semiHidden="0" w:uiPriority="0" w:unhideWhenUsed="0"/>
-    <w:lsdException w:name="Normal (Web)" w:semiHidden="0" w:uiPriority="0" w:unhideWhenUsed="0" w:qFormat="1"/>
-    <w:lsdException w:name="HTML Acronym" w:semiHidden="0" w:uiPriority="0" w:unhideWhenUsed="0"/>
-    <w:lsdException w:name="HTML Address" w:semiHidden="0" w:uiPriority="0" w:unhideWhenUsed="0"/>
-    <w:lsdException w:name="HTML Cite" w:semiHidden="0" w:uiPriority="0" w:unhideWhenUsed="0"/>
-    <w:lsdException w:name="HTML Code" w:semiHidden="0" w:uiPriority="0" w:unhideWhenUsed="0"/>
-    <w:lsdException w:name="HTML Definition" w:semiHidden="0" w:uiPriority="0" w:unhideWhenUsed="0"/>
-    <w:lsdException w:name="HTML Keyboard" w:semiHidden="0" w:uiPriority="0" w:unhideWhenUsed="0"/>
-    <w:lsdException w:name="HTML Preformatted" w:semiHidden="0" w:uiPriority="0" w:unhideWhenUsed="0"/>
-    <w:lsdException w:name="HTML Sample" w:semiHidden="0" w:uiPriority="0" w:unhideWhenUsed="0"/>
-    <w:lsdException w:name="HTML Typewriter" w:semiHidden="0" w:uiPriority="0" w:unhideWhenUsed="0"/>
-    <w:lsdException w:name="HTML Variable" w:semiHidden="0" w:uiPriority="0" w:unhideWhenUsed="0"/>
-    <w:lsdException w:name="Normal Table" w:uiPriority="0" w:unhideWhenUsed="0" w:qFormat="1"/>
-    <w:lsdException w:name="annotation subject" w:semiHidden="0" w:uiPriority="0" w:unhideWhenUsed="0"/>
-    <w:lsdException w:name="Table Simple 1" w:semiHidden="0" w:uiPriority="0" w:unhideWhenUsed="0"/>
-    <w:lsdException w:name="Table Simple 2" w:semiHidden="0" w:uiPriority="0" w:unhideWhenUsed="0"/>
-    <w:lsdException w:name="Table Simple 3" w:semiHidden="0" w:uiPriority="0" w:unhideWhenUsed="0"/>
-    <w:lsdException w:name="Table Classic 1" w:semiHidden="0" w:uiPriority="0" w:unhideWhenUsed="0"/>
-    <w:lsdException w:name="Table Classic 2" w:semiHidden="0" w:uiPriority="0" w:unhideWhenUsed="0"/>
-    <w:lsdException w:name="Table Classic 3" w:semiHidden="0" w:uiPriority="0" w:unhideWhenUsed="0"/>
-    <w:lsdException w:name="Table Classic 4" w:semiHidden="0" w:uiPriority="0" w:unhideWhenUsed="0"/>
-    <w:lsdException w:name="Table Colorful 1" w:semiHidden="0" w:uiPriority="0" w:unhideWhenUsed="0"/>
-    <w:lsdException w:name="Table Colorful 2" w:semiHidden="0" w:uiPriority="0" w:unhideWhenUsed="0"/>
-    <w:lsdException w:name="Table Colorful 3" w:semiHidden="0" w:uiPriority="0" w:unhideWhenUsed="0"/>
-    <w:lsdException w:name="Table Columns 1" w:semiHidden="0" w:uiPriority="0" w:unhideWhenUsed="0"/>
-    <w:lsdException w:name="Table Columns 2" w:semiHidden="0" w:uiPriority="0" w:unhideWhenUsed="0"/>
-    <w:lsdException w:name="Table Columns 3" w:semiHidden="0" w:uiPriority="0" w:unhideWhenUsed="0"/>
-    <w:lsdException w:name="Table Columns 4" w:semiHidden="0" w:uiPriority="0" w:unhideWhenUsed="0"/>
-    <w:lsdException w:name="Table Columns 5" w:semiHidden="0" w:uiPriority="0" w:unhideWhenUsed="0"/>
-    <w:lsdException w:name="Table Grid 1" w:semiHidden="0" w:uiPriority="0" w:unhideWhenUsed="0"/>
-    <w:lsdException w:name="Table Grid 2" w:semiHidden="0" w:uiPriority="0" w:unhideWhenUsed="0"/>
-    <w:lsdException w:name="Table Grid 3" w:semiHidden="0" w:uiPriority="0" w:unhideWhenUsed="0"/>
-    <w:lsdException w:name="Table Grid 4" w:semiHidden="0" w:uiPriority="0" w:unhideWhenUsed="0"/>
-    <w:lsdException w:name="Table Grid 5" w:semiHidden="0" w:uiPriority="0" w:unhideWhenUsed="0"/>
-    <w:lsdException w:name="Table Grid 6" w:semiHidden="0" w:uiPriority="0" w:unhideWhenUsed="0"/>
-    <w:lsdException w:name="Table Grid 7" w:semiHidden="0" w:uiPriority="0" w:unhideWhenUsed="0"/>
-    <w:lsdException w:name="Table Grid 8" w:semiHidden="0" w:uiPriority="0" w:unhideWhenUsed="0"/>
-    <w:lsdException w:name="Table List 1" w:semiHidden="0" w:uiPriority="0" w:unhideWhenUsed="0"/>
-    <w:lsdException w:name="Table List 2" w:semiHidden="0" w:uiPriority="0" w:unhideWhenUsed="0"/>
-    <w:lsdException w:name="Table List 3" w:semiHidden="0" w:uiPriority="0" w:unhideWhenUsed="0"/>
-    <w:lsdException w:name="Table List 4" w:semiHidden="0" w:uiPriority="0" w:unhideWhenUsed="0"/>
-    <w:lsdException w:name="Table List 5" w:semiHidden="0" w:uiPriority="0" w:unhideWhenUsed="0"/>
-    <w:lsdException w:name="Table List 6" w:semiHidden="0" w:uiPriority="0" w:unhideWhenUsed="0"/>
-    <w:lsdException w:name="Table List 7" w:semiHidden="0" w:uiPriority="0" w:unhideWhenUsed="0"/>
-    <w:lsdException w:name="Table List 8" w:semiHidden="0" w:uiPriority="0" w:unhideWhenUsed="0"/>
-    <w:lsdException w:name="Table 3D effects 1" w:semiHidden="0" w:uiPriority="0" w:unhideWhenUsed="0"/>
-    <w:lsdException w:name="Table 3D effects 2" w:semiHidden="0" w:uiPriority="0" w:unhideWhenUsed="0"/>
-    <w:lsdException w:name="Table 3D effects 3" w:semiHidden="0" w:uiPriority="0" w:unhideWhenUsed="0"/>
-    <w:lsdException w:name="Table Contemporary" w:semiHidden="0" w:uiPriority="0" w:unhideWhenUsed="0"/>
-    <w:lsdException w:name="Table Elegant" w:semiHidden="0" w:uiPriority="0" w:unhideWhenUsed="0"/>
-    <w:lsdException w:name="Table Professional" w:semiHidden="0" w:uiPriority="0" w:unhideWhenUsed="0"/>
-    <w:lsdException w:name="Table Subtle 1" w:semiHidden="0" w:uiPriority="0" w:unhideWhenUsed="0"/>
-    <w:lsdException w:name="Table Subtle 2" w:semiHidden="0" w:uiPriority="0" w:unhideWhenUsed="0"/>
-    <w:lsdException w:name="Table Web 1" w:semiHidden="0" w:uiPriority="0" w:unhideWhenUsed="0"/>
-    <w:lsdException w:name="Table Web 2" w:semiHidden="0" w:uiPriority="0" w:unhideWhenUsed="0"/>
-    <w:lsdException w:name="Table Web 3" w:semiHidden="0" w:uiPriority="0" w:unhideWhenUsed="0"/>
-    <w:lsdException w:name="Balloon Text" w:semiHidden="0" w:uiPriority="0" w:unhideWhenUsed="0"/>
-    <w:lsdException w:name="Table Grid" w:semiHidden="0" w:uiPriority="0" w:unhideWhenUsed="0" w:qFormat="1"/>
-    <w:lsdException w:name="Table Theme" w:semiHidden="0" w:uiPriority="0" w:unhideWhenUsed="0"/>
-    <w:lsdException w:name="Light Shading" w:semiHidden="0" w:uiPriority="60" w:unhideWhenUsed="0"/>
-    <w:lsdException w:name="Light List" w:semiHidden="0" w:uiPriority="61" w:unhideWhenUsed="0"/>
-    <w:lsdException w:name="Light Grid" w:semiHidden="0" w:uiPriority="62" w:unhideWhenUsed="0"/>
-    <w:lsdException w:name="Medium Shading 1" w:semiHidden="0" w:uiPriority="63" w:unhideWhenUsed="0"/>
-    <w:lsdException w:name="Medium Shading 2" w:semiHidden="0" w:uiPriority="64" w:unhideWhenUsed="0"/>
-    <w:lsdException w:name="Medium List 1" w:semiHidden="0" w:uiPriority="65" w:unhideWhenUsed="0"/>
-    <w:lsdException w:name="Medium List 2" w:semiHidden="0" w:uiPriority="66" w:unhideWhenUsed="0"/>
-    <w:lsdException w:name="Medium Grid 1" w:semiHidden="0" w:uiPriority="67" w:unhideWhenUsed="0"/>
-    <w:lsdException w:name="Medium Grid 2" w:semiHidden="0" w:uiPriority="68" w:unhideWhenUsed="0"/>
-    <w:lsdException w:name="Medium Grid 3" w:semiHidden="0" w:uiPriority="69" w:unhideWhenUsed="0"/>
-    <w:lsdException w:name="Dark List" w:semiHidden="0" w:uiPriority="70" w:unhideWhenUsed="0"/>
-    <w:lsdException w:name="Colorful Shading" w:semiHidden="0" w:uiPriority="71" w:unhideWhenUsed="0"/>
-    <w:lsdException w:name="Colorful List" w:semiHidden="0" w:uiPriority="72" w:unhideWhenUsed="0"/>
-    <w:lsdException w:name="Colorful Grid" w:semiHidden="0" w:uiPriority="73" w:unhideWhenUsed="0"/>
-    <w:lsdException w:name="Light Shading Accent 1" w:semiHidden="0" w:uiPriority="60" w:unhideWhenUsed="0"/>
-    <w:lsdException w:name="Light List Accent 1" w:semiHidden="0" w:uiPriority="61" w:unhideWhenUsed="0"/>
-    <w:lsdException w:name="Light Grid Accent 1" w:semiHidden="0" w:uiPriority="62" w:unhideWhenUsed="0"/>
-    <w:lsdException w:name="Medium Shading 1 Accent 1" w:semiHidden="0" w:uiPriority="63" w:unhideWhenUsed="0"/>
-    <w:lsdException w:name="Medium Shading 2 Accent 1" w:semiHidden="0" w:uiPriority="64" w:unhideWhenUsed="0"/>
-    <w:lsdException w:name="Medium List 1 Accent 1" w:semiHidden="0" w:uiPriority="65" w:unhideWhenUsed="0"/>
-    <w:lsdException w:name="Medium List 2 Accent 1" w:semiHidden="0" w:uiPriority="66" w:unhideWhenUsed="0"/>
-    <w:lsdException w:name="Medium Grid 1 Accent 1" w:semiHidden="0" w:uiPriority="67" w:unhideWhenUsed="0"/>
-    <w:lsdException w:name="Medium Grid 2 Accent 1" w:semiHidden="0" w:uiPriority="68" w:unhideWhenUsed="0"/>
-    <w:lsdException w:name="Medium Grid 3 Accent 1" w:semiHidden="0" w:uiPriority="69" w:unhideWhenUsed="0"/>
-    <w:lsdException w:name="Dark List Accent 1" w:semiHidden="0" w:uiPriority="70" w:unhideWhenUsed="0"/>
-    <w:lsdException w:name="Colorful Shading Accent 1" w:semiHidden="0" w:uiPriority="71" w:unhideWhenUsed="0"/>
-    <w:lsdException w:name="Colorful List Accent 1" w:semiHidden="0" w:uiPriority="72" w:unhideWhenUsed="0"/>
-    <w:lsdException w:name="Colorful Grid Accent 1" w:semiHidden="0" w:uiPriority="73" w:unhideWhenUsed="0"/>
-    <w:lsdException w:name="Light Shading Accent 2" w:semiHidden="0" w:uiPriority="60" w:unhideWhenUsed="0"/>
-    <w:lsdException w:name="Light List Accent 2" w:semiHidden="0" w:uiPriority="61" w:unhideWhenUsed="0"/>
-    <w:lsdException w:name="Light Grid Accent 2" w:semiHidden="0" w:uiPriority="62" w:unhideWhenUsed="0"/>
-    <w:lsdException w:name="Medium Shading 1 Accent 2" w:semiHidden="0" w:uiPriority="63" w:unhideWhenUsed="0"/>
-    <w:lsdException w:name="Medium Shading 2 Accent 2" w:semiHidden="0" w:uiPriority="64" w:unhideWhenUsed="0"/>
-    <w:lsdException w:name="Medium List 1 Accent 2" w:semiHidden="0" w:uiPriority="65" w:unhideWhenUsed="0"/>
-    <w:lsdException w:name="Medium List 2 Accent 2" w:semiHidden="0" w:uiPriority="66" w:unhideWhenUsed="0"/>
-    <w:lsdException w:name="Medium Grid 1 Accent 2" w:semiHidden="0" w:uiPriority="67" w:unhideWhenUsed="0"/>
-    <w:lsdException w:name="Medium Grid 2 Accent 2" w:semiHidden="0" w:uiPriority="68" w:unhideWhenUsed="0"/>
-    <w:lsdException w:name="Medium Grid 3 Accent 2" w:semiHidden="0" w:uiPriority="69" w:unhideWhenUsed="0"/>
-    <w:lsdException w:name="Dark List Accent 2" w:semiHidden="0" w:uiPriority="70" w:unhideWhenUsed="0"/>
-    <w:lsdException w:name="Colorful Shading Accent 2" w:semiHidden="0" w:uiPriority="71" w:unhideWhenUsed="0"/>
-    <w:lsdException w:name="Colorful List Accent 2" w:semiHidden="0" w:uiPriority="72" w:unhideWhenUsed="0"/>
-    <w:lsdException w:name="Colorful Grid Accent 2" w:semiHidden="0" w:uiPriority="73" w:unhideWhenUsed="0"/>
-    <w:lsdException w:name="Light Shading Accent 3" w:semiHidden="0" w:uiPriority="60" w:unhideWhenUsed="0"/>
-    <w:lsdException w:name="Light List Accent 3" w:semiHidden="0" w:uiPriority="61" w:unhideWhenUsed="0"/>
-    <w:lsdException w:name="Light Grid Accent 3" w:semiHidden="0" w:uiPriority="62" w:unhideWhenUsed="0"/>
-    <w:lsdException w:name="Medium Shading 1 Accent 3" w:semiHidden="0" w:uiPriority="63" w:unhideWhenUsed="0"/>
-    <w:lsdException w:name="Medium Shading 2 Accent 3" w:semiHidden="0" w:uiPriority="64" w:unhideWhenUsed="0"/>
-    <w:lsdException w:name="Medium List 1 Accent 3" w:semiHidden="0" w:uiPriority="65" w:unhideWhenUsed="0"/>
-    <w:lsdException w:name="Medium List 2 Accent 3" w:semiHidden="0" w:uiPriority="66" w:unhideWhenUsed="0"/>
-    <w:lsdException w:name="Medium Grid 1 Accent 3" w:semiHidden="0" w:uiPriority="67" w:unhideWhenUsed="0"/>
-    <w:lsdException w:name="Medium Grid 2 Accent 3" w:semiHidden="0" w:uiPriority="68" w:unhideWhenUsed="0"/>
-    <w:lsdException w:name="Medium Grid 3 Accent 3" w:semiHidden="0" w:uiPriority="69" w:unhideWhenUsed="0"/>
-    <w:lsdException w:name="Dark List Accent 3" w:semiHidden="0" w:uiPriority="70" w:unhideWhenUsed="0"/>
-    <w:lsdException w:name="Colorful Shading Accent 3" w:semiHidden="0" w:uiPriority="71" w:unhideWhenUsed="0"/>
-    <w:lsdException w:name="Colorful List Accent 3" w:semiHidden="0" w:uiPriority="72" w:unhideWhenUsed="0"/>
-    <w:lsdException w:name="Colorful Grid Accent 3" w:semiHidden="0" w:uiPriority="73" w:unhideWhenUsed="0"/>
-    <w:lsdException w:name="Light Shading Accent 4" w:semiHidden="0" w:uiPriority="60" w:unhideWhenUsed="0"/>
-    <w:lsdException w:name="Light List Accent 4" w:semiHidden="0" w:uiPriority="61" w:unhideWhenUsed="0"/>
-    <w:lsdException w:name="Light Grid Accent 4" w:semiHidden="0" w:uiPriority="62" w:unhideWhenUsed="0"/>
-    <w:lsdException w:name="Medium Shading 1 Accent 4" w:semiHidden="0" w:uiPriority="63" w:unhideWhenUsed="0"/>
-    <w:lsdException w:name="Medium Shading 2 Accent 4" w:semiHidden="0" w:uiPriority="64" w:unhideWhenUsed="0"/>
-    <w:lsdException w:name="Medium List 1 Accent 4" w:semiHidden="0" w:uiPriority="65" w:unhideWhenUsed="0"/>
-    <w:lsdException w:name="Medium List 2 Accent 4" w:semiHidden="0" w:uiPriority="66" w:unhideWhenUsed="0"/>
-    <w:lsdException w:name="Medium Grid 1 Accent 4" w:semiHidden="0" w:uiPriority="67" w:unhideWhenUsed="0"/>
-    <w:lsdException w:name="Medium Grid 2 Accent 4" w:semiHidden="0" w:uiPriority="68" w:unhideWhenUsed="0"/>
-    <w:lsdException w:name="Medium Grid 3 Accent 4" w:semiHidden="0" w:uiPriority="69" w:unhideWhenUsed="0"/>
-    <w:lsdException w:name="Dark List Accent 4" w:semiHidden="0" w:uiPriority="70" w:unhideWhenUsed="0"/>
-    <w:lsdException w:name="Colorful Shading Accent 4" w:semiHidden="0" w:uiPriority="71" w:unhideWhenUsed="0"/>
-    <w:lsdException w:name="Colorful List Accent 4" w:semiHidden="0" w:uiPriority="72" w:unhideWhenUsed="0"/>
-    <w:lsdException w:name="Colorful Grid Accent 4" w:semiHidden="0" w:uiPriority="73" w:unhideWhenUsed="0"/>
-    <w:lsdException w:name="Light Shading Accent 5" w:semiHidden="0" w:uiPriority="60" w:unhideWhenUsed="0"/>
-    <w:lsdException w:name="Light List Accent 5" w:semiHidden="0" w:uiPriority="61" w:unhideWhenUsed="0"/>
-    <w:lsdException w:name="Light Grid Accent 5" w:semiHidden="0" w:uiPriority="62" w:unhideWhenUsed="0"/>
-    <w:lsdException w:name="Medium Shading 1 Accent 5" w:semiHidden="0" w:uiPriority="63" w:unhideWhenUsed="0"/>
-    <w:lsdException w:name="Medium Shading 2 Accent 5" w:semiHidden="0" w:uiPriority="64" w:unhideWhenUsed="0"/>
-    <w:lsdException w:name="Medium List 1 Accent 5" w:semiHidden="0" w:uiPriority="65" w:unhideWhenUsed="0"/>
-    <w:lsdException w:name="Medium List 2 Accent 5" w:semiHidden="0" w:uiPriority="66" w:unhideWhenUsed="0"/>
-    <w:lsdException w:name="Medium Grid 1 Accent 5" w:semiHidden="0" w:uiPriority="67" w:unhideWhenUsed="0"/>
-    <w:lsdException w:name="Medium Grid 2 Accent 5" w:semiHidden="0" w:uiPriority="68" w:unhideWhenUsed="0"/>
-    <w:lsdException w:name="Medium Grid 3 Accent 5" w:semiHidden="0" w:uiPriority="69" w:unhideWhenUsed="0"/>
-    <w:lsdException w:name="Dark List Accent 5" w:semiHidden="0" w:uiPriority="70" w:unhideWhenUsed="0"/>
-    <w:lsdException w:name="Colorful Shading Accent 5" w:semiHidden="0" w:uiPriority="71" w:unhideWhenUsed="0"/>
-    <w:lsdException w:name="Colorful List Accent 5" w:semiHidden="0" w:uiPriority="72" w:unhideWhenUsed="0"/>
-    <w:lsdException w:name="Colorful Grid Accent 5" w:semiHidden="0" w:uiPriority="73" w:unhideWhenUsed="0"/>
-    <w:lsdException w:name="Light Shading Accent 6" w:semiHidden="0" w:uiPriority="60" w:unhideWhenUsed="0"/>
-    <w:lsdException w:name="Light List Accent 6" w:semiHidden="0" w:uiPriority="61" w:unhideWhenUsed="0"/>
-    <w:lsdException w:name="Light Grid Accent 6" w:semiHidden="0" w:uiPriority="62" w:unhideWhenUsed="0"/>
-    <w:lsdException w:name="Medium Shading 1 Accent 6" w:semiHidden="0" w:uiPriority="63" w:unhideWhenUsed="0"/>
-    <w:lsdException w:name="Medium Shading 2 Accent 6" w:semiHidden="0" w:uiPriority="64" w:unhideWhenUsed="0"/>
-    <w:lsdException w:name="Medium List 1 Accent 6" w:semiHidden="0" w:uiPriority="65" w:unhideWhenUsed="0"/>
-    <w:lsdException w:name="Medium List 2 Accent 6" w:semiHidden="0" w:uiPriority="66" w:unhideWhenUsed="0"/>
-    <w:lsdException w:name="Medium Grid 1 Accent 6" w:semiHidden="0" w:uiPriority="67" w:unhideWhenUsed="0"/>
-    <w:lsdException w:name="Medium Grid 2 Accent 6" w:semiHidden="0" w:uiPriority="68" w:unhideWhenUsed="0"/>
-    <w:lsdException w:name="Medium Grid 3 Accent 6" w:semiHidden="0" w:uiPriority="69" w:unhideWhenUsed="0"/>
-    <w:lsdException w:name="Dark List Accent 6" w:semiHidden="0" w:uiPriority="70" w:unhideWhenUsed="0"/>
-    <w:lsdException w:name="Colorful Shading Accent 6" w:semiHidden="0" w:uiPriority="71" w:unhideWhenUsed="0"/>
-    <w:lsdException w:name="Colorful List Accent 6" w:semiHidden="0" w:uiPriority="72" w:unhideWhenUsed="0"/>
-    <w:lsdException w:name="Colorful Grid Accent 6" w:semiHidden="0" w:uiPriority="73" w:unhideWhenUsed="0"/>
+  <w:latentStyles w:count="260" w:defQFormat="0" w:defUnhideWhenUsed="1" w:defSemiHidden="1" w:defUIPriority="99" w:defLockedState="0">
+    <w:lsdException w:qFormat="1" w:unhideWhenUsed="0" w:uiPriority="0" w:semiHidden="0" w:name="Normal"/>
+    <w:lsdException w:qFormat="1" w:unhideWhenUsed="0" w:uiPriority="0" w:semiHidden="0" w:name="heading 1"/>
+    <w:lsdException w:qFormat="1" w:uiPriority="0" w:semiHidden="0" w:name="heading 2"/>
+    <w:lsdException w:qFormat="1" w:uiPriority="0" w:name="heading 3"/>
+    <w:lsdException w:qFormat="1" w:uiPriority="0" w:semiHidden="0" w:name="heading 4"/>
+    <w:lsdException w:qFormat="1" w:uiPriority="0" w:name="heading 5"/>
+    <w:lsdException w:qFormat="1" w:uiPriority="0" w:name="heading 6"/>
+    <w:lsdException w:qFormat="1" w:uiPriority="0" w:name="heading 7"/>
+    <w:lsdException w:qFormat="1" w:uiPriority="0" w:name="heading 8"/>
+    <w:lsdException w:qFormat="1" w:uiPriority="0" w:name="heading 9"/>
+    <w:lsdException w:unhideWhenUsed="0" w:uiPriority="0" w:semiHidden="0" w:name="index 1"/>
+    <w:lsdException w:unhideWhenUsed="0" w:uiPriority="0" w:semiHidden="0" w:name="index 2"/>
+    <w:lsdException w:unhideWhenUsed="0" w:uiPriority="0" w:semiHidden="0" w:name="index 3"/>
+    <w:lsdException w:unhideWhenUsed="0" w:uiPriority="0" w:semiHidden="0" w:name="index 4"/>
+    <w:lsdException w:unhideWhenUsed="0" w:uiPriority="0" w:semiHidden="0" w:name="index 5"/>
+    <w:lsdException w:unhideWhenUsed="0" w:uiPriority="0" w:semiHidden="0" w:name="index 6"/>
+    <w:lsdException w:unhideWhenUsed="0" w:uiPriority="0" w:semiHidden="0" w:name="index 7"/>
+    <w:lsdException w:unhideWhenUsed="0" w:uiPriority="0" w:semiHidden="0" w:name="index 8"/>
+    <w:lsdException w:unhideWhenUsed="0" w:uiPriority="0" w:semiHidden="0" w:name="index 9"/>
+    <w:lsdException w:qFormat="1" w:unhideWhenUsed="0" w:uiPriority="0" w:semiHidden="0" w:name="toc 1"/>
+    <w:lsdException w:qFormat="1" w:unhideWhenUsed="0" w:uiPriority="0" w:semiHidden="0" w:name="toc 2"/>
+    <w:lsdException w:qFormat="1" w:unhideWhenUsed="0" w:uiPriority="0" w:semiHidden="0" w:name="toc 3"/>
+    <w:lsdException w:unhideWhenUsed="0" w:uiPriority="0" w:semiHidden="0" w:name="toc 4"/>
+    <w:lsdException w:unhideWhenUsed="0" w:uiPriority="0" w:semiHidden="0" w:name="toc 5"/>
+    <w:lsdException w:unhideWhenUsed="0" w:uiPriority="0" w:semiHidden="0" w:name="toc 6"/>
+    <w:lsdException w:unhideWhenUsed="0" w:uiPriority="0" w:semiHidden="0" w:name="toc 7"/>
+    <w:lsdException w:unhideWhenUsed="0" w:uiPriority="0" w:semiHidden="0" w:name="toc 8"/>
+    <w:lsdException w:unhideWhenUsed="0" w:uiPriority="0" w:semiHidden="0" w:name="toc 9"/>
+    <w:lsdException w:unhideWhenUsed="0" w:uiPriority="0" w:semiHidden="0" w:name="Normal Indent"/>
+    <w:lsdException w:unhideWhenUsed="0" w:uiPriority="0" w:semiHidden="0" w:name="footnote text"/>
+    <w:lsdException w:qFormat="1" w:unhideWhenUsed="0" w:uiPriority="0" w:semiHidden="0" w:name="annotation text"/>
+    <w:lsdException w:qFormat="1" w:unhideWhenUsed="0" w:uiPriority="0" w:semiHidden="0" w:name="header"/>
+    <w:lsdException w:qFormat="1" w:unhideWhenUsed="0" w:uiPriority="0" w:semiHidden="0" w:name="footer"/>
+    <w:lsdException w:unhideWhenUsed="0" w:uiPriority="0" w:semiHidden="0" w:name="index heading"/>
+    <w:lsdException w:qFormat="1" w:uiPriority="0" w:name="caption"/>
+    <w:lsdException w:unhideWhenUsed="0" w:uiPriority="0" w:semiHidden="0" w:name="table of figures"/>
+    <w:lsdException w:unhideWhenUsed="0" w:uiPriority="0" w:semiHidden="0" w:name="envelope address"/>
+    <w:lsdException w:unhideWhenUsed="0" w:uiPriority="0" w:semiHidden="0" w:name="envelope return"/>
+    <w:lsdException w:unhideWhenUsed="0" w:uiPriority="0" w:semiHidden="0" w:name="footnote reference"/>
+    <w:lsdException w:unhideWhenUsed="0" w:uiPriority="0" w:semiHidden="0" w:name="annotation reference"/>
+    <w:lsdException w:unhideWhenUsed="0" w:uiPriority="0" w:semiHidden="0" w:name="line number"/>
+    <w:lsdException w:unhideWhenUsed="0" w:uiPriority="0" w:semiHidden="0" w:name="page number"/>
+    <w:lsdException w:unhideWhenUsed="0" w:uiPriority="0" w:semiHidden="0" w:name="endnote reference"/>
+    <w:lsdException w:unhideWhenUsed="0" w:uiPriority="0" w:semiHidden="0" w:name="endnote text"/>
+    <w:lsdException w:unhideWhenUsed="0" w:uiPriority="0" w:semiHidden="0" w:name="table of authorities"/>
+    <w:lsdException w:unhideWhenUsed="0" w:uiPriority="0" w:semiHidden="0" w:name="macro"/>
+    <w:lsdException w:unhideWhenUsed="0" w:uiPriority="0" w:semiHidden="0" w:name="toa heading"/>
+    <w:lsdException w:unhideWhenUsed="0" w:uiPriority="0" w:semiHidden="0" w:name="List"/>
+    <w:lsdException w:unhideWhenUsed="0" w:uiPriority="0" w:semiHidden="0" w:name="List Bullet"/>
+    <w:lsdException w:unhideWhenUsed="0" w:uiPriority="0" w:semiHidden="0" w:name="List Number"/>
+    <w:lsdException w:unhideWhenUsed="0" w:uiPriority="0" w:semiHidden="0" w:name="List 2"/>
+    <w:lsdException w:unhideWhenUsed="0" w:uiPriority="0" w:semiHidden="0" w:name="List 3"/>
+    <w:lsdException w:unhideWhenUsed="0" w:uiPriority="0" w:semiHidden="0" w:name="List 4"/>
+    <w:lsdException w:unhideWhenUsed="0" w:uiPriority="0" w:semiHidden="0" w:name="List 5"/>
+    <w:lsdException w:unhideWhenUsed="0" w:uiPriority="0" w:semiHidden="0" w:name="List Bullet 2"/>
+    <w:lsdException w:unhideWhenUsed="0" w:uiPriority="0" w:semiHidden="0" w:name="List Bullet 3"/>
+    <w:lsdException w:unhideWhenUsed="0" w:uiPriority="0" w:semiHidden="0" w:name="List Bullet 4"/>
+    <w:lsdException w:unhideWhenUsed="0" w:uiPriority="0" w:semiHidden="0" w:name="List Bullet 5"/>
+    <w:lsdException w:unhideWhenUsed="0" w:uiPriority="0" w:semiHidden="0" w:name="List Number 2"/>
+    <w:lsdException w:unhideWhenUsed="0" w:uiPriority="0" w:semiHidden="0" w:name="List Number 3"/>
+    <w:lsdException w:unhideWhenUsed="0" w:uiPriority="0" w:semiHidden="0" w:name="List Number 4"/>
+    <w:lsdException w:unhideWhenUsed="0" w:uiPriority="0" w:semiHidden="0" w:name="List Number 5"/>
+    <w:lsdException w:qFormat="1" w:unhideWhenUsed="0" w:uiPriority="0" w:semiHidden="0" w:name="Title"/>
+    <w:lsdException w:unhideWhenUsed="0" w:uiPriority="0" w:semiHidden="0" w:name="Closing"/>
+    <w:lsdException w:unhideWhenUsed="0" w:uiPriority="0" w:semiHidden="0" w:name="Signature"/>
+    <w:lsdException w:qFormat="1" w:unhideWhenUsed="0" w:uiPriority="0" w:name="Default Paragraph Font"/>
+    <w:lsdException w:qFormat="1" w:unhideWhenUsed="0" w:uiPriority="0" w:name="Body Text"/>
+    <w:lsdException w:unhideWhenUsed="0" w:uiPriority="0" w:semiHidden="0" w:name="Body Text Indent"/>
+    <w:lsdException w:unhideWhenUsed="0" w:uiPriority="0" w:semiHidden="0" w:name="List Continue"/>
+    <w:lsdException w:unhideWhenUsed="0" w:uiPriority="0" w:semiHidden="0" w:name="List Continue 2"/>
+    <w:lsdException w:unhideWhenUsed="0" w:uiPriority="0" w:semiHidden="0" w:name="List Continue 3"/>
+    <w:lsdException w:unhideWhenUsed="0" w:uiPriority="0" w:semiHidden="0" w:name="List Continue 4"/>
+    <w:lsdException w:unhideWhenUsed="0" w:uiPriority="0" w:semiHidden="0" w:name="List Continue 5"/>
+    <w:lsdException w:unhideWhenUsed="0" w:uiPriority="0" w:semiHidden="0" w:name="Message Header"/>
+    <w:lsdException w:qFormat="1" w:unhideWhenUsed="0" w:uiPriority="0" w:semiHidden="0" w:name="Subtitle"/>
+    <w:lsdException w:unhideWhenUsed="0" w:uiPriority="0" w:semiHidden="0" w:name="Salutation"/>
+    <w:lsdException w:unhideWhenUsed="0" w:uiPriority="0" w:semiHidden="0" w:name="Date"/>
+    <w:lsdException w:unhideWhenUsed="0" w:uiPriority="0" w:semiHidden="0" w:name="Body Text First Indent"/>
+    <w:lsdException w:unhideWhenUsed="0" w:uiPriority="0" w:semiHidden="0" w:name="Body Text First Indent 2"/>
+    <w:lsdException w:uiPriority="99" w:name="Note Heading"/>
+    <w:lsdException w:unhideWhenUsed="0" w:uiPriority="0" w:semiHidden="0" w:name="Body Text 2"/>
+    <w:lsdException w:unhideWhenUsed="0" w:uiPriority="0" w:semiHidden="0" w:name="Body Text 3"/>
+    <w:lsdException w:unhideWhenUsed="0" w:uiPriority="0" w:semiHidden="0" w:name="Body Text Indent 2"/>
+    <w:lsdException w:unhideWhenUsed="0" w:uiPriority="0" w:semiHidden="0" w:name="Body Text Indent 3"/>
+    <w:lsdException w:unhideWhenUsed="0" w:uiPriority="0" w:semiHidden="0" w:name="Block Text"/>
+    <w:lsdException w:unhideWhenUsed="0" w:uiPriority="0" w:semiHidden="0" w:name="Hyperlink"/>
+    <w:lsdException w:unhideWhenUsed="0" w:uiPriority="0" w:semiHidden="0" w:name="FollowedHyperlink"/>
+    <w:lsdException w:qFormat="1" w:unhideWhenUsed="0" w:uiPriority="0" w:semiHidden="0" w:name="Strong"/>
+    <w:lsdException w:qFormat="1" w:unhideWhenUsed="0" w:uiPriority="0" w:semiHidden="0" w:name="Emphasis"/>
+    <w:lsdException w:unhideWhenUsed="0" w:uiPriority="0" w:semiHidden="0" w:name="Document Map"/>
+    <w:lsdException w:unhideWhenUsed="0" w:uiPriority="0" w:semiHidden="0" w:name="Plain Text"/>
+    <w:lsdException w:unhideWhenUsed="0" w:uiPriority="0" w:semiHidden="0" w:name="E-mail Signature"/>
+    <w:lsdException w:qFormat="1" w:unhideWhenUsed="0" w:uiPriority="0" w:semiHidden="0" w:name="Normal (Web)"/>
+    <w:lsdException w:unhideWhenUsed="0" w:uiPriority="0" w:semiHidden="0" w:name="HTML Acronym"/>
+    <w:lsdException w:unhideWhenUsed="0" w:uiPriority="0" w:semiHidden="0" w:name="HTML Address"/>
+    <w:lsdException w:unhideWhenUsed="0" w:uiPriority="0" w:semiHidden="0" w:name="HTML Cite"/>
+    <w:lsdException w:unhideWhenUsed="0" w:uiPriority="0" w:semiHidden="0" w:name="HTML Code"/>
+    <w:lsdException w:unhideWhenUsed="0" w:uiPriority="0" w:semiHidden="0" w:name="HTML Definition"/>
+    <w:lsdException w:unhideWhenUsed="0" w:uiPriority="0" w:semiHidden="0" w:name="HTML Keyboard"/>
+    <w:lsdException w:unhideWhenUsed="0" w:uiPriority="0" w:semiHidden="0" w:name="HTML Preformatted"/>
+    <w:lsdException w:unhideWhenUsed="0" w:uiPriority="0" w:semiHidden="0" w:name="HTML Sample"/>
+    <w:lsdException w:unhideWhenUsed="0" w:uiPriority="0" w:semiHidden="0" w:name="HTML Typewriter"/>
+    <w:lsdException w:unhideWhenUsed="0" w:uiPriority="0" w:semiHidden="0" w:name="HTML Variable"/>
+    <w:lsdException w:qFormat="1" w:unhideWhenUsed="0" w:uiPriority="0" w:name="Normal Table"/>
+    <w:lsdException w:unhideWhenUsed="0" w:uiPriority="0" w:semiHidden="0" w:name="annotation subject"/>
+    <w:lsdException w:unhideWhenUsed="0" w:uiPriority="0" w:semiHidden="0" w:name="Table Simple 1"/>
+    <w:lsdException w:unhideWhenUsed="0" w:uiPriority="0" w:semiHidden="0" w:name="Table Simple 2"/>
+    <w:lsdException w:unhideWhenUsed="0" w:uiPriority="0" w:semiHidden="0" w:name="Table Simple 3"/>
+    <w:lsdException w:unhideWhenUsed="0" w:uiPriority="0" w:semiHidden="0" w:name="Table Classic 1"/>
+    <w:lsdException w:unhideWhenUsed="0" w:uiPriority="0" w:semiHidden="0" w:name="Table Classic 2"/>
+    <w:lsdException w:unhideWhenUsed="0" w:uiPriority="0" w:semiHidden="0" w:name="Table Classic 3"/>
+    <w:lsdException w:unhideWhenUsed="0" w:uiPriority="0" w:semiHidden="0" w:name="Table Classic 4"/>
+    <w:lsdException w:unhideWhenUsed="0" w:uiPriority="0" w:semiHidden="0" w:name="Table Colorful 1"/>
+    <w:lsdException w:unhideWhenUsed="0" w:uiPriority="0" w:semiHidden="0" w:name="Table Colorful 2"/>
+    <w:lsdException w:unhideWhenUsed="0" w:uiPriority="0" w:semiHidden="0" w:name="Table Colorful 3"/>
+    <w:lsdException w:unhideWhenUsed="0" w:uiPriority="0" w:semiHidden="0" w:name="Table Columns 1"/>
+    <w:lsdException w:unhideWhenUsed="0" w:uiPriority="0" w:semiHidden="0" w:name="Table Columns 2"/>
+    <w:lsdException w:unhideWhenUsed="0" w:uiPriority="0" w:semiHidden="0" w:name="Table Columns 3"/>
+    <w:lsdException w:unhideWhenUsed="0" w:uiPriority="0" w:semiHidden="0" w:name="Table Columns 4"/>
+    <w:lsdException w:unhideWhenUsed="0" w:uiPriority="0" w:semiHidden="0" w:name="Table Columns 5"/>
+    <w:lsdException w:unhideWhenUsed="0" w:uiPriority="0" w:semiHidden="0" w:name="Table Grid 1"/>
+    <w:lsdException w:unhideWhenUsed="0" w:uiPriority="0" w:semiHidden="0" w:name="Table Grid 2"/>
+    <w:lsdException w:unhideWhenUsed="0" w:uiPriority="0" w:semiHidden="0" w:name="Table Grid 3"/>
+    <w:lsdException w:unhideWhenUsed="0" w:uiPriority="0" w:semiHidden="0" w:name="Table Grid 4"/>
+    <w:lsdException w:unhideWhenUsed="0" w:uiPriority="0" w:semiHidden="0" w:name="Table Grid 5"/>
+    <w:lsdException w:unhideWhenUsed="0" w:uiPriority="0" w:semiHidden="0" w:name="Table Grid 6"/>
+    <w:lsdException w:unhideWhenUsed="0" w:uiPriority="0" w:semiHidden="0" w:name="Table Grid 7"/>
+    <w:lsdException w:unhideWhenUsed="0" w:uiPriority="0" w:semiHidden="0" w:name="Table Grid 8"/>
+    <w:lsdException w:unhideWhenUsed="0" w:uiPriority="0" w:semiHidden="0" w:name="Table List 1"/>
+    <w:lsdException w:unhideWhenUsed="0" w:uiPriority="0" w:semiHidden="0" w:name="Table List 2"/>
+    <w:lsdException w:unhideWhenUsed="0" w:uiPriority="0" w:semiHidden="0" w:name="Table List 3"/>
+    <w:lsdException w:unhideWhenUsed="0" w:uiPriority="0" w:semiHidden="0" w:name="Table List 4"/>
+    <w:lsdException w:unhideWhenUsed="0" w:uiPriority="0" w:semiHidden="0" w:name="Table List 5"/>
+    <w:lsdException w:unhideWhenUsed="0" w:uiPriority="0" w:semiHidden="0" w:name="Table List 6"/>
+    <w:lsdException w:unhideWhenUsed="0" w:uiPriority="0" w:semiHidden="0" w:name="Table List 7"/>
+    <w:lsdException w:unhideWhenUsed="0" w:uiPriority="0" w:semiHidden="0" w:name="Table List 8"/>
+    <w:lsdException w:unhideWhenUsed="0" w:uiPriority="0" w:semiHidden="0" w:name="Table 3D effects 1"/>
+    <w:lsdException w:unhideWhenUsed="0" w:uiPriority="0" w:semiHidden="0" w:name="Table 3D effects 2"/>
+    <w:lsdException w:unhideWhenUsed="0" w:uiPriority="0" w:semiHidden="0" w:name="Table 3D effects 3"/>
+    <w:lsdException w:unhideWhenUsed="0" w:uiPriority="0" w:semiHidden="0" w:name="Table Contemporary"/>
+    <w:lsdException w:unhideWhenUsed="0" w:uiPriority="0" w:semiHidden="0" w:name="Table Elegant"/>
+    <w:lsdException w:unhideWhenUsed="0" w:uiPriority="0" w:semiHidden="0" w:name="Table Professional"/>
+    <w:lsdException w:unhideWhenUsed="0" w:uiPriority="0" w:semiHidden="0" w:name="Table Subtle 1"/>
+    <w:lsdException w:unhideWhenUsed="0" w:uiPriority="0" w:semiHidden="0" w:name="Table Subtle 2"/>
+    <w:lsdException w:unhideWhenUsed="0" w:uiPriority="0" w:semiHidden="0" w:name="Table Web 1"/>
+    <w:lsdException w:unhideWhenUsed="0" w:uiPriority="0" w:semiHidden="0" w:name="Table Web 2"/>
+    <w:lsdException w:unhideWhenUsed="0" w:uiPriority="0" w:semiHidden="0" w:name="Table Web 3"/>
+    <w:lsdException w:unhideWhenUsed="0" w:uiPriority="0" w:semiHidden="0" w:name="Balloon Text"/>
+    <w:lsdException w:qFormat="1" w:unhideWhenUsed="0" w:uiPriority="0" w:semiHidden="0" w:name="Table Grid"/>
+    <w:lsdException w:unhideWhenUsed="0" w:uiPriority="0" w:semiHidden="0" w:name="Table Theme"/>
+    <w:lsdException w:unhideWhenUsed="0" w:uiPriority="60" w:semiHidden="0" w:name="Light Shading"/>
+    <w:lsdException w:unhideWhenUsed="0" w:uiPriority="61" w:semiHidden="0" w:name="Light List"/>
+    <w:lsdException w:unhideWhenUsed="0" w:uiPriority="62" w:semiHidden="0" w:name="Light Grid"/>
+    <w:lsdException w:unhideWhenUsed="0" w:uiPriority="63" w:semiHidden="0" w:name="Medium Shading 1"/>
+    <w:lsdException w:unhideWhenUsed="0" w:uiPriority="64" w:semiHidden="0" w:name="Medium Shading 2"/>
+    <w:lsdException w:unhideWhenUsed="0" w:uiPriority="65" w:semiHidden="0" w:name="Medium List 1"/>
+    <w:lsdException w:unhideWhenUsed="0" w:uiPriority="66" w:semiHidden="0" w:name="Medium List 2"/>
+    <w:lsdException w:unhideWhenUsed="0" w:uiPriority="67" w:semiHidden="0" w:name="Medium Grid 1"/>
+    <w:lsdException w:unhideWhenUsed="0" w:uiPriority="68" w:semiHidden="0" w:name="Medium Grid 2"/>
+    <w:lsdException w:unhideWhenUsed="0" w:uiPriority="69" w:semiHidden="0" w:name="Medium Grid 3"/>
+    <w:lsdException w:unhideWhenUsed="0" w:uiPriority="70" w:semiHidden="0" w:name="Dark List"/>
+    <w:lsdException w:unhideWhenUsed="0" w:uiPriority="71" w:semiHidden="0" w:name="Colorful Shading"/>
+    <w:lsdException w:unhideWhenUsed="0" w:uiPriority="72" w:semiHidden="0" w:name="Colorful List"/>
+    <w:lsdException w:unhideWhenUsed="0" w:uiPriority="73" w:semiHidden="0" w:name="Colorful Grid"/>
+    <w:lsdException w:unhideWhenUsed="0" w:uiPriority="60" w:semiHidden="0" w:name="Light Shading Accent 1"/>
+    <w:lsdException w:unhideWhenUsed="0" w:uiPriority="61" w:semiHidden="0" w:name="Light List Accent 1"/>
+    <w:lsdException w:unhideWhenUsed="0" w:uiPriority="62" w:semiHidden="0" w:name="Light Grid Accent 1"/>
+    <w:lsdException w:unhideWhenUsed="0" w:uiPriority="63" w:semiHidden="0" w:name="Medium Shading 1 Accent 1"/>
+    <w:lsdException w:unhideWhenUsed="0" w:uiPriority="64" w:semiHidden="0" w:name="Medium Shading 2 Accent 1"/>
+    <w:lsdException w:unhideWhenUsed="0" w:uiPriority="65" w:semiHidden="0" w:name="Medium List 1 Accent 1"/>
+    <w:lsdException w:unhideWhenUsed="0" w:uiPriority="66" w:semiHidden="0" w:name="Medium List 2 Accent 1"/>
+    <w:lsdException w:unhideWhenUsed="0" w:uiPriority="67" w:semiHidden="0" w:name="Medium Grid 1 Accent 1"/>
+    <w:lsdException w:unhideWhenUsed="0" w:uiPriority="68" w:semiHidden="0" w:name="Medium Grid 2 Accent 1"/>
+    <w:lsdException w:unhideWhenUsed="0" w:uiPriority="69" w:semiHidden="0" w:name="Medium Grid 3 Accent 1"/>
+    <w:lsdException w:unhideWhenUsed="0" w:uiPriority="70" w:semiHidden="0" w:name="Dark List Accent 1"/>
+    <w:lsdException w:unhideWhenUsed="0" w:uiPriority="71" w:semiHidden="0" w:name="Colorful Shading Accent 1"/>
+    <w:lsdException w:unhideWhenUsed="0" w:uiPriority="72" w:semiHidden="0" w:name="Colorful List Accent 1"/>
+    <w:lsdException w:unhideWhenUsed="0" w:uiPriority="73" w:semiHidden="0" w:name="Colorful Grid Accent 1"/>
+    <w:lsdException w:unhideWhenUsed="0" w:uiPriority="60" w:semiHidden="0" w:name="Light Shading Accent 2"/>
+    <w:lsdException w:unhideWhenUsed="0" w:uiPriority="61" w:semiHidden="0" w:name="Light List Accent 2"/>
+    <w:lsdException w:unhideWhenUsed="0" w:uiPriority="62" w:semiHidden="0" w:name="Light Grid Accent 2"/>
+    <w:lsdException w:unhideWhenUsed="0" w:uiPriority="63" w:semiHidden="0" w:name="Medium Shading 1 Accent 2"/>
+    <w:lsdException w:unhideWhenUsed="0" w:uiPriority="64" w:semiHidden="0" w:name="Medium Shading 2 Accent 2"/>
+    <w:lsdException w:unhideWhenUsed="0" w:uiPriority="65" w:semiHidden="0" w:name="Medium List 1 Accent 2"/>
+    <w:lsdException w:unhideWhenUsed="0" w:uiPriority="66" w:semiHidden="0" w:name="Medium List 2 Accent 2"/>
+    <w:lsdException w:unhideWhenUsed="0" w:uiPriority="67" w:semiHidden="0" w:name="Medium Grid 1 Accent 2"/>
+    <w:lsdException w:unhideWhenUsed="0" w:uiPriority="68" w:semiHidden="0" w:name="Medium Grid 2 Accent 2"/>
+    <w:lsdException w:unhideWhenUsed="0" w:uiPriority="69" w:semiHidden="0" w:name="Medium Grid 3 Accent 2"/>
+    <w:lsdException w:unhideWhenUsed="0" w:uiPriority="70" w:semiHidden="0" w:name="Dark List Accent 2"/>
+    <w:lsdException w:unhideWhenUsed="0" w:uiPriority="71" w:semiHidden="0" w:name="Colorful Shading Accent 2"/>
+    <w:lsdException w:unhideWhenUsed="0" w:uiPriority="72" w:semiHidden="0" w:name="Colorful List Accent 2"/>
+    <w:lsdException w:unhideWhenUsed="0" w:uiPriority="73" w:semiHidden="0" w:name="Colorful Grid Accent 2"/>
+    <w:lsdException w:unhideWhenUsed="0" w:uiPriority="60" w:semiHidden="0" w:name="Light Shading Accent 3"/>
+    <w:lsdException w:unhideWhenUsed="0" w:uiPriority="61" w:semiHidden="0" w:name="Light List Accent 3"/>
+    <w:lsdException w:unhideWhenUsed="0" w:uiPriority="62" w:semiHidden="0" w:name="Light Grid Accent 3"/>
+    <w:lsdException w:unhideWhenUsed="0" w:uiPriority="63" w:semiHidden="0" w:name="Medium Shading 1 Accent 3"/>
+    <w:lsdException w:unhideWhenUsed="0" w:uiPriority="64" w:semiHidden="0" w:name="Medium Shading 2 Accent 3"/>
+    <w:lsdException w:unhideWhenUsed="0" w:uiPriority="65" w:semiHidden="0" w:name="Medium List 1 Accent 3"/>
+    <w:lsdException w:unhideWhenUsed="0" w:uiPriority="66" w:semiHidden="0" w:name="Medium List 2 Accent 3"/>
+    <w:lsdException w:unhideWhenUsed="0" w:uiPriority="67" w:semiHidden="0" w:name="Medium Grid 1 Accent 3"/>
+    <w:lsdException w:unhideWhenUsed="0" w:uiPriority="68" w:semiHidden="0" w:name="Medium Grid 2 Accent 3"/>
+    <w:lsdException w:unhideWhenUsed="0" w:uiPriority="69" w:semiHidden="0" w:name="Medium Grid 3 Accent 3"/>
+    <w:lsdException w:unhideWhenUsed="0" w:uiPriority="70" w:semiHidden="0" w:name="Dark List Accent 3"/>
+    <w:lsdException w:unhideWhenUsed="0" w:uiPriority="71" w:semiHidden="0" w:name="Colorful Shading Accent 3"/>
+    <w:lsdException w:unhideWhenUsed="0" w:uiPriority="72" w:semiHidden="0" w:name="Colorful List Accent 3"/>
+    <w:lsdException w:unhideWhenUsed="0" w:uiPriority="73" w:semiHidden="0" w:name="Colorful Grid Accent 3"/>
+    <w:lsdException w:unhideWhenUsed="0" w:uiPriority="60" w:semiHidden="0" w:name="Light Shading Accent 4"/>
+    <w:lsdException w:unhideWhenUsed="0" w:uiPriority="61" w:semiHidden="0" w:name="Light List Accent 4"/>
+    <w:lsdException w:unhideWhenUsed="0" w:uiPriority="62" w:semiHidden="0" w:name="Light Grid Accent 4"/>
+    <w:lsdException w:unhideWhenUsed="0" w:uiPriority="63" w:semiHidden="0" w:name="Medium Shading 1 Accent 4"/>
+    <w:lsdException w:unhideWhenUsed="0" w:uiPriority="64" w:semiHidden="0" w:name="Medium Shading 2 Accent 4"/>
+    <w:lsdException w:unhideWhenUsed="0" w:uiPriority="65" w:semiHidden="0" w:name="Medium List 1 Accent 4"/>
+    <w:lsdException w:unhideWhenUsed="0" w:uiPriority="66" w:semiHidden="0" w:name="Medium List 2 Accent 4"/>
+    <w:lsdException w:unhideWhenUsed="0" w:uiPriority="67" w:semiHidden="0" w:name="Medium Grid 1 Accent 4"/>
+    <w:lsdException w:unhideWhenUsed="0" w:uiPriority="68" w:semiHidden="0" w:name="Medium Grid 2 Accent 4"/>
+    <w:lsdException w:unhideWhenUsed="0" w:uiPriority="69" w:semiHidden="0" w:name="Medium Grid 3 Accent 4"/>
+    <w:lsdException w:unhideWhenUsed="0" w:uiPriority="70" w:semiHidden="0" w:name="Dark List Accent 4"/>
+    <w:lsdException w:unhideWhenUsed="0" w:uiPriority="71" w:semiHidden="0" w:name="Colorful Shading Accent 4"/>
+    <w:lsdException w:unhideWhenUsed="0" w:uiPriority="72" w:semiHidden="0" w:name="Colorful List Accent 4"/>
+    <w:lsdException w:unhideWhenUsed="0" w:uiPriority="73" w:semiHidden="0" w:name="Colorful Grid Accent 4"/>
+    <w:lsdException w:unhideWhenUsed="0" w:uiPriority="60" w:semiHidden="0" w:name="Light Shading Accent 5"/>
+    <w:lsdException w:unhideWhenUsed="0" w:uiPriority="61" w:semiHidden="0" w:name="Light List Accent 5"/>
+    <w:lsdException w:unhideWhenUsed="0" w:uiPriority="62" w:semiHidden="0" w:name="Light Grid Accent 5"/>
+    <w:lsdException w:unhideWhenUsed="0" w:uiPriority="63" w:semiHidden="0" w:name="Medium Shading 1 Accent 5"/>
+    <w:lsdException w:unhideWhenUsed="0" w:uiPriority="64" w:semiHidden="0" w:name="Medium Shading 2 Accent 5"/>
+    <w:lsdException w:unhideWhenUsed="0" w:uiPriority="65" w:semiHidden="0" w:name="Medium List 1 Accent 5"/>
+    <w:lsdException w:unhideWhenUsed="0" w:uiPriority="66" w:semiHidden="0" w:name="Medium List 2 Accent 5"/>
+    <w:lsdException w:unhideWhenUsed="0" w:uiPriority="67" w:semiHidden="0" w:name="Medium Grid 1 Accent 5"/>
+    <w:lsdException w:unhideWhenUsed="0" w:uiPriority="68" w:semiHidden="0" w:name="Medium Grid 2 Accent 5"/>
+    <w:lsdException w:unhideWhenUsed="0" w:uiPriority="69" w:semiHidden="0" w:name="Medium Grid 3 Accent 5"/>
+    <w:lsdException w:unhideWhenUsed="0" w:uiPriority="70" w:semiHidden="0" w:name="Dark List Accent 5"/>
+    <w:lsdException w:unhideWhenUsed="0" w:uiPriority="71" w:semiHidden="0" w:name="Colorful Shading Accent 5"/>
+    <w:lsdException w:unhideWhenUsed="0" w:uiPriority="72" w:semiHidden="0" w:name="Colorful List Accent 5"/>
+    <w:lsdException w:unhideWhenUsed="0" w:uiPriority="73" w:semiHidden="0" w:name="Colorful Grid Accent 5"/>
+    <w:lsdException w:unhideWhenUsed="0" w:uiPriority="60" w:semiHidden="0" w:name="Light Shading Accent 6"/>
+    <w:lsdException w:unhideWhenUsed="0" w:uiPriority="61" w:semiHidden="0" w:name="Light List Accent 6"/>
+    <w:lsdException w:unhideWhenUsed="0" w:uiPriority="62" w:semiHidden="0" w:name="Light Grid Accent 6"/>
+    <w:lsdException w:unhideWhenUsed="0" w:uiPriority="63" w:semiHidden="0" w:name="Medium Shading 1 Accent 6"/>
+    <w:lsdException w:unhideWhenUsed="0" w:uiPriority="64" w:semiHidden="0" w:name="Medium Shading 2 Accent 6"/>
+    <w:lsdException w:unhideWhenUsed="0" w:uiPriority="65" w:semiHidden="0" w:name="Medium List 1 Accent 6"/>
+    <w:lsdException w:unhideWhenUsed="0" w:uiPriority="66" w:semiHidden="0" w:name="Medium List 2 Accent 6"/>
+    <w:lsdException w:unhideWhenUsed="0" w:uiPriority="67" w:semiHidden="0" w:name="Medium Grid 1 Accent 6"/>
+    <w:lsdException w:unhideWhenUsed="0" w:uiPriority="68" w:semiHidden="0" w:name="Medium Grid 2 Accent 6"/>
+    <w:lsdException w:unhideWhenUsed="0" w:uiPriority="69" w:semiHidden="0" w:name="Medium Grid 3 Accent 6"/>
+    <w:lsdException w:unhideWhenUsed="0" w:uiPriority="70" w:semiHidden="0" w:name="Dark List Accent 6"/>
+    <w:lsdException w:unhideWhenUsed="0" w:uiPriority="71" w:semiHidden="0" w:name="Colorful Shading Accent 6"/>
+    <w:lsdException w:unhideWhenUsed="0" w:uiPriority="72" w:semiHidden="0" w:name="Colorful List Accent 6"/>
+    <w:lsdException w:unhideWhenUsed="0" w:uiPriority="73" w:semiHidden="0" w:name="Colorful Grid Accent 6"/>
   </w:latentStyles>
-  <w:style w:type="paragraph" w:default="1" w:styleId="Normal">
+  <w:style w:type="paragraph" w:default="1" w:styleId="1">
     <w:name w:val="Normal"/>
     <w:qFormat/>
+    <w:uiPriority w:val="0"/>
     <w:pPr>
       <w:kinsoku w:val="0"/>
       <w:autoSpaceDE w:val="0"/>
@@ -6111,7 +8584,7 @@
       <w:textAlignment w:val="baseline"/>
     </w:pPr>
     <w:rPr>
-      <w:rFonts w:ascii="Arial" w:eastAsia="宋体" w:hAnsi="Arial" w:cs="Arial"/>
+      <w:rFonts w:ascii="Arial" w:hAnsi="Arial" w:eastAsia="宋体" w:cs="Arial"/>
       <w:snapToGrid w:val="0"/>
       <w:color w:val="000000"/>
       <w:kern w:val="0"/>
@@ -6120,11 +8593,12 @@
       <w:lang w:val="en-US" w:eastAsia="en-US" w:bidi="ar-SA"/>
     </w:rPr>
   </w:style>
-  <w:style w:type="paragraph" w:styleId="Heading1">
+  <w:style w:type="paragraph" w:styleId="2">
     <w:name w:val="heading 1"/>
-    <w:basedOn w:val="Normal"/>
-    <w:next w:val="Normal"/>
+    <w:basedOn w:val="1"/>
+    <w:next w:val="1"/>
     <w:qFormat/>
+    <w:uiPriority w:val="0"/>
     <w:pPr>
       <w:keepNext/>
       <w:keepLines/>
@@ -6142,12 +8616,13 @@
       <w:sz w:val="44"/>
     </w:rPr>
   </w:style>
-  <w:style w:type="paragraph" w:styleId="Heading2">
+  <w:style w:type="paragraph" w:styleId="3">
     <w:name w:val="heading 2"/>
-    <w:basedOn w:val="Normal"/>
-    <w:next w:val="Normal"/>
+    <w:basedOn w:val="1"/>
+    <w:next w:val="1"/>
     <w:unhideWhenUsed/>
     <w:qFormat/>
+    <w:uiPriority w:val="0"/>
     <w:pPr>
       <w:keepNext/>
       <w:keepLines/>
@@ -6160,18 +8635,19 @@
       <w:outlineLvl w:val="1"/>
     </w:pPr>
     <w:rPr>
-      <w:rFonts w:ascii="Arial" w:eastAsia="黑体" w:hAnsi="Arial"/>
+      <w:rFonts w:ascii="Arial" w:hAnsi="Arial" w:eastAsia="黑体"/>
       <w:b/>
       <w:sz w:val="32"/>
     </w:rPr>
   </w:style>
-  <w:style w:type="paragraph" w:styleId="Heading3">
+  <w:style w:type="paragraph" w:styleId="4">
     <w:name w:val="heading 3"/>
-    <w:basedOn w:val="Normal"/>
-    <w:next w:val="Normal"/>
+    <w:basedOn w:val="1"/>
+    <w:next w:val="1"/>
     <w:semiHidden/>
     <w:unhideWhenUsed/>
     <w:qFormat/>
+    <w:uiPriority w:val="0"/>
     <w:pPr>
       <w:keepNext/>
       <w:keepLines/>
@@ -6188,12 +8664,13 @@
       <w:sz w:val="32"/>
     </w:rPr>
   </w:style>
-  <w:style w:type="paragraph" w:styleId="Heading4">
+  <w:style w:type="paragraph" w:styleId="5">
     <w:name w:val="heading 4"/>
-    <w:basedOn w:val="Normal"/>
-    <w:next w:val="Normal"/>
+    <w:basedOn w:val="1"/>
+    <w:next w:val="1"/>
     <w:unhideWhenUsed/>
     <w:qFormat/>
+    <w:uiPriority w:val="0"/>
     <w:pPr>
       <w:keepNext/>
       <w:keepLines/>
@@ -6206,18 +8683,19 @@
       <w:outlineLvl w:val="3"/>
     </w:pPr>
     <w:rPr>
-      <w:rFonts w:ascii="Arial" w:eastAsia="黑体" w:hAnsi="Arial"/>
+      <w:rFonts w:ascii="Arial" w:hAnsi="Arial" w:eastAsia="黑体"/>
       <w:b/>
       <w:sz w:val="28"/>
     </w:rPr>
   </w:style>
-  <w:style w:type="paragraph" w:styleId="Heading5">
+  <w:style w:type="paragraph" w:styleId="6">
     <w:name w:val="heading 5"/>
-    <w:basedOn w:val="Normal"/>
-    <w:next w:val="Normal"/>
+    <w:basedOn w:val="1"/>
+    <w:next w:val="1"/>
     <w:semiHidden/>
     <w:unhideWhenUsed/>
     <w:qFormat/>
+    <w:uiPriority w:val="0"/>
     <w:pPr>
       <w:keepNext/>
       <w:keepLines/>
@@ -6234,13 +8712,14 @@
       <w:sz w:val="28"/>
     </w:rPr>
   </w:style>
-  <w:style w:type="paragraph" w:styleId="Heading6">
+  <w:style w:type="paragraph" w:styleId="7">
     <w:name w:val="heading 6"/>
-    <w:basedOn w:val="Normal"/>
-    <w:next w:val="Normal"/>
+    <w:basedOn w:val="1"/>
+    <w:next w:val="1"/>
     <w:semiHidden/>
     <w:unhideWhenUsed/>
     <w:qFormat/>
+    <w:uiPriority w:val="0"/>
     <w:pPr>
       <w:keepNext/>
       <w:keepLines/>
@@ -6253,18 +8732,19 @@
       <w:outlineLvl w:val="5"/>
     </w:pPr>
     <w:rPr>
-      <w:rFonts w:ascii="Arial" w:eastAsia="黑体" w:hAnsi="Arial"/>
+      <w:rFonts w:ascii="Arial" w:hAnsi="Arial" w:eastAsia="黑体"/>
       <w:b/>
       <w:sz w:val="24"/>
     </w:rPr>
   </w:style>
-  <w:style w:type="paragraph" w:styleId="Heading7">
+  <w:style w:type="paragraph" w:styleId="8">
     <w:name w:val="heading 7"/>
-    <w:basedOn w:val="Normal"/>
-    <w:next w:val="Normal"/>
+    <w:basedOn w:val="1"/>
+    <w:next w:val="1"/>
     <w:semiHidden/>
     <w:unhideWhenUsed/>
     <w:qFormat/>
+    <w:uiPriority w:val="0"/>
     <w:pPr>
       <w:keepNext/>
       <w:keepLines/>
@@ -6281,13 +8761,14 @@
       <w:sz w:val="24"/>
     </w:rPr>
   </w:style>
-  <w:style w:type="paragraph" w:styleId="Heading8">
+  <w:style w:type="paragraph" w:styleId="9">
     <w:name w:val="heading 8"/>
-    <w:basedOn w:val="Normal"/>
-    <w:next w:val="Normal"/>
+    <w:basedOn w:val="1"/>
+    <w:next w:val="1"/>
     <w:semiHidden/>
     <w:unhideWhenUsed/>
     <w:qFormat/>
+    <w:uiPriority w:val="0"/>
     <w:pPr>
       <w:keepNext/>
       <w:keepLines/>
@@ -6300,17 +8781,18 @@
       <w:outlineLvl w:val="7"/>
     </w:pPr>
     <w:rPr>
-      <w:rFonts w:ascii="Arial" w:eastAsia="黑体" w:hAnsi="Arial"/>
+      <w:rFonts w:ascii="Arial" w:hAnsi="Arial" w:eastAsia="黑体"/>
       <w:sz w:val="24"/>
     </w:rPr>
   </w:style>
-  <w:style w:type="paragraph" w:styleId="Heading9">
+  <w:style w:type="paragraph" w:styleId="10">
     <w:name w:val="heading 9"/>
-    <w:basedOn w:val="Normal"/>
-    <w:next w:val="Normal"/>
+    <w:basedOn w:val="1"/>
+    <w:next w:val="1"/>
     <w:semiHidden/>
     <w:unhideWhenUsed/>
     <w:qFormat/>
+    <w:uiPriority w:val="0"/>
     <w:pPr>
       <w:keepNext/>
       <w:keepLines/>
@@ -6323,19 +8805,21 @@
       <w:outlineLvl w:val="8"/>
     </w:pPr>
     <w:rPr>
-      <w:rFonts w:ascii="Arial" w:eastAsia="黑体" w:hAnsi="Arial"/>
+      <w:rFonts w:ascii="Arial" w:hAnsi="Arial" w:eastAsia="黑体"/>
       <w:sz w:val="21"/>
     </w:rPr>
   </w:style>
-  <w:style w:type="character" w:default="1" w:styleId="DefaultParagraphFont">
+  <w:style w:type="character" w:default="1" w:styleId="22">
     <w:name w:val="Default Paragraph Font"/>
     <w:semiHidden/>
     <w:qFormat/>
+    <w:uiPriority w:val="0"/>
   </w:style>
-  <w:style w:type="table" w:default="1" w:styleId="TableNormal">
+  <w:style w:type="table" w:default="1" w:styleId="20">
     <w:name w:val="Normal Table"/>
     <w:semiHidden/>
     <w:qFormat/>
+    <w:uiPriority w:val="0"/>
     <w:tblPr>
       <w:tblCellMar>
         <w:top w:w="0" w:type="dxa"/>
@@ -6345,39 +8829,43 @@
       </w:tblCellMar>
     </w:tblPr>
   </w:style>
-  <w:style w:type="paragraph" w:styleId="CommentText">
+  <w:style w:type="paragraph" w:styleId="11">
     <w:name w:val="annotation text"/>
-    <w:basedOn w:val="Normal"/>
+    <w:basedOn w:val="1"/>
     <w:qFormat/>
+    <w:uiPriority w:val="0"/>
     <w:pPr>
       <w:jc w:val="left"/>
     </w:pPr>
   </w:style>
-  <w:style w:type="paragraph" w:styleId="BodyText">
+  <w:style w:type="paragraph" w:styleId="12">
     <w:name w:val="Body Text"/>
-    <w:basedOn w:val="Normal"/>
+    <w:basedOn w:val="1"/>
     <w:semiHidden/>
     <w:qFormat/>
+    <w:uiPriority w:val="0"/>
     <w:rPr>
-      <w:rFonts w:ascii="Arial" w:eastAsia="Arial" w:hAnsi="Arial" w:cs="Arial"/>
+      <w:rFonts w:ascii="Arial" w:hAnsi="Arial" w:eastAsia="Arial" w:cs="Arial"/>
       <w:sz w:val="21"/>
       <w:szCs w:val="21"/>
       <w:lang w:val="en-US" w:eastAsia="en-US" w:bidi="ar-SA"/>
     </w:rPr>
   </w:style>
-  <w:style w:type="paragraph" w:styleId="TOC3">
+  <w:style w:type="paragraph" w:styleId="13">
     <w:name w:val="toc 3"/>
-    <w:basedOn w:val="Normal"/>
-    <w:next w:val="Normal"/>
+    <w:basedOn w:val="1"/>
+    <w:next w:val="1"/>
     <w:qFormat/>
+    <w:uiPriority w:val="0"/>
     <w:pPr>
       <w:ind w:left="840" w:leftChars="400"/>
     </w:pPr>
   </w:style>
-  <w:style w:type="paragraph" w:styleId="Footer">
+  <w:style w:type="paragraph" w:styleId="14">
     <w:name w:val="footer"/>
-    <w:basedOn w:val="Normal"/>
+    <w:basedOn w:val="1"/>
     <w:qFormat/>
+    <w:uiPriority w:val="0"/>
     <w:pPr>
       <w:tabs>
         <w:tab w:val="center" w:pos="4153"/>
@@ -6390,16 +8878,17 @@
       <w:sz w:val="18"/>
     </w:rPr>
   </w:style>
-  <w:style w:type="paragraph" w:styleId="Header">
+  <w:style w:type="paragraph" w:styleId="15">
     <w:name w:val="header"/>
-    <w:basedOn w:val="Normal"/>
+    <w:basedOn w:val="1"/>
     <w:qFormat/>
+    <w:uiPriority w:val="0"/>
     <w:pPr>
       <w:pBdr>
-        <w:top w:val="nil"/>
-        <w:left w:val="nil"/>
-        <w:bottom w:val="nil"/>
-        <w:right w:val="nil"/>
+        <w:top w:val="none" w:color="auto" w:sz="0" w:space="0"/>
+        <w:left w:val="none" w:color="auto" w:sz="0" w:space="0"/>
+        <w:bottom w:val="none" w:color="auto" w:sz="0" w:space="0"/>
+        <w:right w:val="none" w:color="auto" w:sz="0" w:space="0"/>
       </w:pBdr>
       <w:tabs>
         <w:tab w:val="center" w:pos="4153"/>
@@ -6414,37 +8903,41 @@
       <w:sz w:val="18"/>
     </w:rPr>
   </w:style>
-  <w:style w:type="paragraph" w:styleId="TOC1">
+  <w:style w:type="paragraph" w:styleId="16">
     <w:name w:val="toc 1"/>
-    <w:basedOn w:val="Normal"/>
-    <w:next w:val="Normal"/>
+    <w:basedOn w:val="1"/>
+    <w:next w:val="1"/>
     <w:qFormat/>
+    <w:uiPriority w:val="0"/>
     <w:rPr>
-      <w:rFonts w:ascii="Arial" w:eastAsia="Microsoft JhengHei" w:hAnsi="Arial"/>
+      <w:rFonts w:ascii="Arial" w:hAnsi="Arial" w:eastAsia="Microsoft JhengHei"/>
       <w:sz w:val="24"/>
     </w:rPr>
   </w:style>
-  <w:style w:type="paragraph" w:styleId="TOC2">
+  <w:style w:type="paragraph" w:styleId="17">
     <w:name w:val="toc 2"/>
-    <w:basedOn w:val="Normal"/>
-    <w:next w:val="Normal"/>
+    <w:basedOn w:val="1"/>
+    <w:next w:val="1"/>
     <w:qFormat/>
+    <w:uiPriority w:val="0"/>
     <w:pPr>
       <w:ind w:left="420" w:leftChars="200"/>
     </w:pPr>
   </w:style>
-  <w:style w:type="paragraph" w:styleId="NormalWeb">
+  <w:style w:type="paragraph" w:styleId="18">
     <w:name w:val="Normal (Web)"/>
-    <w:basedOn w:val="Normal"/>
+    <w:basedOn w:val="1"/>
     <w:qFormat/>
+    <w:uiPriority w:val="0"/>
     <w:rPr>
       <w:sz w:val="24"/>
     </w:rPr>
   </w:style>
-  <w:style w:type="paragraph" w:styleId="Title">
+  <w:style w:type="paragraph" w:styleId="19">
     <w:name w:val="Title"/>
-    <w:basedOn w:val="Normal"/>
+    <w:basedOn w:val="1"/>
     <w:qFormat/>
+    <w:uiPriority w:val="0"/>
     <w:pPr>
       <w:spacing w:before="240" w:beforeLines="0" w:beforeAutospacing="0" w:after="60" w:afterLines="0" w:afterAutospacing="0"/>
       <w:jc w:val="center"/>
@@ -6456,38 +8949,41 @@
       <w:sz w:val="32"/>
     </w:rPr>
   </w:style>
-  <w:style w:type="table" w:styleId="TableGrid">
+  <w:style w:type="table" w:styleId="21">
     <w:name w:val="Table Grid"/>
-    <w:basedOn w:val="TableNormal"/>
+    <w:basedOn w:val="20"/>
     <w:qFormat/>
+    <w:uiPriority w:val="0"/>
     <w:pPr>
       <w:widowControl w:val="0"/>
       <w:jc w:val="both"/>
     </w:pPr>
     <w:tblPr>
       <w:tblBorders>
-        <w:top w:val="single" w:sz="4" w:space="0" w:color="auto"/>
-        <w:left w:val="single" w:sz="4" w:space="0" w:color="auto"/>
-        <w:bottom w:val="single" w:sz="4" w:space="0" w:color="auto"/>
-        <w:right w:val="single" w:sz="4" w:space="0" w:color="auto"/>
-        <w:insideH w:val="single" w:sz="4" w:space="0" w:color="auto"/>
-        <w:insideV w:val="single" w:sz="4" w:space="0" w:color="auto"/>
+        <w:top w:val="single" w:color="auto" w:sz="4" w:space="0"/>
+        <w:left w:val="single" w:color="auto" w:sz="4" w:space="0"/>
+        <w:bottom w:val="single" w:color="auto" w:sz="4" w:space="0"/>
+        <w:right w:val="single" w:color="auto" w:sz="4" w:space="0"/>
+        <w:insideH w:val="single" w:color="auto" w:sz="4" w:space="0"/>
+        <w:insideV w:val="single" w:color="auto" w:sz="4" w:space="0"/>
       </w:tblBorders>
     </w:tblPr>
   </w:style>
-  <w:style w:type="character" w:styleId="Strong">
+  <w:style w:type="character" w:styleId="23">
     <w:name w:val="Strong"/>
-    <w:basedOn w:val="DefaultParagraphFont"/>
+    <w:basedOn w:val="22"/>
     <w:qFormat/>
+    <w:uiPriority w:val="0"/>
     <w:rPr>
       <w:b/>
     </w:rPr>
   </w:style>
-  <w:style w:type="table" w:customStyle="1" w:styleId="TableNormal0">
+  <w:style w:type="table" w:customStyle="1" w:styleId="24">
     <w:name w:val="Table Normal_0"/>
     <w:semiHidden/>
     <w:unhideWhenUsed/>
     <w:qFormat/>
+    <w:uiPriority w:val="0"/>
     <w:tblPr>
       <w:tblCellMar>
         <w:top w:w="0" w:type="dxa"/>
@@ -6497,81 +8993,87 @@
       </w:tblCellMar>
     </w:tblPr>
   </w:style>
-  <w:style w:type="paragraph" w:customStyle="1" w:styleId="TableText">
+  <w:style w:type="paragraph" w:customStyle="1" w:styleId="25">
     <w:name w:val="Table Text"/>
-    <w:basedOn w:val="Normal"/>
+    <w:basedOn w:val="1"/>
     <w:semiHidden/>
     <w:qFormat/>
+    <w:uiPriority w:val="0"/>
     <w:rPr>
-      <w:rFonts w:ascii="宋体" w:eastAsia="宋体" w:hAnsi="宋体" w:cs="宋体"/>
+      <w:rFonts w:ascii="宋体" w:hAnsi="宋体" w:eastAsia="宋体" w:cs="宋体"/>
       <w:sz w:val="21"/>
       <w:szCs w:val="21"/>
       <w:lang w:val="en-US" w:eastAsia="en-US" w:bidi="ar-SA"/>
     </w:rPr>
   </w:style>
-  <w:style w:type="paragraph" w:customStyle="1" w:styleId="1">
+  <w:style w:type="paragraph" w:customStyle="1" w:styleId="26">
     <w:name w:val="柴_标题1"/>
-    <w:basedOn w:val="Heading1"/>
-    <w:next w:val="a"/>
-    <w:link w:val="1Char"/>
+    <w:basedOn w:val="2"/>
+    <w:next w:val="27"/>
+    <w:link w:val="38"/>
     <w:qFormat/>
+    <w:uiPriority w:val="0"/>
     <w:pPr>
       <w:spacing w:before="100" w:after="90" w:line="360" w:lineRule="auto"/>
     </w:pPr>
     <w:rPr>
-      <w:rFonts w:ascii="Arial" w:eastAsia="宋体" w:hAnsi="Arial"/>
+      <w:rFonts w:ascii="Arial" w:hAnsi="Arial" w:eastAsia="宋体"/>
       <w:sz w:val="32"/>
     </w:rPr>
   </w:style>
-  <w:style w:type="paragraph" w:customStyle="1" w:styleId="a">
+  <w:style w:type="paragraph" w:customStyle="1" w:styleId="27">
     <w:name w:val="柴_正文"/>
-    <w:basedOn w:val="BodyText"/>
-    <w:link w:val="Char"/>
+    <w:basedOn w:val="12"/>
+    <w:link w:val="41"/>
     <w:qFormat/>
+    <w:uiPriority w:val="0"/>
     <w:pPr>
       <w:spacing w:line="360" w:lineRule="auto"/>
       <w:ind w:firstLine="470" w:firstLineChars="200"/>
     </w:pPr>
     <w:rPr>
-      <w:rFonts w:ascii="Arial" w:eastAsia="宋体" w:hAnsi="Arial"/>
+      <w:rFonts w:ascii="Arial" w:hAnsi="Arial" w:eastAsia="宋体"/>
       <w:sz w:val="24"/>
       <w:lang w:eastAsia="zh-CN"/>
     </w:rPr>
   </w:style>
-  <w:style w:type="paragraph" w:customStyle="1" w:styleId="2">
+  <w:style w:type="paragraph" w:customStyle="1" w:styleId="28">
     <w:name w:val="柴_标题2"/>
-    <w:basedOn w:val="Heading2"/>
-    <w:next w:val="a"/>
+    <w:basedOn w:val="3"/>
+    <w:next w:val="27"/>
     <w:qFormat/>
+    <w:uiPriority w:val="0"/>
     <w:pPr>
       <w:spacing w:line="360" w:lineRule="auto"/>
     </w:pPr>
     <w:rPr>
-      <w:rFonts w:ascii="Arial" w:eastAsia="宋体" w:hAnsi="Arial"/>
+      <w:rFonts w:ascii="Arial" w:hAnsi="Arial" w:eastAsia="宋体"/>
       <w:sz w:val="28"/>
     </w:rPr>
   </w:style>
-  <w:style w:type="paragraph" w:customStyle="1" w:styleId="3">
+  <w:style w:type="paragraph" w:customStyle="1" w:styleId="29">
     <w:name w:val="柴_标题3"/>
-    <w:basedOn w:val="Heading3"/>
-    <w:next w:val="a"/>
+    <w:basedOn w:val="4"/>
+    <w:next w:val="27"/>
     <w:qFormat/>
+    <w:uiPriority w:val="0"/>
     <w:pPr>
       <w:spacing w:line="360" w:lineRule="auto"/>
       <w:ind w:left="0" w:firstLine="472" w:firstLineChars="200"/>
     </w:pPr>
     <w:rPr>
-      <w:rFonts w:ascii="宋体" w:eastAsia="宋体" w:hAnsi="宋体" w:cs="宋体"/>
+      <w:rFonts w:ascii="宋体" w:hAnsi="宋体" w:eastAsia="宋体" w:cs="宋体"/>
       <w:spacing w:val="-2"/>
       <w:sz w:val="24"/>
       <w:szCs w:val="24"/>
     </w:rPr>
   </w:style>
-  <w:style w:type="paragraph" w:customStyle="1" w:styleId="a0">
+  <w:style w:type="paragraph" w:customStyle="1" w:styleId="30">
     <w:name w:val="柴_目录"/>
-    <w:basedOn w:val="Normal"/>
-    <w:next w:val="BodyText"/>
+    <w:basedOn w:val="1"/>
+    <w:next w:val="12"/>
     <w:qFormat/>
+    <w:uiPriority w:val="0"/>
     <w:pPr>
       <w:tabs>
         <w:tab w:val="right" w:leader="dot" w:pos="8442"/>
@@ -6579,89 +9081,96 @@
       <w:ind w:left="0" w:leftChars="0"/>
     </w:pPr>
     <w:rPr>
-      <w:rFonts w:ascii="Arial" w:eastAsia="Microsoft JhengHei" w:hAnsi="Arial"/>
+      <w:rFonts w:ascii="Arial" w:hAnsi="Arial" w:eastAsia="Microsoft JhengHei"/>
       <w:sz w:val="24"/>
     </w:rPr>
   </w:style>
-  <w:style w:type="paragraph" w:customStyle="1" w:styleId="a1">
+  <w:style w:type="paragraph" w:customStyle="1" w:styleId="31">
     <w:name w:val="柴_公司名"/>
-    <w:basedOn w:val="Title"/>
+    <w:basedOn w:val="19"/>
     <w:qFormat/>
+    <w:uiPriority w:val="0"/>
     <w:pPr>
       <w:spacing w:after="600" w:afterLines="600"/>
     </w:pPr>
     <w:rPr>
-      <w:rFonts w:ascii="宋体" w:eastAsia="宋体" w:hAnsi="宋体" w:cs="宋体" w:hint="eastAsia"/>
+      <w:rFonts w:hint="eastAsia" w:ascii="宋体" w:hAnsi="宋体" w:eastAsia="宋体" w:cs="宋体"/>
       <w:bCs/>
       <w:spacing w:val="-6"/>
       <w:sz w:val="52"/>
       <w:szCs w:val="52"/>
     </w:rPr>
   </w:style>
-  <w:style w:type="paragraph" w:customStyle="1" w:styleId="a2">
+  <w:style w:type="paragraph" w:customStyle="1" w:styleId="32">
     <w:name w:val="柴_文档名"/>
-    <w:basedOn w:val="Title"/>
+    <w:basedOn w:val="19"/>
     <w:qFormat/>
+    <w:uiPriority w:val="0"/>
     <w:pPr>
       <w:spacing w:after="900" w:afterLines="900"/>
     </w:pPr>
     <w:rPr>
-      <w:rFonts w:ascii="黑体" w:eastAsia="黑体" w:hAnsi="黑体" w:cs="黑体"/>
+      <w:rFonts w:ascii="黑体" w:hAnsi="黑体" w:eastAsia="黑体" w:cs="黑体"/>
       <w:bCs/>
       <w:spacing w:val="-7"/>
       <w:sz w:val="52"/>
       <w:szCs w:val="52"/>
     </w:rPr>
   </w:style>
-  <w:style w:type="paragraph" w:customStyle="1" w:styleId="WPSOffice1">
+  <w:style w:type="paragraph" w:customStyle="1" w:styleId="33">
     <w:name w:val="WPSOffice手动目录 1"/>
     <w:qFormat/>
+    <w:uiPriority w:val="0"/>
     <w:pPr>
       <w:ind w:leftChars="0"/>
     </w:pPr>
     <w:rPr>
-      <w:rFonts w:ascii="Times New Roman" w:eastAsia="宋体" w:hAnsi="Times New Roman" w:cs="Times New Roman"/>
+      <w:rFonts w:ascii="Times New Roman" w:hAnsi="Times New Roman" w:eastAsia="宋体" w:cs="Times New Roman"/>
       <w:sz w:val="20"/>
       <w:szCs w:val="20"/>
     </w:rPr>
   </w:style>
-  <w:style w:type="paragraph" w:customStyle="1" w:styleId="WPSOffice2">
+  <w:style w:type="paragraph" w:customStyle="1" w:styleId="34">
     <w:name w:val="WPSOffice手动目录 2"/>
     <w:qFormat/>
+    <w:uiPriority w:val="0"/>
     <w:pPr>
       <w:ind w:leftChars="200"/>
     </w:pPr>
     <w:rPr>
-      <w:rFonts w:ascii="Times New Roman" w:eastAsia="宋体" w:hAnsi="Times New Roman" w:cs="Times New Roman"/>
+      <w:rFonts w:ascii="Times New Roman" w:hAnsi="Times New Roman" w:eastAsia="宋体" w:cs="Times New Roman"/>
       <w:sz w:val="20"/>
       <w:szCs w:val="20"/>
     </w:rPr>
   </w:style>
-  <w:style w:type="paragraph" w:customStyle="1" w:styleId="WPSOffice3">
+  <w:style w:type="paragraph" w:customStyle="1" w:styleId="35">
     <w:name w:val="WPSOffice手动目录 3"/>
     <w:qFormat/>
+    <w:uiPriority w:val="0"/>
     <w:pPr>
       <w:ind w:leftChars="400"/>
     </w:pPr>
     <w:rPr>
-      <w:rFonts w:ascii="Times New Roman" w:eastAsia="宋体" w:hAnsi="Times New Roman" w:cs="Times New Roman"/>
+      <w:rFonts w:ascii="Times New Roman" w:hAnsi="Times New Roman" w:eastAsia="宋体" w:cs="Times New Roman"/>
       <w:sz w:val="20"/>
       <w:szCs w:val="20"/>
     </w:rPr>
   </w:style>
-  <w:style w:type="paragraph" w:customStyle="1" w:styleId="Compact">
+  <w:style w:type="paragraph" w:customStyle="1" w:styleId="36">
     <w:name w:val="Compact"/>
-    <w:basedOn w:val="BodyText"/>
+    <w:basedOn w:val="12"/>
     <w:qFormat/>
+    <w:uiPriority w:val="0"/>
     <w:pPr>
       <w:spacing w:before="36" w:after="36"/>
     </w:pPr>
   </w:style>
-  <w:style w:type="table" w:customStyle="1" w:styleId="Table">
+  <w:style w:type="table" w:customStyle="1" w:styleId="37">
     <w:name w:val="Table"/>
     <w:semiHidden/>
     <w:unhideWhenUsed/>
     <w:qFormat/>
+    <w:uiPriority w:val="0"/>
     <w:tblPr>
       <w:tblCellMar>
         <w:top w:w="0" w:type="dxa"/>
@@ -6673,25 +9182,27 @@
     <w:tblStylePr w:type="firstRow">
       <w:tcPr>
         <w:tcBorders>
-          <w:bottom w:val="single" w:sz="0" w:space="0" w:color="auto"/>
+          <w:bottom w:val="single" w:color="auto" w:sz="0" w:space="0"/>
         </w:tcBorders>
         <w:vAlign w:val="bottom"/>
       </w:tcPr>
     </w:tblStylePr>
   </w:style>
-  <w:style w:type="character" w:customStyle="1" w:styleId="1Char">
+  <w:style w:type="character" w:customStyle="1" w:styleId="38">
     <w:name w:val="柴_标题1 Char"/>
-    <w:link w:val="1"/>
+    <w:link w:val="26"/>
     <w:qFormat/>
+    <w:uiPriority w:val="0"/>
     <w:rPr>
-      <w:rFonts w:ascii="Arial" w:eastAsia="宋体" w:hAnsi="Arial"/>
+      <w:rFonts w:ascii="Arial" w:hAnsi="Arial" w:eastAsia="宋体"/>
       <w:sz w:val="32"/>
     </w:rPr>
   </w:style>
-  <w:style w:type="paragraph" w:customStyle="1" w:styleId="a3">
+  <w:style w:type="paragraph" w:customStyle="1" w:styleId="39">
     <w:name w:val="柴_正文_无缩进"/>
-    <w:basedOn w:val="Normal"/>
+    <w:basedOn w:val="1"/>
     <w:qFormat/>
+    <w:uiPriority w:val="0"/>
     <w:pPr>
       <w:ind w:firstLine="0" w:firstLineChars="0"/>
     </w:pPr>
@@ -6701,29 +9212,31 @@
       <w:lang w:eastAsia="zh-CN"/>
     </w:rPr>
   </w:style>
-  <w:style w:type="paragraph" w:customStyle="1" w:styleId="4">
+  <w:style w:type="paragraph" w:customStyle="1" w:styleId="40">
     <w:name w:val="柴_标题4"/>
-    <w:basedOn w:val="Heading4"/>
-    <w:next w:val="Normal"/>
+    <w:basedOn w:val="5"/>
+    <w:next w:val="1"/>
     <w:qFormat/>
+    <w:uiPriority w:val="0"/>
     <w:pPr>
       <w:widowControl w:val="0"/>
       <w:spacing w:before="160" w:line="360" w:lineRule="auto"/>
-      <w:ind w:left="981" w:hanging="862" w:leftChars="300"/>
+      <w:ind w:left="981" w:leftChars="300" w:hanging="862"/>
     </w:pPr>
     <w:rPr>
-      <w:rFonts w:ascii="Calibri" w:eastAsia="宋体" w:hAnsi="Calibri" w:cs="宋体" w:hint="eastAsia"/>
+      <w:rFonts w:hint="eastAsia" w:ascii="Calibri" w:hAnsi="Calibri" w:eastAsia="宋体" w:cs="宋体"/>
       <w:sz w:val="24"/>
       <w:szCs w:val="24"/>
       <w:lang w:eastAsia="zh-CN" w:bidi="zh-CN"/>
     </w:rPr>
   </w:style>
-  <w:style w:type="character" w:customStyle="1" w:styleId="Char">
+  <w:style w:type="character" w:customStyle="1" w:styleId="41">
     <w:name w:val="柴_正文 Char"/>
-    <w:link w:val="a"/>
+    <w:link w:val="27"/>
     <w:qFormat/>
+    <w:uiPriority w:val="0"/>
     <w:rPr>
-      <w:rFonts w:ascii="Arial" w:eastAsia="宋体" w:hAnsi="Arial"/>
+      <w:rFonts w:ascii="Arial" w:hAnsi="Arial" w:eastAsia="宋体"/>
       <w:sz w:val="24"/>
       <w:lang w:eastAsia="zh-CN"/>
     </w:rPr>
